--- a/storage/app/templates/Haras-daily-inspection.docx
+++ b/storage/app/templates/Haras-daily-inspection.docx
@@ -17,18 +17,18 @@
         <w:tblLook w:val="0000" w:firstRow="0" w:lastRow="0" w:firstColumn="0" w:lastColumn="0" w:noHBand="0" w:noVBand="0"/>
       </w:tblPr>
       <w:tblGrid>
-        <w:gridCol w:w="627"/>
-        <w:gridCol w:w="1716"/>
-        <w:gridCol w:w="672"/>
-        <w:gridCol w:w="856"/>
-        <w:gridCol w:w="694"/>
-        <w:gridCol w:w="1963"/>
-        <w:gridCol w:w="1064"/>
-        <w:gridCol w:w="216"/>
-        <w:gridCol w:w="844"/>
-        <w:gridCol w:w="216"/>
-        <w:gridCol w:w="412"/>
-        <w:gridCol w:w="1836"/>
+        <w:gridCol w:w="909"/>
+        <w:gridCol w:w="867"/>
+        <w:gridCol w:w="934"/>
+        <w:gridCol w:w="989"/>
+        <w:gridCol w:w="810"/>
+        <w:gridCol w:w="703"/>
+        <w:gridCol w:w="1131"/>
+        <w:gridCol w:w="149"/>
+        <w:gridCol w:w="1119"/>
+        <w:gridCol w:w="236"/>
+        <w:gridCol w:w="832"/>
+        <w:gridCol w:w="2357"/>
       </w:tblGrid>
       <w:tr>
         <w:trPr>
@@ -36,7 +36,7 @@
         </w:trPr>
         <w:tc>
           <w:tcPr>
-            <w:tcW w:w="3178" w:type="dxa"/>
+            <w:tcW w:w="2612" w:type="dxa"/>
             <w:gridSpan w:val="3"/>
             <w:vMerge w:val="restart"/>
           </w:tcPr>
@@ -113,7 +113,7 @@
         </w:tc>
         <w:tc>
           <w:tcPr>
-            <w:tcW w:w="4118" w:type="dxa"/>
+            <w:tcW w:w="3686" w:type="dxa"/>
             <w:gridSpan w:val="4"/>
             <w:vMerge w:val="restart"/>
           </w:tcPr>
@@ -156,7 +156,7 @@
         </w:tc>
         <w:tc>
           <w:tcPr>
-            <w:tcW w:w="1662" w:type="dxa"/>
+            <w:tcW w:w="1521" w:type="dxa"/>
             <w:gridSpan w:val="3"/>
           </w:tcPr>
           <w:p>
@@ -189,7 +189,7 @@
         </w:tc>
         <w:tc>
           <w:tcPr>
-            <w:tcW w:w="2078" w:type="dxa"/>
+            <w:tcW w:w="3217" w:type="dxa"/>
             <w:gridSpan w:val="2"/>
           </w:tcPr>
           <w:p>
@@ -220,7 +220,7 @@
         </w:trPr>
         <w:tc>
           <w:tcPr>
-            <w:tcW w:w="3178" w:type="dxa"/>
+            <w:tcW w:w="2612" w:type="dxa"/>
             <w:gridSpan w:val="3"/>
             <w:vMerge/>
           </w:tcPr>
@@ -235,7 +235,7 @@
         </w:tc>
         <w:tc>
           <w:tcPr>
-            <w:tcW w:w="4118" w:type="dxa"/>
+            <w:tcW w:w="3686" w:type="dxa"/>
             <w:gridSpan w:val="4"/>
             <w:vMerge/>
           </w:tcPr>
@@ -250,7 +250,7 @@
         </w:tc>
         <w:tc>
           <w:tcPr>
-            <w:tcW w:w="1662" w:type="dxa"/>
+            <w:tcW w:w="1521" w:type="dxa"/>
             <w:gridSpan w:val="3"/>
           </w:tcPr>
           <w:p>
@@ -276,7 +276,7 @@
         </w:tc>
         <w:tc>
           <w:tcPr>
-            <w:tcW w:w="2078" w:type="dxa"/>
+            <w:tcW w:w="3217" w:type="dxa"/>
             <w:gridSpan w:val="2"/>
           </w:tcPr>
           <w:p>
@@ -295,7 +295,7 @@
         </w:trPr>
         <w:tc>
           <w:tcPr>
-            <w:tcW w:w="3178" w:type="dxa"/>
+            <w:tcW w:w="2612" w:type="dxa"/>
             <w:gridSpan w:val="3"/>
             <w:vMerge/>
           </w:tcPr>
@@ -310,7 +310,7 @@
         </w:tc>
         <w:tc>
           <w:tcPr>
-            <w:tcW w:w="4118" w:type="dxa"/>
+            <w:tcW w:w="3686" w:type="dxa"/>
             <w:gridSpan w:val="4"/>
             <w:vMerge/>
           </w:tcPr>
@@ -325,7 +325,7 @@
         </w:tc>
         <w:tc>
           <w:tcPr>
-            <w:tcW w:w="1662" w:type="dxa"/>
+            <w:tcW w:w="1521" w:type="dxa"/>
             <w:gridSpan w:val="3"/>
           </w:tcPr>
           <w:p>
@@ -358,7 +358,7 @@
         </w:tc>
         <w:tc>
           <w:tcPr>
-            <w:tcW w:w="2078" w:type="dxa"/>
+            <w:tcW w:w="3217" w:type="dxa"/>
             <w:gridSpan w:val="2"/>
           </w:tcPr>
           <w:p>
@@ -389,7 +389,7 @@
         </w:trPr>
         <w:tc>
           <w:tcPr>
-            <w:tcW w:w="1080" w:type="dxa"/>
+            <w:tcW w:w="927" w:type="dxa"/>
           </w:tcPr>
           <w:p>
             <w:pPr>
@@ -467,66 +467,48 @@
         </w:tc>
         <w:tc>
           <w:tcPr>
-            <w:tcW w:w="1002" w:type="dxa"/>
-          </w:tcPr>
-          <w:p>
-            <w:pPr>
-              <w:spacing w:after="0" w:line="240" w:lineRule="auto"/>
-              <w:jc w:val="center"/>
-              <w:rPr>
-                <w:b/>
-                <w:bCs/>
-                <w:sz w:val="16"/>
-                <w:szCs w:val="16"/>
-                <w:rtl/>
-              </w:rPr>
-            </w:pPr>
-          </w:p>
-          <w:p>
-            <w:pPr>
-              <w:spacing w:after="0" w:line="240" w:lineRule="auto"/>
-              <w:jc w:val="center"/>
-              <w:rPr>
-                <w:b/>
-                <w:bCs/>
-                <w:sz w:val="16"/>
-                <w:szCs w:val="16"/>
-              </w:rPr>
-            </w:pPr>
-            <w:r>
-              <w:rPr>
-                <w:b/>
-                <w:bCs/>
-                <w:sz w:val="16"/>
-                <w:szCs w:val="16"/>
-              </w:rPr>
-              <w:t>${</w:t>
-            </w:r>
-            <w:proofErr w:type="spellStart"/>
-            <w:r>
-              <w:rPr>
-                <w:b/>
-                <w:bCs/>
-                <w:sz w:val="16"/>
-                <w:szCs w:val="16"/>
-              </w:rPr>
-              <w:t>equipment_number</w:t>
-            </w:r>
-            <w:proofErr w:type="spellEnd"/>
-            <w:r>
-              <w:rPr>
-                <w:b/>
-                <w:bCs/>
-                <w:sz w:val="16"/>
-                <w:szCs w:val="16"/>
-              </w:rPr>
-              <w:t>}</w:t>
-            </w:r>
-          </w:p>
-        </w:tc>
-        <w:tc>
-          <w:tcPr>
-            <w:tcW w:w="1096" w:type="dxa"/>
+            <w:tcW w:w="733" w:type="dxa"/>
+          </w:tcPr>
+          <w:p>
+            <w:pPr>
+              <w:spacing w:after="0" w:line="240" w:lineRule="auto"/>
+              <w:jc w:val="center"/>
+              <w:rPr>
+                <w:b/>
+                <w:bCs/>
+                <w:sz w:val="18"/>
+                <w:szCs w:val="18"/>
+                <w:rtl/>
+              </w:rPr>
+            </w:pPr>
+          </w:p>
+          <w:p>
+            <w:pPr>
+              <w:spacing w:after="0" w:line="240" w:lineRule="auto"/>
+              <w:jc w:val="center"/>
+              <w:rPr>
+                <w:b/>
+                <w:bCs/>
+                <w:sz w:val="16"/>
+                <w:szCs w:val="16"/>
+              </w:rPr>
+            </w:pPr>
+            <w:r>
+              <w:rPr>
+                <w:rFonts w:hint="cs"/>
+                <w:b/>
+                <w:bCs/>
+                <w:sz w:val="18"/>
+                <w:szCs w:val="18"/>
+                <w:rtl/>
+              </w:rPr>
+              <w:t>.............</w:t>
+            </w:r>
+          </w:p>
+        </w:tc>
+        <w:tc>
+          <w:tcPr>
+            <w:tcW w:w="952" w:type="dxa"/>
           </w:tcPr>
           <w:p>
             <w:pPr>
@@ -562,7 +544,7 @@
         </w:tc>
         <w:tc>
           <w:tcPr>
-            <w:tcW w:w="1067" w:type="dxa"/>
+            <w:tcW w:w="998" w:type="dxa"/>
           </w:tcPr>
           <w:p>
             <w:pPr>
@@ -603,7 +585,7 @@
         </w:tc>
         <w:tc>
           <w:tcPr>
-            <w:tcW w:w="880" w:type="dxa"/>
+            <w:tcW w:w="818" w:type="dxa"/>
           </w:tcPr>
           <w:p>
             <w:pPr>
@@ -639,66 +621,23 @@
         </w:tc>
         <w:tc>
           <w:tcPr>
-            <w:tcW w:w="1007" w:type="dxa"/>
-          </w:tcPr>
-          <w:p>
-            <w:pPr>
-              <w:spacing w:after="0" w:line="240" w:lineRule="auto"/>
-              <w:jc w:val="center"/>
-              <w:rPr>
-                <w:b/>
-                <w:bCs/>
-                <w:sz w:val="18"/>
-                <w:szCs w:val="18"/>
-                <w:rtl/>
-              </w:rPr>
-            </w:pPr>
-          </w:p>
-          <w:p>
-            <w:pPr>
-              <w:spacing w:after="0" w:line="240" w:lineRule="auto"/>
-              <w:jc w:val="center"/>
-              <w:rPr>
-                <w:b/>
-                <w:bCs/>
-                <w:sz w:val="18"/>
-                <w:szCs w:val="18"/>
-              </w:rPr>
-            </w:pPr>
-            <w:r>
-              <w:rPr>
-                <w:b/>
-                <w:bCs/>
-                <w:sz w:val="20"/>
-                <w:szCs w:val="20"/>
-              </w:rPr>
-              <w:t>${</w:t>
-            </w:r>
-            <w:proofErr w:type="spellStart"/>
-            <w:r>
-              <w:rPr>
-                <w:b/>
-                <w:bCs/>
-                <w:sz w:val="20"/>
-                <w:szCs w:val="20"/>
-              </w:rPr>
-              <w:t>equipment_model</w:t>
-            </w:r>
-            <w:proofErr w:type="spellEnd"/>
-            <w:r>
-              <w:rPr>
-                <w:b/>
-                <w:bCs/>
-                <w:sz w:val="20"/>
-                <w:szCs w:val="20"/>
-              </w:rPr>
-              <w:t>}</w:t>
-            </w:r>
-          </w:p>
-        </w:tc>
-        <w:tc>
-          <w:tcPr>
-            <w:tcW w:w="1341" w:type="dxa"/>
+            <w:tcW w:w="736" w:type="dxa"/>
+          </w:tcPr>
+          <w:p>
+            <w:pPr>
+              <w:spacing w:after="0" w:line="240" w:lineRule="auto"/>
+              <w:rPr>
+                <w:b/>
+                <w:bCs/>
+                <w:sz w:val="18"/>
+                <w:szCs w:val="18"/>
+              </w:rPr>
+            </w:pPr>
+          </w:p>
+        </w:tc>
+        <w:tc>
+          <w:tcPr>
+            <w:tcW w:w="1287" w:type="dxa"/>
             <w:gridSpan w:val="2"/>
           </w:tcPr>
           <w:p>
@@ -735,7 +674,7 @@
         </w:tc>
         <w:tc>
           <w:tcPr>
-            <w:tcW w:w="1220" w:type="dxa"/>
+            <w:tcW w:w="1130" w:type="dxa"/>
           </w:tcPr>
           <w:p>
             <w:pPr>
@@ -776,7 +715,7 @@
         </w:tc>
         <w:tc>
           <w:tcPr>
-            <w:tcW w:w="1345" w:type="dxa"/>
+            <w:tcW w:w="1098" w:type="dxa"/>
             <w:gridSpan w:val="2"/>
           </w:tcPr>
           <w:p>
@@ -846,46 +785,26 @@
         </w:tc>
         <w:tc>
           <w:tcPr>
-            <w:tcW w:w="998" w:type="dxa"/>
-          </w:tcPr>
-          <w:p>
-            <w:pPr>
-              <w:spacing w:after="0" w:line="240" w:lineRule="auto"/>
-              <w:rPr>
-                <w:b/>
-                <w:bCs/>
-                <w:sz w:val="20"/>
-                <w:szCs w:val="20"/>
-              </w:rPr>
-            </w:pPr>
-            <w:r>
-              <w:rPr>
-                <w:b/>
-                <w:bCs/>
-                <w:sz w:val="20"/>
-                <w:szCs w:val="20"/>
-              </w:rPr>
-              <w:t>${</w:t>
-            </w:r>
-            <w:proofErr w:type="spellStart"/>
-            <w:r>
-              <w:rPr>
-                <w:b/>
-                <w:bCs/>
-                <w:sz w:val="20"/>
-                <w:szCs w:val="20"/>
-              </w:rPr>
-              <w:t>equipment_code</w:t>
-            </w:r>
-            <w:proofErr w:type="spellEnd"/>
-            <w:r>
-              <w:rPr>
-                <w:b/>
-                <w:bCs/>
-                <w:sz w:val="20"/>
-                <w:szCs w:val="20"/>
-              </w:rPr>
-              <w:t>}</w:t>
+            <w:tcW w:w="2357" w:type="dxa"/>
+          </w:tcPr>
+          <w:p>
+            <w:pPr>
+              <w:spacing w:after="0" w:line="240" w:lineRule="auto"/>
+              <w:rPr>
+                <w:b/>
+                <w:bCs/>
+                <w:sz w:val="26"/>
+                <w:szCs w:val="26"/>
+              </w:rPr>
+            </w:pPr>
+            <w:r>
+              <w:rPr>
+                <w:b/>
+                <w:bCs/>
+                <w:sz w:val="26"/>
+                <w:szCs w:val="26"/>
+              </w:rPr>
+              <w:t>${equipment_code}</w:t>
             </w:r>
           </w:p>
         </w:tc>
@@ -1164,6 +1083,8 @@
               <w:rPr>
                 <w:b/>
                 <w:bCs/>
+                <w:sz w:val="26"/>
+                <w:szCs w:val="26"/>
               </w:rPr>
             </w:pPr>
             <w:r>
@@ -1171,6 +1092,8 @@
                 <w:rFonts w:hint="cs"/>
                 <w:b/>
                 <w:bCs/>
+                <w:sz w:val="26"/>
+                <w:szCs w:val="26"/>
                 <w:rtl/>
               </w:rPr>
               <w:t>الشيماء</w:t>
@@ -1252,118 +1175,100 @@
               <w:rPr>
                 <w:b/>
                 <w:bCs/>
+                <w:sz w:val="28"/>
+                <w:szCs w:val="28"/>
+              </w:rPr>
+              <w:t>${equipment_number}</w:t>
+            </w:r>
+          </w:p>
+        </w:tc>
+        <w:tc>
+          <w:tcPr>
+            <w:tcW w:w="2325" w:type="dxa"/>
+          </w:tcPr>
+          <w:p>
+            <w:pPr>
+              <w:spacing w:after="0" w:line="240" w:lineRule="auto"/>
+              <w:jc w:val="center"/>
+              <w:rPr>
+                <w:b/>
+                <w:bCs/>
                 <w:sz w:val="20"/>
                 <w:szCs w:val="20"/>
               </w:rPr>
-              <w:t>………………………………………………</w:t>
-            </w:r>
-          </w:p>
-        </w:tc>
-        <w:tc>
-          <w:tcPr>
-            <w:tcW w:w="2325" w:type="dxa"/>
-          </w:tcPr>
-          <w:p>
-            <w:pPr>
-              <w:spacing w:after="0" w:line="240" w:lineRule="auto"/>
-              <w:jc w:val="center"/>
+            </w:pPr>
+            <w:r>
               <w:rPr>
                 <w:b/>
                 <w:bCs/>
                 <w:sz w:val="20"/>
                 <w:szCs w:val="20"/>
-              </w:rPr>
-            </w:pPr>
+                <w:rtl/>
+              </w:rPr>
+              <w:t>اسم المشغل</w:t>
+            </w:r>
             <w:r>
               <w:rPr>
                 <w:b/>
                 <w:bCs/>
                 <w:sz w:val="20"/>
                 <w:szCs w:val="20"/>
-                <w:rtl/>
-              </w:rPr>
-              <w:t>اسم المشغل</w:t>
-            </w:r>
-            <w:r>
+              </w:rPr>
+              <w:t xml:space="preserve"> </w:t>
+            </w:r>
+          </w:p>
+          <w:p>
+            <w:pPr>
+              <w:spacing w:after="0" w:line="240" w:lineRule="auto"/>
+              <w:jc w:val="center"/>
               <w:rPr>
                 <w:b/>
                 <w:bCs/>
                 <w:sz w:val="20"/>
                 <w:szCs w:val="20"/>
               </w:rPr>
-              <w:t xml:space="preserve"> </w:t>
-            </w:r>
-          </w:p>
-          <w:p>
-            <w:pPr>
-              <w:spacing w:after="0" w:line="240" w:lineRule="auto"/>
-              <w:jc w:val="center"/>
+            </w:pPr>
+            <w:r>
               <w:rPr>
                 <w:b/>
                 <w:bCs/>
                 <w:sz w:val="20"/>
                 <w:szCs w:val="20"/>
               </w:rPr>
-            </w:pPr>
-            <w:r>
+              <w:t>Name Operator</w:t>
+            </w:r>
+          </w:p>
+          <w:p>
+            <w:pPr>
+              <w:spacing w:after="0" w:line="240" w:lineRule="auto"/>
+              <w:jc w:val="center"/>
               <w:rPr>
                 <w:b/>
                 <w:bCs/>
                 <w:sz w:val="20"/>
                 <w:szCs w:val="20"/>
               </w:rPr>
-              <w:t>Name Operator</w:t>
-            </w:r>
-          </w:p>
-          <w:p>
-            <w:pPr>
-              <w:spacing w:after="0" w:line="240" w:lineRule="auto"/>
-              <w:jc w:val="center"/>
-              <w:rPr>
-                <w:b/>
-                <w:bCs/>
-                <w:sz w:val="20"/>
-                <w:szCs w:val="20"/>
-              </w:rPr>
-            </w:pPr>
-          </w:p>
-          <w:p>
-            <w:pPr>
-              <w:spacing w:after="0" w:line="240" w:lineRule="auto"/>
-              <w:jc w:val="center"/>
-              <w:rPr>
-                <w:b/>
-                <w:bCs/>
-                <w:sz w:val="20"/>
-                <w:szCs w:val="20"/>
-              </w:rPr>
-            </w:pPr>
-            <w:r>
-              <w:rPr>
-                <w:b/>
-                <w:bCs/>
-                <w:sz w:val="20"/>
-                <w:szCs w:val="20"/>
-              </w:rPr>
-              <w:t>${</w:t>
-            </w:r>
-            <w:r>
-              <w:rPr>
-                <w:b/>
-                <w:bCs/>
-                <w:sz w:val="20"/>
-                <w:szCs w:val="20"/>
-              </w:rPr>
-              <w:t>driver</w:t>
-            </w:r>
-            <w:r>
-              <w:rPr>
-                <w:b/>
-                <w:bCs/>
-                <w:sz w:val="20"/>
-                <w:szCs w:val="20"/>
-              </w:rPr>
-              <w:t>}</w:t>
+            </w:pPr>
+          </w:p>
+          <w:p>
+            <w:pPr>
+              <w:spacing w:after="0" w:line="240" w:lineRule="auto"/>
+              <w:jc w:val="center"/>
+              <w:rPr>
+                <w:b/>
+                <w:bCs/>
+                <w:sz w:val="26"/>
+                <w:szCs w:val="26"/>
+              </w:rPr>
+            </w:pPr>
+            <w:r>
+              <w:rPr>
+                <w:b/>
+                <w:bCs/>
+                <w:sz w:val="26"/>
+                <w:szCs w:val="26"/>
+              </w:rPr>
+              <w:t>${driver}</w:t>
             </w:r>
           </w:p>
         </w:tc>
@@ -1419,9 +1324,18 @@
                 <w:szCs w:val="18"/>
                 <w:rtl/>
               </w:rPr>
-              <w:t xml:space="preserve">) </w:t>
-            </w:r>
-            <w:proofErr w:type="gramStart"/>
+              <w:t>) اذا كانت نتيجة الفحص (نعم)، أو علامة (</w:t>
+            </w:r>
+            <w:r>
+              <w:rPr>
+                <w:b/>
+                <w:bCs/>
+                <w:sz w:val="18"/>
+                <w:szCs w:val="18"/>
+                <w:rtl/>
+              </w:rPr>
+              <w:t>×</w:t>
+            </w:r>
             <w:r>
               <w:rPr>
                 <w:rFonts w:hint="cs"/>
@@ -1431,9 +1345,29 @@
                 <w:szCs w:val="18"/>
                 <w:rtl/>
               </w:rPr>
-              <w:t>اذا</w:t>
-            </w:r>
-            <w:proofErr w:type="gramEnd"/>
+              <w:t>) اذا كانت نتيجة الفحص (لا)</w:t>
+            </w:r>
+          </w:p>
+          <w:p>
+            <w:pPr>
+              <w:spacing w:after="0" w:line="240" w:lineRule="auto"/>
+              <w:jc w:val="center"/>
+              <w:rPr>
+                <w:b/>
+                <w:bCs/>
+                <w:sz w:val="18"/>
+                <w:szCs w:val="18"/>
+              </w:rPr>
+            </w:pPr>
+            <w:r>
+              <w:rPr>
+                <w:b/>
+                <w:bCs/>
+                <w:sz w:val="18"/>
+                <w:szCs w:val="18"/>
+              </w:rPr>
+              <w:t>mark (√) if Check is positive and (×)</w:t>
+            </w:r>
             <w:r>
               <w:rPr>
                 <w:rFonts w:hint="cs"/>
@@ -1443,93 +1377,6 @@
                 <w:szCs w:val="18"/>
                 <w:rtl/>
               </w:rPr>
-              <w:t xml:space="preserve"> كانت نتيجة الفحص (نعم)، أو علامة (</w:t>
-            </w:r>
-            <w:r>
-              <w:rPr>
-                <w:b/>
-                <w:bCs/>
-                <w:sz w:val="18"/>
-                <w:szCs w:val="18"/>
-                <w:rtl/>
-              </w:rPr>
-              <w:t>×</w:t>
-            </w:r>
-            <w:r>
-              <w:rPr>
-                <w:rFonts w:hint="cs"/>
-                <w:b/>
-                <w:bCs/>
-                <w:sz w:val="18"/>
-                <w:szCs w:val="18"/>
-                <w:rtl/>
-              </w:rPr>
-              <w:t xml:space="preserve">) </w:t>
-            </w:r>
-            <w:proofErr w:type="gramStart"/>
-            <w:r>
-              <w:rPr>
-                <w:rFonts w:hint="cs"/>
-                <w:b/>
-                <w:bCs/>
-                <w:sz w:val="18"/>
-                <w:szCs w:val="18"/>
-                <w:rtl/>
-              </w:rPr>
-              <w:t>اذا</w:t>
-            </w:r>
-            <w:proofErr w:type="gramEnd"/>
-            <w:r>
-              <w:rPr>
-                <w:rFonts w:hint="cs"/>
-                <w:b/>
-                <w:bCs/>
-                <w:sz w:val="18"/>
-                <w:szCs w:val="18"/>
-                <w:rtl/>
-              </w:rPr>
-              <w:t xml:space="preserve"> كانت نتيجة الفحص (لا)</w:t>
-            </w:r>
-          </w:p>
-          <w:p>
-            <w:pPr>
-              <w:spacing w:after="0" w:line="240" w:lineRule="auto"/>
-              <w:jc w:val="center"/>
-              <w:rPr>
-                <w:b/>
-                <w:bCs/>
-                <w:sz w:val="18"/>
-                <w:szCs w:val="18"/>
-              </w:rPr>
-            </w:pPr>
-            <w:r>
-              <w:rPr>
-                <w:b/>
-                <w:bCs/>
-                <w:sz w:val="18"/>
-                <w:szCs w:val="18"/>
-              </w:rPr>
-              <w:t>mark (√) if Check is positive and (</w:t>
-            </w:r>
-            <w:proofErr w:type="gramStart"/>
-            <w:r>
-              <w:rPr>
-                <w:b/>
-                <w:bCs/>
-                <w:sz w:val="18"/>
-                <w:szCs w:val="18"/>
-              </w:rPr>
-              <w:t>×)</w:t>
-            </w:r>
-            <w:r>
-              <w:rPr>
-                <w:rFonts w:hint="cs"/>
-                <w:b/>
-                <w:bCs/>
-                <w:sz w:val="18"/>
-                <w:szCs w:val="18"/>
-                <w:rtl/>
-              </w:rPr>
               <w:t xml:space="preserve"> </w:t>
             </w:r>
             <w:r>
@@ -1539,17 +1386,7 @@
                 <w:sz w:val="18"/>
                 <w:szCs w:val="18"/>
               </w:rPr>
-              <w:t xml:space="preserve"> if</w:t>
-            </w:r>
-            <w:proofErr w:type="gramEnd"/>
-            <w:r>
-              <w:rPr>
-                <w:b/>
-                <w:bCs/>
-                <w:sz w:val="18"/>
-                <w:szCs w:val="18"/>
-              </w:rPr>
-              <w:t xml:space="preserve"> Check is negative</w:t>
+              <w:t xml:space="preserve"> if Check is negative</w:t>
             </w:r>
           </w:p>
         </w:tc>
@@ -1981,31 +1818,18 @@
                 <w:sz w:val="14"/>
                 <w:szCs w:val="16"/>
               </w:rPr>
-              <w:t>${</w:t>
-            </w:r>
-            <w:proofErr w:type="spellStart"/>
-            <w:r>
-              <w:rPr>
-                <w:rFonts w:ascii="Times New Roman"/>
-                <w:b/>
-                <w:bCs/>
-                <w:sz w:val="14"/>
-                <w:szCs w:val="16"/>
-              </w:rPr>
-              <w:t>fri_date</w:t>
-            </w:r>
-            <w:proofErr w:type="spellEnd"/>
-            <w:r>
-              <w:rPr>
-                <w:rFonts w:ascii="Times New Roman"/>
-                <w:b/>
-                <w:bCs/>
-                <w:sz w:val="14"/>
-                <w:szCs w:val="16"/>
-              </w:rPr>
-              <w:t>}</w:t>
-            </w:r>
-            <w:r>
+              <w:t>${fri_date}</w:t>
+            </w:r>
+          </w:p>
+        </w:tc>
+        <w:tc>
+          <w:tcPr>
+            <w:tcW w:w="1305" w:type="dxa"/>
+          </w:tcPr>
+          <w:p>
+            <w:pPr>
+              <w:spacing w:line="240" w:lineRule="auto"/>
+              <w:jc w:val="center"/>
               <w:rPr>
                 <w:rFonts w:ascii="Times New Roman"/>
                 <w:b/>
@@ -2013,39 +1837,86 @@
                 <w:sz w:val="12"/>
                 <w:szCs w:val="14"/>
               </w:rPr>
-              <w:t xml:space="preserve"> </w:t>
-            </w:r>
-            <w:r>
-              <w:rPr>
-                <w:rFonts w:ascii="Times New Roman"/>
-                <w:sz w:val="4"/>
-                <w:szCs w:val="6"/>
-              </w:rPr>
-              <w:t>${</w:t>
-            </w:r>
-            <w:proofErr w:type="spellStart"/>
-            <w:r>
-              <w:rPr>
-                <w:rFonts w:ascii="Times New Roman"/>
-                <w:sz w:val="4"/>
-                <w:szCs w:val="6"/>
-              </w:rPr>
-              <w:t>fri_check_column</w:t>
-            </w:r>
-            <w:proofErr w:type="spellEnd"/>
-            <w:r>
-              <w:rPr>
-                <w:rFonts w:ascii="Times New Roman"/>
-                <w:sz w:val="4"/>
-                <w:szCs w:val="6"/>
-              </w:rPr>
-              <w:t>}</w:t>
-            </w:r>
-          </w:p>
-        </w:tc>
-        <w:tc>
-          <w:tcPr>
-            <w:tcW w:w="1305" w:type="dxa"/>
+            </w:pPr>
+            <w:r>
+              <w:rPr>
+                <w:rFonts w:ascii="Times New Roman"/>
+                <w:b/>
+                <w:bCs/>
+                <w:sz w:val="14"/>
+                <w:szCs w:val="16"/>
+              </w:rPr>
+              <w:t>${thu_dat</w:t>
+            </w:r>
+            <w:r>
+              <w:rPr>
+                <w:rFonts w:ascii="Times New Roman"/>
+                <w:b/>
+                <w:bCs/>
+                <w:sz w:val="14"/>
+                <w:szCs w:val="14"/>
+              </w:rPr>
+              <w:t>e}</w:t>
+            </w:r>
+          </w:p>
+        </w:tc>
+        <w:tc>
+          <w:tcPr>
+            <w:tcW w:w="1351" w:type="dxa"/>
+          </w:tcPr>
+          <w:p>
+            <w:pPr>
+              <w:spacing w:after="0" w:line="240" w:lineRule="auto"/>
+              <w:jc w:val="center"/>
+              <w:rPr>
+                <w:b/>
+                <w:bCs/>
+                <w:sz w:val="10"/>
+                <w:szCs w:val="12"/>
+              </w:rPr>
+            </w:pPr>
+            <w:r>
+              <w:rPr>
+                <w:rFonts w:ascii="Times New Roman"/>
+                <w:b/>
+                <w:bCs/>
+                <w:sz w:val="14"/>
+                <w:szCs w:val="16"/>
+              </w:rPr>
+              <w:t>${wed_date}</w:t>
+            </w:r>
+          </w:p>
+        </w:tc>
+        <w:tc>
+          <w:tcPr>
+            <w:tcW w:w="1118" w:type="dxa"/>
+          </w:tcPr>
+          <w:p>
+            <w:pPr>
+              <w:spacing w:after="0" w:line="240" w:lineRule="auto"/>
+              <w:jc w:val="center"/>
+              <w:rPr>
+                <w:b/>
+                <w:bCs/>
+                <w:sz w:val="10"/>
+                <w:szCs w:val="12"/>
+              </w:rPr>
+            </w:pPr>
+            <w:r>
+              <w:rPr>
+                <w:rFonts w:ascii="Times New Roman"/>
+                <w:b/>
+                <w:bCs/>
+                <w:sz w:val="14"/>
+                <w:szCs w:val="16"/>
+              </w:rPr>
+              <w:t>${tue_date}</w:t>
+            </w:r>
+          </w:p>
+        </w:tc>
+        <w:tc>
+          <w:tcPr>
+            <w:tcW w:w="1173" w:type="dxa"/>
           </w:tcPr>
           <w:p>
             <w:pPr>
@@ -2067,41 +1938,18 @@
                 <w:sz w:val="14"/>
                 <w:szCs w:val="16"/>
               </w:rPr>
-              <w:t>${</w:t>
-            </w:r>
-            <w:proofErr w:type="spellStart"/>
-            <w:r>
-              <w:rPr>
-                <w:rFonts w:ascii="Times New Roman"/>
-                <w:b/>
-                <w:bCs/>
-                <w:sz w:val="14"/>
-                <w:szCs w:val="16"/>
-              </w:rPr>
-              <w:t>thu_dat</w:t>
-            </w:r>
-            <w:r>
-              <w:rPr>
-                <w:rFonts w:ascii="Times New Roman"/>
-                <w:b/>
-                <w:bCs/>
-                <w:sz w:val="14"/>
-                <w:szCs w:val="14"/>
-              </w:rPr>
-              <w:t>e</w:t>
-            </w:r>
-            <w:proofErr w:type="spellEnd"/>
-            <w:r>
-              <w:rPr>
-                <w:rFonts w:ascii="Times New Roman"/>
-                <w:b/>
-                <w:bCs/>
-                <w:sz w:val="14"/>
-                <w:szCs w:val="14"/>
-              </w:rPr>
-              <w:t>}</w:t>
-            </w:r>
-            <w:r>
+              <w:t>${mon_date}</w:t>
+            </w:r>
+          </w:p>
+        </w:tc>
+        <w:tc>
+          <w:tcPr>
+            <w:tcW w:w="1318" w:type="dxa"/>
+          </w:tcPr>
+          <w:p>
+            <w:pPr>
+              <w:spacing w:line="240" w:lineRule="auto"/>
+              <w:jc w:val="center"/>
               <w:rPr>
                 <w:rFonts w:ascii="Times New Roman"/>
                 <w:b/>
@@ -2109,49 +1957,6 @@
                 <w:sz w:val="12"/>
                 <w:szCs w:val="14"/>
               </w:rPr>
-              <w:t xml:space="preserve"> </w:t>
-            </w:r>
-            <w:r>
-              <w:rPr>
-                <w:rFonts w:ascii="Times New Roman"/>
-                <w:sz w:val="4"/>
-                <w:szCs w:val="6"/>
-              </w:rPr>
-              <w:t>${</w:t>
-            </w:r>
-            <w:proofErr w:type="spellStart"/>
-            <w:r>
-              <w:rPr>
-                <w:rFonts w:ascii="Times New Roman"/>
-                <w:sz w:val="4"/>
-                <w:szCs w:val="6"/>
-              </w:rPr>
-              <w:t>thu_check_column</w:t>
-            </w:r>
-            <w:proofErr w:type="spellEnd"/>
-            <w:r>
-              <w:rPr>
-                <w:rFonts w:ascii="Times New Roman"/>
-                <w:sz w:val="4"/>
-                <w:szCs w:val="6"/>
-              </w:rPr>
-              <w:t>}</w:t>
-            </w:r>
-          </w:p>
-        </w:tc>
-        <w:tc>
-          <w:tcPr>
-            <w:tcW w:w="1351" w:type="dxa"/>
-          </w:tcPr>
-          <w:p>
-            <w:pPr>
-              <w:spacing w:line="240" w:lineRule="auto"/>
-              <w:jc w:val="center"/>
-              <w:rPr>
-                <w:rFonts w:ascii="Times New Roman"/>
-                <w:sz w:val="10"/>
-                <w:szCs w:val="12"/>
-              </w:rPr>
             </w:pPr>
             <w:r>
               <w:rPr>
@@ -2161,166 +1966,13 @@
                 <w:sz w:val="14"/>
                 <w:szCs w:val="16"/>
               </w:rPr>
-              <w:t>${</w:t>
-            </w:r>
-            <w:proofErr w:type="spellStart"/>
-            <w:r>
-              <w:rPr>
-                <w:rFonts w:ascii="Times New Roman"/>
-                <w:b/>
-                <w:bCs/>
-                <w:sz w:val="14"/>
-                <w:szCs w:val="16"/>
-              </w:rPr>
-              <w:t>wed_date</w:t>
-            </w:r>
-            <w:proofErr w:type="spellEnd"/>
-            <w:r>
-              <w:rPr>
-                <w:rFonts w:ascii="Times New Roman"/>
-                <w:b/>
-                <w:bCs/>
-                <w:sz w:val="14"/>
-                <w:szCs w:val="16"/>
-              </w:rPr>
-              <w:t>}</w:t>
-            </w:r>
-            <w:r>
-              <w:rPr>
-                <w:rFonts w:ascii="Times New Roman"/>
-                <w:sz w:val="14"/>
-                <w:szCs w:val="16"/>
-              </w:rPr>
-              <w:t xml:space="preserve"> </w:t>
-            </w:r>
-            <w:r>
-              <w:rPr>
-                <w:rFonts w:ascii="Times New Roman"/>
-                <w:sz w:val="10"/>
-                <w:szCs w:val="12"/>
-              </w:rPr>
-              <w:t>${</w:t>
-            </w:r>
-            <w:proofErr w:type="spellStart"/>
-            <w:r>
-              <w:rPr>
-                <w:rFonts w:ascii="Times New Roman"/>
-                <w:sz w:val="10"/>
-                <w:szCs w:val="12"/>
-              </w:rPr>
-              <w:t>wed_check_column</w:t>
-            </w:r>
-            <w:proofErr w:type="spellEnd"/>
-            <w:r>
-              <w:rPr>
-                <w:rFonts w:ascii="Times New Roman"/>
-                <w:sz w:val="10"/>
-                <w:szCs w:val="12"/>
-              </w:rPr>
-              <w:t>}</w:t>
-            </w:r>
-          </w:p>
-          <w:p>
-            <w:pPr>
-              <w:spacing w:after="0" w:line="240" w:lineRule="auto"/>
-              <w:jc w:val="center"/>
-              <w:rPr>
-                <w:b/>
-                <w:bCs/>
-                <w:sz w:val="10"/>
-                <w:szCs w:val="12"/>
-              </w:rPr>
-            </w:pPr>
-          </w:p>
-        </w:tc>
-        <w:tc>
-          <w:tcPr>
-            <w:tcW w:w="1118" w:type="dxa"/>
-          </w:tcPr>
-          <w:p>
-            <w:pPr>
-              <w:spacing w:after="0" w:line="240" w:lineRule="auto"/>
-              <w:jc w:val="center"/>
-              <w:rPr>
-                <w:b/>
-                <w:bCs/>
-                <w:sz w:val="10"/>
-                <w:szCs w:val="12"/>
-              </w:rPr>
-            </w:pPr>
-            <w:r>
-              <w:rPr>
-                <w:rFonts w:ascii="Times New Roman"/>
-                <w:b/>
-                <w:bCs/>
-                <w:sz w:val="14"/>
-                <w:szCs w:val="16"/>
-              </w:rPr>
-              <w:t>${</w:t>
-            </w:r>
-            <w:proofErr w:type="spellStart"/>
-            <w:r>
-              <w:rPr>
-                <w:rFonts w:ascii="Times New Roman"/>
-                <w:b/>
-                <w:bCs/>
-                <w:sz w:val="14"/>
-                <w:szCs w:val="16"/>
-              </w:rPr>
-              <w:t>tue_date</w:t>
-            </w:r>
-            <w:proofErr w:type="spellEnd"/>
-            <w:r>
-              <w:rPr>
-                <w:rFonts w:ascii="Times New Roman"/>
-                <w:b/>
-                <w:bCs/>
-                <w:sz w:val="14"/>
-                <w:szCs w:val="16"/>
-              </w:rPr>
-              <w:t>}</w:t>
-            </w:r>
-            <w:r>
-              <w:rPr>
-                <w:rFonts w:ascii="Times New Roman"/>
-                <w:b/>
-                <w:bCs/>
-                <w:sz w:val="14"/>
-                <w:szCs w:val="16"/>
-              </w:rPr>
-              <w:t xml:space="preserve"> </w:t>
-            </w:r>
-            <w:r>
-              <w:rPr>
-                <w:rFonts w:ascii="Times New Roman"/>
-                <w:sz w:val="10"/>
-                <w:szCs w:val="12"/>
-              </w:rPr>
-              <w:t>${</w:t>
-            </w:r>
-            <w:proofErr w:type="spellStart"/>
-            <w:r>
-              <w:rPr>
-                <w:rFonts w:ascii="Times New Roman"/>
-                <w:sz w:val="10"/>
-                <w:szCs w:val="12"/>
-              </w:rPr>
-              <w:t>tue_check_column</w:t>
-            </w:r>
-            <w:proofErr w:type="spellEnd"/>
-            <w:r>
-              <w:rPr>
-                <w:rFonts w:ascii="Times New Roman"/>
-                <w:sz w:val="10"/>
-                <w:szCs w:val="12"/>
-              </w:rPr>
-              <w:t>}</w:t>
-            </w:r>
-          </w:p>
-        </w:tc>
-        <w:tc>
-          <w:tcPr>
-            <w:tcW w:w="1173" w:type="dxa"/>
+              <w:t>${sun_date}</w:t>
+            </w:r>
+          </w:p>
+        </w:tc>
+        <w:tc>
+          <w:tcPr>
+            <w:tcW w:w="1271" w:type="dxa"/>
           </w:tcPr>
           <w:p>
             <w:pPr>
@@ -2342,237 +1994,7 @@
                 <w:sz w:val="14"/>
                 <w:szCs w:val="16"/>
               </w:rPr>
-              <w:t>${</w:t>
-            </w:r>
-            <w:proofErr w:type="spellStart"/>
-            <w:r>
-              <w:rPr>
-                <w:rFonts w:ascii="Times New Roman"/>
-                <w:b/>
-                <w:bCs/>
-                <w:sz w:val="14"/>
-                <w:szCs w:val="16"/>
-              </w:rPr>
-              <w:t>mon_date</w:t>
-            </w:r>
-            <w:proofErr w:type="spellEnd"/>
-            <w:r>
-              <w:rPr>
-                <w:rFonts w:ascii="Times New Roman"/>
-                <w:b/>
-                <w:bCs/>
-                <w:sz w:val="14"/>
-                <w:szCs w:val="16"/>
-              </w:rPr>
-              <w:t>}</w:t>
-            </w:r>
-            <w:r>
-              <w:rPr>
-                <w:rFonts w:ascii="Times New Roman"/>
-                <w:b/>
-                <w:bCs/>
-                <w:sz w:val="14"/>
-                <w:szCs w:val="16"/>
-              </w:rPr>
-              <w:t xml:space="preserve"> </w:t>
-            </w:r>
-            <w:r>
-              <w:rPr>
-                <w:rFonts w:ascii="Times New Roman"/>
-                <w:sz w:val="4"/>
-                <w:szCs w:val="6"/>
-              </w:rPr>
-              <w:t>${</w:t>
-            </w:r>
-            <w:proofErr w:type="spellStart"/>
-            <w:r>
-              <w:rPr>
-                <w:rFonts w:ascii="Times New Roman"/>
-                <w:sz w:val="4"/>
-                <w:szCs w:val="6"/>
-              </w:rPr>
-              <w:t>mon_check_column</w:t>
-            </w:r>
-            <w:proofErr w:type="spellEnd"/>
-            <w:r>
-              <w:rPr>
-                <w:rFonts w:ascii="Times New Roman"/>
-                <w:sz w:val="4"/>
-                <w:szCs w:val="6"/>
-              </w:rPr>
-              <w:t>}</w:t>
-            </w:r>
-          </w:p>
-        </w:tc>
-        <w:tc>
-          <w:tcPr>
-            <w:tcW w:w="1318" w:type="dxa"/>
-          </w:tcPr>
-          <w:p>
-            <w:pPr>
-              <w:spacing w:line="240" w:lineRule="auto"/>
-              <w:jc w:val="center"/>
-              <w:rPr>
-                <w:rFonts w:ascii="Times New Roman"/>
-                <w:b/>
-                <w:bCs/>
-                <w:sz w:val="12"/>
-                <w:szCs w:val="14"/>
-              </w:rPr>
-            </w:pPr>
-            <w:r>
-              <w:rPr>
-                <w:rFonts w:ascii="Times New Roman"/>
-                <w:b/>
-                <w:bCs/>
-                <w:sz w:val="14"/>
-                <w:szCs w:val="16"/>
-              </w:rPr>
-              <w:t>${</w:t>
-            </w:r>
-            <w:proofErr w:type="spellStart"/>
-            <w:r>
-              <w:rPr>
-                <w:rFonts w:ascii="Times New Roman"/>
-                <w:b/>
-                <w:bCs/>
-                <w:sz w:val="14"/>
-                <w:szCs w:val="16"/>
-              </w:rPr>
-              <w:t>sun_date</w:t>
-            </w:r>
-            <w:proofErr w:type="spellEnd"/>
-            <w:r>
-              <w:rPr>
-                <w:rFonts w:ascii="Times New Roman"/>
-                <w:b/>
-                <w:bCs/>
-                <w:sz w:val="14"/>
-                <w:szCs w:val="16"/>
-              </w:rPr>
-              <w:t>}</w:t>
-            </w:r>
-            <w:r>
-              <w:rPr>
-                <w:rFonts w:ascii="Times New Roman"/>
-                <w:b/>
-                <w:bCs/>
-                <w:sz w:val="14"/>
-                <w:szCs w:val="16"/>
-              </w:rPr>
-              <w:t xml:space="preserve"> </w:t>
-            </w:r>
-            <w:r>
-              <w:rPr>
-                <w:rFonts w:ascii="Times New Roman"/>
-                <w:sz w:val="6"/>
-                <w:szCs w:val="8"/>
-              </w:rPr>
-              <w:t>${</w:t>
-            </w:r>
-            <w:proofErr w:type="spellStart"/>
-            <w:r>
-              <w:rPr>
-                <w:rFonts w:ascii="Times New Roman"/>
-                <w:sz w:val="6"/>
-                <w:szCs w:val="8"/>
-              </w:rPr>
-              <w:t>sun_check_column</w:t>
-            </w:r>
-            <w:proofErr w:type="spellEnd"/>
-            <w:r>
-              <w:rPr>
-                <w:rFonts w:ascii="Times New Roman"/>
-                <w:sz w:val="6"/>
-                <w:szCs w:val="8"/>
-              </w:rPr>
-              <w:t>}</w:t>
-            </w:r>
-          </w:p>
-        </w:tc>
-        <w:tc>
-          <w:tcPr>
-            <w:tcW w:w="1271" w:type="dxa"/>
-          </w:tcPr>
-          <w:p>
-            <w:pPr>
-              <w:spacing w:line="240" w:lineRule="auto"/>
-              <w:jc w:val="center"/>
-              <w:rPr>
-                <w:rFonts w:ascii="Times New Roman"/>
-                <w:b/>
-                <w:bCs/>
-                <w:sz w:val="12"/>
-                <w:szCs w:val="14"/>
-              </w:rPr>
-            </w:pPr>
-            <w:r>
-              <w:rPr>
-                <w:rFonts w:ascii="Times New Roman"/>
-                <w:b/>
-                <w:bCs/>
-                <w:sz w:val="14"/>
-                <w:szCs w:val="16"/>
-              </w:rPr>
-              <w:t>${</w:t>
-            </w:r>
-            <w:proofErr w:type="spellStart"/>
-            <w:r>
-              <w:rPr>
-                <w:rFonts w:ascii="Times New Roman"/>
-                <w:b/>
-                <w:bCs/>
-                <w:sz w:val="14"/>
-                <w:szCs w:val="16"/>
-              </w:rPr>
-              <w:t>sat_date</w:t>
-            </w:r>
-            <w:proofErr w:type="spellEnd"/>
-            <w:r>
-              <w:rPr>
-                <w:rFonts w:ascii="Times New Roman"/>
-                <w:b/>
-                <w:bCs/>
-                <w:sz w:val="14"/>
-                <w:szCs w:val="16"/>
-              </w:rPr>
-              <w:t>}</w:t>
-            </w:r>
-            <w:r>
-              <w:rPr>
-                <w:rFonts w:ascii="Times New Roman"/>
-                <w:b/>
-                <w:bCs/>
-                <w:sz w:val="14"/>
-                <w:szCs w:val="16"/>
-              </w:rPr>
-              <w:t xml:space="preserve"> </w:t>
-            </w:r>
-            <w:r>
-              <w:rPr>
-                <w:rFonts w:ascii="Times New Roman"/>
-                <w:sz w:val="6"/>
-                <w:szCs w:val="8"/>
-              </w:rPr>
-              <w:t>${</w:t>
-            </w:r>
-            <w:proofErr w:type="spellStart"/>
-            <w:r>
-              <w:rPr>
-                <w:rFonts w:ascii="Times New Roman"/>
-                <w:sz w:val="6"/>
-                <w:szCs w:val="8"/>
-              </w:rPr>
-              <w:t>sat_check_column</w:t>
-            </w:r>
-            <w:proofErr w:type="spellEnd"/>
-            <w:r>
-              <w:rPr>
-                <w:rFonts w:ascii="Times New Roman"/>
-                <w:sz w:val="6"/>
-                <w:szCs w:val="8"/>
-              </w:rPr>
-              <w:t>}</w:t>
+              <w:t>${sat_date}</w:t>
             </w:r>
           </w:p>
         </w:tc>
@@ -2646,7 +2068,14 @@
           </w:tcPr>
           <w:p>
             <w:pPr>
-              <w:jc w:val="center"/>
+              <w:spacing w:after="0"/>
+              <w:jc w:val="center"/>
+              <w:rPr>
+                <w:sz w:val="10"/>
+                <w:szCs w:val="12"/>
+              </w:rPr>
+            </w:pPr>
+            <w:r>
               <w:rPr>
                 <w:rFonts w:ascii="Times New Roman"/>
                 <w:b/>
@@ -2655,7 +2084,8 @@
                 <w:szCs w:val="22"/>
                 <w:lang w:bidi="ar-EG"/>
               </w:rPr>
-            </w:pPr>
+              <w:t>${</w:t>
+            </w:r>
             <w:r>
               <w:rPr>
                 <w:rFonts w:ascii="Times New Roman"/>
@@ -2665,53 +2095,9 @@
                 <w:szCs w:val="22"/>
                 <w:lang w:bidi="ar-EG"/>
               </w:rPr>
-              <w:t>${daily}</w:t>
-            </w:r>
-          </w:p>
-          <w:p>
-            <w:pPr>
-              <w:spacing w:after="0"/>
-              <w:jc w:val="center"/>
-              <w:rPr>
-                <w:sz w:val="10"/>
-                <w:szCs w:val="12"/>
-              </w:rPr>
-            </w:pPr>
-            <w:r>
-              <w:rPr>
-                <w:rFonts w:ascii="Times New Roman"/>
-                <w:sz w:val="2"/>
-                <w:szCs w:val="4"/>
-              </w:rPr>
-              <w:t>${</w:t>
-            </w:r>
-            <w:proofErr w:type="spellStart"/>
-            <w:r>
-              <w:rPr>
-                <w:rFonts w:ascii="Times New Roman"/>
-                <w:sz w:val="2"/>
-                <w:szCs w:val="4"/>
-              </w:rPr>
-              <w:t>fri_check_column</w:t>
-            </w:r>
-            <w:proofErr w:type="spellEnd"/>
-            <w:r>
-              <w:rPr>
-                <w:rFonts w:ascii="Times New Roman"/>
-                <w:sz w:val="2"/>
-                <w:szCs w:val="4"/>
-              </w:rPr>
-              <w:t>}</w:t>
-            </w:r>
-          </w:p>
-        </w:tc>
-        <w:tc>
-          <w:tcPr>
-            <w:tcW w:w="1305" w:type="dxa"/>
-          </w:tcPr>
-          <w:p>
-            <w:pPr>
-              <w:jc w:val="center"/>
+              <w:t>fri_</w:t>
+            </w:r>
+            <w:r>
               <w:rPr>
                 <w:rFonts w:ascii="Times New Roman"/>
                 <w:b/>
@@ -2720,6 +2106,22 @@
                 <w:szCs w:val="22"/>
                 <w:lang w:bidi="ar-EG"/>
               </w:rPr>
+              <w:t>daily}</w:t>
+            </w:r>
+          </w:p>
+        </w:tc>
+        <w:tc>
+          <w:tcPr>
+            <w:tcW w:w="1305" w:type="dxa"/>
+          </w:tcPr>
+          <w:p>
+            <w:pPr>
+              <w:spacing w:after="0"/>
+              <w:jc w:val="center"/>
+              <w:rPr>
+                <w:sz w:val="10"/>
+                <w:szCs w:val="12"/>
+              </w:rPr>
             </w:pPr>
             <w:r>
               <w:rPr>
@@ -2730,53 +2132,9 @@
                 <w:szCs w:val="22"/>
                 <w:lang w:bidi="ar-EG"/>
               </w:rPr>
-              <w:t>${daily}</w:t>
-            </w:r>
-          </w:p>
-          <w:p>
-            <w:pPr>
-              <w:spacing w:after="0"/>
-              <w:jc w:val="center"/>
-              <w:rPr>
-                <w:sz w:val="10"/>
-                <w:szCs w:val="12"/>
-              </w:rPr>
-            </w:pPr>
-            <w:r>
-              <w:rPr>
-                <w:rFonts w:ascii="Times New Roman"/>
-                <w:sz w:val="2"/>
-                <w:szCs w:val="4"/>
-              </w:rPr>
               <w:t>${</w:t>
             </w:r>
-            <w:proofErr w:type="spellStart"/>
-            <w:r>
-              <w:rPr>
-                <w:rFonts w:ascii="Times New Roman"/>
-                <w:sz w:val="2"/>
-                <w:szCs w:val="4"/>
-              </w:rPr>
-              <w:t>thu_check_column</w:t>
-            </w:r>
-            <w:proofErr w:type="spellEnd"/>
-            <w:r>
-              <w:rPr>
-                <w:rFonts w:ascii="Times New Roman"/>
-                <w:sz w:val="2"/>
-                <w:szCs w:val="4"/>
-              </w:rPr>
-              <w:t>}</w:t>
-            </w:r>
-          </w:p>
-        </w:tc>
-        <w:tc>
-          <w:tcPr>
-            <w:tcW w:w="1351" w:type="dxa"/>
-          </w:tcPr>
-          <w:p>
-            <w:pPr>
-              <w:jc w:val="center"/>
+            <w:r>
               <w:rPr>
                 <w:rFonts w:ascii="Times New Roman"/>
                 <w:b/>
@@ -2785,7 +2143,8 @@
                 <w:szCs w:val="22"/>
                 <w:lang w:bidi="ar-EG"/>
               </w:rPr>
-            </w:pPr>
+              <w:t>thu_</w:t>
+            </w:r>
             <w:r>
               <w:rPr>
                 <w:rFonts w:ascii="Times New Roman"/>
@@ -2795,9 +2154,14 @@
                 <w:szCs w:val="22"/>
                 <w:lang w:bidi="ar-EG"/>
               </w:rPr>
-              <w:t>${daily}</w:t>
-            </w:r>
-          </w:p>
+              <w:t>daily}</w:t>
+            </w:r>
+          </w:p>
+        </w:tc>
+        <w:tc>
+          <w:tcPr>
+            <w:tcW w:w="1351" w:type="dxa"/>
+          </w:tcPr>
           <w:p>
             <w:pPr>
               <w:spacing w:after="0"/>
@@ -2808,40 +2172,6 @@
               </w:rPr>
             </w:pPr>
             <w:r>
-              <w:rPr>
-                <w:rFonts w:ascii="Times New Roman"/>
-                <w:sz w:val="2"/>
-                <w:szCs w:val="4"/>
-              </w:rPr>
-              <w:t>${</w:t>
-            </w:r>
-            <w:proofErr w:type="spellStart"/>
-            <w:r>
-              <w:rPr>
-                <w:rFonts w:ascii="Times New Roman"/>
-                <w:sz w:val="2"/>
-                <w:szCs w:val="4"/>
-              </w:rPr>
-              <w:t>wed_check_column</w:t>
-            </w:r>
-            <w:proofErr w:type="spellEnd"/>
-            <w:r>
-              <w:rPr>
-                <w:rFonts w:ascii="Times New Roman"/>
-                <w:sz w:val="2"/>
-                <w:szCs w:val="4"/>
-              </w:rPr>
-              <w:t>}</w:t>
-            </w:r>
-          </w:p>
-        </w:tc>
-        <w:tc>
-          <w:tcPr>
-            <w:tcW w:w="1118" w:type="dxa"/>
-          </w:tcPr>
-          <w:p>
-            <w:pPr>
-              <w:jc w:val="center"/>
               <w:rPr>
                 <w:rFonts w:ascii="Times New Roman"/>
                 <w:b/>
@@ -2850,7 +2180,8 @@
                 <w:szCs w:val="22"/>
                 <w:lang w:bidi="ar-EG"/>
               </w:rPr>
-            </w:pPr>
+              <w:t>${</w:t>
+            </w:r>
             <w:r>
               <w:rPr>
                 <w:rFonts w:ascii="Times New Roman"/>
@@ -2860,53 +2191,9 @@
                 <w:szCs w:val="22"/>
                 <w:lang w:bidi="ar-EG"/>
               </w:rPr>
-              <w:t>${daily}</w:t>
-            </w:r>
-          </w:p>
-          <w:p>
-            <w:pPr>
-              <w:spacing w:after="0"/>
-              <w:jc w:val="center"/>
-              <w:rPr>
-                <w:sz w:val="10"/>
-                <w:szCs w:val="12"/>
-              </w:rPr>
-            </w:pPr>
-            <w:r>
-              <w:rPr>
-                <w:rFonts w:ascii="Times New Roman"/>
-                <w:sz w:val="2"/>
-                <w:szCs w:val="4"/>
-              </w:rPr>
-              <w:t>${</w:t>
-            </w:r>
-            <w:proofErr w:type="spellStart"/>
-            <w:r>
-              <w:rPr>
-                <w:rFonts w:ascii="Times New Roman"/>
-                <w:sz w:val="2"/>
-                <w:szCs w:val="4"/>
-              </w:rPr>
-              <w:t>tue_check_column</w:t>
-            </w:r>
-            <w:proofErr w:type="spellEnd"/>
-            <w:r>
-              <w:rPr>
-                <w:rFonts w:ascii="Times New Roman"/>
-                <w:sz w:val="2"/>
-                <w:szCs w:val="4"/>
-              </w:rPr>
-              <w:t>}</w:t>
-            </w:r>
-          </w:p>
-        </w:tc>
-        <w:tc>
-          <w:tcPr>
-            <w:tcW w:w="1173" w:type="dxa"/>
-          </w:tcPr>
-          <w:p>
-            <w:pPr>
-              <w:jc w:val="center"/>
+              <w:t>wed_</w:t>
+            </w:r>
+            <w:r>
               <w:rPr>
                 <w:rFonts w:ascii="Times New Roman"/>
                 <w:b/>
@@ -2915,6 +2202,22 @@
                 <w:szCs w:val="22"/>
                 <w:lang w:bidi="ar-EG"/>
               </w:rPr>
+              <w:t>daily}</w:t>
+            </w:r>
+          </w:p>
+        </w:tc>
+        <w:tc>
+          <w:tcPr>
+            <w:tcW w:w="1118" w:type="dxa"/>
+          </w:tcPr>
+          <w:p>
+            <w:pPr>
+              <w:spacing w:after="0"/>
+              <w:jc w:val="center"/>
+              <w:rPr>
+                <w:sz w:val="10"/>
+                <w:szCs w:val="12"/>
+              </w:rPr>
             </w:pPr>
             <w:r>
               <w:rPr>
@@ -2925,53 +2228,9 @@
                 <w:szCs w:val="22"/>
                 <w:lang w:bidi="ar-EG"/>
               </w:rPr>
-              <w:t>${daily}</w:t>
-            </w:r>
-          </w:p>
-          <w:p>
-            <w:pPr>
-              <w:spacing w:after="0"/>
-              <w:jc w:val="center"/>
-              <w:rPr>
-                <w:sz w:val="10"/>
-                <w:szCs w:val="12"/>
-              </w:rPr>
-            </w:pPr>
-            <w:r>
-              <w:rPr>
-                <w:rFonts w:ascii="Times New Roman"/>
-                <w:sz w:val="2"/>
-                <w:szCs w:val="4"/>
-              </w:rPr>
               <w:t>${</w:t>
             </w:r>
-            <w:proofErr w:type="spellStart"/>
-            <w:r>
-              <w:rPr>
-                <w:rFonts w:ascii="Times New Roman"/>
-                <w:sz w:val="2"/>
-                <w:szCs w:val="4"/>
-              </w:rPr>
-              <w:t>mon_check_column</w:t>
-            </w:r>
-            <w:proofErr w:type="spellEnd"/>
-            <w:r>
-              <w:rPr>
-                <w:rFonts w:ascii="Times New Roman"/>
-                <w:sz w:val="2"/>
-                <w:szCs w:val="4"/>
-              </w:rPr>
-              <w:t>}</w:t>
-            </w:r>
-          </w:p>
-        </w:tc>
-        <w:tc>
-          <w:tcPr>
-            <w:tcW w:w="1318" w:type="dxa"/>
-          </w:tcPr>
-          <w:p>
-            <w:pPr>
-              <w:jc w:val="center"/>
+            <w:r>
               <w:rPr>
                 <w:rFonts w:ascii="Times New Roman"/>
                 <w:b/>
@@ -2980,7 +2239,8 @@
                 <w:szCs w:val="22"/>
                 <w:lang w:bidi="ar-EG"/>
               </w:rPr>
-            </w:pPr>
+              <w:t>tue_</w:t>
+            </w:r>
             <w:r>
               <w:rPr>
                 <w:rFonts w:ascii="Times New Roman"/>
@@ -2990,9 +2250,23 @@
                 <w:szCs w:val="22"/>
                 <w:lang w:bidi="ar-EG"/>
               </w:rPr>
-              <w:t>${</w:t>
-            </w:r>
-            <w:proofErr w:type="spellStart"/>
+              <w:t>daily}</w:t>
+            </w:r>
+          </w:p>
+        </w:tc>
+        <w:tc>
+          <w:tcPr>
+            <w:tcW w:w="1173" w:type="dxa"/>
+          </w:tcPr>
+          <w:p>
+            <w:pPr>
+              <w:spacing w:after="0"/>
+              <w:jc w:val="center"/>
+              <w:rPr>
+                <w:sz w:val="10"/>
+                <w:szCs w:val="12"/>
+              </w:rPr>
+            </w:pPr>
             <w:r>
               <w:rPr>
                 <w:rFonts w:ascii="Times New Roman"/>
@@ -3002,9 +2276,8 @@
                 <w:szCs w:val="22"/>
                 <w:lang w:bidi="ar-EG"/>
               </w:rPr>
-              <w:t>sun_daily</w:t>
-            </w:r>
-            <w:proofErr w:type="spellEnd"/>
+              <w:t>${</w:t>
+            </w:r>
             <w:r>
               <w:rPr>
                 <w:rFonts w:ascii="Times New Roman"/>
@@ -3014,53 +2287,9 @@
                 <w:szCs w:val="22"/>
                 <w:lang w:bidi="ar-EG"/>
               </w:rPr>
-              <w:t>}</w:t>
-            </w:r>
-          </w:p>
-          <w:p>
-            <w:pPr>
-              <w:spacing w:after="0"/>
-              <w:jc w:val="center"/>
-              <w:rPr>
-                <w:sz w:val="10"/>
-                <w:szCs w:val="12"/>
-              </w:rPr>
-            </w:pPr>
-            <w:r>
-              <w:rPr>
-                <w:rFonts w:ascii="Times New Roman"/>
-                <w:sz w:val="2"/>
-                <w:szCs w:val="4"/>
-              </w:rPr>
-              <w:t>${</w:t>
-            </w:r>
-            <w:proofErr w:type="spellStart"/>
-            <w:r>
-              <w:rPr>
-                <w:rFonts w:ascii="Times New Roman"/>
-                <w:sz w:val="2"/>
-                <w:szCs w:val="4"/>
-              </w:rPr>
-              <w:t>sun_check_column</w:t>
-            </w:r>
-            <w:proofErr w:type="spellEnd"/>
-            <w:r>
-              <w:rPr>
-                <w:rFonts w:ascii="Times New Roman"/>
-                <w:sz w:val="2"/>
-                <w:szCs w:val="4"/>
-              </w:rPr>
-              <w:t>}</w:t>
-            </w:r>
-          </w:p>
-        </w:tc>
-        <w:tc>
-          <w:tcPr>
-            <w:tcW w:w="1271" w:type="dxa"/>
-          </w:tcPr>
-          <w:p>
-            <w:pPr>
-              <w:jc w:val="center"/>
+              <w:t>mon_</w:t>
+            </w:r>
+            <w:r>
               <w:rPr>
                 <w:rFonts w:ascii="Times New Roman"/>
                 <w:b/>
@@ -3069,6 +2298,22 @@
                 <w:szCs w:val="22"/>
                 <w:lang w:bidi="ar-EG"/>
               </w:rPr>
+              <w:t>daily}</w:t>
+            </w:r>
+          </w:p>
+        </w:tc>
+        <w:tc>
+          <w:tcPr>
+            <w:tcW w:w="1318" w:type="dxa"/>
+          </w:tcPr>
+          <w:p>
+            <w:pPr>
+              <w:spacing w:after="0"/>
+              <w:jc w:val="center"/>
+              <w:rPr>
+                <w:sz w:val="10"/>
+                <w:szCs w:val="12"/>
+              </w:rPr>
             </w:pPr>
             <w:r>
               <w:rPr>
@@ -3081,7 +2326,6 @@
               </w:rPr>
               <w:t>${</w:t>
             </w:r>
-            <w:proofErr w:type="spellStart"/>
             <w:r>
               <w:rPr>
                 <w:rFonts w:ascii="Times New Roman"/>
@@ -3091,9 +2335,8 @@
                 <w:szCs w:val="22"/>
                 <w:lang w:bidi="ar-EG"/>
               </w:rPr>
-              <w:t>sat_daily</w:t>
-            </w:r>
-            <w:proofErr w:type="spellEnd"/>
+              <w:t>sun_</w:t>
+            </w:r>
             <w:r>
               <w:rPr>
                 <w:rFonts w:ascii="Times New Roman"/>
@@ -3103,9 +2346,14 @@
                 <w:szCs w:val="22"/>
                 <w:lang w:bidi="ar-EG"/>
               </w:rPr>
-              <w:t>}</w:t>
-            </w:r>
-          </w:p>
+              <w:t>daily}</w:t>
+            </w:r>
+          </w:p>
+        </w:tc>
+        <w:tc>
+          <w:tcPr>
+            <w:tcW w:w="1271" w:type="dxa"/>
+          </w:tcPr>
           <w:p>
             <w:pPr>
               <w:spacing w:after="0"/>
@@ -3118,28 +2366,35 @@
             <w:r>
               <w:rPr>
                 <w:rFonts w:ascii="Times New Roman"/>
-                <w:sz w:val="2"/>
-                <w:szCs w:val="4"/>
+                <w:b/>
+                <w:bCs/>
+                <w:sz w:val="20"/>
+                <w:szCs w:val="22"/>
+                <w:lang w:bidi="ar-EG"/>
               </w:rPr>
               <w:t>${</w:t>
             </w:r>
-            <w:proofErr w:type="spellStart"/>
-            <w:r>
-              <w:rPr>
-                <w:rFonts w:ascii="Times New Roman"/>
-                <w:sz w:val="2"/>
-                <w:szCs w:val="4"/>
-              </w:rPr>
-              <w:t>sat_check_column</w:t>
-            </w:r>
-            <w:proofErr w:type="spellEnd"/>
-            <w:r>
-              <w:rPr>
-                <w:rFonts w:ascii="Times New Roman"/>
-                <w:sz w:val="2"/>
-                <w:szCs w:val="4"/>
-              </w:rPr>
-              <w:t>}</w:t>
+            <w:r>
+              <w:rPr>
+                <w:rFonts w:ascii="Times New Roman"/>
+                <w:b/>
+                <w:bCs/>
+                <w:sz w:val="20"/>
+                <w:szCs w:val="22"/>
+                <w:lang w:bidi="ar-EG"/>
+              </w:rPr>
+              <w:t>sat_</w:t>
+            </w:r>
+            <w:r>
+              <w:rPr>
+                <w:rFonts w:ascii="Times New Roman"/>
+                <w:b/>
+                <w:bCs/>
+                <w:sz w:val="20"/>
+                <w:szCs w:val="22"/>
+                <w:lang w:bidi="ar-EG"/>
+              </w:rPr>
+              <w:t>daily}</w:t>
             </w:r>
           </w:p>
         </w:tc>
@@ -3215,25 +2470,7 @@
                 <w:sz w:val="6"/>
                 <w:szCs w:val="8"/>
               </w:rPr>
-              <w:t>${</w:t>
-            </w:r>
-            <w:proofErr w:type="spellStart"/>
-            <w:r>
-              <w:rPr>
-                <w:rFonts w:ascii="Times New Roman"/>
-                <w:sz w:val="6"/>
-                <w:szCs w:val="8"/>
-              </w:rPr>
-              <w:t>fri_check_column</w:t>
-            </w:r>
-            <w:proofErr w:type="spellEnd"/>
-            <w:r>
-              <w:rPr>
-                <w:rFonts w:ascii="Times New Roman"/>
-                <w:sz w:val="6"/>
-                <w:szCs w:val="8"/>
-              </w:rPr>
-              <w:t>}</w:t>
+              <w:t>${fri_check_column}</w:t>
             </w:r>
           </w:p>
         </w:tc>
@@ -3255,25 +2492,7 @@
                 <w:sz w:val="6"/>
                 <w:szCs w:val="8"/>
               </w:rPr>
-              <w:t>${</w:t>
-            </w:r>
-            <w:proofErr w:type="spellStart"/>
-            <w:r>
-              <w:rPr>
-                <w:rFonts w:ascii="Times New Roman"/>
-                <w:sz w:val="6"/>
-                <w:szCs w:val="8"/>
-              </w:rPr>
-              <w:t>thu_check_column</w:t>
-            </w:r>
-            <w:proofErr w:type="spellEnd"/>
-            <w:r>
-              <w:rPr>
-                <w:rFonts w:ascii="Times New Roman"/>
-                <w:sz w:val="6"/>
-                <w:szCs w:val="8"/>
-              </w:rPr>
-              <w:t>}</w:t>
+              <w:t>${thu_check_column}</w:t>
             </w:r>
           </w:p>
         </w:tc>
@@ -3295,25 +2514,7 @@
                 <w:sz w:val="6"/>
                 <w:szCs w:val="8"/>
               </w:rPr>
-              <w:t>${</w:t>
-            </w:r>
-            <w:proofErr w:type="spellStart"/>
-            <w:r>
-              <w:rPr>
-                <w:rFonts w:ascii="Times New Roman"/>
-                <w:sz w:val="6"/>
-                <w:szCs w:val="8"/>
-              </w:rPr>
-              <w:t>wed_check_column</w:t>
-            </w:r>
-            <w:proofErr w:type="spellEnd"/>
-            <w:r>
-              <w:rPr>
-                <w:rFonts w:ascii="Times New Roman"/>
-                <w:sz w:val="6"/>
-                <w:szCs w:val="8"/>
-              </w:rPr>
-              <w:t>}</w:t>
+              <w:t>${wed_check_column}</w:t>
             </w:r>
           </w:p>
         </w:tc>
@@ -3335,25 +2536,7 @@
                 <w:sz w:val="6"/>
                 <w:szCs w:val="8"/>
               </w:rPr>
-              <w:t>${</w:t>
-            </w:r>
-            <w:proofErr w:type="spellStart"/>
-            <w:r>
-              <w:rPr>
-                <w:rFonts w:ascii="Times New Roman"/>
-                <w:sz w:val="6"/>
-                <w:szCs w:val="8"/>
-              </w:rPr>
-              <w:t>tue_check_column</w:t>
-            </w:r>
-            <w:proofErr w:type="spellEnd"/>
-            <w:r>
-              <w:rPr>
-                <w:rFonts w:ascii="Times New Roman"/>
-                <w:sz w:val="6"/>
-                <w:szCs w:val="8"/>
-              </w:rPr>
-              <w:t>}</w:t>
+              <w:t>${tue_check_column}</w:t>
             </w:r>
           </w:p>
         </w:tc>
@@ -3375,25 +2558,7 @@
                 <w:sz w:val="6"/>
                 <w:szCs w:val="8"/>
               </w:rPr>
-              <w:t>${</w:t>
-            </w:r>
-            <w:proofErr w:type="spellStart"/>
-            <w:r>
-              <w:rPr>
-                <w:rFonts w:ascii="Times New Roman"/>
-                <w:sz w:val="6"/>
-                <w:szCs w:val="8"/>
-              </w:rPr>
-              <w:t>mon_check_column</w:t>
-            </w:r>
-            <w:proofErr w:type="spellEnd"/>
-            <w:r>
-              <w:rPr>
-                <w:rFonts w:ascii="Times New Roman"/>
-                <w:sz w:val="6"/>
-                <w:szCs w:val="8"/>
-              </w:rPr>
-              <w:t>}</w:t>
+              <w:t>${mon_check_column}</w:t>
             </w:r>
           </w:p>
         </w:tc>
@@ -3415,25 +2580,7 @@
                 <w:sz w:val="6"/>
                 <w:szCs w:val="8"/>
               </w:rPr>
-              <w:t>${</w:t>
-            </w:r>
-            <w:proofErr w:type="spellStart"/>
-            <w:r>
-              <w:rPr>
-                <w:rFonts w:ascii="Times New Roman"/>
-                <w:sz w:val="6"/>
-                <w:szCs w:val="8"/>
-              </w:rPr>
-              <w:t>sun_check_column</w:t>
-            </w:r>
-            <w:proofErr w:type="spellEnd"/>
-            <w:r>
-              <w:rPr>
-                <w:rFonts w:ascii="Times New Roman"/>
-                <w:sz w:val="6"/>
-                <w:szCs w:val="8"/>
-              </w:rPr>
-              <w:t>}</w:t>
+              <w:t>${sun_check_column}</w:t>
             </w:r>
           </w:p>
         </w:tc>
@@ -3455,25 +2602,7 @@
                 <w:sz w:val="6"/>
                 <w:szCs w:val="8"/>
               </w:rPr>
-              <w:t>${</w:t>
-            </w:r>
-            <w:proofErr w:type="spellStart"/>
-            <w:r>
-              <w:rPr>
-                <w:rFonts w:ascii="Times New Roman"/>
-                <w:sz w:val="6"/>
-                <w:szCs w:val="8"/>
-              </w:rPr>
-              <w:t>sat_check_column</w:t>
-            </w:r>
-            <w:proofErr w:type="spellEnd"/>
-            <w:r>
-              <w:rPr>
-                <w:rFonts w:ascii="Times New Roman"/>
-                <w:sz w:val="6"/>
-                <w:szCs w:val="8"/>
-              </w:rPr>
-              <w:t>}</w:t>
+              <w:t>${sat_check_column}</w:t>
             </w:r>
           </w:p>
         </w:tc>
@@ -3562,25 +2691,7 @@
                 <w:sz w:val="6"/>
                 <w:szCs w:val="8"/>
               </w:rPr>
-              <w:t>${</w:t>
-            </w:r>
-            <w:proofErr w:type="spellStart"/>
-            <w:r>
-              <w:rPr>
-                <w:rFonts w:ascii="Times New Roman"/>
-                <w:sz w:val="6"/>
-                <w:szCs w:val="8"/>
-              </w:rPr>
-              <w:t>fri_check_column</w:t>
-            </w:r>
-            <w:proofErr w:type="spellEnd"/>
-            <w:r>
-              <w:rPr>
-                <w:rFonts w:ascii="Times New Roman"/>
-                <w:sz w:val="6"/>
-                <w:szCs w:val="8"/>
-              </w:rPr>
-              <w:t>}</w:t>
+              <w:t>${fri_check_column}</w:t>
             </w:r>
           </w:p>
         </w:tc>
@@ -3602,25 +2713,7 @@
                 <w:sz w:val="6"/>
                 <w:szCs w:val="8"/>
               </w:rPr>
-              <w:t>${</w:t>
-            </w:r>
-            <w:proofErr w:type="spellStart"/>
-            <w:r>
-              <w:rPr>
-                <w:rFonts w:ascii="Times New Roman"/>
-                <w:sz w:val="6"/>
-                <w:szCs w:val="8"/>
-              </w:rPr>
-              <w:t>thu_check_column</w:t>
-            </w:r>
-            <w:proofErr w:type="spellEnd"/>
-            <w:r>
-              <w:rPr>
-                <w:rFonts w:ascii="Times New Roman"/>
-                <w:sz w:val="6"/>
-                <w:szCs w:val="8"/>
-              </w:rPr>
-              <w:t>}</w:t>
+              <w:t>${thu_check_column}</w:t>
             </w:r>
           </w:p>
         </w:tc>
@@ -3642,25 +2735,7 @@
                 <w:sz w:val="6"/>
                 <w:szCs w:val="8"/>
               </w:rPr>
-              <w:t>${</w:t>
-            </w:r>
-            <w:proofErr w:type="spellStart"/>
-            <w:r>
-              <w:rPr>
-                <w:rFonts w:ascii="Times New Roman"/>
-                <w:sz w:val="6"/>
-                <w:szCs w:val="8"/>
-              </w:rPr>
-              <w:t>wed_check_column</w:t>
-            </w:r>
-            <w:proofErr w:type="spellEnd"/>
-            <w:r>
-              <w:rPr>
-                <w:rFonts w:ascii="Times New Roman"/>
-                <w:sz w:val="6"/>
-                <w:szCs w:val="8"/>
-              </w:rPr>
-              <w:t>}</w:t>
+              <w:t>${wed_check_column}</w:t>
             </w:r>
           </w:p>
         </w:tc>
@@ -3682,25 +2757,7 @@
                 <w:sz w:val="6"/>
                 <w:szCs w:val="8"/>
               </w:rPr>
-              <w:t>${</w:t>
-            </w:r>
-            <w:proofErr w:type="spellStart"/>
-            <w:r>
-              <w:rPr>
-                <w:rFonts w:ascii="Times New Roman"/>
-                <w:sz w:val="6"/>
-                <w:szCs w:val="8"/>
-              </w:rPr>
-              <w:t>tue_check_column</w:t>
-            </w:r>
-            <w:proofErr w:type="spellEnd"/>
-            <w:r>
-              <w:rPr>
-                <w:rFonts w:ascii="Times New Roman"/>
-                <w:sz w:val="6"/>
-                <w:szCs w:val="8"/>
-              </w:rPr>
-              <w:t>}</w:t>
+              <w:t>${tue_check_column}</w:t>
             </w:r>
           </w:p>
         </w:tc>
@@ -3722,25 +2779,7 @@
                 <w:sz w:val="6"/>
                 <w:szCs w:val="8"/>
               </w:rPr>
-              <w:t>${</w:t>
-            </w:r>
-            <w:proofErr w:type="spellStart"/>
-            <w:r>
-              <w:rPr>
-                <w:rFonts w:ascii="Times New Roman"/>
-                <w:sz w:val="6"/>
-                <w:szCs w:val="8"/>
-              </w:rPr>
-              <w:t>mon_check_column</w:t>
-            </w:r>
-            <w:proofErr w:type="spellEnd"/>
-            <w:r>
-              <w:rPr>
-                <w:rFonts w:ascii="Times New Roman"/>
-                <w:sz w:val="6"/>
-                <w:szCs w:val="8"/>
-              </w:rPr>
-              <w:t>}</w:t>
+              <w:t>${mon_check_column}</w:t>
             </w:r>
           </w:p>
         </w:tc>
@@ -3762,25 +2801,7 @@
                 <w:sz w:val="6"/>
                 <w:szCs w:val="8"/>
               </w:rPr>
-              <w:t>${</w:t>
-            </w:r>
-            <w:proofErr w:type="spellStart"/>
-            <w:r>
-              <w:rPr>
-                <w:rFonts w:ascii="Times New Roman"/>
-                <w:sz w:val="6"/>
-                <w:szCs w:val="8"/>
-              </w:rPr>
-              <w:t>sun_check_column</w:t>
-            </w:r>
-            <w:proofErr w:type="spellEnd"/>
-            <w:r>
-              <w:rPr>
-                <w:rFonts w:ascii="Times New Roman"/>
-                <w:sz w:val="6"/>
-                <w:szCs w:val="8"/>
-              </w:rPr>
-              <w:t>}</w:t>
+              <w:t>${sun_check_column}</w:t>
             </w:r>
           </w:p>
         </w:tc>
@@ -3802,25 +2823,7 @@
                 <w:sz w:val="6"/>
                 <w:szCs w:val="8"/>
               </w:rPr>
-              <w:t>${</w:t>
-            </w:r>
-            <w:proofErr w:type="spellStart"/>
-            <w:r>
-              <w:rPr>
-                <w:rFonts w:ascii="Times New Roman"/>
-                <w:sz w:val="6"/>
-                <w:szCs w:val="8"/>
-              </w:rPr>
-              <w:t>sat_check_column</w:t>
-            </w:r>
-            <w:proofErr w:type="spellEnd"/>
-            <w:r>
-              <w:rPr>
-                <w:rFonts w:ascii="Times New Roman"/>
-                <w:sz w:val="6"/>
-                <w:szCs w:val="8"/>
-              </w:rPr>
-              <w:t>}</w:t>
+              <w:t>${sat_check_column}</w:t>
             </w:r>
           </w:p>
         </w:tc>
@@ -3922,25 +2925,7 @@
                 <w:sz w:val="6"/>
                 <w:szCs w:val="8"/>
               </w:rPr>
-              <w:t>${</w:t>
-            </w:r>
-            <w:proofErr w:type="spellStart"/>
-            <w:r>
-              <w:rPr>
-                <w:rFonts w:ascii="Times New Roman"/>
-                <w:sz w:val="6"/>
-                <w:szCs w:val="8"/>
-              </w:rPr>
-              <w:t>fri_check_column</w:t>
-            </w:r>
-            <w:proofErr w:type="spellEnd"/>
-            <w:r>
-              <w:rPr>
-                <w:rFonts w:ascii="Times New Roman"/>
-                <w:sz w:val="6"/>
-                <w:szCs w:val="8"/>
-              </w:rPr>
-              <w:t>}</w:t>
+              <w:t>${fri_check_column}</w:t>
             </w:r>
           </w:p>
         </w:tc>
@@ -3962,25 +2947,7 @@
                 <w:sz w:val="6"/>
                 <w:szCs w:val="8"/>
               </w:rPr>
-              <w:t>${</w:t>
-            </w:r>
-            <w:proofErr w:type="spellStart"/>
-            <w:r>
-              <w:rPr>
-                <w:rFonts w:ascii="Times New Roman"/>
-                <w:sz w:val="6"/>
-                <w:szCs w:val="8"/>
-              </w:rPr>
-              <w:t>thu_check_column</w:t>
-            </w:r>
-            <w:proofErr w:type="spellEnd"/>
-            <w:r>
-              <w:rPr>
-                <w:rFonts w:ascii="Times New Roman"/>
-                <w:sz w:val="6"/>
-                <w:szCs w:val="8"/>
-              </w:rPr>
-              <w:t>}</w:t>
+              <w:t>${thu_check_column}</w:t>
             </w:r>
           </w:p>
         </w:tc>
@@ -4002,25 +2969,7 @@
                 <w:sz w:val="6"/>
                 <w:szCs w:val="8"/>
               </w:rPr>
-              <w:t>${</w:t>
-            </w:r>
-            <w:proofErr w:type="spellStart"/>
-            <w:r>
-              <w:rPr>
-                <w:rFonts w:ascii="Times New Roman"/>
-                <w:sz w:val="6"/>
-                <w:szCs w:val="8"/>
-              </w:rPr>
-              <w:t>wed_check_column</w:t>
-            </w:r>
-            <w:proofErr w:type="spellEnd"/>
-            <w:r>
-              <w:rPr>
-                <w:rFonts w:ascii="Times New Roman"/>
-                <w:sz w:val="6"/>
-                <w:szCs w:val="8"/>
-              </w:rPr>
-              <w:t>}</w:t>
+              <w:t>${wed_check_column}</w:t>
             </w:r>
           </w:p>
         </w:tc>
@@ -4042,25 +2991,7 @@
                 <w:sz w:val="6"/>
                 <w:szCs w:val="8"/>
               </w:rPr>
-              <w:t>${</w:t>
-            </w:r>
-            <w:proofErr w:type="spellStart"/>
-            <w:r>
-              <w:rPr>
-                <w:rFonts w:ascii="Times New Roman"/>
-                <w:sz w:val="6"/>
-                <w:szCs w:val="8"/>
-              </w:rPr>
-              <w:t>tue_check_column</w:t>
-            </w:r>
-            <w:proofErr w:type="spellEnd"/>
-            <w:r>
-              <w:rPr>
-                <w:rFonts w:ascii="Times New Roman"/>
-                <w:sz w:val="6"/>
-                <w:szCs w:val="8"/>
-              </w:rPr>
-              <w:t>}</w:t>
+              <w:t>${tue_check_column}</w:t>
             </w:r>
           </w:p>
         </w:tc>
@@ -4082,25 +3013,7 @@
                 <w:sz w:val="6"/>
                 <w:szCs w:val="8"/>
               </w:rPr>
-              <w:t>${</w:t>
-            </w:r>
-            <w:proofErr w:type="spellStart"/>
-            <w:r>
-              <w:rPr>
-                <w:rFonts w:ascii="Times New Roman"/>
-                <w:sz w:val="6"/>
-                <w:szCs w:val="8"/>
-              </w:rPr>
-              <w:t>mon_check_column</w:t>
-            </w:r>
-            <w:proofErr w:type="spellEnd"/>
-            <w:r>
-              <w:rPr>
-                <w:rFonts w:ascii="Times New Roman"/>
-                <w:sz w:val="6"/>
-                <w:szCs w:val="8"/>
-              </w:rPr>
-              <w:t>}</w:t>
+              <w:t>${mon_check_column}</w:t>
             </w:r>
           </w:p>
         </w:tc>
@@ -4122,25 +3035,7 @@
                 <w:sz w:val="6"/>
                 <w:szCs w:val="8"/>
               </w:rPr>
-              <w:t>${</w:t>
-            </w:r>
-            <w:proofErr w:type="spellStart"/>
-            <w:r>
-              <w:rPr>
-                <w:rFonts w:ascii="Times New Roman"/>
-                <w:sz w:val="6"/>
-                <w:szCs w:val="8"/>
-              </w:rPr>
-              <w:t>sun_check_column</w:t>
-            </w:r>
-            <w:proofErr w:type="spellEnd"/>
-            <w:r>
-              <w:rPr>
-                <w:rFonts w:ascii="Times New Roman"/>
-                <w:sz w:val="6"/>
-                <w:szCs w:val="8"/>
-              </w:rPr>
-              <w:t>}</w:t>
+              <w:t>${sun_check_column}</w:t>
             </w:r>
           </w:p>
         </w:tc>
@@ -4162,25 +3057,7 @@
                 <w:sz w:val="6"/>
                 <w:szCs w:val="8"/>
               </w:rPr>
-              <w:t>${</w:t>
-            </w:r>
-            <w:proofErr w:type="spellStart"/>
-            <w:r>
-              <w:rPr>
-                <w:rFonts w:ascii="Times New Roman"/>
-                <w:sz w:val="6"/>
-                <w:szCs w:val="8"/>
-              </w:rPr>
-              <w:t>sat_check_column</w:t>
-            </w:r>
-            <w:proofErr w:type="spellEnd"/>
-            <w:r>
-              <w:rPr>
-                <w:rFonts w:ascii="Times New Roman"/>
-                <w:sz w:val="6"/>
-                <w:szCs w:val="8"/>
-              </w:rPr>
-              <w:t>}</w:t>
+              <w:t>${sat_check_column}</w:t>
             </w:r>
           </w:p>
         </w:tc>
@@ -4258,25 +3135,7 @@
                 <w:sz w:val="6"/>
                 <w:szCs w:val="8"/>
               </w:rPr>
-              <w:t>${</w:t>
-            </w:r>
-            <w:proofErr w:type="spellStart"/>
-            <w:r>
-              <w:rPr>
-                <w:rFonts w:ascii="Times New Roman"/>
-                <w:sz w:val="6"/>
-                <w:szCs w:val="8"/>
-              </w:rPr>
-              <w:t>fri_check_column</w:t>
-            </w:r>
-            <w:proofErr w:type="spellEnd"/>
-            <w:r>
-              <w:rPr>
-                <w:rFonts w:ascii="Times New Roman"/>
-                <w:sz w:val="6"/>
-                <w:szCs w:val="8"/>
-              </w:rPr>
-              <w:t>}</w:t>
+              <w:t>${fri_check_column}</w:t>
             </w:r>
           </w:p>
         </w:tc>
@@ -4298,25 +3157,7 @@
                 <w:sz w:val="6"/>
                 <w:szCs w:val="8"/>
               </w:rPr>
-              <w:t>${</w:t>
-            </w:r>
-            <w:proofErr w:type="spellStart"/>
-            <w:r>
-              <w:rPr>
-                <w:rFonts w:ascii="Times New Roman"/>
-                <w:sz w:val="6"/>
-                <w:szCs w:val="8"/>
-              </w:rPr>
-              <w:t>thu_check_column</w:t>
-            </w:r>
-            <w:proofErr w:type="spellEnd"/>
-            <w:r>
-              <w:rPr>
-                <w:rFonts w:ascii="Times New Roman"/>
-                <w:sz w:val="6"/>
-                <w:szCs w:val="8"/>
-              </w:rPr>
-              <w:t>}</w:t>
+              <w:t>${thu_check_column}</w:t>
             </w:r>
           </w:p>
         </w:tc>
@@ -4338,25 +3179,7 @@
                 <w:sz w:val="6"/>
                 <w:szCs w:val="8"/>
               </w:rPr>
-              <w:t>${</w:t>
-            </w:r>
-            <w:proofErr w:type="spellStart"/>
-            <w:r>
-              <w:rPr>
-                <w:rFonts w:ascii="Times New Roman"/>
-                <w:sz w:val="6"/>
-                <w:szCs w:val="8"/>
-              </w:rPr>
-              <w:t>wed_check_column</w:t>
-            </w:r>
-            <w:proofErr w:type="spellEnd"/>
-            <w:r>
-              <w:rPr>
-                <w:rFonts w:ascii="Times New Roman"/>
-                <w:sz w:val="6"/>
-                <w:szCs w:val="8"/>
-              </w:rPr>
-              <w:t>}</w:t>
+              <w:t>${wed_check_column}</w:t>
             </w:r>
           </w:p>
         </w:tc>
@@ -4378,25 +3201,7 @@
                 <w:sz w:val="6"/>
                 <w:szCs w:val="8"/>
               </w:rPr>
-              <w:t>${</w:t>
-            </w:r>
-            <w:proofErr w:type="spellStart"/>
-            <w:r>
-              <w:rPr>
-                <w:rFonts w:ascii="Times New Roman"/>
-                <w:sz w:val="6"/>
-                <w:szCs w:val="8"/>
-              </w:rPr>
-              <w:t>tue_check_column</w:t>
-            </w:r>
-            <w:proofErr w:type="spellEnd"/>
-            <w:r>
-              <w:rPr>
-                <w:rFonts w:ascii="Times New Roman"/>
-                <w:sz w:val="6"/>
-                <w:szCs w:val="8"/>
-              </w:rPr>
-              <w:t>}</w:t>
+              <w:t>${tue_check_column}</w:t>
             </w:r>
           </w:p>
         </w:tc>
@@ -4418,25 +3223,7 @@
                 <w:sz w:val="6"/>
                 <w:szCs w:val="8"/>
               </w:rPr>
-              <w:t>${</w:t>
-            </w:r>
-            <w:proofErr w:type="spellStart"/>
-            <w:r>
-              <w:rPr>
-                <w:rFonts w:ascii="Times New Roman"/>
-                <w:sz w:val="6"/>
-                <w:szCs w:val="8"/>
-              </w:rPr>
-              <w:t>mon_check_column</w:t>
-            </w:r>
-            <w:proofErr w:type="spellEnd"/>
-            <w:r>
-              <w:rPr>
-                <w:rFonts w:ascii="Times New Roman"/>
-                <w:sz w:val="6"/>
-                <w:szCs w:val="8"/>
-              </w:rPr>
-              <w:t>}</w:t>
+              <w:t>${mon_check_column}</w:t>
             </w:r>
           </w:p>
         </w:tc>
@@ -4458,25 +3245,7 @@
                 <w:sz w:val="6"/>
                 <w:szCs w:val="8"/>
               </w:rPr>
-              <w:t>${</w:t>
-            </w:r>
-            <w:proofErr w:type="spellStart"/>
-            <w:r>
-              <w:rPr>
-                <w:rFonts w:ascii="Times New Roman"/>
-                <w:sz w:val="6"/>
-                <w:szCs w:val="8"/>
-              </w:rPr>
-              <w:t>sun_check_column</w:t>
-            </w:r>
-            <w:proofErr w:type="spellEnd"/>
-            <w:r>
-              <w:rPr>
-                <w:rFonts w:ascii="Times New Roman"/>
-                <w:sz w:val="6"/>
-                <w:szCs w:val="8"/>
-              </w:rPr>
-              <w:t>}</w:t>
+              <w:t>${sun_check_column}</w:t>
             </w:r>
           </w:p>
         </w:tc>
@@ -4498,25 +3267,7 @@
                 <w:sz w:val="6"/>
                 <w:szCs w:val="8"/>
               </w:rPr>
-              <w:t>${</w:t>
-            </w:r>
-            <w:proofErr w:type="spellStart"/>
-            <w:r>
-              <w:rPr>
-                <w:rFonts w:ascii="Times New Roman"/>
-                <w:sz w:val="6"/>
-                <w:szCs w:val="8"/>
-              </w:rPr>
-              <w:t>sat_check_column</w:t>
-            </w:r>
-            <w:proofErr w:type="spellEnd"/>
-            <w:r>
-              <w:rPr>
-                <w:rFonts w:ascii="Times New Roman"/>
-                <w:sz w:val="6"/>
-                <w:szCs w:val="8"/>
-              </w:rPr>
-              <w:t>}</w:t>
+              <w:t>${sat_check_column}</w:t>
             </w:r>
           </w:p>
         </w:tc>
@@ -4605,25 +3356,7 @@
                 <w:sz w:val="6"/>
                 <w:szCs w:val="8"/>
               </w:rPr>
-              <w:t>${</w:t>
-            </w:r>
-            <w:proofErr w:type="spellStart"/>
-            <w:r>
-              <w:rPr>
-                <w:rFonts w:ascii="Times New Roman"/>
-                <w:sz w:val="6"/>
-                <w:szCs w:val="8"/>
-              </w:rPr>
-              <w:t>fri_check_column</w:t>
-            </w:r>
-            <w:proofErr w:type="spellEnd"/>
-            <w:r>
-              <w:rPr>
-                <w:rFonts w:ascii="Times New Roman"/>
-                <w:sz w:val="6"/>
-                <w:szCs w:val="8"/>
-              </w:rPr>
-              <w:t>}</w:t>
+              <w:t>${fri_check_column}</w:t>
             </w:r>
           </w:p>
         </w:tc>
@@ -4645,25 +3378,7 @@
                 <w:sz w:val="6"/>
                 <w:szCs w:val="8"/>
               </w:rPr>
-              <w:t>${</w:t>
-            </w:r>
-            <w:proofErr w:type="spellStart"/>
-            <w:r>
-              <w:rPr>
-                <w:rFonts w:ascii="Times New Roman"/>
-                <w:sz w:val="6"/>
-                <w:szCs w:val="8"/>
-              </w:rPr>
-              <w:t>thu_check_column</w:t>
-            </w:r>
-            <w:proofErr w:type="spellEnd"/>
-            <w:r>
-              <w:rPr>
-                <w:rFonts w:ascii="Times New Roman"/>
-                <w:sz w:val="6"/>
-                <w:szCs w:val="8"/>
-              </w:rPr>
-              <w:t>}</w:t>
+              <w:t>${thu_check_column}</w:t>
             </w:r>
           </w:p>
         </w:tc>
@@ -4685,25 +3400,7 @@
                 <w:sz w:val="6"/>
                 <w:szCs w:val="8"/>
               </w:rPr>
-              <w:t>${</w:t>
-            </w:r>
-            <w:proofErr w:type="spellStart"/>
-            <w:r>
-              <w:rPr>
-                <w:rFonts w:ascii="Times New Roman"/>
-                <w:sz w:val="6"/>
-                <w:szCs w:val="8"/>
-              </w:rPr>
-              <w:t>wed_check_column</w:t>
-            </w:r>
-            <w:proofErr w:type="spellEnd"/>
-            <w:r>
-              <w:rPr>
-                <w:rFonts w:ascii="Times New Roman"/>
-                <w:sz w:val="6"/>
-                <w:szCs w:val="8"/>
-              </w:rPr>
-              <w:t>}</w:t>
+              <w:t>${wed_check_column}</w:t>
             </w:r>
           </w:p>
         </w:tc>
@@ -4725,25 +3422,7 @@
                 <w:sz w:val="6"/>
                 <w:szCs w:val="8"/>
               </w:rPr>
-              <w:t>${</w:t>
-            </w:r>
-            <w:proofErr w:type="spellStart"/>
-            <w:r>
-              <w:rPr>
-                <w:rFonts w:ascii="Times New Roman"/>
-                <w:sz w:val="6"/>
-                <w:szCs w:val="8"/>
-              </w:rPr>
-              <w:t>tue_check_column</w:t>
-            </w:r>
-            <w:proofErr w:type="spellEnd"/>
-            <w:r>
-              <w:rPr>
-                <w:rFonts w:ascii="Times New Roman"/>
-                <w:sz w:val="6"/>
-                <w:szCs w:val="8"/>
-              </w:rPr>
-              <w:t>}</w:t>
+              <w:t>${tue_check_column}</w:t>
             </w:r>
           </w:p>
         </w:tc>
@@ -4765,25 +3444,7 @@
                 <w:sz w:val="6"/>
                 <w:szCs w:val="8"/>
               </w:rPr>
-              <w:t>${</w:t>
-            </w:r>
-            <w:proofErr w:type="spellStart"/>
-            <w:r>
-              <w:rPr>
-                <w:rFonts w:ascii="Times New Roman"/>
-                <w:sz w:val="6"/>
-                <w:szCs w:val="8"/>
-              </w:rPr>
-              <w:t>mon_check_column</w:t>
-            </w:r>
-            <w:proofErr w:type="spellEnd"/>
-            <w:r>
-              <w:rPr>
-                <w:rFonts w:ascii="Times New Roman"/>
-                <w:sz w:val="6"/>
-                <w:szCs w:val="8"/>
-              </w:rPr>
-              <w:t>}</w:t>
+              <w:t>${mon_check_column}</w:t>
             </w:r>
           </w:p>
         </w:tc>
@@ -4805,25 +3466,7 @@
                 <w:sz w:val="6"/>
                 <w:szCs w:val="8"/>
               </w:rPr>
-              <w:t>${</w:t>
-            </w:r>
-            <w:proofErr w:type="spellStart"/>
-            <w:r>
-              <w:rPr>
-                <w:rFonts w:ascii="Times New Roman"/>
-                <w:sz w:val="6"/>
-                <w:szCs w:val="8"/>
-              </w:rPr>
-              <w:t>sun_check_column</w:t>
-            </w:r>
-            <w:proofErr w:type="spellEnd"/>
-            <w:r>
-              <w:rPr>
-                <w:rFonts w:ascii="Times New Roman"/>
-                <w:sz w:val="6"/>
-                <w:szCs w:val="8"/>
-              </w:rPr>
-              <w:t>}</w:t>
+              <w:t>${sun_check_column}</w:t>
             </w:r>
           </w:p>
         </w:tc>
@@ -4845,25 +3488,7 @@
                 <w:sz w:val="6"/>
                 <w:szCs w:val="8"/>
               </w:rPr>
-              <w:t>${</w:t>
-            </w:r>
-            <w:proofErr w:type="spellStart"/>
-            <w:r>
-              <w:rPr>
-                <w:rFonts w:ascii="Times New Roman"/>
-                <w:sz w:val="6"/>
-                <w:szCs w:val="8"/>
-              </w:rPr>
-              <w:t>sat_check_column</w:t>
-            </w:r>
-            <w:proofErr w:type="spellEnd"/>
-            <w:r>
-              <w:rPr>
-                <w:rFonts w:ascii="Times New Roman"/>
-                <w:sz w:val="6"/>
-                <w:szCs w:val="8"/>
-              </w:rPr>
-              <w:t>}</w:t>
+              <w:t>${sat_check_column}</w:t>
             </w:r>
           </w:p>
         </w:tc>
@@ -4949,25 +3574,7 @@
                 <w:sz w:val="6"/>
                 <w:szCs w:val="8"/>
               </w:rPr>
-              <w:t>${</w:t>
-            </w:r>
-            <w:proofErr w:type="spellStart"/>
-            <w:r>
-              <w:rPr>
-                <w:rFonts w:ascii="Times New Roman"/>
-                <w:sz w:val="6"/>
-                <w:szCs w:val="8"/>
-              </w:rPr>
-              <w:t>fri_check_column</w:t>
-            </w:r>
-            <w:proofErr w:type="spellEnd"/>
-            <w:r>
-              <w:rPr>
-                <w:rFonts w:ascii="Times New Roman"/>
-                <w:sz w:val="6"/>
-                <w:szCs w:val="8"/>
-              </w:rPr>
-              <w:t>}</w:t>
+              <w:t>${fri_check_column}</w:t>
             </w:r>
           </w:p>
         </w:tc>
@@ -4989,25 +3596,7 @@
                 <w:sz w:val="6"/>
                 <w:szCs w:val="8"/>
               </w:rPr>
-              <w:t>${</w:t>
-            </w:r>
-            <w:proofErr w:type="spellStart"/>
-            <w:r>
-              <w:rPr>
-                <w:rFonts w:ascii="Times New Roman"/>
-                <w:sz w:val="6"/>
-                <w:szCs w:val="8"/>
-              </w:rPr>
-              <w:t>thu_check_column</w:t>
-            </w:r>
-            <w:proofErr w:type="spellEnd"/>
-            <w:r>
-              <w:rPr>
-                <w:rFonts w:ascii="Times New Roman"/>
-                <w:sz w:val="6"/>
-                <w:szCs w:val="8"/>
-              </w:rPr>
-              <w:t>}</w:t>
+              <w:t>${thu_check_column}</w:t>
             </w:r>
           </w:p>
         </w:tc>
@@ -5029,25 +3618,7 @@
                 <w:sz w:val="6"/>
                 <w:szCs w:val="8"/>
               </w:rPr>
-              <w:t>${</w:t>
-            </w:r>
-            <w:proofErr w:type="spellStart"/>
-            <w:r>
-              <w:rPr>
-                <w:rFonts w:ascii="Times New Roman"/>
-                <w:sz w:val="6"/>
-                <w:szCs w:val="8"/>
-              </w:rPr>
-              <w:t>wed_check_column</w:t>
-            </w:r>
-            <w:proofErr w:type="spellEnd"/>
-            <w:r>
-              <w:rPr>
-                <w:rFonts w:ascii="Times New Roman"/>
-                <w:sz w:val="6"/>
-                <w:szCs w:val="8"/>
-              </w:rPr>
-              <w:t>}</w:t>
+              <w:t>${wed_check_column}</w:t>
             </w:r>
           </w:p>
         </w:tc>
@@ -5069,25 +3640,7 @@
                 <w:sz w:val="6"/>
                 <w:szCs w:val="8"/>
               </w:rPr>
-              <w:t>${</w:t>
-            </w:r>
-            <w:proofErr w:type="spellStart"/>
-            <w:r>
-              <w:rPr>
-                <w:rFonts w:ascii="Times New Roman"/>
-                <w:sz w:val="6"/>
-                <w:szCs w:val="8"/>
-              </w:rPr>
-              <w:t>tue_check_column</w:t>
-            </w:r>
-            <w:proofErr w:type="spellEnd"/>
-            <w:r>
-              <w:rPr>
-                <w:rFonts w:ascii="Times New Roman"/>
-                <w:sz w:val="6"/>
-                <w:szCs w:val="8"/>
-              </w:rPr>
-              <w:t>}</w:t>
+              <w:t>${tue_check_column}</w:t>
             </w:r>
           </w:p>
         </w:tc>
@@ -5109,25 +3662,7 @@
                 <w:sz w:val="6"/>
                 <w:szCs w:val="8"/>
               </w:rPr>
-              <w:t>${</w:t>
-            </w:r>
-            <w:proofErr w:type="spellStart"/>
-            <w:r>
-              <w:rPr>
-                <w:rFonts w:ascii="Times New Roman"/>
-                <w:sz w:val="6"/>
-                <w:szCs w:val="8"/>
-              </w:rPr>
-              <w:t>mon_check_column</w:t>
-            </w:r>
-            <w:proofErr w:type="spellEnd"/>
-            <w:r>
-              <w:rPr>
-                <w:rFonts w:ascii="Times New Roman"/>
-                <w:sz w:val="6"/>
-                <w:szCs w:val="8"/>
-              </w:rPr>
-              <w:t>}</w:t>
+              <w:t>${mon_check_column}</w:t>
             </w:r>
           </w:p>
         </w:tc>
@@ -5149,25 +3684,7 @@
                 <w:sz w:val="6"/>
                 <w:szCs w:val="8"/>
               </w:rPr>
-              <w:t>${</w:t>
-            </w:r>
-            <w:proofErr w:type="spellStart"/>
-            <w:r>
-              <w:rPr>
-                <w:rFonts w:ascii="Times New Roman"/>
-                <w:sz w:val="6"/>
-                <w:szCs w:val="8"/>
-              </w:rPr>
-              <w:t>sun_check_column</w:t>
-            </w:r>
-            <w:proofErr w:type="spellEnd"/>
-            <w:r>
-              <w:rPr>
-                <w:rFonts w:ascii="Times New Roman"/>
-                <w:sz w:val="6"/>
-                <w:szCs w:val="8"/>
-              </w:rPr>
-              <w:t>}</w:t>
+              <w:t>${sun_check_column}</w:t>
             </w:r>
           </w:p>
         </w:tc>
@@ -5189,25 +3706,7 @@
                 <w:sz w:val="6"/>
                 <w:szCs w:val="8"/>
               </w:rPr>
-              <w:t>${</w:t>
-            </w:r>
-            <w:proofErr w:type="spellStart"/>
-            <w:r>
-              <w:rPr>
-                <w:rFonts w:ascii="Times New Roman"/>
-                <w:sz w:val="6"/>
-                <w:szCs w:val="8"/>
-              </w:rPr>
-              <w:t>sat_check_column</w:t>
-            </w:r>
-            <w:proofErr w:type="spellEnd"/>
-            <w:r>
-              <w:rPr>
-                <w:rFonts w:ascii="Times New Roman"/>
-                <w:sz w:val="6"/>
-                <w:szCs w:val="8"/>
-              </w:rPr>
-              <w:t>}</w:t>
+              <w:t>${sat_check_column}</w:t>
             </w:r>
           </w:p>
         </w:tc>
@@ -5304,25 +3803,7 @@
                 <w:sz w:val="6"/>
                 <w:szCs w:val="8"/>
               </w:rPr>
-              <w:t>${</w:t>
-            </w:r>
-            <w:proofErr w:type="spellStart"/>
-            <w:r>
-              <w:rPr>
-                <w:rFonts w:ascii="Times New Roman"/>
-                <w:sz w:val="6"/>
-                <w:szCs w:val="8"/>
-              </w:rPr>
-              <w:t>fri_check_column</w:t>
-            </w:r>
-            <w:proofErr w:type="spellEnd"/>
-            <w:r>
-              <w:rPr>
-                <w:rFonts w:ascii="Times New Roman"/>
-                <w:sz w:val="6"/>
-                <w:szCs w:val="8"/>
-              </w:rPr>
-              <w:t>}</w:t>
+              <w:t>${fri_check_column}</w:t>
             </w:r>
           </w:p>
         </w:tc>
@@ -5344,25 +3825,7 @@
                 <w:sz w:val="6"/>
                 <w:szCs w:val="8"/>
               </w:rPr>
-              <w:t>${</w:t>
-            </w:r>
-            <w:proofErr w:type="spellStart"/>
-            <w:r>
-              <w:rPr>
-                <w:rFonts w:ascii="Times New Roman"/>
-                <w:sz w:val="6"/>
-                <w:szCs w:val="8"/>
-              </w:rPr>
-              <w:t>thu_check_column</w:t>
-            </w:r>
-            <w:proofErr w:type="spellEnd"/>
-            <w:r>
-              <w:rPr>
-                <w:rFonts w:ascii="Times New Roman"/>
-                <w:sz w:val="6"/>
-                <w:szCs w:val="8"/>
-              </w:rPr>
-              <w:t>}</w:t>
+              <w:t>${thu_check_column}</w:t>
             </w:r>
           </w:p>
         </w:tc>
@@ -5384,25 +3847,7 @@
                 <w:sz w:val="6"/>
                 <w:szCs w:val="8"/>
               </w:rPr>
-              <w:t>${</w:t>
-            </w:r>
-            <w:proofErr w:type="spellStart"/>
-            <w:r>
-              <w:rPr>
-                <w:rFonts w:ascii="Times New Roman"/>
-                <w:sz w:val="6"/>
-                <w:szCs w:val="8"/>
-              </w:rPr>
-              <w:t>wed_check_column</w:t>
-            </w:r>
-            <w:proofErr w:type="spellEnd"/>
-            <w:r>
-              <w:rPr>
-                <w:rFonts w:ascii="Times New Roman"/>
-                <w:sz w:val="6"/>
-                <w:szCs w:val="8"/>
-              </w:rPr>
-              <w:t>}</w:t>
+              <w:t>${wed_check_column}</w:t>
             </w:r>
           </w:p>
         </w:tc>
@@ -5424,25 +3869,7 @@
                 <w:sz w:val="6"/>
                 <w:szCs w:val="8"/>
               </w:rPr>
-              <w:t>${</w:t>
-            </w:r>
-            <w:proofErr w:type="spellStart"/>
-            <w:r>
-              <w:rPr>
-                <w:rFonts w:ascii="Times New Roman"/>
-                <w:sz w:val="6"/>
-                <w:szCs w:val="8"/>
-              </w:rPr>
-              <w:t>tue_check_column</w:t>
-            </w:r>
-            <w:proofErr w:type="spellEnd"/>
-            <w:r>
-              <w:rPr>
-                <w:rFonts w:ascii="Times New Roman"/>
-                <w:sz w:val="6"/>
-                <w:szCs w:val="8"/>
-              </w:rPr>
-              <w:t>}</w:t>
+              <w:t>${tue_check_column}</w:t>
             </w:r>
           </w:p>
         </w:tc>
@@ -5464,25 +3891,7 @@
                 <w:sz w:val="6"/>
                 <w:szCs w:val="8"/>
               </w:rPr>
-              <w:t>${</w:t>
-            </w:r>
-            <w:proofErr w:type="spellStart"/>
-            <w:r>
-              <w:rPr>
-                <w:rFonts w:ascii="Times New Roman"/>
-                <w:sz w:val="6"/>
-                <w:szCs w:val="8"/>
-              </w:rPr>
-              <w:t>mon_check_column</w:t>
-            </w:r>
-            <w:proofErr w:type="spellEnd"/>
-            <w:r>
-              <w:rPr>
-                <w:rFonts w:ascii="Times New Roman"/>
-                <w:sz w:val="6"/>
-                <w:szCs w:val="8"/>
-              </w:rPr>
-              <w:t>}</w:t>
+              <w:t>${mon_check_column}</w:t>
             </w:r>
           </w:p>
         </w:tc>
@@ -5504,25 +3913,7 @@
                 <w:sz w:val="6"/>
                 <w:szCs w:val="8"/>
               </w:rPr>
-              <w:t>${</w:t>
-            </w:r>
-            <w:proofErr w:type="spellStart"/>
-            <w:r>
-              <w:rPr>
-                <w:rFonts w:ascii="Times New Roman"/>
-                <w:sz w:val="6"/>
-                <w:szCs w:val="8"/>
-              </w:rPr>
-              <w:t>sun_check_column</w:t>
-            </w:r>
-            <w:proofErr w:type="spellEnd"/>
-            <w:r>
-              <w:rPr>
-                <w:rFonts w:ascii="Times New Roman"/>
-                <w:sz w:val="6"/>
-                <w:szCs w:val="8"/>
-              </w:rPr>
-              <w:t>}</w:t>
+              <w:t>${sun_check_column}</w:t>
             </w:r>
           </w:p>
         </w:tc>
@@ -5544,25 +3935,7 @@
                 <w:sz w:val="6"/>
                 <w:szCs w:val="8"/>
               </w:rPr>
-              <w:t>${</w:t>
-            </w:r>
-            <w:proofErr w:type="spellStart"/>
-            <w:r>
-              <w:rPr>
-                <w:rFonts w:ascii="Times New Roman"/>
-                <w:sz w:val="6"/>
-                <w:szCs w:val="8"/>
-              </w:rPr>
-              <w:t>sat_check_column</w:t>
-            </w:r>
-            <w:proofErr w:type="spellEnd"/>
-            <w:r>
-              <w:rPr>
-                <w:rFonts w:ascii="Times New Roman"/>
-                <w:sz w:val="6"/>
-                <w:szCs w:val="8"/>
-              </w:rPr>
-              <w:t>}</w:t>
+              <w:t>${sat_check_column}</w:t>
             </w:r>
           </w:p>
         </w:tc>
@@ -5639,25 +4012,7 @@
                 <w:sz w:val="6"/>
                 <w:szCs w:val="8"/>
               </w:rPr>
-              <w:t>${</w:t>
-            </w:r>
-            <w:proofErr w:type="spellStart"/>
-            <w:r>
-              <w:rPr>
-                <w:rFonts w:ascii="Times New Roman"/>
-                <w:sz w:val="6"/>
-                <w:szCs w:val="8"/>
-              </w:rPr>
-              <w:t>fri_check_column</w:t>
-            </w:r>
-            <w:proofErr w:type="spellEnd"/>
-            <w:r>
-              <w:rPr>
-                <w:rFonts w:ascii="Times New Roman"/>
-                <w:sz w:val="6"/>
-                <w:szCs w:val="8"/>
-              </w:rPr>
-              <w:t>}</w:t>
+              <w:t>${fri_check_column}</w:t>
             </w:r>
           </w:p>
         </w:tc>
@@ -5679,25 +4034,7 @@
                 <w:sz w:val="6"/>
                 <w:szCs w:val="8"/>
               </w:rPr>
-              <w:t>${</w:t>
-            </w:r>
-            <w:proofErr w:type="spellStart"/>
-            <w:r>
-              <w:rPr>
-                <w:rFonts w:ascii="Times New Roman"/>
-                <w:sz w:val="6"/>
-                <w:szCs w:val="8"/>
-              </w:rPr>
-              <w:t>thu_check_column</w:t>
-            </w:r>
-            <w:proofErr w:type="spellEnd"/>
-            <w:r>
-              <w:rPr>
-                <w:rFonts w:ascii="Times New Roman"/>
-                <w:sz w:val="6"/>
-                <w:szCs w:val="8"/>
-              </w:rPr>
-              <w:t>}</w:t>
+              <w:t>${thu_check_column}</w:t>
             </w:r>
           </w:p>
         </w:tc>
@@ -5719,25 +4056,7 @@
                 <w:sz w:val="6"/>
                 <w:szCs w:val="8"/>
               </w:rPr>
-              <w:t>${</w:t>
-            </w:r>
-            <w:proofErr w:type="spellStart"/>
-            <w:r>
-              <w:rPr>
-                <w:rFonts w:ascii="Times New Roman"/>
-                <w:sz w:val="6"/>
-                <w:szCs w:val="8"/>
-              </w:rPr>
-              <w:t>wed_check_column</w:t>
-            </w:r>
-            <w:proofErr w:type="spellEnd"/>
-            <w:r>
-              <w:rPr>
-                <w:rFonts w:ascii="Times New Roman"/>
-                <w:sz w:val="6"/>
-                <w:szCs w:val="8"/>
-              </w:rPr>
-              <w:t>}</w:t>
+              <w:t>${wed_check_column}</w:t>
             </w:r>
           </w:p>
         </w:tc>
@@ -5759,25 +4078,7 @@
                 <w:sz w:val="6"/>
                 <w:szCs w:val="8"/>
               </w:rPr>
-              <w:t>${</w:t>
-            </w:r>
-            <w:proofErr w:type="spellStart"/>
-            <w:r>
-              <w:rPr>
-                <w:rFonts w:ascii="Times New Roman"/>
-                <w:sz w:val="6"/>
-                <w:szCs w:val="8"/>
-              </w:rPr>
-              <w:t>tue_check_column</w:t>
-            </w:r>
-            <w:proofErr w:type="spellEnd"/>
-            <w:r>
-              <w:rPr>
-                <w:rFonts w:ascii="Times New Roman"/>
-                <w:sz w:val="6"/>
-                <w:szCs w:val="8"/>
-              </w:rPr>
-              <w:t>}</w:t>
+              <w:t>${tue_check_column}</w:t>
             </w:r>
           </w:p>
         </w:tc>
@@ -5799,25 +4100,7 @@
                 <w:sz w:val="6"/>
                 <w:szCs w:val="8"/>
               </w:rPr>
-              <w:t>${</w:t>
-            </w:r>
-            <w:proofErr w:type="spellStart"/>
-            <w:r>
-              <w:rPr>
-                <w:rFonts w:ascii="Times New Roman"/>
-                <w:sz w:val="6"/>
-                <w:szCs w:val="8"/>
-              </w:rPr>
-              <w:t>mon_check_column</w:t>
-            </w:r>
-            <w:proofErr w:type="spellEnd"/>
-            <w:r>
-              <w:rPr>
-                <w:rFonts w:ascii="Times New Roman"/>
-                <w:sz w:val="6"/>
-                <w:szCs w:val="8"/>
-              </w:rPr>
-              <w:t>}</w:t>
+              <w:t>${mon_check_column}</w:t>
             </w:r>
           </w:p>
         </w:tc>
@@ -5839,25 +4122,7 @@
                 <w:sz w:val="6"/>
                 <w:szCs w:val="8"/>
               </w:rPr>
-              <w:t>${</w:t>
-            </w:r>
-            <w:proofErr w:type="spellStart"/>
-            <w:r>
-              <w:rPr>
-                <w:rFonts w:ascii="Times New Roman"/>
-                <w:sz w:val="6"/>
-                <w:szCs w:val="8"/>
-              </w:rPr>
-              <w:t>sun_check_column</w:t>
-            </w:r>
-            <w:proofErr w:type="spellEnd"/>
-            <w:r>
-              <w:rPr>
-                <w:rFonts w:ascii="Times New Roman"/>
-                <w:sz w:val="6"/>
-                <w:szCs w:val="8"/>
-              </w:rPr>
-              <w:t>}</w:t>
+              <w:t>${sun_check_column}</w:t>
             </w:r>
           </w:p>
         </w:tc>
@@ -5879,25 +4144,7 @@
                 <w:sz w:val="6"/>
                 <w:szCs w:val="8"/>
               </w:rPr>
-              <w:t>${</w:t>
-            </w:r>
-            <w:proofErr w:type="spellStart"/>
-            <w:r>
-              <w:rPr>
-                <w:rFonts w:ascii="Times New Roman"/>
-                <w:sz w:val="6"/>
-                <w:szCs w:val="8"/>
-              </w:rPr>
-              <w:t>sat_check_column</w:t>
-            </w:r>
-            <w:proofErr w:type="spellEnd"/>
-            <w:r>
-              <w:rPr>
-                <w:rFonts w:ascii="Times New Roman"/>
-                <w:sz w:val="6"/>
-                <w:szCs w:val="8"/>
-              </w:rPr>
-              <w:t>}</w:t>
+              <w:t>${sat_check_column}</w:t>
             </w:r>
           </w:p>
         </w:tc>
@@ -5975,25 +4222,7 @@
                 <w:sz w:val="6"/>
                 <w:szCs w:val="8"/>
               </w:rPr>
-              <w:t>${</w:t>
-            </w:r>
-            <w:proofErr w:type="spellStart"/>
-            <w:r>
-              <w:rPr>
-                <w:rFonts w:ascii="Times New Roman"/>
-                <w:sz w:val="6"/>
-                <w:szCs w:val="8"/>
-              </w:rPr>
-              <w:t>fri_check_column</w:t>
-            </w:r>
-            <w:proofErr w:type="spellEnd"/>
-            <w:r>
-              <w:rPr>
-                <w:rFonts w:ascii="Times New Roman"/>
-                <w:sz w:val="6"/>
-                <w:szCs w:val="8"/>
-              </w:rPr>
-              <w:t>}</w:t>
+              <w:t>${fri_check_column}</w:t>
             </w:r>
           </w:p>
         </w:tc>
@@ -6015,25 +4244,7 @@
                 <w:sz w:val="6"/>
                 <w:szCs w:val="8"/>
               </w:rPr>
-              <w:t>${</w:t>
-            </w:r>
-            <w:proofErr w:type="spellStart"/>
-            <w:r>
-              <w:rPr>
-                <w:rFonts w:ascii="Times New Roman"/>
-                <w:sz w:val="6"/>
-                <w:szCs w:val="8"/>
-              </w:rPr>
-              <w:t>thu_check_column</w:t>
-            </w:r>
-            <w:proofErr w:type="spellEnd"/>
-            <w:r>
-              <w:rPr>
-                <w:rFonts w:ascii="Times New Roman"/>
-                <w:sz w:val="6"/>
-                <w:szCs w:val="8"/>
-              </w:rPr>
-              <w:t>}</w:t>
+              <w:t>${thu_check_column}</w:t>
             </w:r>
           </w:p>
         </w:tc>
@@ -6055,25 +4266,7 @@
                 <w:sz w:val="6"/>
                 <w:szCs w:val="8"/>
               </w:rPr>
-              <w:t>${</w:t>
-            </w:r>
-            <w:proofErr w:type="spellStart"/>
-            <w:r>
-              <w:rPr>
-                <w:rFonts w:ascii="Times New Roman"/>
-                <w:sz w:val="6"/>
-                <w:szCs w:val="8"/>
-              </w:rPr>
-              <w:t>wed_check_column</w:t>
-            </w:r>
-            <w:proofErr w:type="spellEnd"/>
-            <w:r>
-              <w:rPr>
-                <w:rFonts w:ascii="Times New Roman"/>
-                <w:sz w:val="6"/>
-                <w:szCs w:val="8"/>
-              </w:rPr>
-              <w:t>}</w:t>
+              <w:t>${wed_check_column}</w:t>
             </w:r>
           </w:p>
         </w:tc>
@@ -6095,25 +4288,7 @@
                 <w:sz w:val="6"/>
                 <w:szCs w:val="8"/>
               </w:rPr>
-              <w:t>${</w:t>
-            </w:r>
-            <w:proofErr w:type="spellStart"/>
-            <w:r>
-              <w:rPr>
-                <w:rFonts w:ascii="Times New Roman"/>
-                <w:sz w:val="6"/>
-                <w:szCs w:val="8"/>
-              </w:rPr>
-              <w:t>tue_check_column</w:t>
-            </w:r>
-            <w:proofErr w:type="spellEnd"/>
-            <w:r>
-              <w:rPr>
-                <w:rFonts w:ascii="Times New Roman"/>
-                <w:sz w:val="6"/>
-                <w:szCs w:val="8"/>
-              </w:rPr>
-              <w:t>}</w:t>
+              <w:t>${tue_check_column}</w:t>
             </w:r>
           </w:p>
         </w:tc>
@@ -6135,25 +4310,7 @@
                 <w:sz w:val="6"/>
                 <w:szCs w:val="8"/>
               </w:rPr>
-              <w:t>${</w:t>
-            </w:r>
-            <w:proofErr w:type="spellStart"/>
-            <w:r>
-              <w:rPr>
-                <w:rFonts w:ascii="Times New Roman"/>
-                <w:sz w:val="6"/>
-                <w:szCs w:val="8"/>
-              </w:rPr>
-              <w:t>mon_check_column</w:t>
-            </w:r>
-            <w:proofErr w:type="spellEnd"/>
-            <w:r>
-              <w:rPr>
-                <w:rFonts w:ascii="Times New Roman"/>
-                <w:sz w:val="6"/>
-                <w:szCs w:val="8"/>
-              </w:rPr>
-              <w:t>}</w:t>
+              <w:t>${mon_check_column}</w:t>
             </w:r>
           </w:p>
         </w:tc>
@@ -6175,25 +4332,7 @@
                 <w:sz w:val="6"/>
                 <w:szCs w:val="8"/>
               </w:rPr>
-              <w:t>${</w:t>
-            </w:r>
-            <w:proofErr w:type="spellStart"/>
-            <w:r>
-              <w:rPr>
-                <w:rFonts w:ascii="Times New Roman"/>
-                <w:sz w:val="6"/>
-                <w:szCs w:val="8"/>
-              </w:rPr>
-              <w:t>sun_check_column</w:t>
-            </w:r>
-            <w:proofErr w:type="spellEnd"/>
-            <w:r>
-              <w:rPr>
-                <w:rFonts w:ascii="Times New Roman"/>
-                <w:sz w:val="6"/>
-                <w:szCs w:val="8"/>
-              </w:rPr>
-              <w:t>}</w:t>
+              <w:t>${sun_check_column}</w:t>
             </w:r>
           </w:p>
         </w:tc>
@@ -6215,25 +4354,7 @@
                 <w:sz w:val="6"/>
                 <w:szCs w:val="8"/>
               </w:rPr>
-              <w:t>${</w:t>
-            </w:r>
-            <w:proofErr w:type="spellStart"/>
-            <w:r>
-              <w:rPr>
-                <w:rFonts w:ascii="Times New Roman"/>
-                <w:sz w:val="6"/>
-                <w:szCs w:val="8"/>
-              </w:rPr>
-              <w:t>sat_check_column</w:t>
-            </w:r>
-            <w:proofErr w:type="spellEnd"/>
-            <w:r>
-              <w:rPr>
-                <w:rFonts w:ascii="Times New Roman"/>
-                <w:sz w:val="6"/>
-                <w:szCs w:val="8"/>
-              </w:rPr>
-              <w:t>}</w:t>
+              <w:t>${sat_check_column}</w:t>
             </w:r>
           </w:p>
         </w:tc>
@@ -6263,17 +4384,7 @@
                 <w:szCs w:val="16"/>
                 <w:rtl/>
               </w:rPr>
-              <w:t>فحص الإضاءة والتأكد من صلاحيتها</w:t>
-            </w:r>
-            <w:r>
-              <w:rPr>
-                <w:b/>
-                <w:bCs/>
-                <w:sz w:val="16"/>
-                <w:szCs w:val="16"/>
-                <w:rtl/>
-              </w:rPr>
-              <w:t xml:space="preserve"> </w:t>
+              <w:t xml:space="preserve">فحص الإضاءة والتأكد من صلاحيتها </w:t>
             </w:r>
             <w:r>
               <w:rPr>
@@ -6331,25 +4442,7 @@
                 <w:sz w:val="6"/>
                 <w:szCs w:val="8"/>
               </w:rPr>
-              <w:t>${</w:t>
-            </w:r>
-            <w:proofErr w:type="spellStart"/>
-            <w:r>
-              <w:rPr>
-                <w:rFonts w:ascii="Times New Roman"/>
-                <w:sz w:val="6"/>
-                <w:szCs w:val="8"/>
-              </w:rPr>
-              <w:t>fri_check_column</w:t>
-            </w:r>
-            <w:proofErr w:type="spellEnd"/>
-            <w:r>
-              <w:rPr>
-                <w:rFonts w:ascii="Times New Roman"/>
-                <w:sz w:val="6"/>
-                <w:szCs w:val="8"/>
-              </w:rPr>
-              <w:t>}</w:t>
+              <w:t>${fri_check_column}</w:t>
             </w:r>
           </w:p>
         </w:tc>
@@ -6371,25 +4464,7 @@
                 <w:sz w:val="6"/>
                 <w:szCs w:val="8"/>
               </w:rPr>
-              <w:t>${</w:t>
-            </w:r>
-            <w:proofErr w:type="spellStart"/>
-            <w:r>
-              <w:rPr>
-                <w:rFonts w:ascii="Times New Roman"/>
-                <w:sz w:val="6"/>
-                <w:szCs w:val="8"/>
-              </w:rPr>
-              <w:t>thu_check_column</w:t>
-            </w:r>
-            <w:proofErr w:type="spellEnd"/>
-            <w:r>
-              <w:rPr>
-                <w:rFonts w:ascii="Times New Roman"/>
-                <w:sz w:val="6"/>
-                <w:szCs w:val="8"/>
-              </w:rPr>
-              <w:t>}</w:t>
+              <w:t>${thu_check_column}</w:t>
             </w:r>
           </w:p>
         </w:tc>
@@ -6411,25 +4486,7 @@
                 <w:sz w:val="6"/>
                 <w:szCs w:val="8"/>
               </w:rPr>
-              <w:t>${</w:t>
-            </w:r>
-            <w:proofErr w:type="spellStart"/>
-            <w:r>
-              <w:rPr>
-                <w:rFonts w:ascii="Times New Roman"/>
-                <w:sz w:val="6"/>
-                <w:szCs w:val="8"/>
-              </w:rPr>
-              <w:t>wed_check_column</w:t>
-            </w:r>
-            <w:proofErr w:type="spellEnd"/>
-            <w:r>
-              <w:rPr>
-                <w:rFonts w:ascii="Times New Roman"/>
-                <w:sz w:val="6"/>
-                <w:szCs w:val="8"/>
-              </w:rPr>
-              <w:t>}</w:t>
+              <w:t>${wed_check_column}</w:t>
             </w:r>
           </w:p>
         </w:tc>
@@ -6451,25 +4508,7 @@
                 <w:sz w:val="6"/>
                 <w:szCs w:val="8"/>
               </w:rPr>
-              <w:t>${</w:t>
-            </w:r>
-            <w:proofErr w:type="spellStart"/>
-            <w:r>
-              <w:rPr>
-                <w:rFonts w:ascii="Times New Roman"/>
-                <w:sz w:val="6"/>
-                <w:szCs w:val="8"/>
-              </w:rPr>
-              <w:t>tue_check_column</w:t>
-            </w:r>
-            <w:proofErr w:type="spellEnd"/>
-            <w:r>
-              <w:rPr>
-                <w:rFonts w:ascii="Times New Roman"/>
-                <w:sz w:val="6"/>
-                <w:szCs w:val="8"/>
-              </w:rPr>
-              <w:t>}</w:t>
+              <w:t>${tue_check_column}</w:t>
             </w:r>
           </w:p>
         </w:tc>
@@ -6491,25 +4530,7 @@
                 <w:sz w:val="6"/>
                 <w:szCs w:val="8"/>
               </w:rPr>
-              <w:t>${</w:t>
-            </w:r>
-            <w:proofErr w:type="spellStart"/>
-            <w:r>
-              <w:rPr>
-                <w:rFonts w:ascii="Times New Roman"/>
-                <w:sz w:val="6"/>
-                <w:szCs w:val="8"/>
-              </w:rPr>
-              <w:t>mon_check_column</w:t>
-            </w:r>
-            <w:proofErr w:type="spellEnd"/>
-            <w:r>
-              <w:rPr>
-                <w:rFonts w:ascii="Times New Roman"/>
-                <w:sz w:val="6"/>
-                <w:szCs w:val="8"/>
-              </w:rPr>
-              <w:t>}</w:t>
+              <w:t>${mon_check_column}</w:t>
             </w:r>
           </w:p>
         </w:tc>
@@ -6531,25 +4552,7 @@
                 <w:sz w:val="6"/>
                 <w:szCs w:val="8"/>
               </w:rPr>
-              <w:t>${</w:t>
-            </w:r>
-            <w:proofErr w:type="spellStart"/>
-            <w:r>
-              <w:rPr>
-                <w:rFonts w:ascii="Times New Roman"/>
-                <w:sz w:val="6"/>
-                <w:szCs w:val="8"/>
-              </w:rPr>
-              <w:t>sun_check_column</w:t>
-            </w:r>
-            <w:proofErr w:type="spellEnd"/>
-            <w:r>
-              <w:rPr>
-                <w:rFonts w:ascii="Times New Roman"/>
-                <w:sz w:val="6"/>
-                <w:szCs w:val="8"/>
-              </w:rPr>
-              <w:t>}</w:t>
+              <w:t>${sun_check_column}</w:t>
             </w:r>
           </w:p>
         </w:tc>
@@ -6571,25 +4574,7 @@
                 <w:sz w:val="6"/>
                 <w:szCs w:val="8"/>
               </w:rPr>
-              <w:t>${</w:t>
-            </w:r>
-            <w:proofErr w:type="spellStart"/>
-            <w:r>
-              <w:rPr>
-                <w:rFonts w:ascii="Times New Roman"/>
-                <w:sz w:val="6"/>
-                <w:szCs w:val="8"/>
-              </w:rPr>
-              <w:t>sat_check_column</w:t>
-            </w:r>
-            <w:proofErr w:type="spellEnd"/>
-            <w:r>
-              <w:rPr>
-                <w:rFonts w:ascii="Times New Roman"/>
-                <w:sz w:val="6"/>
-                <w:szCs w:val="8"/>
-              </w:rPr>
-              <w:t>}</w:t>
+              <w:t>${sat_check_column}</w:t>
             </w:r>
           </w:p>
         </w:tc>
@@ -6618,51 +4603,7 @@
                 <w:szCs w:val="16"/>
                 <w:rtl/>
               </w:rPr>
-              <w:t xml:space="preserve">حزام الأمان </w:t>
-            </w:r>
-            <w:proofErr w:type="gramStart"/>
-            <w:r>
-              <w:rPr>
-                <w:b/>
-                <w:bCs/>
-                <w:sz w:val="16"/>
-                <w:szCs w:val="16"/>
-                <w:rtl/>
-              </w:rPr>
-              <w:t>موجوده</w:t>
-            </w:r>
-            <w:proofErr w:type="gramEnd"/>
-            <w:r>
-              <w:rPr>
-                <w:b/>
-                <w:bCs/>
-                <w:sz w:val="16"/>
-                <w:szCs w:val="16"/>
-                <w:rtl/>
-              </w:rPr>
-              <w:t xml:space="preserve"> </w:t>
-            </w:r>
-            <w:proofErr w:type="gramStart"/>
-            <w:r>
-              <w:rPr>
-                <w:b/>
-                <w:bCs/>
-                <w:sz w:val="16"/>
-                <w:szCs w:val="16"/>
-                <w:rtl/>
-              </w:rPr>
-              <w:t>و بحاله</w:t>
-            </w:r>
-            <w:proofErr w:type="gramEnd"/>
-            <w:r>
-              <w:rPr>
-                <w:b/>
-                <w:bCs/>
-                <w:sz w:val="16"/>
-                <w:szCs w:val="16"/>
-                <w:rtl/>
-              </w:rPr>
-              <w:t xml:space="preserve"> جيده</w:t>
+              <w:t>حزام الأمان موجوده و بحاله جيده</w:t>
             </w:r>
             <w:r>
               <w:rPr>
@@ -6719,25 +4660,7 @@
                 <w:sz w:val="6"/>
                 <w:szCs w:val="8"/>
               </w:rPr>
-              <w:t>${</w:t>
-            </w:r>
-            <w:proofErr w:type="spellStart"/>
-            <w:r>
-              <w:rPr>
-                <w:rFonts w:ascii="Times New Roman"/>
-                <w:sz w:val="6"/>
-                <w:szCs w:val="8"/>
-              </w:rPr>
-              <w:t>fri_check_column</w:t>
-            </w:r>
-            <w:proofErr w:type="spellEnd"/>
-            <w:r>
-              <w:rPr>
-                <w:rFonts w:ascii="Times New Roman"/>
-                <w:sz w:val="6"/>
-                <w:szCs w:val="8"/>
-              </w:rPr>
-              <w:t>}</w:t>
+              <w:t>${fri_check_column}</w:t>
             </w:r>
           </w:p>
         </w:tc>
@@ -6759,25 +4682,7 @@
                 <w:sz w:val="6"/>
                 <w:szCs w:val="8"/>
               </w:rPr>
-              <w:t>${</w:t>
-            </w:r>
-            <w:proofErr w:type="spellStart"/>
-            <w:r>
-              <w:rPr>
-                <w:rFonts w:ascii="Times New Roman"/>
-                <w:sz w:val="6"/>
-                <w:szCs w:val="8"/>
-              </w:rPr>
-              <w:t>thu_check_column</w:t>
-            </w:r>
-            <w:proofErr w:type="spellEnd"/>
-            <w:r>
-              <w:rPr>
-                <w:rFonts w:ascii="Times New Roman"/>
-                <w:sz w:val="6"/>
-                <w:szCs w:val="8"/>
-              </w:rPr>
-              <w:t>}</w:t>
+              <w:t>${thu_check_column}</w:t>
             </w:r>
           </w:p>
         </w:tc>
@@ -6799,25 +4704,7 @@
                 <w:sz w:val="6"/>
                 <w:szCs w:val="8"/>
               </w:rPr>
-              <w:t>${</w:t>
-            </w:r>
-            <w:proofErr w:type="spellStart"/>
-            <w:r>
-              <w:rPr>
-                <w:rFonts w:ascii="Times New Roman"/>
-                <w:sz w:val="6"/>
-                <w:szCs w:val="8"/>
-              </w:rPr>
-              <w:t>wed_check_column</w:t>
-            </w:r>
-            <w:proofErr w:type="spellEnd"/>
-            <w:r>
-              <w:rPr>
-                <w:rFonts w:ascii="Times New Roman"/>
-                <w:sz w:val="6"/>
-                <w:szCs w:val="8"/>
-              </w:rPr>
-              <w:t>}</w:t>
+              <w:t>${wed_check_column}</w:t>
             </w:r>
           </w:p>
         </w:tc>
@@ -6839,25 +4726,7 @@
                 <w:sz w:val="6"/>
                 <w:szCs w:val="8"/>
               </w:rPr>
-              <w:t>${</w:t>
-            </w:r>
-            <w:proofErr w:type="spellStart"/>
-            <w:r>
-              <w:rPr>
-                <w:rFonts w:ascii="Times New Roman"/>
-                <w:sz w:val="6"/>
-                <w:szCs w:val="8"/>
-              </w:rPr>
-              <w:t>tue_check_column</w:t>
-            </w:r>
-            <w:proofErr w:type="spellEnd"/>
-            <w:r>
-              <w:rPr>
-                <w:rFonts w:ascii="Times New Roman"/>
-                <w:sz w:val="6"/>
-                <w:szCs w:val="8"/>
-              </w:rPr>
-              <w:t>}</w:t>
+              <w:t>${tue_check_column}</w:t>
             </w:r>
           </w:p>
         </w:tc>
@@ -6879,25 +4748,7 @@
                 <w:sz w:val="6"/>
                 <w:szCs w:val="8"/>
               </w:rPr>
-              <w:t>${</w:t>
-            </w:r>
-            <w:proofErr w:type="spellStart"/>
-            <w:r>
-              <w:rPr>
-                <w:rFonts w:ascii="Times New Roman"/>
-                <w:sz w:val="6"/>
-                <w:szCs w:val="8"/>
-              </w:rPr>
-              <w:t>mon_check_column</w:t>
-            </w:r>
-            <w:proofErr w:type="spellEnd"/>
-            <w:r>
-              <w:rPr>
-                <w:rFonts w:ascii="Times New Roman"/>
-                <w:sz w:val="6"/>
-                <w:szCs w:val="8"/>
-              </w:rPr>
-              <w:t>}</w:t>
+              <w:t>${mon_check_column}</w:t>
             </w:r>
           </w:p>
         </w:tc>
@@ -6919,25 +4770,7 @@
                 <w:sz w:val="6"/>
                 <w:szCs w:val="8"/>
               </w:rPr>
-              <w:t>${</w:t>
-            </w:r>
-            <w:proofErr w:type="spellStart"/>
-            <w:r>
-              <w:rPr>
-                <w:rFonts w:ascii="Times New Roman"/>
-                <w:sz w:val="6"/>
-                <w:szCs w:val="8"/>
-              </w:rPr>
-              <w:t>sun_check_column</w:t>
-            </w:r>
-            <w:proofErr w:type="spellEnd"/>
-            <w:r>
-              <w:rPr>
-                <w:rFonts w:ascii="Times New Roman"/>
-                <w:sz w:val="6"/>
-                <w:szCs w:val="8"/>
-              </w:rPr>
-              <w:t>}</w:t>
+              <w:t>${sun_check_column}</w:t>
             </w:r>
           </w:p>
         </w:tc>
@@ -6959,25 +4792,7 @@
                 <w:sz w:val="6"/>
                 <w:szCs w:val="8"/>
               </w:rPr>
-              <w:t>${</w:t>
-            </w:r>
-            <w:proofErr w:type="spellStart"/>
-            <w:r>
-              <w:rPr>
-                <w:rFonts w:ascii="Times New Roman"/>
-                <w:sz w:val="6"/>
-                <w:szCs w:val="8"/>
-              </w:rPr>
-              <w:t>sat_check_column</w:t>
-            </w:r>
-            <w:proofErr w:type="spellEnd"/>
-            <w:r>
-              <w:rPr>
-                <w:rFonts w:ascii="Times New Roman"/>
-                <w:sz w:val="6"/>
-                <w:szCs w:val="8"/>
-              </w:rPr>
-              <w:t>}</w:t>
+              <w:t>${sat_check_column}</w:t>
             </w:r>
           </w:p>
         </w:tc>
@@ -7071,25 +4886,7 @@
                 <w:sz w:val="6"/>
                 <w:szCs w:val="8"/>
               </w:rPr>
-              <w:t>${</w:t>
-            </w:r>
-            <w:proofErr w:type="spellStart"/>
-            <w:r>
-              <w:rPr>
-                <w:rFonts w:ascii="Times New Roman"/>
-                <w:sz w:val="6"/>
-                <w:szCs w:val="8"/>
-              </w:rPr>
-              <w:t>fri_check_column</w:t>
-            </w:r>
-            <w:proofErr w:type="spellEnd"/>
-            <w:r>
-              <w:rPr>
-                <w:rFonts w:ascii="Times New Roman"/>
-                <w:sz w:val="6"/>
-                <w:szCs w:val="8"/>
-              </w:rPr>
-              <w:t>}</w:t>
+              <w:t>${fri_check_column}</w:t>
             </w:r>
           </w:p>
         </w:tc>
@@ -7111,25 +4908,7 @@
                 <w:sz w:val="6"/>
                 <w:szCs w:val="8"/>
               </w:rPr>
-              <w:t>${</w:t>
-            </w:r>
-            <w:proofErr w:type="spellStart"/>
-            <w:r>
-              <w:rPr>
-                <w:rFonts w:ascii="Times New Roman"/>
-                <w:sz w:val="6"/>
-                <w:szCs w:val="8"/>
-              </w:rPr>
-              <w:t>thu_check_column</w:t>
-            </w:r>
-            <w:proofErr w:type="spellEnd"/>
-            <w:r>
-              <w:rPr>
-                <w:rFonts w:ascii="Times New Roman"/>
-                <w:sz w:val="6"/>
-                <w:szCs w:val="8"/>
-              </w:rPr>
-              <w:t>}</w:t>
+              <w:t>${thu_check_column}</w:t>
             </w:r>
           </w:p>
         </w:tc>
@@ -7151,25 +4930,7 @@
                 <w:sz w:val="6"/>
                 <w:szCs w:val="8"/>
               </w:rPr>
-              <w:t>${</w:t>
-            </w:r>
-            <w:proofErr w:type="spellStart"/>
-            <w:r>
-              <w:rPr>
-                <w:rFonts w:ascii="Times New Roman"/>
-                <w:sz w:val="6"/>
-                <w:szCs w:val="8"/>
-              </w:rPr>
-              <w:t>wed_check_column</w:t>
-            </w:r>
-            <w:proofErr w:type="spellEnd"/>
-            <w:r>
-              <w:rPr>
-                <w:rFonts w:ascii="Times New Roman"/>
-                <w:sz w:val="6"/>
-                <w:szCs w:val="8"/>
-              </w:rPr>
-              <w:t>}</w:t>
+              <w:t>${wed_check_column}</w:t>
             </w:r>
           </w:p>
         </w:tc>
@@ -7191,25 +4952,7 @@
                 <w:sz w:val="6"/>
                 <w:szCs w:val="8"/>
               </w:rPr>
-              <w:t>${</w:t>
-            </w:r>
-            <w:proofErr w:type="spellStart"/>
-            <w:r>
-              <w:rPr>
-                <w:rFonts w:ascii="Times New Roman"/>
-                <w:sz w:val="6"/>
-                <w:szCs w:val="8"/>
-              </w:rPr>
-              <w:t>tue_check_column</w:t>
-            </w:r>
-            <w:proofErr w:type="spellEnd"/>
-            <w:r>
-              <w:rPr>
-                <w:rFonts w:ascii="Times New Roman"/>
-                <w:sz w:val="6"/>
-                <w:szCs w:val="8"/>
-              </w:rPr>
-              <w:t>}</w:t>
+              <w:t>${tue_check_column}</w:t>
             </w:r>
           </w:p>
         </w:tc>
@@ -7231,25 +4974,7 @@
                 <w:sz w:val="6"/>
                 <w:szCs w:val="8"/>
               </w:rPr>
-              <w:t>${</w:t>
-            </w:r>
-            <w:proofErr w:type="spellStart"/>
-            <w:r>
-              <w:rPr>
-                <w:rFonts w:ascii="Times New Roman"/>
-                <w:sz w:val="6"/>
-                <w:szCs w:val="8"/>
-              </w:rPr>
-              <w:t>mon_check_column</w:t>
-            </w:r>
-            <w:proofErr w:type="spellEnd"/>
-            <w:r>
-              <w:rPr>
-                <w:rFonts w:ascii="Times New Roman"/>
-                <w:sz w:val="6"/>
-                <w:szCs w:val="8"/>
-              </w:rPr>
-              <w:t>}</w:t>
+              <w:t>${mon_check_column}</w:t>
             </w:r>
           </w:p>
         </w:tc>
@@ -7271,25 +4996,7 @@
                 <w:sz w:val="6"/>
                 <w:szCs w:val="8"/>
               </w:rPr>
-              <w:t>${</w:t>
-            </w:r>
-            <w:proofErr w:type="spellStart"/>
-            <w:r>
-              <w:rPr>
-                <w:rFonts w:ascii="Times New Roman"/>
-                <w:sz w:val="6"/>
-                <w:szCs w:val="8"/>
-              </w:rPr>
-              <w:t>sun_check_column</w:t>
-            </w:r>
-            <w:proofErr w:type="spellEnd"/>
-            <w:r>
-              <w:rPr>
-                <w:rFonts w:ascii="Times New Roman"/>
-                <w:sz w:val="6"/>
-                <w:szCs w:val="8"/>
-              </w:rPr>
-              <w:t>}</w:t>
+              <w:t>${sun_check_column}</w:t>
             </w:r>
           </w:p>
         </w:tc>
@@ -7311,25 +5018,7 @@
                 <w:sz w:val="6"/>
                 <w:szCs w:val="8"/>
               </w:rPr>
-              <w:t>${</w:t>
-            </w:r>
-            <w:proofErr w:type="spellStart"/>
-            <w:r>
-              <w:rPr>
-                <w:rFonts w:ascii="Times New Roman"/>
-                <w:sz w:val="6"/>
-                <w:szCs w:val="8"/>
-              </w:rPr>
-              <w:t>sat_check_column</w:t>
-            </w:r>
-            <w:proofErr w:type="spellEnd"/>
-            <w:r>
-              <w:rPr>
-                <w:rFonts w:ascii="Times New Roman"/>
-                <w:sz w:val="6"/>
-                <w:szCs w:val="8"/>
-              </w:rPr>
-              <w:t>}</w:t>
+              <w:t>${sat_check_column}</w:t>
             </w:r>
           </w:p>
         </w:tc>
@@ -7407,25 +5096,7 @@
                 <w:sz w:val="6"/>
                 <w:szCs w:val="8"/>
               </w:rPr>
-              <w:t>${</w:t>
-            </w:r>
-            <w:proofErr w:type="spellStart"/>
-            <w:r>
-              <w:rPr>
-                <w:rFonts w:ascii="Times New Roman"/>
-                <w:sz w:val="6"/>
-                <w:szCs w:val="8"/>
-              </w:rPr>
-              <w:t>fri_check_column</w:t>
-            </w:r>
-            <w:proofErr w:type="spellEnd"/>
-            <w:r>
-              <w:rPr>
-                <w:rFonts w:ascii="Times New Roman"/>
-                <w:sz w:val="6"/>
-                <w:szCs w:val="8"/>
-              </w:rPr>
-              <w:t>}</w:t>
+              <w:t>${fri_check_column}</w:t>
             </w:r>
           </w:p>
         </w:tc>
@@ -7447,25 +5118,7 @@
                 <w:sz w:val="6"/>
                 <w:szCs w:val="8"/>
               </w:rPr>
-              <w:t>${</w:t>
-            </w:r>
-            <w:proofErr w:type="spellStart"/>
-            <w:r>
-              <w:rPr>
-                <w:rFonts w:ascii="Times New Roman"/>
-                <w:sz w:val="6"/>
-                <w:szCs w:val="8"/>
-              </w:rPr>
-              <w:t>thu_check_column</w:t>
-            </w:r>
-            <w:proofErr w:type="spellEnd"/>
-            <w:r>
-              <w:rPr>
-                <w:rFonts w:ascii="Times New Roman"/>
-                <w:sz w:val="6"/>
-                <w:szCs w:val="8"/>
-              </w:rPr>
-              <w:t>}</w:t>
+              <w:t>${thu_check_column}</w:t>
             </w:r>
           </w:p>
         </w:tc>
@@ -7487,25 +5140,7 @@
                 <w:sz w:val="6"/>
                 <w:szCs w:val="8"/>
               </w:rPr>
-              <w:t>${</w:t>
-            </w:r>
-            <w:proofErr w:type="spellStart"/>
-            <w:r>
-              <w:rPr>
-                <w:rFonts w:ascii="Times New Roman"/>
-                <w:sz w:val="6"/>
-                <w:szCs w:val="8"/>
-              </w:rPr>
-              <w:t>wed_check_column</w:t>
-            </w:r>
-            <w:proofErr w:type="spellEnd"/>
-            <w:r>
-              <w:rPr>
-                <w:rFonts w:ascii="Times New Roman"/>
-                <w:sz w:val="6"/>
-                <w:szCs w:val="8"/>
-              </w:rPr>
-              <w:t>}</w:t>
+              <w:t>${wed_check_column}</w:t>
             </w:r>
           </w:p>
         </w:tc>
@@ -7527,25 +5162,7 @@
                 <w:sz w:val="6"/>
                 <w:szCs w:val="8"/>
               </w:rPr>
-              <w:t>${</w:t>
-            </w:r>
-            <w:proofErr w:type="spellStart"/>
-            <w:r>
-              <w:rPr>
-                <w:rFonts w:ascii="Times New Roman"/>
-                <w:sz w:val="6"/>
-                <w:szCs w:val="8"/>
-              </w:rPr>
-              <w:t>tue_check_column</w:t>
-            </w:r>
-            <w:proofErr w:type="spellEnd"/>
-            <w:r>
-              <w:rPr>
-                <w:rFonts w:ascii="Times New Roman"/>
-                <w:sz w:val="6"/>
-                <w:szCs w:val="8"/>
-              </w:rPr>
-              <w:t>}</w:t>
+              <w:t>${tue_check_column}</w:t>
             </w:r>
           </w:p>
         </w:tc>
@@ -7567,25 +5184,7 @@
                 <w:sz w:val="6"/>
                 <w:szCs w:val="8"/>
               </w:rPr>
-              <w:t>${</w:t>
-            </w:r>
-            <w:proofErr w:type="spellStart"/>
-            <w:r>
-              <w:rPr>
-                <w:rFonts w:ascii="Times New Roman"/>
-                <w:sz w:val="6"/>
-                <w:szCs w:val="8"/>
-              </w:rPr>
-              <w:t>mon_check_column</w:t>
-            </w:r>
-            <w:proofErr w:type="spellEnd"/>
-            <w:r>
-              <w:rPr>
-                <w:rFonts w:ascii="Times New Roman"/>
-                <w:sz w:val="6"/>
-                <w:szCs w:val="8"/>
-              </w:rPr>
-              <w:t>}</w:t>
+              <w:t>${mon_check_column}</w:t>
             </w:r>
           </w:p>
         </w:tc>
@@ -7607,25 +5206,7 @@
                 <w:sz w:val="6"/>
                 <w:szCs w:val="8"/>
               </w:rPr>
-              <w:t>${</w:t>
-            </w:r>
-            <w:proofErr w:type="spellStart"/>
-            <w:r>
-              <w:rPr>
-                <w:rFonts w:ascii="Times New Roman"/>
-                <w:sz w:val="6"/>
-                <w:szCs w:val="8"/>
-              </w:rPr>
-              <w:t>sun_check_column</w:t>
-            </w:r>
-            <w:proofErr w:type="spellEnd"/>
-            <w:r>
-              <w:rPr>
-                <w:rFonts w:ascii="Times New Roman"/>
-                <w:sz w:val="6"/>
-                <w:szCs w:val="8"/>
-              </w:rPr>
-              <w:t>}</w:t>
+              <w:t>${sun_check_column}</w:t>
             </w:r>
           </w:p>
         </w:tc>
@@ -7647,25 +5228,7 @@
                 <w:sz w:val="6"/>
                 <w:szCs w:val="8"/>
               </w:rPr>
-              <w:t>${</w:t>
-            </w:r>
-            <w:proofErr w:type="spellStart"/>
-            <w:r>
-              <w:rPr>
-                <w:rFonts w:ascii="Times New Roman"/>
-                <w:sz w:val="6"/>
-                <w:szCs w:val="8"/>
-              </w:rPr>
-              <w:t>sat_check_column</w:t>
-            </w:r>
-            <w:proofErr w:type="spellEnd"/>
-            <w:r>
-              <w:rPr>
-                <w:rFonts w:ascii="Times New Roman"/>
-                <w:sz w:val="6"/>
-                <w:szCs w:val="8"/>
-              </w:rPr>
-              <w:t>}</w:t>
+              <w:t>${sat_check_column}</w:t>
             </w:r>
           </w:p>
         </w:tc>
@@ -7686,38 +5249,15 @@
                 <w:szCs w:val="16"/>
               </w:rPr>
             </w:pPr>
-            <w:proofErr w:type="spellStart"/>
-            <w:r>
-              <w:rPr>
-                <w:b/>
-                <w:bCs/>
-                <w:sz w:val="16"/>
-                <w:szCs w:val="16"/>
-                <w:rtl/>
-              </w:rPr>
-              <w:t>الاسطوانه</w:t>
-            </w:r>
-            <w:proofErr w:type="spellEnd"/>
-            <w:r>
-              <w:rPr>
-                <w:b/>
-                <w:bCs/>
-                <w:sz w:val="16"/>
-                <w:szCs w:val="16"/>
-                <w:rtl/>
-              </w:rPr>
-              <w:t xml:space="preserve"> في حالة جيدة </w:t>
-            </w:r>
-            <w:proofErr w:type="gramStart"/>
-            <w:r>
-              <w:rPr>
-                <w:b/>
-                <w:bCs/>
-                <w:sz w:val="16"/>
-                <w:szCs w:val="16"/>
-                <w:rtl/>
-              </w:rPr>
-              <w:t>و م</w:t>
+            <w:r>
+              <w:rPr>
+                <w:b/>
+                <w:bCs/>
+                <w:sz w:val="16"/>
+                <w:szCs w:val="16"/>
+                <w:rtl/>
+              </w:rPr>
+              <w:t>الاسطوانه في حالة جيدة و م</w:t>
             </w:r>
             <w:r>
               <w:rPr>
@@ -7740,7 +5280,6 @@
               </w:rPr>
               <w:t>حكمه</w:t>
             </w:r>
-            <w:proofErr w:type="gramEnd"/>
             <w:r>
               <w:rPr>
                 <w:b/>
@@ -7793,26 +5332,7 @@
                 <w:sz w:val="6"/>
                 <w:szCs w:val="8"/>
               </w:rPr>
-              <w:lastRenderedPageBreak/>
-              <w:t>${</w:t>
-            </w:r>
-            <w:proofErr w:type="spellStart"/>
-            <w:r>
-              <w:rPr>
-                <w:rFonts w:ascii="Times New Roman"/>
-                <w:sz w:val="6"/>
-                <w:szCs w:val="8"/>
-              </w:rPr>
-              <w:t>fri_check_column</w:t>
-            </w:r>
-            <w:proofErr w:type="spellEnd"/>
-            <w:r>
-              <w:rPr>
-                <w:rFonts w:ascii="Times New Roman"/>
-                <w:sz w:val="6"/>
-                <w:szCs w:val="8"/>
-              </w:rPr>
-              <w:t>}</w:t>
+              <w:t>${fri_check_column}</w:t>
             </w:r>
           </w:p>
         </w:tc>
@@ -7834,25 +5354,7 @@
                 <w:sz w:val="6"/>
                 <w:szCs w:val="8"/>
               </w:rPr>
-              <w:t>${</w:t>
-            </w:r>
-            <w:proofErr w:type="spellStart"/>
-            <w:r>
-              <w:rPr>
-                <w:rFonts w:ascii="Times New Roman"/>
-                <w:sz w:val="6"/>
-                <w:szCs w:val="8"/>
-              </w:rPr>
-              <w:t>thu_check_column</w:t>
-            </w:r>
-            <w:proofErr w:type="spellEnd"/>
-            <w:r>
-              <w:rPr>
-                <w:rFonts w:ascii="Times New Roman"/>
-                <w:sz w:val="6"/>
-                <w:szCs w:val="8"/>
-              </w:rPr>
-              <w:t>}</w:t>
+              <w:t>${thu_check_column}</w:t>
             </w:r>
           </w:p>
         </w:tc>
@@ -7874,25 +5376,7 @@
                 <w:sz w:val="6"/>
                 <w:szCs w:val="8"/>
               </w:rPr>
-              <w:t>${</w:t>
-            </w:r>
-            <w:proofErr w:type="spellStart"/>
-            <w:r>
-              <w:rPr>
-                <w:rFonts w:ascii="Times New Roman"/>
-                <w:sz w:val="6"/>
-                <w:szCs w:val="8"/>
-              </w:rPr>
-              <w:t>wed_check_column</w:t>
-            </w:r>
-            <w:proofErr w:type="spellEnd"/>
-            <w:r>
-              <w:rPr>
-                <w:rFonts w:ascii="Times New Roman"/>
-                <w:sz w:val="6"/>
-                <w:szCs w:val="8"/>
-              </w:rPr>
-              <w:t>}</w:t>
+              <w:t>${wed_check_column}</w:t>
             </w:r>
           </w:p>
         </w:tc>
@@ -7914,25 +5398,7 @@
                 <w:sz w:val="6"/>
                 <w:szCs w:val="8"/>
               </w:rPr>
-              <w:t>${</w:t>
-            </w:r>
-            <w:proofErr w:type="spellStart"/>
-            <w:r>
-              <w:rPr>
-                <w:rFonts w:ascii="Times New Roman"/>
-                <w:sz w:val="6"/>
-                <w:szCs w:val="8"/>
-              </w:rPr>
-              <w:t>tue_check_column</w:t>
-            </w:r>
-            <w:proofErr w:type="spellEnd"/>
-            <w:r>
-              <w:rPr>
-                <w:rFonts w:ascii="Times New Roman"/>
-                <w:sz w:val="6"/>
-                <w:szCs w:val="8"/>
-              </w:rPr>
-              <w:t>}</w:t>
+              <w:t>${tue_check_column}</w:t>
             </w:r>
           </w:p>
         </w:tc>
@@ -7954,25 +5420,7 @@
                 <w:sz w:val="6"/>
                 <w:szCs w:val="8"/>
               </w:rPr>
-              <w:t>${</w:t>
-            </w:r>
-            <w:proofErr w:type="spellStart"/>
-            <w:r>
-              <w:rPr>
-                <w:rFonts w:ascii="Times New Roman"/>
-                <w:sz w:val="6"/>
-                <w:szCs w:val="8"/>
-              </w:rPr>
-              <w:t>mon_check_column</w:t>
-            </w:r>
-            <w:proofErr w:type="spellEnd"/>
-            <w:r>
-              <w:rPr>
-                <w:rFonts w:ascii="Times New Roman"/>
-                <w:sz w:val="6"/>
-                <w:szCs w:val="8"/>
-              </w:rPr>
-              <w:t>}</w:t>
+              <w:t>${mon_check_column}</w:t>
             </w:r>
           </w:p>
         </w:tc>
@@ -7994,25 +5442,7 @@
                 <w:sz w:val="6"/>
                 <w:szCs w:val="8"/>
               </w:rPr>
-              <w:t>${</w:t>
-            </w:r>
-            <w:proofErr w:type="spellStart"/>
-            <w:r>
-              <w:rPr>
-                <w:rFonts w:ascii="Times New Roman"/>
-                <w:sz w:val="6"/>
-                <w:szCs w:val="8"/>
-              </w:rPr>
-              <w:t>sun_check_column</w:t>
-            </w:r>
-            <w:proofErr w:type="spellEnd"/>
-            <w:r>
-              <w:rPr>
-                <w:rFonts w:ascii="Times New Roman"/>
-                <w:sz w:val="6"/>
-                <w:szCs w:val="8"/>
-              </w:rPr>
-              <w:t>}</w:t>
+              <w:t>${sun_check_column}</w:t>
             </w:r>
           </w:p>
         </w:tc>
@@ -8034,25 +5464,7 @@
                 <w:sz w:val="6"/>
                 <w:szCs w:val="8"/>
               </w:rPr>
-              <w:t>${</w:t>
-            </w:r>
-            <w:proofErr w:type="spellStart"/>
-            <w:r>
-              <w:rPr>
-                <w:rFonts w:ascii="Times New Roman"/>
-                <w:sz w:val="6"/>
-                <w:szCs w:val="8"/>
-              </w:rPr>
-              <w:t>sat_check_column</w:t>
-            </w:r>
-            <w:proofErr w:type="spellEnd"/>
-            <w:r>
-              <w:rPr>
-                <w:rFonts w:ascii="Times New Roman"/>
-                <w:sz w:val="6"/>
-                <w:szCs w:val="8"/>
-              </w:rPr>
-              <w:t>}</w:t>
+              <w:t>${sat_check_column}</w:t>
             </w:r>
           </w:p>
         </w:tc>
@@ -8140,25 +5552,7 @@
                 <w:sz w:val="6"/>
                 <w:szCs w:val="8"/>
               </w:rPr>
-              <w:t>${</w:t>
-            </w:r>
-            <w:proofErr w:type="spellStart"/>
-            <w:r>
-              <w:rPr>
-                <w:rFonts w:ascii="Times New Roman"/>
-                <w:sz w:val="6"/>
-                <w:szCs w:val="8"/>
-              </w:rPr>
-              <w:t>fri_check_column</w:t>
-            </w:r>
-            <w:proofErr w:type="spellEnd"/>
-            <w:r>
-              <w:rPr>
-                <w:rFonts w:ascii="Times New Roman"/>
-                <w:sz w:val="6"/>
-                <w:szCs w:val="8"/>
-              </w:rPr>
-              <w:t>}</w:t>
+              <w:t>${fri_check_column}</w:t>
             </w:r>
           </w:p>
         </w:tc>
@@ -8180,25 +5574,7 @@
                 <w:sz w:val="6"/>
                 <w:szCs w:val="8"/>
               </w:rPr>
-              <w:t>${</w:t>
-            </w:r>
-            <w:proofErr w:type="spellStart"/>
-            <w:r>
-              <w:rPr>
-                <w:rFonts w:ascii="Times New Roman"/>
-                <w:sz w:val="6"/>
-                <w:szCs w:val="8"/>
-              </w:rPr>
-              <w:t>thu_check_column</w:t>
-            </w:r>
-            <w:proofErr w:type="spellEnd"/>
-            <w:r>
-              <w:rPr>
-                <w:rFonts w:ascii="Times New Roman"/>
-                <w:sz w:val="6"/>
-                <w:szCs w:val="8"/>
-              </w:rPr>
-              <w:t>}</w:t>
+              <w:t>${thu_check_column}</w:t>
             </w:r>
           </w:p>
         </w:tc>
@@ -8220,25 +5596,7 @@
                 <w:sz w:val="6"/>
                 <w:szCs w:val="8"/>
               </w:rPr>
-              <w:t>${</w:t>
-            </w:r>
-            <w:proofErr w:type="spellStart"/>
-            <w:r>
-              <w:rPr>
-                <w:rFonts w:ascii="Times New Roman"/>
-                <w:sz w:val="6"/>
-                <w:szCs w:val="8"/>
-              </w:rPr>
-              <w:t>wed_check_column</w:t>
-            </w:r>
-            <w:proofErr w:type="spellEnd"/>
-            <w:r>
-              <w:rPr>
-                <w:rFonts w:ascii="Times New Roman"/>
-                <w:sz w:val="6"/>
-                <w:szCs w:val="8"/>
-              </w:rPr>
-              <w:t>}</w:t>
+              <w:t>${wed_check_column}</w:t>
             </w:r>
           </w:p>
         </w:tc>
@@ -8260,25 +5618,7 @@
                 <w:sz w:val="6"/>
                 <w:szCs w:val="8"/>
               </w:rPr>
-              <w:t>${</w:t>
-            </w:r>
-            <w:proofErr w:type="spellStart"/>
-            <w:r>
-              <w:rPr>
-                <w:rFonts w:ascii="Times New Roman"/>
-                <w:sz w:val="6"/>
-                <w:szCs w:val="8"/>
-              </w:rPr>
-              <w:t>tue_check_column</w:t>
-            </w:r>
-            <w:proofErr w:type="spellEnd"/>
-            <w:r>
-              <w:rPr>
-                <w:rFonts w:ascii="Times New Roman"/>
-                <w:sz w:val="6"/>
-                <w:szCs w:val="8"/>
-              </w:rPr>
-              <w:t>}</w:t>
+              <w:t>${tue_check_column}</w:t>
             </w:r>
           </w:p>
         </w:tc>
@@ -8300,25 +5640,7 @@
                 <w:sz w:val="6"/>
                 <w:szCs w:val="8"/>
               </w:rPr>
-              <w:t>${</w:t>
-            </w:r>
-            <w:proofErr w:type="spellStart"/>
-            <w:r>
-              <w:rPr>
-                <w:rFonts w:ascii="Times New Roman"/>
-                <w:sz w:val="6"/>
-                <w:szCs w:val="8"/>
-              </w:rPr>
-              <w:t>mon_check_column</w:t>
-            </w:r>
-            <w:proofErr w:type="spellEnd"/>
-            <w:r>
-              <w:rPr>
-                <w:rFonts w:ascii="Times New Roman"/>
-                <w:sz w:val="6"/>
-                <w:szCs w:val="8"/>
-              </w:rPr>
-              <w:t>}</w:t>
+              <w:t>${mon_check_column}</w:t>
             </w:r>
           </w:p>
         </w:tc>
@@ -8340,25 +5662,7 @@
                 <w:sz w:val="6"/>
                 <w:szCs w:val="8"/>
               </w:rPr>
-              <w:t>${</w:t>
-            </w:r>
-            <w:proofErr w:type="spellStart"/>
-            <w:r>
-              <w:rPr>
-                <w:rFonts w:ascii="Times New Roman"/>
-                <w:sz w:val="6"/>
-                <w:szCs w:val="8"/>
-              </w:rPr>
-              <w:t>sun_check_column</w:t>
-            </w:r>
-            <w:proofErr w:type="spellEnd"/>
-            <w:r>
-              <w:rPr>
-                <w:rFonts w:ascii="Times New Roman"/>
-                <w:sz w:val="6"/>
-                <w:szCs w:val="8"/>
-              </w:rPr>
-              <w:t>}</w:t>
+              <w:t>${sun_check_column}</w:t>
             </w:r>
           </w:p>
         </w:tc>
@@ -8380,25 +5684,7 @@
                 <w:sz w:val="6"/>
                 <w:szCs w:val="8"/>
               </w:rPr>
-              <w:t>${</w:t>
-            </w:r>
-            <w:proofErr w:type="spellStart"/>
-            <w:r>
-              <w:rPr>
-                <w:rFonts w:ascii="Times New Roman"/>
-                <w:sz w:val="6"/>
-                <w:szCs w:val="8"/>
-              </w:rPr>
-              <w:t>sat_check_column</w:t>
-            </w:r>
-            <w:proofErr w:type="spellEnd"/>
-            <w:r>
-              <w:rPr>
-                <w:rFonts w:ascii="Times New Roman"/>
-                <w:sz w:val="6"/>
-                <w:szCs w:val="8"/>
-              </w:rPr>
-              <w:t>}</w:t>
+              <w:t>${sat_check_column}</w:t>
             </w:r>
           </w:p>
         </w:tc>
@@ -9175,6 +6461,7 @@
   <w:style w:type="character" w:default="1" w:styleId="DefaultParagraphFont">
     <w:name w:val="Default Paragraph Font"/>
     <w:uiPriority w:val="1"/>
+    <w:semiHidden/>
     <w:unhideWhenUsed/>
   </w:style>
   <w:style w:type="table" w:default="1" w:styleId="TableNormal">

--- a/storage/app/templates/Haras-daily-inspection.docx
+++ b/storage/app/templates/Haras-daily-inspection.docx
@@ -4,7 +4,7 @@
   <w:body>
     <w:tbl>
       <w:tblPr>
-        <w:tblW w:w="11036" w:type="dxa"/>
+        <w:tblW w:w="11126" w:type="dxa"/>
         <w:tblInd w:w="-876" w:type="dxa"/>
         <w:tblBorders>
           <w:top w:val="single" w:sz="8" w:space="0" w:color="auto"/>
@@ -14,29 +14,30 @@
           <w:insideH w:val="single" w:sz="8" w:space="0" w:color="auto"/>
           <w:insideV w:val="single" w:sz="8" w:space="0" w:color="auto"/>
         </w:tblBorders>
+        <w:tblLayout w:type="fixed"/>
         <w:tblLook w:val="0000" w:firstRow="0" w:lastRow="0" w:firstColumn="0" w:lastColumn="0" w:noHBand="0" w:noVBand="0"/>
       </w:tblPr>
       <w:tblGrid>
-        <w:gridCol w:w="909"/>
-        <w:gridCol w:w="867"/>
-        <w:gridCol w:w="934"/>
-        <w:gridCol w:w="989"/>
+        <w:gridCol w:w="956"/>
+        <w:gridCol w:w="856"/>
+        <w:gridCol w:w="1124"/>
+        <w:gridCol w:w="990"/>
         <w:gridCol w:w="810"/>
-        <w:gridCol w:w="703"/>
-        <w:gridCol w:w="1131"/>
-        <w:gridCol w:w="149"/>
-        <w:gridCol w:w="1119"/>
-        <w:gridCol w:w="236"/>
-        <w:gridCol w:w="832"/>
-        <w:gridCol w:w="2357"/>
+        <w:gridCol w:w="900"/>
+        <w:gridCol w:w="841"/>
+        <w:gridCol w:w="419"/>
+        <w:gridCol w:w="990"/>
+        <w:gridCol w:w="126"/>
+        <w:gridCol w:w="1134"/>
+        <w:gridCol w:w="1980"/>
       </w:tblGrid>
       <w:tr>
         <w:trPr>
-          <w:trHeight w:val="251"/>
+          <w:trHeight w:val="143"/>
         </w:trPr>
         <w:tc>
           <w:tcPr>
-            <w:tcW w:w="2612" w:type="dxa"/>
+            <w:tcW w:w="2936" w:type="dxa"/>
             <w:gridSpan w:val="3"/>
             <w:vMerge w:val="restart"/>
           </w:tcPr>
@@ -54,16 +55,16 @@
                 <w:szCs w:val="8"/>
               </w:rPr>
               <w:drawing>
-                <wp:anchor distT="0" distB="0" distL="114300" distR="114300" simplePos="0" relativeHeight="251658240" behindDoc="0" locked="0" layoutInCell="1" allowOverlap="1" wp14:anchorId="3AACE8B5" wp14:editId="3CF5221A">
+                <wp:anchor distT="0" distB="0" distL="114300" distR="114300" simplePos="0" relativeHeight="251658240" behindDoc="0" locked="0" layoutInCell="1" allowOverlap="1" wp14:anchorId="3AACE8B5" wp14:editId="284EFCBD">
                   <wp:simplePos x="0" y="0"/>
                   <wp:positionH relativeFrom="column">
-                    <wp:posOffset>-54804</wp:posOffset>
+                    <wp:posOffset>-56257</wp:posOffset>
                   </wp:positionH>
                   <wp:positionV relativeFrom="paragraph">
-                    <wp:posOffset>24765</wp:posOffset>
+                    <wp:posOffset>23097</wp:posOffset>
                   </wp:positionV>
-                  <wp:extent cx="1968760" cy="512440"/>
-                  <wp:effectExtent l="0" t="0" r="0" b="2540"/>
+                  <wp:extent cx="1814442" cy="472273"/>
+                  <wp:effectExtent l="0" t="0" r="0" b="4445"/>
                   <wp:wrapNone/>
                   <wp:docPr id="1129190490" name="Picture 3"/>
                   <wp:cNvGraphicFramePr>
@@ -91,7 +92,7 @@
                         <pic:spPr>
                           <a:xfrm>
                             <a:off x="0" y="0"/>
-                            <a:ext cx="1968760" cy="512440"/>
+                            <a:ext cx="1843204" cy="479759"/>
                           </a:xfrm>
                           <a:prstGeom prst="rect">
                             <a:avLst/>
@@ -113,7 +114,7 @@
         </w:tc>
         <w:tc>
           <w:tcPr>
-            <w:tcW w:w="3686" w:type="dxa"/>
+            <w:tcW w:w="3541" w:type="dxa"/>
             <w:gridSpan w:val="4"/>
             <w:vMerge w:val="restart"/>
           </w:tcPr>
@@ -156,7 +157,7 @@
         </w:tc>
         <w:tc>
           <w:tcPr>
-            <w:tcW w:w="1521" w:type="dxa"/>
+            <w:tcW w:w="1535" w:type="dxa"/>
             <w:gridSpan w:val="3"/>
           </w:tcPr>
           <w:p>
@@ -189,7 +190,7 @@
         </w:tc>
         <w:tc>
           <w:tcPr>
-            <w:tcW w:w="3217" w:type="dxa"/>
+            <w:tcW w:w="3114" w:type="dxa"/>
             <w:gridSpan w:val="2"/>
           </w:tcPr>
           <w:p>
@@ -216,11 +217,11 @@
       </w:tr>
       <w:tr>
         <w:trPr>
-          <w:trHeight w:val="251"/>
+          <w:trHeight w:val="143"/>
         </w:trPr>
         <w:tc>
           <w:tcPr>
-            <w:tcW w:w="2612" w:type="dxa"/>
+            <w:tcW w:w="2936" w:type="dxa"/>
             <w:gridSpan w:val="3"/>
             <w:vMerge/>
           </w:tcPr>
@@ -235,7 +236,7 @@
         </w:tc>
         <w:tc>
           <w:tcPr>
-            <w:tcW w:w="3686" w:type="dxa"/>
+            <w:tcW w:w="3541" w:type="dxa"/>
             <w:gridSpan w:val="4"/>
             <w:vMerge/>
           </w:tcPr>
@@ -250,7 +251,7 @@
         </w:tc>
         <w:tc>
           <w:tcPr>
-            <w:tcW w:w="1521" w:type="dxa"/>
+            <w:tcW w:w="1535" w:type="dxa"/>
             <w:gridSpan w:val="3"/>
           </w:tcPr>
           <w:p>
@@ -276,7 +277,7 @@
         </w:tc>
         <w:tc>
           <w:tcPr>
-            <w:tcW w:w="3217" w:type="dxa"/>
+            <w:tcW w:w="3114" w:type="dxa"/>
             <w:gridSpan w:val="2"/>
           </w:tcPr>
           <w:p>
@@ -291,11 +292,11 @@
       </w:tr>
       <w:tr>
         <w:trPr>
-          <w:trHeight w:val="259"/>
+          <w:trHeight w:val="146"/>
         </w:trPr>
         <w:tc>
           <w:tcPr>
-            <w:tcW w:w="2612" w:type="dxa"/>
+            <w:tcW w:w="2936" w:type="dxa"/>
             <w:gridSpan w:val="3"/>
             <w:vMerge/>
           </w:tcPr>
@@ -310,7 +311,7 @@
         </w:tc>
         <w:tc>
           <w:tcPr>
-            <w:tcW w:w="3686" w:type="dxa"/>
+            <w:tcW w:w="3541" w:type="dxa"/>
             <w:gridSpan w:val="4"/>
             <w:vMerge/>
           </w:tcPr>
@@ -325,7 +326,7 @@
         </w:tc>
         <w:tc>
           <w:tcPr>
-            <w:tcW w:w="1521" w:type="dxa"/>
+            <w:tcW w:w="1535" w:type="dxa"/>
             <w:gridSpan w:val="3"/>
           </w:tcPr>
           <w:p>
@@ -358,7 +359,7 @@
         </w:tc>
         <w:tc>
           <w:tcPr>
-            <w:tcW w:w="3217" w:type="dxa"/>
+            <w:tcW w:w="3114" w:type="dxa"/>
             <w:gridSpan w:val="2"/>
           </w:tcPr>
           <w:p>
@@ -385,11 +386,11 @@
       </w:tr>
       <w:tr>
         <w:trPr>
-          <w:trHeight w:val="494"/>
+          <w:trHeight w:val="547"/>
         </w:trPr>
         <w:tc>
           <w:tcPr>
-            <w:tcW w:w="927" w:type="dxa"/>
+            <w:tcW w:w="956" w:type="dxa"/>
           </w:tcPr>
           <w:p>
             <w:pPr>
@@ -467,7 +468,7 @@
         </w:tc>
         <w:tc>
           <w:tcPr>
-            <w:tcW w:w="733" w:type="dxa"/>
+            <w:tcW w:w="856" w:type="dxa"/>
           </w:tcPr>
           <w:p>
             <w:pPr>
@@ -508,7 +509,7 @@
         </w:tc>
         <w:tc>
           <w:tcPr>
-            <w:tcW w:w="952" w:type="dxa"/>
+            <w:tcW w:w="1124" w:type="dxa"/>
           </w:tcPr>
           <w:p>
             <w:pPr>
@@ -544,7 +545,7 @@
         </w:tc>
         <w:tc>
           <w:tcPr>
-            <w:tcW w:w="998" w:type="dxa"/>
+            <w:tcW w:w="990" w:type="dxa"/>
           </w:tcPr>
           <w:p>
             <w:pPr>
@@ -581,64 +582,58 @@
               </w:rPr>
               <w:t>.............</w:t>
             </w:r>
-          </w:p>
-        </w:tc>
-        <w:tc>
-          <w:tcPr>
-            <w:tcW w:w="818" w:type="dxa"/>
-          </w:tcPr>
-          <w:p>
-            <w:pPr>
-              <w:spacing w:after="0" w:line="240" w:lineRule="auto"/>
-              <w:jc w:val="center"/>
-              <w:rPr>
+            <w:r>
+              <w:rPr>
+                <w:rFonts w:hint="cs"/>
                 <w:b/>
                 <w:bCs/>
                 <w:sz w:val="18"/>
                 <w:szCs w:val="18"/>
-              </w:rPr>
-            </w:pPr>
-            <w:r>
+                <w:rtl/>
+              </w:rPr>
+              <w:t>..</w:t>
+            </w:r>
+          </w:p>
+        </w:tc>
+        <w:tc>
+          <w:tcPr>
+            <w:tcW w:w="810" w:type="dxa"/>
+          </w:tcPr>
+          <w:p>
+            <w:pPr>
+              <w:spacing w:after="0" w:line="240" w:lineRule="auto"/>
+              <w:jc w:val="center"/>
               <w:rPr>
                 <w:b/>
                 <w:bCs/>
                 <w:sz w:val="18"/>
                 <w:szCs w:val="18"/>
-                <w:rtl/>
-              </w:rPr>
-              <w:t>الموديل</w:t>
-            </w:r>
+              </w:rPr>
+            </w:pPr>
             <w:r>
               <w:rPr>
                 <w:b/>
                 <w:bCs/>
                 <w:sz w:val="18"/>
                 <w:szCs w:val="18"/>
-              </w:rPr>
-              <w:t xml:space="preserve"> Model</w:t>
-            </w:r>
-          </w:p>
-        </w:tc>
-        <w:tc>
-          <w:tcPr>
-            <w:tcW w:w="736" w:type="dxa"/>
-          </w:tcPr>
-          <w:p>
-            <w:pPr>
-              <w:spacing w:after="0" w:line="240" w:lineRule="auto"/>
+                <w:rtl/>
+              </w:rPr>
+              <w:t>الموديل</w:t>
+            </w:r>
+            <w:r>
               <w:rPr>
                 <w:b/>
                 <w:bCs/>
                 <w:sz w:val="18"/>
                 <w:szCs w:val="18"/>
               </w:rPr>
-            </w:pPr>
-          </w:p>
-        </w:tc>
-        <w:tc>
-          <w:tcPr>
-            <w:tcW w:w="1287" w:type="dxa"/>
-            <w:gridSpan w:val="2"/>
+              <w:t xml:space="preserve"> Model</w:t>
+            </w:r>
+          </w:p>
+        </w:tc>
+        <w:tc>
+          <w:tcPr>
+            <w:tcW w:w="900" w:type="dxa"/>
           </w:tcPr>
           <w:p>
             <w:pPr>
@@ -649,46 +644,49 @@
                 <w:bCs/>
                 <w:sz w:val="18"/>
                 <w:szCs w:val="18"/>
-              </w:rPr>
-            </w:pPr>
-            <w:r>
+                <w:rtl/>
+              </w:rPr>
+            </w:pPr>
+          </w:p>
+          <w:p>
+            <w:pPr>
+              <w:spacing w:after="0" w:line="240" w:lineRule="auto"/>
               <w:rPr>
                 <w:b/>
                 <w:bCs/>
                 <w:sz w:val="18"/>
                 <w:szCs w:val="18"/>
-                <w:rtl/>
-              </w:rPr>
-              <w:t>المصنع</w:t>
-            </w:r>
-            <w:r>
-              <w:rPr>
+              </w:rPr>
+            </w:pPr>
+            <w:r>
+              <w:rPr>
+                <w:rFonts w:hint="cs"/>
                 <w:b/>
                 <w:bCs/>
                 <w:sz w:val="18"/>
                 <w:szCs w:val="18"/>
-              </w:rPr>
-              <w:t xml:space="preserve"> Manufacture</w:t>
-            </w:r>
-          </w:p>
-        </w:tc>
-        <w:tc>
-          <w:tcPr>
-            <w:tcW w:w="1130" w:type="dxa"/>
-          </w:tcPr>
-          <w:p>
-            <w:pPr>
-              <w:spacing w:after="0" w:line="240" w:lineRule="auto"/>
-              <w:jc w:val="center"/>
-              <w:rPr>
+                <w:rtl/>
+              </w:rPr>
+              <w:t>...........</w:t>
+            </w:r>
+            <w:r>
+              <w:rPr>
+                <w:rFonts w:hint="cs"/>
                 <w:b/>
                 <w:bCs/>
                 <w:sz w:val="18"/>
                 <w:szCs w:val="18"/>
                 <w:rtl/>
               </w:rPr>
-            </w:pPr>
-          </w:p>
+              <w:t>..</w:t>
+            </w:r>
+          </w:p>
+        </w:tc>
+        <w:tc>
+          <w:tcPr>
+            <w:tcW w:w="1260" w:type="dxa"/>
+            <w:gridSpan w:val="2"/>
+          </w:tcPr>
           <w:p>
             <w:pPr>
               <w:spacing w:after="0" w:line="240" w:lineRule="auto"/>
@@ -702,65 +700,71 @@
             </w:pPr>
             <w:r>
               <w:rPr>
-                <w:rFonts w:hint="cs"/>
                 <w:b/>
                 <w:bCs/>
                 <w:sz w:val="18"/>
                 <w:szCs w:val="18"/>
                 <w:rtl/>
               </w:rPr>
-              <w:t>.............</w:t>
-            </w:r>
-          </w:p>
-        </w:tc>
-        <w:tc>
-          <w:tcPr>
-            <w:tcW w:w="1098" w:type="dxa"/>
-            <w:gridSpan w:val="2"/>
-          </w:tcPr>
-          <w:p>
-            <w:pPr>
-              <w:spacing w:after="0" w:line="240" w:lineRule="auto"/>
-              <w:jc w:val="center"/>
+              <w:t>المصنع</w:t>
+            </w:r>
+            <w:r>
               <w:rPr>
                 <w:b/>
                 <w:bCs/>
                 <w:sz w:val="18"/>
                 <w:szCs w:val="18"/>
-                <w:rtl/>
-              </w:rPr>
-            </w:pPr>
-            <w:r>
-              <w:rPr>
-                <w:rFonts w:hint="cs"/>
+              </w:rPr>
+              <w:t xml:space="preserve"> Manufacture</w:t>
+            </w:r>
+          </w:p>
+        </w:tc>
+        <w:tc>
+          <w:tcPr>
+            <w:tcW w:w="990" w:type="dxa"/>
+          </w:tcPr>
+          <w:p>
+            <w:pPr>
+              <w:spacing w:after="0" w:line="240" w:lineRule="auto"/>
+              <w:jc w:val="center"/>
+              <w:rPr>
                 <w:b/>
                 <w:bCs/>
                 <w:sz w:val="18"/>
                 <w:szCs w:val="18"/>
                 <w:rtl/>
               </w:rPr>
-              <w:t>م.</w:t>
-            </w:r>
-            <w:r>
+            </w:pPr>
+          </w:p>
+          <w:p>
+            <w:pPr>
+              <w:spacing w:after="0" w:line="240" w:lineRule="auto"/>
+              <w:jc w:val="center"/>
               <w:rPr>
                 <w:b/>
                 <w:bCs/>
                 <w:sz w:val="18"/>
                 <w:szCs w:val="18"/>
-                <w:rtl/>
-              </w:rPr>
-              <w:t xml:space="preserve"> تصريح الدخول</w:t>
-            </w:r>
-            <w:r>
-              <w:rPr>
+              </w:rPr>
+            </w:pPr>
+            <w:r>
+              <w:rPr>
+                <w:rFonts w:hint="cs"/>
                 <w:b/>
                 <w:bCs/>
                 <w:sz w:val="18"/>
                 <w:szCs w:val="18"/>
-              </w:rPr>
-              <w:t xml:space="preserve"> </w:t>
-            </w:r>
-          </w:p>
+                <w:rtl/>
+              </w:rPr>
+              <w:t>...........</w:t>
+            </w:r>
+          </w:p>
+        </w:tc>
+        <w:tc>
+          <w:tcPr>
+            <w:tcW w:w="1260" w:type="dxa"/>
+            <w:gridSpan w:val="2"/>
+          </w:tcPr>
           <w:p>
             <w:pPr>
               <w:spacing w:after="0" w:line="240" w:lineRule="auto"/>
@@ -770,14 +774,57 @@
                 <w:bCs/>
                 <w:sz w:val="18"/>
                 <w:szCs w:val="18"/>
-              </w:rPr>
-            </w:pPr>
-            <w:r>
-              <w:rPr>
+                <w:rtl/>
+              </w:rPr>
+            </w:pPr>
+            <w:r>
+              <w:rPr>
+                <w:rFonts w:hint="cs"/>
                 <w:b/>
                 <w:bCs/>
                 <w:sz w:val="18"/>
                 <w:szCs w:val="18"/>
+                <w:rtl/>
+              </w:rPr>
+              <w:t>م.</w:t>
+            </w:r>
+            <w:r>
+              <w:rPr>
+                <w:b/>
+                <w:bCs/>
+                <w:sz w:val="18"/>
+                <w:szCs w:val="18"/>
+                <w:rtl/>
+              </w:rPr>
+              <w:t xml:space="preserve"> تصريح الدخول</w:t>
+            </w:r>
+            <w:r>
+              <w:rPr>
+                <w:b/>
+                <w:bCs/>
+                <w:sz w:val="18"/>
+                <w:szCs w:val="18"/>
+              </w:rPr>
+              <w:t xml:space="preserve"> </w:t>
+            </w:r>
+          </w:p>
+          <w:p>
+            <w:pPr>
+              <w:spacing w:after="0" w:line="240" w:lineRule="auto"/>
+              <w:jc w:val="center"/>
+              <w:rPr>
+                <w:b/>
+                <w:bCs/>
+                <w:sz w:val="18"/>
+                <w:szCs w:val="18"/>
+              </w:rPr>
+            </w:pPr>
+            <w:r>
+              <w:rPr>
+                <w:b/>
+                <w:bCs/>
+                <w:sz w:val="18"/>
+                <w:szCs w:val="18"/>
               </w:rPr>
               <w:t>Entry Per. Ser.</w:t>
             </w:r>
@@ -785,7 +832,7 @@
         </w:tc>
         <w:tc>
           <w:tcPr>
-            <w:tcW w:w="2357" w:type="dxa"/>
+            <w:tcW w:w="1980" w:type="dxa"/>
           </w:tcPr>
           <w:p>
             <w:pPr>
@@ -804,12 +851,33 @@
                 <w:sz w:val="26"/>
                 <w:szCs w:val="26"/>
               </w:rPr>
-              <w:t>${equipment_code}</w:t>
+              <w:t>${</w:t>
+            </w:r>
+            <w:proofErr w:type="spellStart"/>
+            <w:r>
+              <w:rPr>
+                <w:b/>
+                <w:bCs/>
+                <w:sz w:val="26"/>
+                <w:szCs w:val="26"/>
+              </w:rPr>
+              <w:t>equipment_code</w:t>
+            </w:r>
+            <w:proofErr w:type="spellEnd"/>
+            <w:r>
+              <w:rPr>
+                <w:b/>
+                <w:bCs/>
+                <w:sz w:val="26"/>
+                <w:szCs w:val="26"/>
+              </w:rPr>
+              <w:t>}</w:t>
             </w:r>
           </w:p>
         </w:tc>
       </w:tr>
     </w:tbl>
+    <w:p/>
     <w:p>
       <w:pPr>
         <w:rPr>
@@ -833,14 +901,14 @@
         <w:tblLook w:val="0000" w:firstRow="0" w:lastRow="0" w:firstColumn="0" w:lastColumn="0" w:noHBand="0" w:noVBand="0"/>
       </w:tblPr>
       <w:tblGrid>
-        <w:gridCol w:w="1274"/>
-        <w:gridCol w:w="1305"/>
-        <w:gridCol w:w="1351"/>
-        <w:gridCol w:w="1118"/>
-        <w:gridCol w:w="1173"/>
-        <w:gridCol w:w="1318"/>
-        <w:gridCol w:w="1271"/>
-        <w:gridCol w:w="2325"/>
+        <w:gridCol w:w="1250"/>
+        <w:gridCol w:w="1260"/>
+        <w:gridCol w:w="1170"/>
+        <w:gridCol w:w="1260"/>
+        <w:gridCol w:w="1170"/>
+        <w:gridCol w:w="1170"/>
+        <w:gridCol w:w="1170"/>
+        <w:gridCol w:w="2685"/>
       </w:tblGrid>
       <w:tr>
         <w:trPr>
@@ -913,8 +981,20 @@
                 <w:szCs w:val="20"/>
                 <w:rtl/>
               </w:rPr>
-              <w:t>2 يملأ بمعرفه المستفيد من المعده</w:t>
-            </w:r>
+              <w:t xml:space="preserve">2 يملأ بمعرفه المستفيد من </w:t>
+            </w:r>
+            <w:proofErr w:type="spellStart"/>
+            <w:r>
+              <w:rPr>
+                <w:b/>
+                <w:bCs/>
+                <w:sz w:val="20"/>
+                <w:szCs w:val="20"/>
+                <w:rtl/>
+              </w:rPr>
+              <w:t>المعده</w:t>
+            </w:r>
+            <w:proofErr w:type="spellEnd"/>
           </w:p>
           <w:p>
             <w:pPr>
@@ -1010,7 +1090,7 @@
         </w:trPr>
         <w:tc>
           <w:tcPr>
-            <w:tcW w:w="3930" w:type="dxa"/>
+            <w:tcW w:w="3680" w:type="dxa"/>
             <w:gridSpan w:val="3"/>
           </w:tcPr>
           <w:p>
@@ -1092,8 +1172,8 @@
                 <w:rFonts w:hint="cs"/>
                 <w:b/>
                 <w:bCs/>
-                <w:sz w:val="26"/>
-                <w:szCs w:val="26"/>
+                <w:sz w:val="28"/>
+                <w:szCs w:val="28"/>
                 <w:rtl/>
               </w:rPr>
               <w:t>الشيماء</w:t>
@@ -1102,7 +1182,7 @@
         </w:tc>
         <w:tc>
           <w:tcPr>
-            <w:tcW w:w="4880" w:type="dxa"/>
+            <w:tcW w:w="4770" w:type="dxa"/>
             <w:gridSpan w:val="4"/>
           </w:tcPr>
           <w:p>
@@ -1178,13 +1258,33 @@
                 <w:sz w:val="28"/>
                 <w:szCs w:val="28"/>
               </w:rPr>
-              <w:t>${equipment_number}</w:t>
-            </w:r>
-          </w:p>
-        </w:tc>
-        <w:tc>
-          <w:tcPr>
-            <w:tcW w:w="2325" w:type="dxa"/>
+              <w:t>${</w:t>
+            </w:r>
+            <w:proofErr w:type="spellStart"/>
+            <w:r>
+              <w:rPr>
+                <w:b/>
+                <w:bCs/>
+                <w:sz w:val="28"/>
+                <w:szCs w:val="28"/>
+              </w:rPr>
+              <w:t>equipment_number</w:t>
+            </w:r>
+            <w:proofErr w:type="spellEnd"/>
+            <w:r>
+              <w:rPr>
+                <w:b/>
+                <w:bCs/>
+                <w:sz w:val="28"/>
+                <w:szCs w:val="28"/>
+              </w:rPr>
+              <w:t>}</w:t>
+            </w:r>
+          </w:p>
+        </w:tc>
+        <w:tc>
+          <w:tcPr>
+            <w:tcW w:w="2685" w:type="dxa"/>
           </w:tcPr>
           <w:p>
             <w:pPr>
@@ -1241,7 +1341,6 @@
           <w:p>
             <w:pPr>
               <w:spacing w:after="0" w:line="240" w:lineRule="auto"/>
-              <w:jc w:val="center"/>
               <w:rPr>
                 <w:b/>
                 <w:bCs/>
@@ -1324,18 +1423,21 @@
                 <w:szCs w:val="18"/>
                 <w:rtl/>
               </w:rPr>
-              <w:t>) اذا كانت نتيجة الفحص (نعم)، أو علامة (</w:t>
-            </w:r>
-            <w:r>
-              <w:rPr>
+              <w:t xml:space="preserve">) </w:t>
+            </w:r>
+            <w:proofErr w:type="gramStart"/>
+            <w:r>
+              <w:rPr>
+                <w:rFonts w:hint="cs"/>
                 <w:b/>
                 <w:bCs/>
                 <w:sz w:val="18"/>
                 <w:szCs w:val="18"/>
                 <w:rtl/>
               </w:rPr>
-              <w:t>×</w:t>
-            </w:r>
+              <w:t>اذا</w:t>
+            </w:r>
+            <w:proofErr w:type="gramEnd"/>
             <w:r>
               <w:rPr>
                 <w:rFonts w:hint="cs"/>
@@ -1345,29 +1447,30 @@
                 <w:szCs w:val="18"/>
                 <w:rtl/>
               </w:rPr>
-              <w:t>) اذا كانت نتيجة الفحص (لا)</w:t>
-            </w:r>
-          </w:p>
-          <w:p>
-            <w:pPr>
-              <w:spacing w:after="0" w:line="240" w:lineRule="auto"/>
-              <w:jc w:val="center"/>
+              <w:t xml:space="preserve"> كانت نتيجة الفحص (نعم)، أو علامة (</w:t>
+            </w:r>
+            <w:r>
               <w:rPr>
                 <w:b/>
                 <w:bCs/>
                 <w:sz w:val="18"/>
                 <w:szCs w:val="18"/>
-              </w:rPr>
-            </w:pPr>
-            <w:r>
-              <w:rPr>
+                <w:rtl/>
+              </w:rPr>
+              <w:t>×</w:t>
+            </w:r>
+            <w:r>
+              <w:rPr>
+                <w:rFonts w:hint="cs"/>
                 <w:b/>
                 <w:bCs/>
                 <w:sz w:val="18"/>
                 <w:szCs w:val="18"/>
-              </w:rPr>
-              <w:t>mark (√) if Check is positive and (×)</w:t>
-            </w:r>
+                <w:rtl/>
+              </w:rPr>
+              <w:t xml:space="preserve">) </w:t>
+            </w:r>
+            <w:proofErr w:type="gramStart"/>
             <w:r>
               <w:rPr>
                 <w:rFonts w:hint="cs"/>
@@ -1377,16 +1480,80 @@
                 <w:szCs w:val="18"/>
                 <w:rtl/>
               </w:rPr>
-              <w:t xml:space="preserve"> </w:t>
-            </w:r>
-            <w:r>
-              <w:rPr>
+              <w:t>اذا</w:t>
+            </w:r>
+            <w:proofErr w:type="gramEnd"/>
+            <w:r>
+              <w:rPr>
+                <w:rFonts w:hint="cs"/>
                 <w:b/>
                 <w:bCs/>
                 <w:sz w:val="18"/>
                 <w:szCs w:val="18"/>
-              </w:rPr>
-              <w:t xml:space="preserve"> if Check is negative</w:t>
+                <w:rtl/>
+              </w:rPr>
+              <w:t xml:space="preserve"> كانت نتيجة الفحص (لا)</w:t>
+            </w:r>
+          </w:p>
+          <w:p>
+            <w:pPr>
+              <w:spacing w:after="0" w:line="240" w:lineRule="auto"/>
+              <w:jc w:val="center"/>
+              <w:rPr>
+                <w:b/>
+                <w:bCs/>
+                <w:sz w:val="18"/>
+                <w:szCs w:val="18"/>
+              </w:rPr>
+            </w:pPr>
+            <w:r>
+              <w:rPr>
+                <w:b/>
+                <w:bCs/>
+                <w:sz w:val="18"/>
+                <w:szCs w:val="18"/>
+              </w:rPr>
+              <w:t>mark (√) if Check is positive and (</w:t>
+            </w:r>
+            <w:proofErr w:type="gramStart"/>
+            <w:r>
+              <w:rPr>
+                <w:b/>
+                <w:bCs/>
+                <w:sz w:val="18"/>
+                <w:szCs w:val="18"/>
+              </w:rPr>
+              <w:t>×)</w:t>
+            </w:r>
+            <w:r>
+              <w:rPr>
+                <w:rFonts w:hint="cs"/>
+                <w:b/>
+                <w:bCs/>
+                <w:sz w:val="18"/>
+                <w:szCs w:val="18"/>
+                <w:rtl/>
+              </w:rPr>
+              <w:t xml:space="preserve"> </w:t>
+            </w:r>
+            <w:r>
+              <w:rPr>
+                <w:b/>
+                <w:bCs/>
+                <w:sz w:val="18"/>
+                <w:szCs w:val="18"/>
+              </w:rPr>
+              <w:t xml:space="preserve"> if</w:t>
+            </w:r>
+            <w:proofErr w:type="gramEnd"/>
+            <w:r>
+              <w:rPr>
+                <w:b/>
+                <w:bCs/>
+                <w:sz w:val="18"/>
+                <w:szCs w:val="18"/>
+              </w:rPr>
+              <w:t xml:space="preserve"> Check is negative</w:t>
             </w:r>
           </w:p>
         </w:tc>
@@ -1397,7 +1564,7 @@
         </w:trPr>
         <w:tc>
           <w:tcPr>
-            <w:tcW w:w="1274" w:type="dxa"/>
+            <w:tcW w:w="1250" w:type="dxa"/>
             <w:shd w:val="clear" w:color="auto" w:fill="D9D9D9" w:themeFill="background1" w:themeFillShade="D9"/>
             <w:vAlign w:val="center"/>
           </w:tcPr>
@@ -1448,7 +1615,7 @@
         </w:tc>
         <w:tc>
           <w:tcPr>
-            <w:tcW w:w="1305" w:type="dxa"/>
+            <w:tcW w:w="1260" w:type="dxa"/>
             <w:shd w:val="clear" w:color="auto" w:fill="D9D9D9" w:themeFill="background1" w:themeFillShade="D9"/>
             <w:vAlign w:val="center"/>
           </w:tcPr>
@@ -1486,7 +1653,7 @@
         </w:tc>
         <w:tc>
           <w:tcPr>
-            <w:tcW w:w="1351" w:type="dxa"/>
+            <w:tcW w:w="1170" w:type="dxa"/>
             <w:shd w:val="clear" w:color="auto" w:fill="D9D9D9" w:themeFill="background1" w:themeFillShade="D9"/>
             <w:vAlign w:val="center"/>
           </w:tcPr>
@@ -1524,7 +1691,7 @@
         </w:tc>
         <w:tc>
           <w:tcPr>
-            <w:tcW w:w="1118" w:type="dxa"/>
+            <w:tcW w:w="1260" w:type="dxa"/>
             <w:shd w:val="clear" w:color="auto" w:fill="D9D9D9" w:themeFill="background1" w:themeFillShade="D9"/>
             <w:vAlign w:val="center"/>
           </w:tcPr>
@@ -1562,7 +1729,7 @@
         </w:tc>
         <w:tc>
           <w:tcPr>
-            <w:tcW w:w="1173" w:type="dxa"/>
+            <w:tcW w:w="1170" w:type="dxa"/>
             <w:shd w:val="clear" w:color="auto" w:fill="D9D9D9" w:themeFill="background1" w:themeFillShade="D9"/>
             <w:vAlign w:val="center"/>
           </w:tcPr>
@@ -1600,7 +1767,7 @@
         </w:tc>
         <w:tc>
           <w:tcPr>
-            <w:tcW w:w="1318" w:type="dxa"/>
+            <w:tcW w:w="1170" w:type="dxa"/>
             <w:shd w:val="clear" w:color="auto" w:fill="D9D9D9" w:themeFill="background1" w:themeFillShade="D9"/>
             <w:vAlign w:val="center"/>
           </w:tcPr>
@@ -1660,7 +1827,7 @@
         </w:tc>
         <w:tc>
           <w:tcPr>
-            <w:tcW w:w="1271" w:type="dxa"/>
+            <w:tcW w:w="1170" w:type="dxa"/>
             <w:shd w:val="clear" w:color="auto" w:fill="D9D9D9" w:themeFill="background1" w:themeFillShade="D9"/>
             <w:vAlign w:val="center"/>
           </w:tcPr>
@@ -1700,7 +1867,7 @@
         </w:tc>
         <w:tc>
           <w:tcPr>
-            <w:tcW w:w="2325" w:type="dxa"/>
+            <w:tcW w:w="2685" w:type="dxa"/>
             <w:shd w:val="clear" w:color="auto" w:fill="D9D9D9" w:themeFill="background1" w:themeFillShade="D9"/>
           </w:tcPr>
           <w:p>
@@ -1796,7 +1963,7 @@
         </w:trPr>
         <w:tc>
           <w:tcPr>
-            <w:tcW w:w="1274" w:type="dxa"/>
+            <w:tcW w:w="1250" w:type="dxa"/>
           </w:tcPr>
           <w:p>
             <w:pPr>
@@ -1806,25 +1973,43 @@
                 <w:rFonts w:ascii="Times New Roman"/>
                 <w:b/>
                 <w:bCs/>
-                <w:sz w:val="12"/>
-                <w:szCs w:val="14"/>
-              </w:rPr>
-            </w:pPr>
-            <w:r>
-              <w:rPr>
-                <w:rFonts w:ascii="Times New Roman"/>
-                <w:b/>
-                <w:bCs/>
-                <w:sz w:val="14"/>
-                <w:szCs w:val="16"/>
-              </w:rPr>
-              <w:t>${fri_date}</w:t>
-            </w:r>
-          </w:p>
-        </w:tc>
-        <w:tc>
-          <w:tcPr>
-            <w:tcW w:w="1305" w:type="dxa"/>
+                <w:szCs w:val="28"/>
+              </w:rPr>
+            </w:pPr>
+            <w:r>
+              <w:rPr>
+                <w:rFonts w:ascii="Times New Roman"/>
+                <w:b/>
+                <w:bCs/>
+                <w:szCs w:val="28"/>
+              </w:rPr>
+              <w:t>${</w:t>
+            </w:r>
+            <w:proofErr w:type="spellStart"/>
+            <w:r>
+              <w:rPr>
+                <w:rFonts w:ascii="Times New Roman"/>
+                <w:b/>
+                <w:bCs/>
+                <w:szCs w:val="28"/>
+              </w:rPr>
+              <w:t>fri_date</w:t>
+            </w:r>
+            <w:proofErr w:type="spellEnd"/>
+            <w:r>
+              <w:rPr>
+                <w:rFonts w:ascii="Times New Roman"/>
+                <w:b/>
+                <w:bCs/>
+                <w:szCs w:val="28"/>
+              </w:rPr>
+              <w:t>}</w:t>
+            </w:r>
+          </w:p>
+        </w:tc>
+        <w:tc>
+          <w:tcPr>
+            <w:tcW w:w="1260" w:type="dxa"/>
           </w:tcPr>
           <w:p>
             <w:pPr>
@@ -1834,35 +2019,43 @@
                 <w:rFonts w:ascii="Times New Roman"/>
                 <w:b/>
                 <w:bCs/>
-                <w:sz w:val="12"/>
-                <w:szCs w:val="14"/>
-              </w:rPr>
-            </w:pPr>
-            <w:r>
-              <w:rPr>
-                <w:rFonts w:ascii="Times New Roman"/>
-                <w:b/>
-                <w:bCs/>
-                <w:sz w:val="14"/>
-                <w:szCs w:val="16"/>
-              </w:rPr>
-              <w:t>${thu_dat</w:t>
-            </w:r>
-            <w:r>
-              <w:rPr>
-                <w:rFonts w:ascii="Times New Roman"/>
-                <w:b/>
-                <w:bCs/>
-                <w:sz w:val="14"/>
-                <w:szCs w:val="14"/>
-              </w:rPr>
-              <w:t>e}</w:t>
-            </w:r>
-          </w:p>
-        </w:tc>
-        <w:tc>
-          <w:tcPr>
-            <w:tcW w:w="1351" w:type="dxa"/>
+                <w:szCs w:val="28"/>
+              </w:rPr>
+            </w:pPr>
+            <w:r>
+              <w:rPr>
+                <w:rFonts w:ascii="Times New Roman"/>
+                <w:b/>
+                <w:bCs/>
+                <w:szCs w:val="28"/>
+              </w:rPr>
+              <w:t>${</w:t>
+            </w:r>
+            <w:proofErr w:type="spellStart"/>
+            <w:r>
+              <w:rPr>
+                <w:rFonts w:ascii="Times New Roman"/>
+                <w:b/>
+                <w:bCs/>
+                <w:szCs w:val="28"/>
+              </w:rPr>
+              <w:t>thu_date</w:t>
+            </w:r>
+            <w:proofErr w:type="spellEnd"/>
+            <w:r>
+              <w:rPr>
+                <w:rFonts w:ascii="Times New Roman"/>
+                <w:b/>
+                <w:bCs/>
+                <w:szCs w:val="28"/>
+              </w:rPr>
+              <w:t>}</w:t>
+            </w:r>
+          </w:p>
+        </w:tc>
+        <w:tc>
+          <w:tcPr>
+            <w:tcW w:w="1170" w:type="dxa"/>
           </w:tcPr>
           <w:p>
             <w:pPr>
@@ -1871,25 +2064,43 @@
               <w:rPr>
                 <w:b/>
                 <w:bCs/>
-                <w:sz w:val="10"/>
-                <w:szCs w:val="12"/>
-              </w:rPr>
-            </w:pPr>
-            <w:r>
-              <w:rPr>
-                <w:rFonts w:ascii="Times New Roman"/>
-                <w:b/>
-                <w:bCs/>
-                <w:sz w:val="14"/>
-                <w:szCs w:val="16"/>
-              </w:rPr>
-              <w:t>${wed_date}</w:t>
-            </w:r>
-          </w:p>
-        </w:tc>
-        <w:tc>
-          <w:tcPr>
-            <w:tcW w:w="1118" w:type="dxa"/>
+                <w:szCs w:val="28"/>
+              </w:rPr>
+            </w:pPr>
+            <w:r>
+              <w:rPr>
+                <w:rFonts w:ascii="Times New Roman"/>
+                <w:b/>
+                <w:bCs/>
+                <w:szCs w:val="28"/>
+              </w:rPr>
+              <w:t>${</w:t>
+            </w:r>
+            <w:proofErr w:type="spellStart"/>
+            <w:r>
+              <w:rPr>
+                <w:rFonts w:ascii="Times New Roman"/>
+                <w:b/>
+                <w:bCs/>
+                <w:szCs w:val="28"/>
+              </w:rPr>
+              <w:t>wed_date</w:t>
+            </w:r>
+            <w:proofErr w:type="spellEnd"/>
+            <w:r>
+              <w:rPr>
+                <w:rFonts w:ascii="Times New Roman"/>
+                <w:b/>
+                <w:bCs/>
+                <w:szCs w:val="28"/>
+              </w:rPr>
+              <w:t>}</w:t>
+            </w:r>
+          </w:p>
+        </w:tc>
+        <w:tc>
+          <w:tcPr>
+            <w:tcW w:w="1260" w:type="dxa"/>
           </w:tcPr>
           <w:p>
             <w:pPr>
@@ -1898,25 +2109,43 @@
               <w:rPr>
                 <w:b/>
                 <w:bCs/>
-                <w:sz w:val="10"/>
-                <w:szCs w:val="12"/>
-              </w:rPr>
-            </w:pPr>
-            <w:r>
-              <w:rPr>
-                <w:rFonts w:ascii="Times New Roman"/>
-                <w:b/>
-                <w:bCs/>
-                <w:sz w:val="14"/>
-                <w:szCs w:val="16"/>
-              </w:rPr>
-              <w:t>${tue_date}</w:t>
-            </w:r>
-          </w:p>
-        </w:tc>
-        <w:tc>
-          <w:tcPr>
-            <w:tcW w:w="1173" w:type="dxa"/>
+                <w:szCs w:val="28"/>
+              </w:rPr>
+            </w:pPr>
+            <w:r>
+              <w:rPr>
+                <w:rFonts w:ascii="Times New Roman"/>
+                <w:b/>
+                <w:bCs/>
+                <w:szCs w:val="28"/>
+              </w:rPr>
+              <w:t>${</w:t>
+            </w:r>
+            <w:proofErr w:type="spellStart"/>
+            <w:r>
+              <w:rPr>
+                <w:rFonts w:ascii="Times New Roman"/>
+                <w:b/>
+                <w:bCs/>
+                <w:szCs w:val="28"/>
+              </w:rPr>
+              <w:t>tue_date</w:t>
+            </w:r>
+            <w:proofErr w:type="spellEnd"/>
+            <w:r>
+              <w:rPr>
+                <w:rFonts w:ascii="Times New Roman"/>
+                <w:b/>
+                <w:bCs/>
+                <w:szCs w:val="28"/>
+              </w:rPr>
+              <w:t>}</w:t>
+            </w:r>
+          </w:p>
+        </w:tc>
+        <w:tc>
+          <w:tcPr>
+            <w:tcW w:w="1170" w:type="dxa"/>
           </w:tcPr>
           <w:p>
             <w:pPr>
@@ -1926,25 +2155,43 @@
                 <w:rFonts w:ascii="Times New Roman"/>
                 <w:b/>
                 <w:bCs/>
-                <w:sz w:val="12"/>
-                <w:szCs w:val="14"/>
-              </w:rPr>
-            </w:pPr>
-            <w:r>
-              <w:rPr>
-                <w:rFonts w:ascii="Times New Roman"/>
-                <w:b/>
-                <w:bCs/>
-                <w:sz w:val="14"/>
-                <w:szCs w:val="16"/>
-              </w:rPr>
-              <w:t>${mon_date}</w:t>
-            </w:r>
-          </w:p>
-        </w:tc>
-        <w:tc>
-          <w:tcPr>
-            <w:tcW w:w="1318" w:type="dxa"/>
+                <w:szCs w:val="28"/>
+              </w:rPr>
+            </w:pPr>
+            <w:r>
+              <w:rPr>
+                <w:rFonts w:ascii="Times New Roman"/>
+                <w:b/>
+                <w:bCs/>
+                <w:szCs w:val="28"/>
+              </w:rPr>
+              <w:t>${</w:t>
+            </w:r>
+            <w:proofErr w:type="spellStart"/>
+            <w:r>
+              <w:rPr>
+                <w:rFonts w:ascii="Times New Roman"/>
+                <w:b/>
+                <w:bCs/>
+                <w:szCs w:val="28"/>
+              </w:rPr>
+              <w:t>mon_date</w:t>
+            </w:r>
+            <w:proofErr w:type="spellEnd"/>
+            <w:r>
+              <w:rPr>
+                <w:rFonts w:ascii="Times New Roman"/>
+                <w:b/>
+                <w:bCs/>
+                <w:szCs w:val="28"/>
+              </w:rPr>
+              <w:t>}</w:t>
+            </w:r>
+          </w:p>
+        </w:tc>
+        <w:tc>
+          <w:tcPr>
+            <w:tcW w:w="1170" w:type="dxa"/>
           </w:tcPr>
           <w:p>
             <w:pPr>
@@ -1954,25 +2201,43 @@
                 <w:rFonts w:ascii="Times New Roman"/>
                 <w:b/>
                 <w:bCs/>
-                <w:sz w:val="12"/>
-                <w:szCs w:val="14"/>
-              </w:rPr>
-            </w:pPr>
-            <w:r>
-              <w:rPr>
-                <w:rFonts w:ascii="Times New Roman"/>
-                <w:b/>
-                <w:bCs/>
-                <w:sz w:val="14"/>
-                <w:szCs w:val="16"/>
-              </w:rPr>
-              <w:t>${sun_date}</w:t>
-            </w:r>
-          </w:p>
-        </w:tc>
-        <w:tc>
-          <w:tcPr>
-            <w:tcW w:w="1271" w:type="dxa"/>
+                <w:szCs w:val="28"/>
+              </w:rPr>
+            </w:pPr>
+            <w:r>
+              <w:rPr>
+                <w:rFonts w:ascii="Times New Roman"/>
+                <w:b/>
+                <w:bCs/>
+                <w:szCs w:val="28"/>
+              </w:rPr>
+              <w:t>${</w:t>
+            </w:r>
+            <w:proofErr w:type="spellStart"/>
+            <w:r>
+              <w:rPr>
+                <w:rFonts w:ascii="Times New Roman"/>
+                <w:b/>
+                <w:bCs/>
+                <w:szCs w:val="28"/>
+              </w:rPr>
+              <w:t>sun_date</w:t>
+            </w:r>
+            <w:proofErr w:type="spellEnd"/>
+            <w:r>
+              <w:rPr>
+                <w:rFonts w:ascii="Times New Roman"/>
+                <w:b/>
+                <w:bCs/>
+                <w:szCs w:val="28"/>
+              </w:rPr>
+              <w:t>}</w:t>
+            </w:r>
+          </w:p>
+        </w:tc>
+        <w:tc>
+          <w:tcPr>
+            <w:tcW w:w="1170" w:type="dxa"/>
           </w:tcPr>
           <w:p>
             <w:pPr>
@@ -1982,25 +2247,43 @@
                 <w:rFonts w:ascii="Times New Roman"/>
                 <w:b/>
                 <w:bCs/>
-                <w:sz w:val="12"/>
-                <w:szCs w:val="14"/>
-              </w:rPr>
-            </w:pPr>
-            <w:r>
-              <w:rPr>
-                <w:rFonts w:ascii="Times New Roman"/>
-                <w:b/>
-                <w:bCs/>
-                <w:sz w:val="14"/>
-                <w:szCs w:val="16"/>
-              </w:rPr>
-              <w:t>${sat_date}</w:t>
-            </w:r>
-          </w:p>
-        </w:tc>
-        <w:tc>
-          <w:tcPr>
-            <w:tcW w:w="2325" w:type="dxa"/>
+                <w:szCs w:val="28"/>
+              </w:rPr>
+            </w:pPr>
+            <w:r>
+              <w:rPr>
+                <w:rFonts w:ascii="Times New Roman"/>
+                <w:b/>
+                <w:bCs/>
+                <w:szCs w:val="28"/>
+              </w:rPr>
+              <w:t>${</w:t>
+            </w:r>
+            <w:proofErr w:type="spellStart"/>
+            <w:r>
+              <w:rPr>
+                <w:rFonts w:ascii="Times New Roman"/>
+                <w:b/>
+                <w:bCs/>
+                <w:szCs w:val="28"/>
+              </w:rPr>
+              <w:t>sat_date</w:t>
+            </w:r>
+            <w:proofErr w:type="spellEnd"/>
+            <w:r>
+              <w:rPr>
+                <w:rFonts w:ascii="Times New Roman"/>
+                <w:b/>
+                <w:bCs/>
+                <w:szCs w:val="28"/>
+              </w:rPr>
+              <w:t>}</w:t>
+            </w:r>
+          </w:p>
+        </w:tc>
+        <w:tc>
+          <w:tcPr>
+            <w:tcW w:w="2685" w:type="dxa"/>
             <w:shd w:val="clear" w:color="auto" w:fill="D9D9D9" w:themeFill="background1" w:themeFillShade="D9"/>
             <w:vAlign w:val="center"/>
           </w:tcPr>
@@ -2064,343 +2347,329 @@
         </w:trPr>
         <w:tc>
           <w:tcPr>
-            <w:tcW w:w="1274" w:type="dxa"/>
+            <w:tcW w:w="1250" w:type="dxa"/>
           </w:tcPr>
           <w:p>
             <w:pPr>
               <w:spacing w:after="0"/>
               <w:jc w:val="center"/>
               <w:rPr>
-                <w:sz w:val="10"/>
-                <w:szCs w:val="12"/>
-              </w:rPr>
-            </w:pPr>
-            <w:r>
-              <w:rPr>
-                <w:rFonts w:ascii="Times New Roman"/>
-                <w:b/>
-                <w:bCs/>
-                <w:sz w:val="20"/>
-                <w:szCs w:val="22"/>
+                <w:szCs w:val="28"/>
+              </w:rPr>
+            </w:pPr>
+            <w:r>
+              <w:rPr>
+                <w:rFonts w:ascii="Times New Roman"/>
+                <w:b/>
+                <w:bCs/>
+                <w:szCs w:val="28"/>
                 <w:lang w:bidi="ar-EG"/>
               </w:rPr>
               <w:t>${</w:t>
             </w:r>
-            <w:r>
-              <w:rPr>
-                <w:rFonts w:ascii="Times New Roman"/>
-                <w:b/>
-                <w:bCs/>
-                <w:sz w:val="20"/>
-                <w:szCs w:val="22"/>
+            <w:proofErr w:type="spellStart"/>
+            <w:r>
+              <w:rPr>
+                <w:rFonts w:ascii="Times New Roman"/>
+                <w:b/>
+                <w:bCs/>
+                <w:szCs w:val="28"/>
                 <w:lang w:bidi="ar-EG"/>
               </w:rPr>
-              <w:t>fri_</w:t>
-            </w:r>
-            <w:r>
-              <w:rPr>
-                <w:rFonts w:ascii="Times New Roman"/>
-                <w:b/>
-                <w:bCs/>
-                <w:sz w:val="20"/>
-                <w:szCs w:val="22"/>
+              <w:t>fri_daily</w:t>
+            </w:r>
+            <w:proofErr w:type="spellEnd"/>
+            <w:r>
+              <w:rPr>
+                <w:rFonts w:ascii="Times New Roman"/>
+                <w:b/>
+                <w:bCs/>
+                <w:szCs w:val="28"/>
                 <w:lang w:bidi="ar-EG"/>
               </w:rPr>
-              <w:t>daily}</w:t>
-            </w:r>
-          </w:p>
-        </w:tc>
-        <w:tc>
-          <w:tcPr>
-            <w:tcW w:w="1305" w:type="dxa"/>
+              <w:t>}</w:t>
+            </w:r>
+          </w:p>
+        </w:tc>
+        <w:tc>
+          <w:tcPr>
+            <w:tcW w:w="1260" w:type="dxa"/>
           </w:tcPr>
           <w:p>
             <w:pPr>
               <w:spacing w:after="0"/>
               <w:jc w:val="center"/>
               <w:rPr>
-                <w:sz w:val="10"/>
-                <w:szCs w:val="12"/>
-              </w:rPr>
-            </w:pPr>
-            <w:r>
-              <w:rPr>
-                <w:rFonts w:ascii="Times New Roman"/>
-                <w:b/>
-                <w:bCs/>
-                <w:sz w:val="20"/>
-                <w:szCs w:val="22"/>
+                <w:szCs w:val="28"/>
+              </w:rPr>
+            </w:pPr>
+            <w:r>
+              <w:rPr>
+                <w:rFonts w:ascii="Times New Roman"/>
+                <w:b/>
+                <w:bCs/>
+                <w:szCs w:val="28"/>
                 <w:lang w:bidi="ar-EG"/>
               </w:rPr>
               <w:t>${</w:t>
             </w:r>
-            <w:r>
-              <w:rPr>
-                <w:rFonts w:ascii="Times New Roman"/>
-                <w:b/>
-                <w:bCs/>
-                <w:sz w:val="20"/>
-                <w:szCs w:val="22"/>
+            <w:proofErr w:type="spellStart"/>
+            <w:r>
+              <w:rPr>
+                <w:rFonts w:ascii="Times New Roman"/>
+                <w:b/>
+                <w:bCs/>
+                <w:szCs w:val="28"/>
                 <w:lang w:bidi="ar-EG"/>
               </w:rPr>
-              <w:t>thu_</w:t>
-            </w:r>
-            <w:r>
-              <w:rPr>
-                <w:rFonts w:ascii="Times New Roman"/>
-                <w:b/>
-                <w:bCs/>
-                <w:sz w:val="20"/>
-                <w:szCs w:val="22"/>
+              <w:t>thu_daily</w:t>
+            </w:r>
+            <w:proofErr w:type="spellEnd"/>
+            <w:r>
+              <w:rPr>
+                <w:rFonts w:ascii="Times New Roman"/>
+                <w:b/>
+                <w:bCs/>
+                <w:szCs w:val="28"/>
                 <w:lang w:bidi="ar-EG"/>
               </w:rPr>
-              <w:t>daily}</w:t>
-            </w:r>
-          </w:p>
-        </w:tc>
-        <w:tc>
-          <w:tcPr>
-            <w:tcW w:w="1351" w:type="dxa"/>
+              <w:t>}</w:t>
+            </w:r>
+          </w:p>
+        </w:tc>
+        <w:tc>
+          <w:tcPr>
+            <w:tcW w:w="1170" w:type="dxa"/>
           </w:tcPr>
           <w:p>
             <w:pPr>
               <w:spacing w:after="0"/>
               <w:jc w:val="center"/>
               <w:rPr>
-                <w:sz w:val="10"/>
-                <w:szCs w:val="12"/>
-              </w:rPr>
-            </w:pPr>
-            <w:r>
-              <w:rPr>
-                <w:rFonts w:ascii="Times New Roman"/>
-                <w:b/>
-                <w:bCs/>
-                <w:sz w:val="20"/>
-                <w:szCs w:val="22"/>
+                <w:szCs w:val="28"/>
+              </w:rPr>
+            </w:pPr>
+            <w:r>
+              <w:rPr>
+                <w:rFonts w:ascii="Times New Roman"/>
+                <w:b/>
+                <w:bCs/>
+                <w:szCs w:val="28"/>
                 <w:lang w:bidi="ar-EG"/>
               </w:rPr>
               <w:t>${</w:t>
             </w:r>
-            <w:r>
-              <w:rPr>
-                <w:rFonts w:ascii="Times New Roman"/>
-                <w:b/>
-                <w:bCs/>
-                <w:sz w:val="20"/>
-                <w:szCs w:val="22"/>
+            <w:proofErr w:type="spellStart"/>
+            <w:r>
+              <w:rPr>
+                <w:rFonts w:ascii="Times New Roman"/>
+                <w:b/>
+                <w:bCs/>
+                <w:szCs w:val="28"/>
                 <w:lang w:bidi="ar-EG"/>
               </w:rPr>
-              <w:t>wed_</w:t>
-            </w:r>
-            <w:r>
-              <w:rPr>
-                <w:rFonts w:ascii="Times New Roman"/>
-                <w:b/>
-                <w:bCs/>
-                <w:sz w:val="20"/>
-                <w:szCs w:val="22"/>
+              <w:t>wed_daily</w:t>
+            </w:r>
+            <w:proofErr w:type="spellEnd"/>
+            <w:r>
+              <w:rPr>
+                <w:rFonts w:ascii="Times New Roman"/>
+                <w:b/>
+                <w:bCs/>
+                <w:szCs w:val="28"/>
                 <w:lang w:bidi="ar-EG"/>
               </w:rPr>
-              <w:t>daily}</w:t>
-            </w:r>
-          </w:p>
-        </w:tc>
-        <w:tc>
-          <w:tcPr>
-            <w:tcW w:w="1118" w:type="dxa"/>
+              <w:t>}</w:t>
+            </w:r>
+          </w:p>
+        </w:tc>
+        <w:tc>
+          <w:tcPr>
+            <w:tcW w:w="1260" w:type="dxa"/>
           </w:tcPr>
           <w:p>
             <w:pPr>
               <w:spacing w:after="0"/>
               <w:jc w:val="center"/>
               <w:rPr>
-                <w:sz w:val="10"/>
-                <w:szCs w:val="12"/>
-              </w:rPr>
-            </w:pPr>
-            <w:r>
-              <w:rPr>
-                <w:rFonts w:ascii="Times New Roman"/>
-                <w:b/>
-                <w:bCs/>
-                <w:sz w:val="20"/>
-                <w:szCs w:val="22"/>
+                <w:szCs w:val="28"/>
+              </w:rPr>
+            </w:pPr>
+            <w:r>
+              <w:rPr>
+                <w:rFonts w:ascii="Times New Roman"/>
+                <w:b/>
+                <w:bCs/>
+                <w:szCs w:val="28"/>
                 <w:lang w:bidi="ar-EG"/>
               </w:rPr>
               <w:t>${</w:t>
             </w:r>
-            <w:r>
-              <w:rPr>
-                <w:rFonts w:ascii="Times New Roman"/>
-                <w:b/>
-                <w:bCs/>
-                <w:sz w:val="20"/>
-                <w:szCs w:val="22"/>
+            <w:proofErr w:type="spellStart"/>
+            <w:r>
+              <w:rPr>
+                <w:rFonts w:ascii="Times New Roman"/>
+                <w:b/>
+                <w:bCs/>
+                <w:szCs w:val="28"/>
                 <w:lang w:bidi="ar-EG"/>
               </w:rPr>
-              <w:t>tue_</w:t>
-            </w:r>
-            <w:r>
-              <w:rPr>
-                <w:rFonts w:ascii="Times New Roman"/>
-                <w:b/>
-                <w:bCs/>
-                <w:sz w:val="20"/>
-                <w:szCs w:val="22"/>
+              <w:t>tue_daily</w:t>
+            </w:r>
+            <w:proofErr w:type="spellEnd"/>
+            <w:r>
+              <w:rPr>
+                <w:rFonts w:ascii="Times New Roman"/>
+                <w:b/>
+                <w:bCs/>
+                <w:szCs w:val="28"/>
                 <w:lang w:bidi="ar-EG"/>
               </w:rPr>
-              <w:t>daily}</w:t>
-            </w:r>
-          </w:p>
-        </w:tc>
-        <w:tc>
-          <w:tcPr>
-            <w:tcW w:w="1173" w:type="dxa"/>
+              <w:t>}</w:t>
+            </w:r>
+          </w:p>
+        </w:tc>
+        <w:tc>
+          <w:tcPr>
+            <w:tcW w:w="1170" w:type="dxa"/>
           </w:tcPr>
           <w:p>
             <w:pPr>
               <w:spacing w:after="0"/>
               <w:jc w:val="center"/>
               <w:rPr>
-                <w:sz w:val="10"/>
-                <w:szCs w:val="12"/>
-              </w:rPr>
-            </w:pPr>
-            <w:r>
-              <w:rPr>
-                <w:rFonts w:ascii="Times New Roman"/>
-                <w:b/>
-                <w:bCs/>
-                <w:sz w:val="20"/>
-                <w:szCs w:val="22"/>
+                <w:szCs w:val="28"/>
+              </w:rPr>
+            </w:pPr>
+            <w:r>
+              <w:rPr>
+                <w:rFonts w:ascii="Times New Roman"/>
+                <w:b/>
+                <w:bCs/>
+                <w:szCs w:val="28"/>
                 <w:lang w:bidi="ar-EG"/>
               </w:rPr>
               <w:t>${</w:t>
             </w:r>
-            <w:r>
-              <w:rPr>
-                <w:rFonts w:ascii="Times New Roman"/>
-                <w:b/>
-                <w:bCs/>
-                <w:sz w:val="20"/>
-                <w:szCs w:val="22"/>
+            <w:proofErr w:type="spellStart"/>
+            <w:r>
+              <w:rPr>
+                <w:rFonts w:ascii="Times New Roman"/>
+                <w:b/>
+                <w:bCs/>
+                <w:szCs w:val="28"/>
                 <w:lang w:bidi="ar-EG"/>
               </w:rPr>
-              <w:t>mon_</w:t>
-            </w:r>
-            <w:r>
-              <w:rPr>
-                <w:rFonts w:ascii="Times New Roman"/>
-                <w:b/>
-                <w:bCs/>
-                <w:sz w:val="20"/>
-                <w:szCs w:val="22"/>
+              <w:t>mon_daily</w:t>
+            </w:r>
+            <w:proofErr w:type="spellEnd"/>
+            <w:r>
+              <w:rPr>
+                <w:rFonts w:ascii="Times New Roman"/>
+                <w:b/>
+                <w:bCs/>
+                <w:szCs w:val="28"/>
                 <w:lang w:bidi="ar-EG"/>
               </w:rPr>
-              <w:t>daily}</w:t>
-            </w:r>
-          </w:p>
-        </w:tc>
-        <w:tc>
-          <w:tcPr>
-            <w:tcW w:w="1318" w:type="dxa"/>
+              <w:t>}</w:t>
+            </w:r>
+          </w:p>
+        </w:tc>
+        <w:tc>
+          <w:tcPr>
+            <w:tcW w:w="1170" w:type="dxa"/>
           </w:tcPr>
           <w:p>
             <w:pPr>
               <w:spacing w:after="0"/>
               <w:jc w:val="center"/>
               <w:rPr>
-                <w:sz w:val="10"/>
-                <w:szCs w:val="12"/>
-              </w:rPr>
-            </w:pPr>
-            <w:r>
-              <w:rPr>
-                <w:rFonts w:ascii="Times New Roman"/>
-                <w:b/>
-                <w:bCs/>
-                <w:sz w:val="20"/>
-                <w:szCs w:val="22"/>
+                <w:szCs w:val="28"/>
+              </w:rPr>
+            </w:pPr>
+            <w:r>
+              <w:rPr>
+                <w:rFonts w:ascii="Times New Roman"/>
+                <w:b/>
+                <w:bCs/>
+                <w:szCs w:val="28"/>
                 <w:lang w:bidi="ar-EG"/>
               </w:rPr>
               <w:t>${</w:t>
             </w:r>
-            <w:r>
-              <w:rPr>
-                <w:rFonts w:ascii="Times New Roman"/>
-                <w:b/>
-                <w:bCs/>
-                <w:sz w:val="20"/>
-                <w:szCs w:val="22"/>
+            <w:proofErr w:type="spellStart"/>
+            <w:r>
+              <w:rPr>
+                <w:rFonts w:ascii="Times New Roman"/>
+                <w:b/>
+                <w:bCs/>
+                <w:szCs w:val="28"/>
                 <w:lang w:bidi="ar-EG"/>
               </w:rPr>
-              <w:t>sun_</w:t>
-            </w:r>
-            <w:r>
-              <w:rPr>
-                <w:rFonts w:ascii="Times New Roman"/>
-                <w:b/>
-                <w:bCs/>
-                <w:sz w:val="20"/>
-                <w:szCs w:val="22"/>
+              <w:t>sun_daily</w:t>
+            </w:r>
+            <w:proofErr w:type="spellEnd"/>
+            <w:r>
+              <w:rPr>
+                <w:rFonts w:ascii="Times New Roman"/>
+                <w:b/>
+                <w:bCs/>
+                <w:szCs w:val="28"/>
                 <w:lang w:bidi="ar-EG"/>
               </w:rPr>
-              <w:t>daily}</w:t>
-            </w:r>
-          </w:p>
-        </w:tc>
-        <w:tc>
-          <w:tcPr>
-            <w:tcW w:w="1271" w:type="dxa"/>
+              <w:t>}</w:t>
+            </w:r>
+          </w:p>
+        </w:tc>
+        <w:tc>
+          <w:tcPr>
+            <w:tcW w:w="1170" w:type="dxa"/>
           </w:tcPr>
           <w:p>
             <w:pPr>
               <w:spacing w:after="0"/>
               <w:jc w:val="center"/>
               <w:rPr>
-                <w:sz w:val="10"/>
-                <w:szCs w:val="12"/>
-              </w:rPr>
-            </w:pPr>
-            <w:r>
-              <w:rPr>
-                <w:rFonts w:ascii="Times New Roman"/>
-                <w:b/>
-                <w:bCs/>
-                <w:sz w:val="20"/>
-                <w:szCs w:val="22"/>
+                <w:szCs w:val="28"/>
+              </w:rPr>
+            </w:pPr>
+            <w:r>
+              <w:rPr>
+                <w:rFonts w:ascii="Times New Roman"/>
+                <w:b/>
+                <w:bCs/>
+                <w:szCs w:val="28"/>
                 <w:lang w:bidi="ar-EG"/>
               </w:rPr>
               <w:t>${</w:t>
             </w:r>
-            <w:r>
-              <w:rPr>
-                <w:rFonts w:ascii="Times New Roman"/>
-                <w:b/>
-                <w:bCs/>
-                <w:sz w:val="20"/>
-                <w:szCs w:val="22"/>
+            <w:proofErr w:type="spellStart"/>
+            <w:r>
+              <w:rPr>
+                <w:rFonts w:ascii="Times New Roman"/>
+                <w:b/>
+                <w:bCs/>
+                <w:szCs w:val="28"/>
                 <w:lang w:bidi="ar-EG"/>
               </w:rPr>
-              <w:t>sat_</w:t>
-            </w:r>
-            <w:r>
-              <w:rPr>
-                <w:rFonts w:ascii="Times New Roman"/>
-                <w:b/>
-                <w:bCs/>
-                <w:sz w:val="20"/>
-                <w:szCs w:val="22"/>
+              <w:t>sat_daily</w:t>
+            </w:r>
+            <w:proofErr w:type="spellEnd"/>
+            <w:r>
+              <w:rPr>
+                <w:rFonts w:ascii="Times New Roman"/>
+                <w:b/>
+                <w:bCs/>
+                <w:szCs w:val="28"/>
                 <w:lang w:bidi="ar-EG"/>
               </w:rPr>
-              <w:t>daily}</w:t>
-            </w:r>
-          </w:p>
-        </w:tc>
-        <w:tc>
-          <w:tcPr>
-            <w:tcW w:w="2325" w:type="dxa"/>
+              <w:t>}</w:t>
+            </w:r>
+          </w:p>
+        </w:tc>
+        <w:tc>
+          <w:tcPr>
+            <w:tcW w:w="2685" w:type="dxa"/>
             <w:shd w:val="clear" w:color="auto" w:fill="F7CAAC" w:themeFill="accent2" w:themeFillTint="66"/>
             <w:vAlign w:val="center"/>
           </w:tcPr>
@@ -2454,161 +2723,287 @@
         </w:trPr>
         <w:tc>
           <w:tcPr>
-            <w:tcW w:w="1274" w:type="dxa"/>
-          </w:tcPr>
-          <w:p>
-            <w:pPr>
-              <w:jc w:val="center"/>
-              <w:rPr>
-                <w:sz w:val="6"/>
-                <w:szCs w:val="8"/>
-              </w:rPr>
-            </w:pPr>
-            <w:r>
-              <w:rPr>
-                <w:rFonts w:ascii="Times New Roman"/>
-                <w:sz w:val="6"/>
-                <w:szCs w:val="8"/>
-              </w:rPr>
-              <w:t>${fri_check_column}</w:t>
-            </w:r>
-          </w:p>
-        </w:tc>
-        <w:tc>
-          <w:tcPr>
-            <w:tcW w:w="1305" w:type="dxa"/>
-          </w:tcPr>
-          <w:p>
-            <w:pPr>
-              <w:jc w:val="center"/>
-              <w:rPr>
-                <w:sz w:val="6"/>
-                <w:szCs w:val="8"/>
-              </w:rPr>
-            </w:pPr>
-            <w:r>
-              <w:rPr>
-                <w:rFonts w:ascii="Times New Roman"/>
-                <w:sz w:val="6"/>
-                <w:szCs w:val="8"/>
-              </w:rPr>
-              <w:t>${thu_check_column}</w:t>
-            </w:r>
-          </w:p>
-        </w:tc>
-        <w:tc>
-          <w:tcPr>
-            <w:tcW w:w="1351" w:type="dxa"/>
-          </w:tcPr>
-          <w:p>
-            <w:pPr>
-              <w:jc w:val="center"/>
-              <w:rPr>
-                <w:sz w:val="6"/>
-                <w:szCs w:val="8"/>
-              </w:rPr>
-            </w:pPr>
-            <w:r>
-              <w:rPr>
-                <w:rFonts w:ascii="Times New Roman"/>
-                <w:sz w:val="6"/>
-                <w:szCs w:val="8"/>
-              </w:rPr>
-              <w:t>${wed_check_column}</w:t>
-            </w:r>
-          </w:p>
-        </w:tc>
-        <w:tc>
-          <w:tcPr>
-            <w:tcW w:w="1118" w:type="dxa"/>
-          </w:tcPr>
-          <w:p>
-            <w:pPr>
-              <w:jc w:val="center"/>
-              <w:rPr>
-                <w:sz w:val="6"/>
-                <w:szCs w:val="8"/>
-              </w:rPr>
-            </w:pPr>
-            <w:r>
-              <w:rPr>
-                <w:rFonts w:ascii="Times New Roman"/>
-                <w:sz w:val="6"/>
-                <w:szCs w:val="8"/>
-              </w:rPr>
-              <w:t>${tue_check_column}</w:t>
-            </w:r>
-          </w:p>
-        </w:tc>
-        <w:tc>
-          <w:tcPr>
-            <w:tcW w:w="1173" w:type="dxa"/>
-          </w:tcPr>
-          <w:p>
-            <w:pPr>
-              <w:jc w:val="center"/>
-              <w:rPr>
-                <w:sz w:val="6"/>
-                <w:szCs w:val="8"/>
-              </w:rPr>
-            </w:pPr>
-            <w:r>
-              <w:rPr>
-                <w:rFonts w:ascii="Times New Roman"/>
-                <w:sz w:val="6"/>
-                <w:szCs w:val="8"/>
-              </w:rPr>
-              <w:t>${mon_check_column}</w:t>
-            </w:r>
-          </w:p>
-        </w:tc>
-        <w:tc>
-          <w:tcPr>
-            <w:tcW w:w="1318" w:type="dxa"/>
-          </w:tcPr>
-          <w:p>
-            <w:pPr>
-              <w:jc w:val="center"/>
-              <w:rPr>
-                <w:sz w:val="6"/>
-                <w:szCs w:val="8"/>
-              </w:rPr>
-            </w:pPr>
-            <w:r>
-              <w:rPr>
-                <w:rFonts w:ascii="Times New Roman"/>
-                <w:sz w:val="6"/>
-                <w:szCs w:val="8"/>
-              </w:rPr>
-              <w:t>${sun_check_column}</w:t>
-            </w:r>
-          </w:p>
-        </w:tc>
-        <w:tc>
-          <w:tcPr>
-            <w:tcW w:w="1271" w:type="dxa"/>
-          </w:tcPr>
-          <w:p>
-            <w:pPr>
-              <w:jc w:val="center"/>
-              <w:rPr>
-                <w:sz w:val="6"/>
-                <w:szCs w:val="8"/>
-              </w:rPr>
-            </w:pPr>
-            <w:r>
-              <w:rPr>
-                <w:rFonts w:ascii="Times New Roman"/>
-                <w:sz w:val="6"/>
-                <w:szCs w:val="8"/>
-              </w:rPr>
-              <w:t>${sat_check_column}</w:t>
-            </w:r>
-          </w:p>
-        </w:tc>
-        <w:tc>
-          <w:tcPr>
-            <w:tcW w:w="2325" w:type="dxa"/>
+            <w:tcW w:w="1250" w:type="dxa"/>
+          </w:tcPr>
+          <w:p>
+            <w:pPr>
+              <w:jc w:val="center"/>
+              <w:rPr>
+                <w:sz w:val="6"/>
+                <w:szCs w:val="8"/>
+              </w:rPr>
+            </w:pPr>
+            <w:r>
+              <w:rPr>
+                <w:rFonts w:ascii="Times New Roman"/>
+                <w:sz w:val="6"/>
+                <w:szCs w:val="8"/>
+              </w:rPr>
+              <w:t>${</w:t>
+            </w:r>
+            <w:proofErr w:type="spellStart"/>
+            <w:r>
+              <w:rPr>
+                <w:rFonts w:ascii="Times New Roman"/>
+                <w:sz w:val="6"/>
+                <w:szCs w:val="8"/>
+              </w:rPr>
+              <w:t>fri_check_column</w:t>
+            </w:r>
+            <w:proofErr w:type="spellEnd"/>
+            <w:r>
+              <w:rPr>
+                <w:rFonts w:ascii="Times New Roman"/>
+                <w:sz w:val="6"/>
+                <w:szCs w:val="8"/>
+              </w:rPr>
+              <w:t>}</w:t>
+            </w:r>
+          </w:p>
+        </w:tc>
+        <w:tc>
+          <w:tcPr>
+            <w:tcW w:w="1260" w:type="dxa"/>
+          </w:tcPr>
+          <w:p>
+            <w:pPr>
+              <w:jc w:val="center"/>
+              <w:rPr>
+                <w:sz w:val="6"/>
+                <w:szCs w:val="8"/>
+              </w:rPr>
+            </w:pPr>
+            <w:r>
+              <w:rPr>
+                <w:rFonts w:ascii="Times New Roman"/>
+                <w:sz w:val="6"/>
+                <w:szCs w:val="8"/>
+              </w:rPr>
+              <w:t>${</w:t>
+            </w:r>
+            <w:proofErr w:type="spellStart"/>
+            <w:r>
+              <w:rPr>
+                <w:rFonts w:ascii="Times New Roman"/>
+                <w:sz w:val="6"/>
+                <w:szCs w:val="8"/>
+              </w:rPr>
+              <w:t>thu_check_column</w:t>
+            </w:r>
+            <w:proofErr w:type="spellEnd"/>
+            <w:r>
+              <w:rPr>
+                <w:rFonts w:ascii="Times New Roman"/>
+                <w:sz w:val="6"/>
+                <w:szCs w:val="8"/>
+              </w:rPr>
+              <w:t>}</w:t>
+            </w:r>
+          </w:p>
+        </w:tc>
+        <w:tc>
+          <w:tcPr>
+            <w:tcW w:w="1170" w:type="dxa"/>
+          </w:tcPr>
+          <w:p>
+            <w:pPr>
+              <w:jc w:val="center"/>
+              <w:rPr>
+                <w:sz w:val="6"/>
+                <w:szCs w:val="8"/>
+              </w:rPr>
+            </w:pPr>
+            <w:r>
+              <w:rPr>
+                <w:rFonts w:ascii="Times New Roman"/>
+                <w:sz w:val="6"/>
+                <w:szCs w:val="8"/>
+              </w:rPr>
+              <w:t>${</w:t>
+            </w:r>
+            <w:proofErr w:type="spellStart"/>
+            <w:r>
+              <w:rPr>
+                <w:rFonts w:ascii="Times New Roman"/>
+                <w:sz w:val="6"/>
+                <w:szCs w:val="8"/>
+              </w:rPr>
+              <w:t>wed_check_column</w:t>
+            </w:r>
+            <w:proofErr w:type="spellEnd"/>
+            <w:r>
+              <w:rPr>
+                <w:rFonts w:ascii="Times New Roman"/>
+                <w:sz w:val="6"/>
+                <w:szCs w:val="8"/>
+              </w:rPr>
+              <w:t>}</w:t>
+            </w:r>
+          </w:p>
+        </w:tc>
+        <w:tc>
+          <w:tcPr>
+            <w:tcW w:w="1260" w:type="dxa"/>
+          </w:tcPr>
+          <w:p>
+            <w:pPr>
+              <w:jc w:val="center"/>
+              <w:rPr>
+                <w:sz w:val="6"/>
+                <w:szCs w:val="8"/>
+              </w:rPr>
+            </w:pPr>
+            <w:r>
+              <w:rPr>
+                <w:rFonts w:ascii="Times New Roman"/>
+                <w:sz w:val="6"/>
+                <w:szCs w:val="8"/>
+              </w:rPr>
+              <w:t>${</w:t>
+            </w:r>
+            <w:proofErr w:type="spellStart"/>
+            <w:r>
+              <w:rPr>
+                <w:rFonts w:ascii="Times New Roman"/>
+                <w:sz w:val="6"/>
+                <w:szCs w:val="8"/>
+              </w:rPr>
+              <w:t>tue_check_column</w:t>
+            </w:r>
+            <w:proofErr w:type="spellEnd"/>
+            <w:r>
+              <w:rPr>
+                <w:rFonts w:ascii="Times New Roman"/>
+                <w:sz w:val="6"/>
+                <w:szCs w:val="8"/>
+              </w:rPr>
+              <w:t>}</w:t>
+            </w:r>
+          </w:p>
+        </w:tc>
+        <w:tc>
+          <w:tcPr>
+            <w:tcW w:w="1170" w:type="dxa"/>
+          </w:tcPr>
+          <w:p>
+            <w:pPr>
+              <w:jc w:val="center"/>
+              <w:rPr>
+                <w:sz w:val="6"/>
+                <w:szCs w:val="8"/>
+              </w:rPr>
+            </w:pPr>
+            <w:r>
+              <w:rPr>
+                <w:rFonts w:ascii="Times New Roman"/>
+                <w:sz w:val="6"/>
+                <w:szCs w:val="8"/>
+              </w:rPr>
+              <w:t>${</w:t>
+            </w:r>
+            <w:proofErr w:type="spellStart"/>
+            <w:r>
+              <w:rPr>
+                <w:rFonts w:ascii="Times New Roman"/>
+                <w:sz w:val="6"/>
+                <w:szCs w:val="8"/>
+              </w:rPr>
+              <w:t>mon_check_column</w:t>
+            </w:r>
+            <w:proofErr w:type="spellEnd"/>
+            <w:r>
+              <w:rPr>
+                <w:rFonts w:ascii="Times New Roman"/>
+                <w:sz w:val="6"/>
+                <w:szCs w:val="8"/>
+              </w:rPr>
+              <w:t>}</w:t>
+            </w:r>
+          </w:p>
+        </w:tc>
+        <w:tc>
+          <w:tcPr>
+            <w:tcW w:w="1170" w:type="dxa"/>
+          </w:tcPr>
+          <w:p>
+            <w:pPr>
+              <w:jc w:val="center"/>
+              <w:rPr>
+                <w:sz w:val="6"/>
+                <w:szCs w:val="8"/>
+              </w:rPr>
+            </w:pPr>
+            <w:r>
+              <w:rPr>
+                <w:rFonts w:ascii="Times New Roman"/>
+                <w:sz w:val="6"/>
+                <w:szCs w:val="8"/>
+              </w:rPr>
+              <w:t>${</w:t>
+            </w:r>
+            <w:proofErr w:type="spellStart"/>
+            <w:r>
+              <w:rPr>
+                <w:rFonts w:ascii="Times New Roman"/>
+                <w:sz w:val="6"/>
+                <w:szCs w:val="8"/>
+              </w:rPr>
+              <w:t>sun_check_column</w:t>
+            </w:r>
+            <w:proofErr w:type="spellEnd"/>
+            <w:r>
+              <w:rPr>
+                <w:rFonts w:ascii="Times New Roman"/>
+                <w:sz w:val="6"/>
+                <w:szCs w:val="8"/>
+              </w:rPr>
+              <w:t>}</w:t>
+            </w:r>
+          </w:p>
+        </w:tc>
+        <w:tc>
+          <w:tcPr>
+            <w:tcW w:w="1170" w:type="dxa"/>
+          </w:tcPr>
+          <w:p>
+            <w:pPr>
+              <w:jc w:val="center"/>
+              <w:rPr>
+                <w:sz w:val="6"/>
+                <w:szCs w:val="8"/>
+              </w:rPr>
+            </w:pPr>
+            <w:r>
+              <w:rPr>
+                <w:rFonts w:ascii="Times New Roman"/>
+                <w:sz w:val="6"/>
+                <w:szCs w:val="8"/>
+              </w:rPr>
+              <w:t>${</w:t>
+            </w:r>
+            <w:proofErr w:type="spellStart"/>
+            <w:r>
+              <w:rPr>
+                <w:rFonts w:ascii="Times New Roman"/>
+                <w:sz w:val="6"/>
+                <w:szCs w:val="8"/>
+              </w:rPr>
+              <w:t>sat_check_column</w:t>
+            </w:r>
+            <w:proofErr w:type="spellEnd"/>
+            <w:r>
+              <w:rPr>
+                <w:rFonts w:ascii="Times New Roman"/>
+                <w:sz w:val="6"/>
+                <w:szCs w:val="8"/>
+              </w:rPr>
+              <w:t>}</w:t>
+            </w:r>
+          </w:p>
+        </w:tc>
+        <w:tc>
+          <w:tcPr>
+            <w:tcW w:w="2685" w:type="dxa"/>
             <w:shd w:val="clear" w:color="auto" w:fill="F4B083" w:themeFill="accent2" w:themeFillTint="99"/>
             <w:vAlign w:val="center"/>
           </w:tcPr>
@@ -2675,161 +3070,287 @@
         </w:trPr>
         <w:tc>
           <w:tcPr>
-            <w:tcW w:w="1274" w:type="dxa"/>
-          </w:tcPr>
-          <w:p>
-            <w:pPr>
-              <w:jc w:val="center"/>
-              <w:rPr>
-                <w:sz w:val="6"/>
-                <w:szCs w:val="8"/>
-              </w:rPr>
-            </w:pPr>
-            <w:r>
-              <w:rPr>
-                <w:rFonts w:ascii="Times New Roman"/>
-                <w:sz w:val="6"/>
-                <w:szCs w:val="8"/>
-              </w:rPr>
-              <w:t>${fri_check_column}</w:t>
-            </w:r>
-          </w:p>
-        </w:tc>
-        <w:tc>
-          <w:tcPr>
-            <w:tcW w:w="1305" w:type="dxa"/>
-          </w:tcPr>
-          <w:p>
-            <w:pPr>
-              <w:jc w:val="center"/>
-              <w:rPr>
-                <w:sz w:val="6"/>
-                <w:szCs w:val="8"/>
-              </w:rPr>
-            </w:pPr>
-            <w:r>
-              <w:rPr>
-                <w:rFonts w:ascii="Times New Roman"/>
-                <w:sz w:val="6"/>
-                <w:szCs w:val="8"/>
-              </w:rPr>
-              <w:t>${thu_check_column}</w:t>
-            </w:r>
-          </w:p>
-        </w:tc>
-        <w:tc>
-          <w:tcPr>
-            <w:tcW w:w="1351" w:type="dxa"/>
-          </w:tcPr>
-          <w:p>
-            <w:pPr>
-              <w:jc w:val="center"/>
-              <w:rPr>
-                <w:sz w:val="6"/>
-                <w:szCs w:val="8"/>
-              </w:rPr>
-            </w:pPr>
-            <w:r>
-              <w:rPr>
-                <w:rFonts w:ascii="Times New Roman"/>
-                <w:sz w:val="6"/>
-                <w:szCs w:val="8"/>
-              </w:rPr>
-              <w:t>${wed_check_column}</w:t>
-            </w:r>
-          </w:p>
-        </w:tc>
-        <w:tc>
-          <w:tcPr>
-            <w:tcW w:w="1118" w:type="dxa"/>
-          </w:tcPr>
-          <w:p>
-            <w:pPr>
-              <w:jc w:val="center"/>
-              <w:rPr>
-                <w:sz w:val="6"/>
-                <w:szCs w:val="8"/>
-              </w:rPr>
-            </w:pPr>
-            <w:r>
-              <w:rPr>
-                <w:rFonts w:ascii="Times New Roman"/>
-                <w:sz w:val="6"/>
-                <w:szCs w:val="8"/>
-              </w:rPr>
-              <w:t>${tue_check_column}</w:t>
-            </w:r>
-          </w:p>
-        </w:tc>
-        <w:tc>
-          <w:tcPr>
-            <w:tcW w:w="1173" w:type="dxa"/>
-          </w:tcPr>
-          <w:p>
-            <w:pPr>
-              <w:jc w:val="center"/>
-              <w:rPr>
-                <w:sz w:val="6"/>
-                <w:szCs w:val="8"/>
-              </w:rPr>
-            </w:pPr>
-            <w:r>
-              <w:rPr>
-                <w:rFonts w:ascii="Times New Roman"/>
-                <w:sz w:val="6"/>
-                <w:szCs w:val="8"/>
-              </w:rPr>
-              <w:t>${mon_check_column}</w:t>
-            </w:r>
-          </w:p>
-        </w:tc>
-        <w:tc>
-          <w:tcPr>
-            <w:tcW w:w="1318" w:type="dxa"/>
-          </w:tcPr>
-          <w:p>
-            <w:pPr>
-              <w:jc w:val="center"/>
-              <w:rPr>
-                <w:sz w:val="6"/>
-                <w:szCs w:val="8"/>
-              </w:rPr>
-            </w:pPr>
-            <w:r>
-              <w:rPr>
-                <w:rFonts w:ascii="Times New Roman"/>
-                <w:sz w:val="6"/>
-                <w:szCs w:val="8"/>
-              </w:rPr>
-              <w:t>${sun_check_column}</w:t>
-            </w:r>
-          </w:p>
-        </w:tc>
-        <w:tc>
-          <w:tcPr>
-            <w:tcW w:w="1271" w:type="dxa"/>
-          </w:tcPr>
-          <w:p>
-            <w:pPr>
-              <w:jc w:val="center"/>
-              <w:rPr>
-                <w:sz w:val="6"/>
-                <w:szCs w:val="8"/>
-              </w:rPr>
-            </w:pPr>
-            <w:r>
-              <w:rPr>
-                <w:rFonts w:ascii="Times New Roman"/>
-                <w:sz w:val="6"/>
-                <w:szCs w:val="8"/>
-              </w:rPr>
-              <w:t>${sat_check_column}</w:t>
-            </w:r>
-          </w:p>
-        </w:tc>
-        <w:tc>
-          <w:tcPr>
-            <w:tcW w:w="2325" w:type="dxa"/>
+            <w:tcW w:w="1250" w:type="dxa"/>
+          </w:tcPr>
+          <w:p>
+            <w:pPr>
+              <w:jc w:val="center"/>
+              <w:rPr>
+                <w:sz w:val="6"/>
+                <w:szCs w:val="8"/>
+              </w:rPr>
+            </w:pPr>
+            <w:r>
+              <w:rPr>
+                <w:rFonts w:ascii="Times New Roman"/>
+                <w:sz w:val="6"/>
+                <w:szCs w:val="8"/>
+              </w:rPr>
+              <w:t>${</w:t>
+            </w:r>
+            <w:proofErr w:type="spellStart"/>
+            <w:r>
+              <w:rPr>
+                <w:rFonts w:ascii="Times New Roman"/>
+                <w:sz w:val="6"/>
+                <w:szCs w:val="8"/>
+              </w:rPr>
+              <w:t>fri_check_column</w:t>
+            </w:r>
+            <w:proofErr w:type="spellEnd"/>
+            <w:r>
+              <w:rPr>
+                <w:rFonts w:ascii="Times New Roman"/>
+                <w:sz w:val="6"/>
+                <w:szCs w:val="8"/>
+              </w:rPr>
+              <w:t>}</w:t>
+            </w:r>
+          </w:p>
+        </w:tc>
+        <w:tc>
+          <w:tcPr>
+            <w:tcW w:w="1260" w:type="dxa"/>
+          </w:tcPr>
+          <w:p>
+            <w:pPr>
+              <w:jc w:val="center"/>
+              <w:rPr>
+                <w:sz w:val="6"/>
+                <w:szCs w:val="8"/>
+              </w:rPr>
+            </w:pPr>
+            <w:r>
+              <w:rPr>
+                <w:rFonts w:ascii="Times New Roman"/>
+                <w:sz w:val="6"/>
+                <w:szCs w:val="8"/>
+              </w:rPr>
+              <w:t>${</w:t>
+            </w:r>
+            <w:proofErr w:type="spellStart"/>
+            <w:r>
+              <w:rPr>
+                <w:rFonts w:ascii="Times New Roman"/>
+                <w:sz w:val="6"/>
+                <w:szCs w:val="8"/>
+              </w:rPr>
+              <w:t>thu_check_column</w:t>
+            </w:r>
+            <w:proofErr w:type="spellEnd"/>
+            <w:r>
+              <w:rPr>
+                <w:rFonts w:ascii="Times New Roman"/>
+                <w:sz w:val="6"/>
+                <w:szCs w:val="8"/>
+              </w:rPr>
+              <w:t>}</w:t>
+            </w:r>
+          </w:p>
+        </w:tc>
+        <w:tc>
+          <w:tcPr>
+            <w:tcW w:w="1170" w:type="dxa"/>
+          </w:tcPr>
+          <w:p>
+            <w:pPr>
+              <w:jc w:val="center"/>
+              <w:rPr>
+                <w:sz w:val="6"/>
+                <w:szCs w:val="8"/>
+              </w:rPr>
+            </w:pPr>
+            <w:r>
+              <w:rPr>
+                <w:rFonts w:ascii="Times New Roman"/>
+                <w:sz w:val="6"/>
+                <w:szCs w:val="8"/>
+              </w:rPr>
+              <w:t>${</w:t>
+            </w:r>
+            <w:proofErr w:type="spellStart"/>
+            <w:r>
+              <w:rPr>
+                <w:rFonts w:ascii="Times New Roman"/>
+                <w:sz w:val="6"/>
+                <w:szCs w:val="8"/>
+              </w:rPr>
+              <w:t>wed_check_column</w:t>
+            </w:r>
+            <w:proofErr w:type="spellEnd"/>
+            <w:r>
+              <w:rPr>
+                <w:rFonts w:ascii="Times New Roman"/>
+                <w:sz w:val="6"/>
+                <w:szCs w:val="8"/>
+              </w:rPr>
+              <w:t>}</w:t>
+            </w:r>
+          </w:p>
+        </w:tc>
+        <w:tc>
+          <w:tcPr>
+            <w:tcW w:w="1260" w:type="dxa"/>
+          </w:tcPr>
+          <w:p>
+            <w:pPr>
+              <w:jc w:val="center"/>
+              <w:rPr>
+                <w:sz w:val="6"/>
+                <w:szCs w:val="8"/>
+              </w:rPr>
+            </w:pPr>
+            <w:r>
+              <w:rPr>
+                <w:rFonts w:ascii="Times New Roman"/>
+                <w:sz w:val="6"/>
+                <w:szCs w:val="8"/>
+              </w:rPr>
+              <w:t>${</w:t>
+            </w:r>
+            <w:proofErr w:type="spellStart"/>
+            <w:r>
+              <w:rPr>
+                <w:rFonts w:ascii="Times New Roman"/>
+                <w:sz w:val="6"/>
+                <w:szCs w:val="8"/>
+              </w:rPr>
+              <w:t>tue_check_column</w:t>
+            </w:r>
+            <w:proofErr w:type="spellEnd"/>
+            <w:r>
+              <w:rPr>
+                <w:rFonts w:ascii="Times New Roman"/>
+                <w:sz w:val="6"/>
+                <w:szCs w:val="8"/>
+              </w:rPr>
+              <w:t>}</w:t>
+            </w:r>
+          </w:p>
+        </w:tc>
+        <w:tc>
+          <w:tcPr>
+            <w:tcW w:w="1170" w:type="dxa"/>
+          </w:tcPr>
+          <w:p>
+            <w:pPr>
+              <w:jc w:val="center"/>
+              <w:rPr>
+                <w:sz w:val="6"/>
+                <w:szCs w:val="8"/>
+              </w:rPr>
+            </w:pPr>
+            <w:r>
+              <w:rPr>
+                <w:rFonts w:ascii="Times New Roman"/>
+                <w:sz w:val="6"/>
+                <w:szCs w:val="8"/>
+              </w:rPr>
+              <w:t>${</w:t>
+            </w:r>
+            <w:proofErr w:type="spellStart"/>
+            <w:r>
+              <w:rPr>
+                <w:rFonts w:ascii="Times New Roman"/>
+                <w:sz w:val="6"/>
+                <w:szCs w:val="8"/>
+              </w:rPr>
+              <w:t>mon_check_column</w:t>
+            </w:r>
+            <w:proofErr w:type="spellEnd"/>
+            <w:r>
+              <w:rPr>
+                <w:rFonts w:ascii="Times New Roman"/>
+                <w:sz w:val="6"/>
+                <w:szCs w:val="8"/>
+              </w:rPr>
+              <w:t>}</w:t>
+            </w:r>
+          </w:p>
+        </w:tc>
+        <w:tc>
+          <w:tcPr>
+            <w:tcW w:w="1170" w:type="dxa"/>
+          </w:tcPr>
+          <w:p>
+            <w:pPr>
+              <w:jc w:val="center"/>
+              <w:rPr>
+                <w:sz w:val="6"/>
+                <w:szCs w:val="8"/>
+              </w:rPr>
+            </w:pPr>
+            <w:r>
+              <w:rPr>
+                <w:rFonts w:ascii="Times New Roman"/>
+                <w:sz w:val="6"/>
+                <w:szCs w:val="8"/>
+              </w:rPr>
+              <w:t>${</w:t>
+            </w:r>
+            <w:proofErr w:type="spellStart"/>
+            <w:r>
+              <w:rPr>
+                <w:rFonts w:ascii="Times New Roman"/>
+                <w:sz w:val="6"/>
+                <w:szCs w:val="8"/>
+              </w:rPr>
+              <w:t>sun_check_column</w:t>
+            </w:r>
+            <w:proofErr w:type="spellEnd"/>
+            <w:r>
+              <w:rPr>
+                <w:rFonts w:ascii="Times New Roman"/>
+                <w:sz w:val="6"/>
+                <w:szCs w:val="8"/>
+              </w:rPr>
+              <w:t>}</w:t>
+            </w:r>
+          </w:p>
+        </w:tc>
+        <w:tc>
+          <w:tcPr>
+            <w:tcW w:w="1170" w:type="dxa"/>
+          </w:tcPr>
+          <w:p>
+            <w:pPr>
+              <w:jc w:val="center"/>
+              <w:rPr>
+                <w:sz w:val="6"/>
+                <w:szCs w:val="8"/>
+              </w:rPr>
+            </w:pPr>
+            <w:r>
+              <w:rPr>
+                <w:rFonts w:ascii="Times New Roman"/>
+                <w:sz w:val="6"/>
+                <w:szCs w:val="8"/>
+              </w:rPr>
+              <w:t>${</w:t>
+            </w:r>
+            <w:proofErr w:type="spellStart"/>
+            <w:r>
+              <w:rPr>
+                <w:rFonts w:ascii="Times New Roman"/>
+                <w:sz w:val="6"/>
+                <w:szCs w:val="8"/>
+              </w:rPr>
+              <w:t>sat_check_column</w:t>
+            </w:r>
+            <w:proofErr w:type="spellEnd"/>
+            <w:r>
+              <w:rPr>
+                <w:rFonts w:ascii="Times New Roman"/>
+                <w:sz w:val="6"/>
+                <w:szCs w:val="8"/>
+              </w:rPr>
+              <w:t>}</w:t>
+            </w:r>
+          </w:p>
+        </w:tc>
+        <w:tc>
+          <w:tcPr>
+            <w:tcW w:w="2685" w:type="dxa"/>
             <w:shd w:val="clear" w:color="auto" w:fill="F4B083" w:themeFill="accent2" w:themeFillTint="99"/>
             <w:vAlign w:val="center"/>
           </w:tcPr>
@@ -2909,161 +3430,287 @@
         </w:trPr>
         <w:tc>
           <w:tcPr>
-            <w:tcW w:w="1274" w:type="dxa"/>
-          </w:tcPr>
-          <w:p>
-            <w:pPr>
-              <w:jc w:val="center"/>
-              <w:rPr>
-                <w:sz w:val="6"/>
-                <w:szCs w:val="8"/>
-              </w:rPr>
-            </w:pPr>
-            <w:r>
-              <w:rPr>
-                <w:rFonts w:ascii="Times New Roman"/>
-                <w:sz w:val="6"/>
-                <w:szCs w:val="8"/>
-              </w:rPr>
-              <w:t>${fri_check_column}</w:t>
-            </w:r>
-          </w:p>
-        </w:tc>
-        <w:tc>
-          <w:tcPr>
-            <w:tcW w:w="1305" w:type="dxa"/>
-          </w:tcPr>
-          <w:p>
-            <w:pPr>
-              <w:jc w:val="center"/>
-              <w:rPr>
-                <w:sz w:val="6"/>
-                <w:szCs w:val="8"/>
-              </w:rPr>
-            </w:pPr>
-            <w:r>
-              <w:rPr>
-                <w:rFonts w:ascii="Times New Roman"/>
-                <w:sz w:val="6"/>
-                <w:szCs w:val="8"/>
-              </w:rPr>
-              <w:t>${thu_check_column}</w:t>
-            </w:r>
-          </w:p>
-        </w:tc>
-        <w:tc>
-          <w:tcPr>
-            <w:tcW w:w="1351" w:type="dxa"/>
-          </w:tcPr>
-          <w:p>
-            <w:pPr>
-              <w:jc w:val="center"/>
-              <w:rPr>
-                <w:sz w:val="6"/>
-                <w:szCs w:val="8"/>
-              </w:rPr>
-            </w:pPr>
-            <w:r>
-              <w:rPr>
-                <w:rFonts w:ascii="Times New Roman"/>
-                <w:sz w:val="6"/>
-                <w:szCs w:val="8"/>
-              </w:rPr>
-              <w:t>${wed_check_column}</w:t>
-            </w:r>
-          </w:p>
-        </w:tc>
-        <w:tc>
-          <w:tcPr>
-            <w:tcW w:w="1118" w:type="dxa"/>
-          </w:tcPr>
-          <w:p>
-            <w:pPr>
-              <w:jc w:val="center"/>
-              <w:rPr>
-                <w:sz w:val="6"/>
-                <w:szCs w:val="8"/>
-              </w:rPr>
-            </w:pPr>
-            <w:r>
-              <w:rPr>
-                <w:rFonts w:ascii="Times New Roman"/>
-                <w:sz w:val="6"/>
-                <w:szCs w:val="8"/>
-              </w:rPr>
-              <w:t>${tue_check_column}</w:t>
-            </w:r>
-          </w:p>
-        </w:tc>
-        <w:tc>
-          <w:tcPr>
-            <w:tcW w:w="1173" w:type="dxa"/>
-          </w:tcPr>
-          <w:p>
-            <w:pPr>
-              <w:jc w:val="center"/>
-              <w:rPr>
-                <w:sz w:val="6"/>
-                <w:szCs w:val="8"/>
-              </w:rPr>
-            </w:pPr>
-            <w:r>
-              <w:rPr>
-                <w:rFonts w:ascii="Times New Roman"/>
-                <w:sz w:val="6"/>
-                <w:szCs w:val="8"/>
-              </w:rPr>
-              <w:t>${mon_check_column}</w:t>
-            </w:r>
-          </w:p>
-        </w:tc>
-        <w:tc>
-          <w:tcPr>
-            <w:tcW w:w="1318" w:type="dxa"/>
-          </w:tcPr>
-          <w:p>
-            <w:pPr>
-              <w:jc w:val="center"/>
-              <w:rPr>
-                <w:sz w:val="6"/>
-                <w:szCs w:val="8"/>
-              </w:rPr>
-            </w:pPr>
-            <w:r>
-              <w:rPr>
-                <w:rFonts w:ascii="Times New Roman"/>
-                <w:sz w:val="6"/>
-                <w:szCs w:val="8"/>
-              </w:rPr>
-              <w:t>${sun_check_column}</w:t>
-            </w:r>
-          </w:p>
-        </w:tc>
-        <w:tc>
-          <w:tcPr>
-            <w:tcW w:w="1271" w:type="dxa"/>
-          </w:tcPr>
-          <w:p>
-            <w:pPr>
-              <w:jc w:val="center"/>
-              <w:rPr>
-                <w:sz w:val="6"/>
-                <w:szCs w:val="8"/>
-              </w:rPr>
-            </w:pPr>
-            <w:r>
-              <w:rPr>
-                <w:rFonts w:ascii="Times New Roman"/>
-                <w:sz w:val="6"/>
-                <w:szCs w:val="8"/>
-              </w:rPr>
-              <w:t>${sat_check_column}</w:t>
-            </w:r>
-          </w:p>
-        </w:tc>
-        <w:tc>
-          <w:tcPr>
-            <w:tcW w:w="2325" w:type="dxa"/>
+            <w:tcW w:w="1250" w:type="dxa"/>
+          </w:tcPr>
+          <w:p>
+            <w:pPr>
+              <w:jc w:val="center"/>
+              <w:rPr>
+                <w:sz w:val="6"/>
+                <w:szCs w:val="8"/>
+              </w:rPr>
+            </w:pPr>
+            <w:r>
+              <w:rPr>
+                <w:rFonts w:ascii="Times New Roman"/>
+                <w:sz w:val="6"/>
+                <w:szCs w:val="8"/>
+              </w:rPr>
+              <w:t>${</w:t>
+            </w:r>
+            <w:proofErr w:type="spellStart"/>
+            <w:r>
+              <w:rPr>
+                <w:rFonts w:ascii="Times New Roman"/>
+                <w:sz w:val="6"/>
+                <w:szCs w:val="8"/>
+              </w:rPr>
+              <w:t>fri_check_column</w:t>
+            </w:r>
+            <w:proofErr w:type="spellEnd"/>
+            <w:r>
+              <w:rPr>
+                <w:rFonts w:ascii="Times New Roman"/>
+                <w:sz w:val="6"/>
+                <w:szCs w:val="8"/>
+              </w:rPr>
+              <w:t>}</w:t>
+            </w:r>
+          </w:p>
+        </w:tc>
+        <w:tc>
+          <w:tcPr>
+            <w:tcW w:w="1260" w:type="dxa"/>
+          </w:tcPr>
+          <w:p>
+            <w:pPr>
+              <w:jc w:val="center"/>
+              <w:rPr>
+                <w:sz w:val="6"/>
+                <w:szCs w:val="8"/>
+              </w:rPr>
+            </w:pPr>
+            <w:r>
+              <w:rPr>
+                <w:rFonts w:ascii="Times New Roman"/>
+                <w:sz w:val="6"/>
+                <w:szCs w:val="8"/>
+              </w:rPr>
+              <w:t>${</w:t>
+            </w:r>
+            <w:proofErr w:type="spellStart"/>
+            <w:r>
+              <w:rPr>
+                <w:rFonts w:ascii="Times New Roman"/>
+                <w:sz w:val="6"/>
+                <w:szCs w:val="8"/>
+              </w:rPr>
+              <w:t>thu_check_column</w:t>
+            </w:r>
+            <w:proofErr w:type="spellEnd"/>
+            <w:r>
+              <w:rPr>
+                <w:rFonts w:ascii="Times New Roman"/>
+                <w:sz w:val="6"/>
+                <w:szCs w:val="8"/>
+              </w:rPr>
+              <w:t>}</w:t>
+            </w:r>
+          </w:p>
+        </w:tc>
+        <w:tc>
+          <w:tcPr>
+            <w:tcW w:w="1170" w:type="dxa"/>
+          </w:tcPr>
+          <w:p>
+            <w:pPr>
+              <w:jc w:val="center"/>
+              <w:rPr>
+                <w:sz w:val="6"/>
+                <w:szCs w:val="8"/>
+              </w:rPr>
+            </w:pPr>
+            <w:r>
+              <w:rPr>
+                <w:rFonts w:ascii="Times New Roman"/>
+                <w:sz w:val="6"/>
+                <w:szCs w:val="8"/>
+              </w:rPr>
+              <w:t>${</w:t>
+            </w:r>
+            <w:proofErr w:type="spellStart"/>
+            <w:r>
+              <w:rPr>
+                <w:rFonts w:ascii="Times New Roman"/>
+                <w:sz w:val="6"/>
+                <w:szCs w:val="8"/>
+              </w:rPr>
+              <w:t>wed_check_column</w:t>
+            </w:r>
+            <w:proofErr w:type="spellEnd"/>
+            <w:r>
+              <w:rPr>
+                <w:rFonts w:ascii="Times New Roman"/>
+                <w:sz w:val="6"/>
+                <w:szCs w:val="8"/>
+              </w:rPr>
+              <w:t>}</w:t>
+            </w:r>
+          </w:p>
+        </w:tc>
+        <w:tc>
+          <w:tcPr>
+            <w:tcW w:w="1260" w:type="dxa"/>
+          </w:tcPr>
+          <w:p>
+            <w:pPr>
+              <w:jc w:val="center"/>
+              <w:rPr>
+                <w:sz w:val="6"/>
+                <w:szCs w:val="8"/>
+              </w:rPr>
+            </w:pPr>
+            <w:r>
+              <w:rPr>
+                <w:rFonts w:ascii="Times New Roman"/>
+                <w:sz w:val="6"/>
+                <w:szCs w:val="8"/>
+              </w:rPr>
+              <w:t>${</w:t>
+            </w:r>
+            <w:proofErr w:type="spellStart"/>
+            <w:r>
+              <w:rPr>
+                <w:rFonts w:ascii="Times New Roman"/>
+                <w:sz w:val="6"/>
+                <w:szCs w:val="8"/>
+              </w:rPr>
+              <w:t>tue_check_column</w:t>
+            </w:r>
+            <w:proofErr w:type="spellEnd"/>
+            <w:r>
+              <w:rPr>
+                <w:rFonts w:ascii="Times New Roman"/>
+                <w:sz w:val="6"/>
+                <w:szCs w:val="8"/>
+              </w:rPr>
+              <w:t>}</w:t>
+            </w:r>
+          </w:p>
+        </w:tc>
+        <w:tc>
+          <w:tcPr>
+            <w:tcW w:w="1170" w:type="dxa"/>
+          </w:tcPr>
+          <w:p>
+            <w:pPr>
+              <w:jc w:val="center"/>
+              <w:rPr>
+                <w:sz w:val="6"/>
+                <w:szCs w:val="8"/>
+              </w:rPr>
+            </w:pPr>
+            <w:r>
+              <w:rPr>
+                <w:rFonts w:ascii="Times New Roman"/>
+                <w:sz w:val="6"/>
+                <w:szCs w:val="8"/>
+              </w:rPr>
+              <w:t>${</w:t>
+            </w:r>
+            <w:proofErr w:type="spellStart"/>
+            <w:r>
+              <w:rPr>
+                <w:rFonts w:ascii="Times New Roman"/>
+                <w:sz w:val="6"/>
+                <w:szCs w:val="8"/>
+              </w:rPr>
+              <w:t>mon_check_column</w:t>
+            </w:r>
+            <w:proofErr w:type="spellEnd"/>
+            <w:r>
+              <w:rPr>
+                <w:rFonts w:ascii="Times New Roman"/>
+                <w:sz w:val="6"/>
+                <w:szCs w:val="8"/>
+              </w:rPr>
+              <w:t>}</w:t>
+            </w:r>
+          </w:p>
+        </w:tc>
+        <w:tc>
+          <w:tcPr>
+            <w:tcW w:w="1170" w:type="dxa"/>
+          </w:tcPr>
+          <w:p>
+            <w:pPr>
+              <w:jc w:val="center"/>
+              <w:rPr>
+                <w:sz w:val="6"/>
+                <w:szCs w:val="8"/>
+              </w:rPr>
+            </w:pPr>
+            <w:r>
+              <w:rPr>
+                <w:rFonts w:ascii="Times New Roman"/>
+                <w:sz w:val="6"/>
+                <w:szCs w:val="8"/>
+              </w:rPr>
+              <w:t>${</w:t>
+            </w:r>
+            <w:proofErr w:type="spellStart"/>
+            <w:r>
+              <w:rPr>
+                <w:rFonts w:ascii="Times New Roman"/>
+                <w:sz w:val="6"/>
+                <w:szCs w:val="8"/>
+              </w:rPr>
+              <w:t>sun_check_column</w:t>
+            </w:r>
+            <w:proofErr w:type="spellEnd"/>
+            <w:r>
+              <w:rPr>
+                <w:rFonts w:ascii="Times New Roman"/>
+                <w:sz w:val="6"/>
+                <w:szCs w:val="8"/>
+              </w:rPr>
+              <w:t>}</w:t>
+            </w:r>
+          </w:p>
+        </w:tc>
+        <w:tc>
+          <w:tcPr>
+            <w:tcW w:w="1170" w:type="dxa"/>
+          </w:tcPr>
+          <w:p>
+            <w:pPr>
+              <w:jc w:val="center"/>
+              <w:rPr>
+                <w:sz w:val="6"/>
+                <w:szCs w:val="8"/>
+              </w:rPr>
+            </w:pPr>
+            <w:r>
+              <w:rPr>
+                <w:rFonts w:ascii="Times New Roman"/>
+                <w:sz w:val="6"/>
+                <w:szCs w:val="8"/>
+              </w:rPr>
+              <w:t>${</w:t>
+            </w:r>
+            <w:proofErr w:type="spellStart"/>
+            <w:r>
+              <w:rPr>
+                <w:rFonts w:ascii="Times New Roman"/>
+                <w:sz w:val="6"/>
+                <w:szCs w:val="8"/>
+              </w:rPr>
+              <w:t>sat_check_column</w:t>
+            </w:r>
+            <w:proofErr w:type="spellEnd"/>
+            <w:r>
+              <w:rPr>
+                <w:rFonts w:ascii="Times New Roman"/>
+                <w:sz w:val="6"/>
+                <w:szCs w:val="8"/>
+              </w:rPr>
+              <w:t>}</w:t>
+            </w:r>
+          </w:p>
+        </w:tc>
+        <w:tc>
+          <w:tcPr>
+            <w:tcW w:w="2685" w:type="dxa"/>
             <w:shd w:val="clear" w:color="auto" w:fill="F4B083" w:themeFill="accent2" w:themeFillTint="99"/>
             <w:vAlign w:val="center"/>
           </w:tcPr>
@@ -3119,161 +3766,287 @@
         </w:trPr>
         <w:tc>
           <w:tcPr>
-            <w:tcW w:w="1274" w:type="dxa"/>
-          </w:tcPr>
-          <w:p>
-            <w:pPr>
-              <w:jc w:val="center"/>
-              <w:rPr>
-                <w:sz w:val="6"/>
-                <w:szCs w:val="8"/>
-              </w:rPr>
-            </w:pPr>
-            <w:r>
-              <w:rPr>
-                <w:rFonts w:ascii="Times New Roman"/>
-                <w:sz w:val="6"/>
-                <w:szCs w:val="8"/>
-              </w:rPr>
-              <w:t>${fri_check_column}</w:t>
-            </w:r>
-          </w:p>
-        </w:tc>
-        <w:tc>
-          <w:tcPr>
-            <w:tcW w:w="1305" w:type="dxa"/>
-          </w:tcPr>
-          <w:p>
-            <w:pPr>
-              <w:jc w:val="center"/>
-              <w:rPr>
-                <w:sz w:val="6"/>
-                <w:szCs w:val="8"/>
-              </w:rPr>
-            </w:pPr>
-            <w:r>
-              <w:rPr>
-                <w:rFonts w:ascii="Times New Roman"/>
-                <w:sz w:val="6"/>
-                <w:szCs w:val="8"/>
-              </w:rPr>
-              <w:t>${thu_check_column}</w:t>
-            </w:r>
-          </w:p>
-        </w:tc>
-        <w:tc>
-          <w:tcPr>
-            <w:tcW w:w="1351" w:type="dxa"/>
-          </w:tcPr>
-          <w:p>
-            <w:pPr>
-              <w:jc w:val="center"/>
-              <w:rPr>
-                <w:sz w:val="6"/>
-                <w:szCs w:val="8"/>
-              </w:rPr>
-            </w:pPr>
-            <w:r>
-              <w:rPr>
-                <w:rFonts w:ascii="Times New Roman"/>
-                <w:sz w:val="6"/>
-                <w:szCs w:val="8"/>
-              </w:rPr>
-              <w:t>${wed_check_column}</w:t>
-            </w:r>
-          </w:p>
-        </w:tc>
-        <w:tc>
-          <w:tcPr>
-            <w:tcW w:w="1118" w:type="dxa"/>
-          </w:tcPr>
-          <w:p>
-            <w:pPr>
-              <w:jc w:val="center"/>
-              <w:rPr>
-                <w:sz w:val="6"/>
-                <w:szCs w:val="8"/>
-              </w:rPr>
-            </w:pPr>
-            <w:r>
-              <w:rPr>
-                <w:rFonts w:ascii="Times New Roman"/>
-                <w:sz w:val="6"/>
-                <w:szCs w:val="8"/>
-              </w:rPr>
-              <w:t>${tue_check_column}</w:t>
-            </w:r>
-          </w:p>
-        </w:tc>
-        <w:tc>
-          <w:tcPr>
-            <w:tcW w:w="1173" w:type="dxa"/>
-          </w:tcPr>
-          <w:p>
-            <w:pPr>
-              <w:jc w:val="center"/>
-              <w:rPr>
-                <w:sz w:val="6"/>
-                <w:szCs w:val="8"/>
-              </w:rPr>
-            </w:pPr>
-            <w:r>
-              <w:rPr>
-                <w:rFonts w:ascii="Times New Roman"/>
-                <w:sz w:val="6"/>
-                <w:szCs w:val="8"/>
-              </w:rPr>
-              <w:t>${mon_check_column}</w:t>
-            </w:r>
-          </w:p>
-        </w:tc>
-        <w:tc>
-          <w:tcPr>
-            <w:tcW w:w="1318" w:type="dxa"/>
-          </w:tcPr>
-          <w:p>
-            <w:pPr>
-              <w:jc w:val="center"/>
-              <w:rPr>
-                <w:sz w:val="6"/>
-                <w:szCs w:val="8"/>
-              </w:rPr>
-            </w:pPr>
-            <w:r>
-              <w:rPr>
-                <w:rFonts w:ascii="Times New Roman"/>
-                <w:sz w:val="6"/>
-                <w:szCs w:val="8"/>
-              </w:rPr>
-              <w:t>${sun_check_column}</w:t>
-            </w:r>
-          </w:p>
-        </w:tc>
-        <w:tc>
-          <w:tcPr>
-            <w:tcW w:w="1271" w:type="dxa"/>
-          </w:tcPr>
-          <w:p>
-            <w:pPr>
-              <w:jc w:val="center"/>
-              <w:rPr>
-                <w:sz w:val="6"/>
-                <w:szCs w:val="8"/>
-              </w:rPr>
-            </w:pPr>
-            <w:r>
-              <w:rPr>
-                <w:rFonts w:ascii="Times New Roman"/>
-                <w:sz w:val="6"/>
-                <w:szCs w:val="8"/>
-              </w:rPr>
-              <w:t>${sat_check_column}</w:t>
-            </w:r>
-          </w:p>
-        </w:tc>
-        <w:tc>
-          <w:tcPr>
-            <w:tcW w:w="2325" w:type="dxa"/>
+            <w:tcW w:w="1250" w:type="dxa"/>
+          </w:tcPr>
+          <w:p>
+            <w:pPr>
+              <w:jc w:val="center"/>
+              <w:rPr>
+                <w:sz w:val="6"/>
+                <w:szCs w:val="8"/>
+              </w:rPr>
+            </w:pPr>
+            <w:r>
+              <w:rPr>
+                <w:rFonts w:ascii="Times New Roman"/>
+                <w:sz w:val="6"/>
+                <w:szCs w:val="8"/>
+              </w:rPr>
+              <w:t>${</w:t>
+            </w:r>
+            <w:proofErr w:type="spellStart"/>
+            <w:r>
+              <w:rPr>
+                <w:rFonts w:ascii="Times New Roman"/>
+                <w:sz w:val="6"/>
+                <w:szCs w:val="8"/>
+              </w:rPr>
+              <w:t>fri_check_column</w:t>
+            </w:r>
+            <w:proofErr w:type="spellEnd"/>
+            <w:r>
+              <w:rPr>
+                <w:rFonts w:ascii="Times New Roman"/>
+                <w:sz w:val="6"/>
+                <w:szCs w:val="8"/>
+              </w:rPr>
+              <w:t>}</w:t>
+            </w:r>
+          </w:p>
+        </w:tc>
+        <w:tc>
+          <w:tcPr>
+            <w:tcW w:w="1260" w:type="dxa"/>
+          </w:tcPr>
+          <w:p>
+            <w:pPr>
+              <w:jc w:val="center"/>
+              <w:rPr>
+                <w:sz w:val="6"/>
+                <w:szCs w:val="8"/>
+              </w:rPr>
+            </w:pPr>
+            <w:r>
+              <w:rPr>
+                <w:rFonts w:ascii="Times New Roman"/>
+                <w:sz w:val="6"/>
+                <w:szCs w:val="8"/>
+              </w:rPr>
+              <w:t>${</w:t>
+            </w:r>
+            <w:proofErr w:type="spellStart"/>
+            <w:r>
+              <w:rPr>
+                <w:rFonts w:ascii="Times New Roman"/>
+                <w:sz w:val="6"/>
+                <w:szCs w:val="8"/>
+              </w:rPr>
+              <w:t>thu_check_column</w:t>
+            </w:r>
+            <w:proofErr w:type="spellEnd"/>
+            <w:r>
+              <w:rPr>
+                <w:rFonts w:ascii="Times New Roman"/>
+                <w:sz w:val="6"/>
+                <w:szCs w:val="8"/>
+              </w:rPr>
+              <w:t>}</w:t>
+            </w:r>
+          </w:p>
+        </w:tc>
+        <w:tc>
+          <w:tcPr>
+            <w:tcW w:w="1170" w:type="dxa"/>
+          </w:tcPr>
+          <w:p>
+            <w:pPr>
+              <w:jc w:val="center"/>
+              <w:rPr>
+                <w:sz w:val="6"/>
+                <w:szCs w:val="8"/>
+              </w:rPr>
+            </w:pPr>
+            <w:r>
+              <w:rPr>
+                <w:rFonts w:ascii="Times New Roman"/>
+                <w:sz w:val="6"/>
+                <w:szCs w:val="8"/>
+              </w:rPr>
+              <w:t>${</w:t>
+            </w:r>
+            <w:proofErr w:type="spellStart"/>
+            <w:r>
+              <w:rPr>
+                <w:rFonts w:ascii="Times New Roman"/>
+                <w:sz w:val="6"/>
+                <w:szCs w:val="8"/>
+              </w:rPr>
+              <w:t>wed_check_column</w:t>
+            </w:r>
+            <w:proofErr w:type="spellEnd"/>
+            <w:r>
+              <w:rPr>
+                <w:rFonts w:ascii="Times New Roman"/>
+                <w:sz w:val="6"/>
+                <w:szCs w:val="8"/>
+              </w:rPr>
+              <w:t>}</w:t>
+            </w:r>
+          </w:p>
+        </w:tc>
+        <w:tc>
+          <w:tcPr>
+            <w:tcW w:w="1260" w:type="dxa"/>
+          </w:tcPr>
+          <w:p>
+            <w:pPr>
+              <w:jc w:val="center"/>
+              <w:rPr>
+                <w:sz w:val="6"/>
+                <w:szCs w:val="8"/>
+              </w:rPr>
+            </w:pPr>
+            <w:r>
+              <w:rPr>
+                <w:rFonts w:ascii="Times New Roman"/>
+                <w:sz w:val="6"/>
+                <w:szCs w:val="8"/>
+              </w:rPr>
+              <w:t>${</w:t>
+            </w:r>
+            <w:proofErr w:type="spellStart"/>
+            <w:r>
+              <w:rPr>
+                <w:rFonts w:ascii="Times New Roman"/>
+                <w:sz w:val="6"/>
+                <w:szCs w:val="8"/>
+              </w:rPr>
+              <w:t>tue_check_column</w:t>
+            </w:r>
+            <w:proofErr w:type="spellEnd"/>
+            <w:r>
+              <w:rPr>
+                <w:rFonts w:ascii="Times New Roman"/>
+                <w:sz w:val="6"/>
+                <w:szCs w:val="8"/>
+              </w:rPr>
+              <w:t>}</w:t>
+            </w:r>
+          </w:p>
+        </w:tc>
+        <w:tc>
+          <w:tcPr>
+            <w:tcW w:w="1170" w:type="dxa"/>
+          </w:tcPr>
+          <w:p>
+            <w:pPr>
+              <w:jc w:val="center"/>
+              <w:rPr>
+                <w:sz w:val="6"/>
+                <w:szCs w:val="8"/>
+              </w:rPr>
+            </w:pPr>
+            <w:r>
+              <w:rPr>
+                <w:rFonts w:ascii="Times New Roman"/>
+                <w:sz w:val="6"/>
+                <w:szCs w:val="8"/>
+              </w:rPr>
+              <w:t>${</w:t>
+            </w:r>
+            <w:proofErr w:type="spellStart"/>
+            <w:r>
+              <w:rPr>
+                <w:rFonts w:ascii="Times New Roman"/>
+                <w:sz w:val="6"/>
+                <w:szCs w:val="8"/>
+              </w:rPr>
+              <w:t>mon_check_column</w:t>
+            </w:r>
+            <w:proofErr w:type="spellEnd"/>
+            <w:r>
+              <w:rPr>
+                <w:rFonts w:ascii="Times New Roman"/>
+                <w:sz w:val="6"/>
+                <w:szCs w:val="8"/>
+              </w:rPr>
+              <w:t>}</w:t>
+            </w:r>
+          </w:p>
+        </w:tc>
+        <w:tc>
+          <w:tcPr>
+            <w:tcW w:w="1170" w:type="dxa"/>
+          </w:tcPr>
+          <w:p>
+            <w:pPr>
+              <w:jc w:val="center"/>
+              <w:rPr>
+                <w:sz w:val="6"/>
+                <w:szCs w:val="8"/>
+              </w:rPr>
+            </w:pPr>
+            <w:r>
+              <w:rPr>
+                <w:rFonts w:ascii="Times New Roman"/>
+                <w:sz w:val="6"/>
+                <w:szCs w:val="8"/>
+              </w:rPr>
+              <w:t>${</w:t>
+            </w:r>
+            <w:proofErr w:type="spellStart"/>
+            <w:r>
+              <w:rPr>
+                <w:rFonts w:ascii="Times New Roman"/>
+                <w:sz w:val="6"/>
+                <w:szCs w:val="8"/>
+              </w:rPr>
+              <w:t>sun_check_column</w:t>
+            </w:r>
+            <w:proofErr w:type="spellEnd"/>
+            <w:r>
+              <w:rPr>
+                <w:rFonts w:ascii="Times New Roman"/>
+                <w:sz w:val="6"/>
+                <w:szCs w:val="8"/>
+              </w:rPr>
+              <w:t>}</w:t>
+            </w:r>
+          </w:p>
+        </w:tc>
+        <w:tc>
+          <w:tcPr>
+            <w:tcW w:w="1170" w:type="dxa"/>
+          </w:tcPr>
+          <w:p>
+            <w:pPr>
+              <w:jc w:val="center"/>
+              <w:rPr>
+                <w:sz w:val="6"/>
+                <w:szCs w:val="8"/>
+              </w:rPr>
+            </w:pPr>
+            <w:r>
+              <w:rPr>
+                <w:rFonts w:ascii="Times New Roman"/>
+                <w:sz w:val="6"/>
+                <w:szCs w:val="8"/>
+              </w:rPr>
+              <w:t>${</w:t>
+            </w:r>
+            <w:proofErr w:type="spellStart"/>
+            <w:r>
+              <w:rPr>
+                <w:rFonts w:ascii="Times New Roman"/>
+                <w:sz w:val="6"/>
+                <w:szCs w:val="8"/>
+              </w:rPr>
+              <w:t>sat_check_column</w:t>
+            </w:r>
+            <w:proofErr w:type="spellEnd"/>
+            <w:r>
+              <w:rPr>
+                <w:rFonts w:ascii="Times New Roman"/>
+                <w:sz w:val="6"/>
+                <w:szCs w:val="8"/>
+              </w:rPr>
+              <w:t>}</w:t>
+            </w:r>
+          </w:p>
+        </w:tc>
+        <w:tc>
+          <w:tcPr>
+            <w:tcW w:w="2685" w:type="dxa"/>
             <w:shd w:val="clear" w:color="auto" w:fill="F4B083" w:themeFill="accent2" w:themeFillTint="99"/>
             <w:vAlign w:val="center"/>
           </w:tcPr>
@@ -3340,161 +4113,287 @@
         </w:trPr>
         <w:tc>
           <w:tcPr>
-            <w:tcW w:w="1274" w:type="dxa"/>
-          </w:tcPr>
-          <w:p>
-            <w:pPr>
-              <w:jc w:val="center"/>
-              <w:rPr>
-                <w:sz w:val="6"/>
-                <w:szCs w:val="8"/>
-              </w:rPr>
-            </w:pPr>
-            <w:r>
-              <w:rPr>
-                <w:rFonts w:ascii="Times New Roman"/>
-                <w:sz w:val="6"/>
-                <w:szCs w:val="8"/>
-              </w:rPr>
-              <w:t>${fri_check_column}</w:t>
-            </w:r>
-          </w:p>
-        </w:tc>
-        <w:tc>
-          <w:tcPr>
-            <w:tcW w:w="1305" w:type="dxa"/>
-          </w:tcPr>
-          <w:p>
-            <w:pPr>
-              <w:jc w:val="center"/>
-              <w:rPr>
-                <w:sz w:val="6"/>
-                <w:szCs w:val="8"/>
-              </w:rPr>
-            </w:pPr>
-            <w:r>
-              <w:rPr>
-                <w:rFonts w:ascii="Times New Roman"/>
-                <w:sz w:val="6"/>
-                <w:szCs w:val="8"/>
-              </w:rPr>
-              <w:t>${thu_check_column}</w:t>
-            </w:r>
-          </w:p>
-        </w:tc>
-        <w:tc>
-          <w:tcPr>
-            <w:tcW w:w="1351" w:type="dxa"/>
-          </w:tcPr>
-          <w:p>
-            <w:pPr>
-              <w:jc w:val="center"/>
-              <w:rPr>
-                <w:sz w:val="6"/>
-                <w:szCs w:val="8"/>
-              </w:rPr>
-            </w:pPr>
-            <w:r>
-              <w:rPr>
-                <w:rFonts w:ascii="Times New Roman"/>
-                <w:sz w:val="6"/>
-                <w:szCs w:val="8"/>
-              </w:rPr>
-              <w:t>${wed_check_column}</w:t>
-            </w:r>
-          </w:p>
-        </w:tc>
-        <w:tc>
-          <w:tcPr>
-            <w:tcW w:w="1118" w:type="dxa"/>
-          </w:tcPr>
-          <w:p>
-            <w:pPr>
-              <w:jc w:val="center"/>
-              <w:rPr>
-                <w:sz w:val="6"/>
-                <w:szCs w:val="8"/>
-              </w:rPr>
-            </w:pPr>
-            <w:r>
-              <w:rPr>
-                <w:rFonts w:ascii="Times New Roman"/>
-                <w:sz w:val="6"/>
-                <w:szCs w:val="8"/>
-              </w:rPr>
-              <w:t>${tue_check_column}</w:t>
-            </w:r>
-          </w:p>
-        </w:tc>
-        <w:tc>
-          <w:tcPr>
-            <w:tcW w:w="1173" w:type="dxa"/>
-          </w:tcPr>
-          <w:p>
-            <w:pPr>
-              <w:jc w:val="center"/>
-              <w:rPr>
-                <w:sz w:val="6"/>
-                <w:szCs w:val="8"/>
-              </w:rPr>
-            </w:pPr>
-            <w:r>
-              <w:rPr>
-                <w:rFonts w:ascii="Times New Roman"/>
-                <w:sz w:val="6"/>
-                <w:szCs w:val="8"/>
-              </w:rPr>
-              <w:t>${mon_check_column}</w:t>
-            </w:r>
-          </w:p>
-        </w:tc>
-        <w:tc>
-          <w:tcPr>
-            <w:tcW w:w="1318" w:type="dxa"/>
-          </w:tcPr>
-          <w:p>
-            <w:pPr>
-              <w:jc w:val="center"/>
-              <w:rPr>
-                <w:sz w:val="6"/>
-                <w:szCs w:val="8"/>
-              </w:rPr>
-            </w:pPr>
-            <w:r>
-              <w:rPr>
-                <w:rFonts w:ascii="Times New Roman"/>
-                <w:sz w:val="6"/>
-                <w:szCs w:val="8"/>
-              </w:rPr>
-              <w:t>${sun_check_column}</w:t>
-            </w:r>
-          </w:p>
-        </w:tc>
-        <w:tc>
-          <w:tcPr>
-            <w:tcW w:w="1271" w:type="dxa"/>
-          </w:tcPr>
-          <w:p>
-            <w:pPr>
-              <w:jc w:val="center"/>
-              <w:rPr>
-                <w:sz w:val="6"/>
-                <w:szCs w:val="8"/>
-              </w:rPr>
-            </w:pPr>
-            <w:r>
-              <w:rPr>
-                <w:rFonts w:ascii="Times New Roman"/>
-                <w:sz w:val="6"/>
-                <w:szCs w:val="8"/>
-              </w:rPr>
-              <w:t>${sat_check_column}</w:t>
-            </w:r>
-          </w:p>
-        </w:tc>
-        <w:tc>
-          <w:tcPr>
-            <w:tcW w:w="2325" w:type="dxa"/>
+            <w:tcW w:w="1250" w:type="dxa"/>
+          </w:tcPr>
+          <w:p>
+            <w:pPr>
+              <w:jc w:val="center"/>
+              <w:rPr>
+                <w:sz w:val="6"/>
+                <w:szCs w:val="8"/>
+              </w:rPr>
+            </w:pPr>
+            <w:r>
+              <w:rPr>
+                <w:rFonts w:ascii="Times New Roman"/>
+                <w:sz w:val="6"/>
+                <w:szCs w:val="8"/>
+              </w:rPr>
+              <w:t>${</w:t>
+            </w:r>
+            <w:proofErr w:type="spellStart"/>
+            <w:r>
+              <w:rPr>
+                <w:rFonts w:ascii="Times New Roman"/>
+                <w:sz w:val="6"/>
+                <w:szCs w:val="8"/>
+              </w:rPr>
+              <w:t>fri_check_column</w:t>
+            </w:r>
+            <w:proofErr w:type="spellEnd"/>
+            <w:r>
+              <w:rPr>
+                <w:rFonts w:ascii="Times New Roman"/>
+                <w:sz w:val="6"/>
+                <w:szCs w:val="8"/>
+              </w:rPr>
+              <w:t>}</w:t>
+            </w:r>
+          </w:p>
+        </w:tc>
+        <w:tc>
+          <w:tcPr>
+            <w:tcW w:w="1260" w:type="dxa"/>
+          </w:tcPr>
+          <w:p>
+            <w:pPr>
+              <w:jc w:val="center"/>
+              <w:rPr>
+                <w:sz w:val="6"/>
+                <w:szCs w:val="8"/>
+              </w:rPr>
+            </w:pPr>
+            <w:r>
+              <w:rPr>
+                <w:rFonts w:ascii="Times New Roman"/>
+                <w:sz w:val="6"/>
+                <w:szCs w:val="8"/>
+              </w:rPr>
+              <w:t>${</w:t>
+            </w:r>
+            <w:proofErr w:type="spellStart"/>
+            <w:r>
+              <w:rPr>
+                <w:rFonts w:ascii="Times New Roman"/>
+                <w:sz w:val="6"/>
+                <w:szCs w:val="8"/>
+              </w:rPr>
+              <w:t>thu_check_column</w:t>
+            </w:r>
+            <w:proofErr w:type="spellEnd"/>
+            <w:r>
+              <w:rPr>
+                <w:rFonts w:ascii="Times New Roman"/>
+                <w:sz w:val="6"/>
+                <w:szCs w:val="8"/>
+              </w:rPr>
+              <w:t>}</w:t>
+            </w:r>
+          </w:p>
+        </w:tc>
+        <w:tc>
+          <w:tcPr>
+            <w:tcW w:w="1170" w:type="dxa"/>
+          </w:tcPr>
+          <w:p>
+            <w:pPr>
+              <w:jc w:val="center"/>
+              <w:rPr>
+                <w:sz w:val="6"/>
+                <w:szCs w:val="8"/>
+              </w:rPr>
+            </w:pPr>
+            <w:r>
+              <w:rPr>
+                <w:rFonts w:ascii="Times New Roman"/>
+                <w:sz w:val="6"/>
+                <w:szCs w:val="8"/>
+              </w:rPr>
+              <w:t>${</w:t>
+            </w:r>
+            <w:proofErr w:type="spellStart"/>
+            <w:r>
+              <w:rPr>
+                <w:rFonts w:ascii="Times New Roman"/>
+                <w:sz w:val="6"/>
+                <w:szCs w:val="8"/>
+              </w:rPr>
+              <w:t>wed_check_column</w:t>
+            </w:r>
+            <w:proofErr w:type="spellEnd"/>
+            <w:r>
+              <w:rPr>
+                <w:rFonts w:ascii="Times New Roman"/>
+                <w:sz w:val="6"/>
+                <w:szCs w:val="8"/>
+              </w:rPr>
+              <w:t>}</w:t>
+            </w:r>
+          </w:p>
+        </w:tc>
+        <w:tc>
+          <w:tcPr>
+            <w:tcW w:w="1260" w:type="dxa"/>
+          </w:tcPr>
+          <w:p>
+            <w:pPr>
+              <w:jc w:val="center"/>
+              <w:rPr>
+                <w:sz w:val="6"/>
+                <w:szCs w:val="8"/>
+              </w:rPr>
+            </w:pPr>
+            <w:r>
+              <w:rPr>
+                <w:rFonts w:ascii="Times New Roman"/>
+                <w:sz w:val="6"/>
+                <w:szCs w:val="8"/>
+              </w:rPr>
+              <w:t>${</w:t>
+            </w:r>
+            <w:proofErr w:type="spellStart"/>
+            <w:r>
+              <w:rPr>
+                <w:rFonts w:ascii="Times New Roman"/>
+                <w:sz w:val="6"/>
+                <w:szCs w:val="8"/>
+              </w:rPr>
+              <w:t>tue_check_column</w:t>
+            </w:r>
+            <w:proofErr w:type="spellEnd"/>
+            <w:r>
+              <w:rPr>
+                <w:rFonts w:ascii="Times New Roman"/>
+                <w:sz w:val="6"/>
+                <w:szCs w:val="8"/>
+              </w:rPr>
+              <w:t>}</w:t>
+            </w:r>
+          </w:p>
+        </w:tc>
+        <w:tc>
+          <w:tcPr>
+            <w:tcW w:w="1170" w:type="dxa"/>
+          </w:tcPr>
+          <w:p>
+            <w:pPr>
+              <w:jc w:val="center"/>
+              <w:rPr>
+                <w:sz w:val="6"/>
+                <w:szCs w:val="8"/>
+              </w:rPr>
+            </w:pPr>
+            <w:r>
+              <w:rPr>
+                <w:rFonts w:ascii="Times New Roman"/>
+                <w:sz w:val="6"/>
+                <w:szCs w:val="8"/>
+              </w:rPr>
+              <w:t>${</w:t>
+            </w:r>
+            <w:proofErr w:type="spellStart"/>
+            <w:r>
+              <w:rPr>
+                <w:rFonts w:ascii="Times New Roman"/>
+                <w:sz w:val="6"/>
+                <w:szCs w:val="8"/>
+              </w:rPr>
+              <w:t>mon_check_column</w:t>
+            </w:r>
+            <w:proofErr w:type="spellEnd"/>
+            <w:r>
+              <w:rPr>
+                <w:rFonts w:ascii="Times New Roman"/>
+                <w:sz w:val="6"/>
+                <w:szCs w:val="8"/>
+              </w:rPr>
+              <w:t>}</w:t>
+            </w:r>
+          </w:p>
+        </w:tc>
+        <w:tc>
+          <w:tcPr>
+            <w:tcW w:w="1170" w:type="dxa"/>
+          </w:tcPr>
+          <w:p>
+            <w:pPr>
+              <w:jc w:val="center"/>
+              <w:rPr>
+                <w:sz w:val="6"/>
+                <w:szCs w:val="8"/>
+              </w:rPr>
+            </w:pPr>
+            <w:r>
+              <w:rPr>
+                <w:rFonts w:ascii="Times New Roman"/>
+                <w:sz w:val="6"/>
+                <w:szCs w:val="8"/>
+              </w:rPr>
+              <w:t>${</w:t>
+            </w:r>
+            <w:proofErr w:type="spellStart"/>
+            <w:r>
+              <w:rPr>
+                <w:rFonts w:ascii="Times New Roman"/>
+                <w:sz w:val="6"/>
+                <w:szCs w:val="8"/>
+              </w:rPr>
+              <w:t>sun_check_column</w:t>
+            </w:r>
+            <w:proofErr w:type="spellEnd"/>
+            <w:r>
+              <w:rPr>
+                <w:rFonts w:ascii="Times New Roman"/>
+                <w:sz w:val="6"/>
+                <w:szCs w:val="8"/>
+              </w:rPr>
+              <w:t>}</w:t>
+            </w:r>
+          </w:p>
+        </w:tc>
+        <w:tc>
+          <w:tcPr>
+            <w:tcW w:w="1170" w:type="dxa"/>
+          </w:tcPr>
+          <w:p>
+            <w:pPr>
+              <w:jc w:val="center"/>
+              <w:rPr>
+                <w:sz w:val="6"/>
+                <w:szCs w:val="8"/>
+              </w:rPr>
+            </w:pPr>
+            <w:r>
+              <w:rPr>
+                <w:rFonts w:ascii="Times New Roman"/>
+                <w:sz w:val="6"/>
+                <w:szCs w:val="8"/>
+              </w:rPr>
+              <w:t>${</w:t>
+            </w:r>
+            <w:proofErr w:type="spellStart"/>
+            <w:r>
+              <w:rPr>
+                <w:rFonts w:ascii="Times New Roman"/>
+                <w:sz w:val="6"/>
+                <w:szCs w:val="8"/>
+              </w:rPr>
+              <w:t>sat_check_column</w:t>
+            </w:r>
+            <w:proofErr w:type="spellEnd"/>
+            <w:r>
+              <w:rPr>
+                <w:rFonts w:ascii="Times New Roman"/>
+                <w:sz w:val="6"/>
+                <w:szCs w:val="8"/>
+              </w:rPr>
+              <w:t>}</w:t>
+            </w:r>
+          </w:p>
+        </w:tc>
+        <w:tc>
+          <w:tcPr>
+            <w:tcW w:w="2685" w:type="dxa"/>
             <w:shd w:val="clear" w:color="auto" w:fill="F4B083" w:themeFill="accent2" w:themeFillTint="99"/>
             <w:vAlign w:val="center"/>
           </w:tcPr>
@@ -3558,161 +4457,287 @@
         </w:trPr>
         <w:tc>
           <w:tcPr>
-            <w:tcW w:w="1274" w:type="dxa"/>
-          </w:tcPr>
-          <w:p>
-            <w:pPr>
-              <w:jc w:val="center"/>
-              <w:rPr>
-                <w:sz w:val="6"/>
-                <w:szCs w:val="8"/>
-              </w:rPr>
-            </w:pPr>
-            <w:r>
-              <w:rPr>
-                <w:rFonts w:ascii="Times New Roman"/>
-                <w:sz w:val="6"/>
-                <w:szCs w:val="8"/>
-              </w:rPr>
-              <w:t>${fri_check_column}</w:t>
-            </w:r>
-          </w:p>
-        </w:tc>
-        <w:tc>
-          <w:tcPr>
-            <w:tcW w:w="1305" w:type="dxa"/>
-          </w:tcPr>
-          <w:p>
-            <w:pPr>
-              <w:jc w:val="center"/>
-              <w:rPr>
-                <w:sz w:val="6"/>
-                <w:szCs w:val="8"/>
-              </w:rPr>
-            </w:pPr>
-            <w:r>
-              <w:rPr>
-                <w:rFonts w:ascii="Times New Roman"/>
-                <w:sz w:val="6"/>
-                <w:szCs w:val="8"/>
-              </w:rPr>
-              <w:t>${thu_check_column}</w:t>
-            </w:r>
-          </w:p>
-        </w:tc>
-        <w:tc>
-          <w:tcPr>
-            <w:tcW w:w="1351" w:type="dxa"/>
-          </w:tcPr>
-          <w:p>
-            <w:pPr>
-              <w:jc w:val="center"/>
-              <w:rPr>
-                <w:sz w:val="6"/>
-                <w:szCs w:val="8"/>
-              </w:rPr>
-            </w:pPr>
-            <w:r>
-              <w:rPr>
-                <w:rFonts w:ascii="Times New Roman"/>
-                <w:sz w:val="6"/>
-                <w:szCs w:val="8"/>
-              </w:rPr>
-              <w:t>${wed_check_column}</w:t>
-            </w:r>
-          </w:p>
-        </w:tc>
-        <w:tc>
-          <w:tcPr>
-            <w:tcW w:w="1118" w:type="dxa"/>
-          </w:tcPr>
-          <w:p>
-            <w:pPr>
-              <w:jc w:val="center"/>
-              <w:rPr>
-                <w:sz w:val="6"/>
-                <w:szCs w:val="8"/>
-              </w:rPr>
-            </w:pPr>
-            <w:r>
-              <w:rPr>
-                <w:rFonts w:ascii="Times New Roman"/>
-                <w:sz w:val="6"/>
-                <w:szCs w:val="8"/>
-              </w:rPr>
-              <w:t>${tue_check_column}</w:t>
-            </w:r>
-          </w:p>
-        </w:tc>
-        <w:tc>
-          <w:tcPr>
-            <w:tcW w:w="1173" w:type="dxa"/>
-          </w:tcPr>
-          <w:p>
-            <w:pPr>
-              <w:jc w:val="center"/>
-              <w:rPr>
-                <w:sz w:val="6"/>
-                <w:szCs w:val="8"/>
-              </w:rPr>
-            </w:pPr>
-            <w:r>
-              <w:rPr>
-                <w:rFonts w:ascii="Times New Roman"/>
-                <w:sz w:val="6"/>
-                <w:szCs w:val="8"/>
-              </w:rPr>
-              <w:t>${mon_check_column}</w:t>
-            </w:r>
-          </w:p>
-        </w:tc>
-        <w:tc>
-          <w:tcPr>
-            <w:tcW w:w="1318" w:type="dxa"/>
-          </w:tcPr>
-          <w:p>
-            <w:pPr>
-              <w:jc w:val="center"/>
-              <w:rPr>
-                <w:sz w:val="6"/>
-                <w:szCs w:val="8"/>
-              </w:rPr>
-            </w:pPr>
-            <w:r>
-              <w:rPr>
-                <w:rFonts w:ascii="Times New Roman"/>
-                <w:sz w:val="6"/>
-                <w:szCs w:val="8"/>
-              </w:rPr>
-              <w:t>${sun_check_column}</w:t>
-            </w:r>
-          </w:p>
-        </w:tc>
-        <w:tc>
-          <w:tcPr>
-            <w:tcW w:w="1271" w:type="dxa"/>
-          </w:tcPr>
-          <w:p>
-            <w:pPr>
-              <w:jc w:val="center"/>
-              <w:rPr>
-                <w:sz w:val="6"/>
-                <w:szCs w:val="8"/>
-              </w:rPr>
-            </w:pPr>
-            <w:r>
-              <w:rPr>
-                <w:rFonts w:ascii="Times New Roman"/>
-                <w:sz w:val="6"/>
-                <w:szCs w:val="8"/>
-              </w:rPr>
-              <w:t>${sat_check_column}</w:t>
-            </w:r>
-          </w:p>
-        </w:tc>
-        <w:tc>
-          <w:tcPr>
-            <w:tcW w:w="2325" w:type="dxa"/>
+            <w:tcW w:w="1250" w:type="dxa"/>
+          </w:tcPr>
+          <w:p>
+            <w:pPr>
+              <w:jc w:val="center"/>
+              <w:rPr>
+                <w:sz w:val="6"/>
+                <w:szCs w:val="8"/>
+              </w:rPr>
+            </w:pPr>
+            <w:r>
+              <w:rPr>
+                <w:rFonts w:ascii="Times New Roman"/>
+                <w:sz w:val="6"/>
+                <w:szCs w:val="8"/>
+              </w:rPr>
+              <w:t>${</w:t>
+            </w:r>
+            <w:proofErr w:type="spellStart"/>
+            <w:r>
+              <w:rPr>
+                <w:rFonts w:ascii="Times New Roman"/>
+                <w:sz w:val="6"/>
+                <w:szCs w:val="8"/>
+              </w:rPr>
+              <w:t>fri_check_column</w:t>
+            </w:r>
+            <w:proofErr w:type="spellEnd"/>
+            <w:r>
+              <w:rPr>
+                <w:rFonts w:ascii="Times New Roman"/>
+                <w:sz w:val="6"/>
+                <w:szCs w:val="8"/>
+              </w:rPr>
+              <w:t>}</w:t>
+            </w:r>
+          </w:p>
+        </w:tc>
+        <w:tc>
+          <w:tcPr>
+            <w:tcW w:w="1260" w:type="dxa"/>
+          </w:tcPr>
+          <w:p>
+            <w:pPr>
+              <w:jc w:val="center"/>
+              <w:rPr>
+                <w:sz w:val="6"/>
+                <w:szCs w:val="8"/>
+              </w:rPr>
+            </w:pPr>
+            <w:r>
+              <w:rPr>
+                <w:rFonts w:ascii="Times New Roman"/>
+                <w:sz w:val="6"/>
+                <w:szCs w:val="8"/>
+              </w:rPr>
+              <w:t>${</w:t>
+            </w:r>
+            <w:proofErr w:type="spellStart"/>
+            <w:r>
+              <w:rPr>
+                <w:rFonts w:ascii="Times New Roman"/>
+                <w:sz w:val="6"/>
+                <w:szCs w:val="8"/>
+              </w:rPr>
+              <w:t>thu_check_column</w:t>
+            </w:r>
+            <w:proofErr w:type="spellEnd"/>
+            <w:r>
+              <w:rPr>
+                <w:rFonts w:ascii="Times New Roman"/>
+                <w:sz w:val="6"/>
+                <w:szCs w:val="8"/>
+              </w:rPr>
+              <w:t>}</w:t>
+            </w:r>
+          </w:p>
+        </w:tc>
+        <w:tc>
+          <w:tcPr>
+            <w:tcW w:w="1170" w:type="dxa"/>
+          </w:tcPr>
+          <w:p>
+            <w:pPr>
+              <w:jc w:val="center"/>
+              <w:rPr>
+                <w:sz w:val="6"/>
+                <w:szCs w:val="8"/>
+              </w:rPr>
+            </w:pPr>
+            <w:r>
+              <w:rPr>
+                <w:rFonts w:ascii="Times New Roman"/>
+                <w:sz w:val="6"/>
+                <w:szCs w:val="8"/>
+              </w:rPr>
+              <w:t>${</w:t>
+            </w:r>
+            <w:proofErr w:type="spellStart"/>
+            <w:r>
+              <w:rPr>
+                <w:rFonts w:ascii="Times New Roman"/>
+                <w:sz w:val="6"/>
+                <w:szCs w:val="8"/>
+              </w:rPr>
+              <w:t>wed_check_column</w:t>
+            </w:r>
+            <w:proofErr w:type="spellEnd"/>
+            <w:r>
+              <w:rPr>
+                <w:rFonts w:ascii="Times New Roman"/>
+                <w:sz w:val="6"/>
+                <w:szCs w:val="8"/>
+              </w:rPr>
+              <w:t>}</w:t>
+            </w:r>
+          </w:p>
+        </w:tc>
+        <w:tc>
+          <w:tcPr>
+            <w:tcW w:w="1260" w:type="dxa"/>
+          </w:tcPr>
+          <w:p>
+            <w:pPr>
+              <w:jc w:val="center"/>
+              <w:rPr>
+                <w:sz w:val="6"/>
+                <w:szCs w:val="8"/>
+              </w:rPr>
+            </w:pPr>
+            <w:r>
+              <w:rPr>
+                <w:rFonts w:ascii="Times New Roman"/>
+                <w:sz w:val="6"/>
+                <w:szCs w:val="8"/>
+              </w:rPr>
+              <w:t>${</w:t>
+            </w:r>
+            <w:proofErr w:type="spellStart"/>
+            <w:r>
+              <w:rPr>
+                <w:rFonts w:ascii="Times New Roman"/>
+                <w:sz w:val="6"/>
+                <w:szCs w:val="8"/>
+              </w:rPr>
+              <w:t>tue_check_column</w:t>
+            </w:r>
+            <w:proofErr w:type="spellEnd"/>
+            <w:r>
+              <w:rPr>
+                <w:rFonts w:ascii="Times New Roman"/>
+                <w:sz w:val="6"/>
+                <w:szCs w:val="8"/>
+              </w:rPr>
+              <w:t>}</w:t>
+            </w:r>
+          </w:p>
+        </w:tc>
+        <w:tc>
+          <w:tcPr>
+            <w:tcW w:w="1170" w:type="dxa"/>
+          </w:tcPr>
+          <w:p>
+            <w:pPr>
+              <w:jc w:val="center"/>
+              <w:rPr>
+                <w:sz w:val="6"/>
+                <w:szCs w:val="8"/>
+              </w:rPr>
+            </w:pPr>
+            <w:r>
+              <w:rPr>
+                <w:rFonts w:ascii="Times New Roman"/>
+                <w:sz w:val="6"/>
+                <w:szCs w:val="8"/>
+              </w:rPr>
+              <w:t>${</w:t>
+            </w:r>
+            <w:proofErr w:type="spellStart"/>
+            <w:r>
+              <w:rPr>
+                <w:rFonts w:ascii="Times New Roman"/>
+                <w:sz w:val="6"/>
+                <w:szCs w:val="8"/>
+              </w:rPr>
+              <w:t>mon_check_column</w:t>
+            </w:r>
+            <w:proofErr w:type="spellEnd"/>
+            <w:r>
+              <w:rPr>
+                <w:rFonts w:ascii="Times New Roman"/>
+                <w:sz w:val="6"/>
+                <w:szCs w:val="8"/>
+              </w:rPr>
+              <w:t>}</w:t>
+            </w:r>
+          </w:p>
+        </w:tc>
+        <w:tc>
+          <w:tcPr>
+            <w:tcW w:w="1170" w:type="dxa"/>
+          </w:tcPr>
+          <w:p>
+            <w:pPr>
+              <w:jc w:val="center"/>
+              <w:rPr>
+                <w:sz w:val="6"/>
+                <w:szCs w:val="8"/>
+              </w:rPr>
+            </w:pPr>
+            <w:r>
+              <w:rPr>
+                <w:rFonts w:ascii="Times New Roman"/>
+                <w:sz w:val="6"/>
+                <w:szCs w:val="8"/>
+              </w:rPr>
+              <w:t>${</w:t>
+            </w:r>
+            <w:proofErr w:type="spellStart"/>
+            <w:r>
+              <w:rPr>
+                <w:rFonts w:ascii="Times New Roman"/>
+                <w:sz w:val="6"/>
+                <w:szCs w:val="8"/>
+              </w:rPr>
+              <w:t>sun_check_column</w:t>
+            </w:r>
+            <w:proofErr w:type="spellEnd"/>
+            <w:r>
+              <w:rPr>
+                <w:rFonts w:ascii="Times New Roman"/>
+                <w:sz w:val="6"/>
+                <w:szCs w:val="8"/>
+              </w:rPr>
+              <w:t>}</w:t>
+            </w:r>
+          </w:p>
+        </w:tc>
+        <w:tc>
+          <w:tcPr>
+            <w:tcW w:w="1170" w:type="dxa"/>
+          </w:tcPr>
+          <w:p>
+            <w:pPr>
+              <w:jc w:val="center"/>
+              <w:rPr>
+                <w:sz w:val="6"/>
+                <w:szCs w:val="8"/>
+              </w:rPr>
+            </w:pPr>
+            <w:r>
+              <w:rPr>
+                <w:rFonts w:ascii="Times New Roman"/>
+                <w:sz w:val="6"/>
+                <w:szCs w:val="8"/>
+              </w:rPr>
+              <w:t>${</w:t>
+            </w:r>
+            <w:proofErr w:type="spellStart"/>
+            <w:r>
+              <w:rPr>
+                <w:rFonts w:ascii="Times New Roman"/>
+                <w:sz w:val="6"/>
+                <w:szCs w:val="8"/>
+              </w:rPr>
+              <w:t>sat_check_column</w:t>
+            </w:r>
+            <w:proofErr w:type="spellEnd"/>
+            <w:r>
+              <w:rPr>
+                <w:rFonts w:ascii="Times New Roman"/>
+                <w:sz w:val="6"/>
+                <w:szCs w:val="8"/>
+              </w:rPr>
+              <w:t>}</w:t>
+            </w:r>
+          </w:p>
+        </w:tc>
+        <w:tc>
+          <w:tcPr>
+            <w:tcW w:w="2685" w:type="dxa"/>
             <w:shd w:val="clear" w:color="auto" w:fill="F4B083" w:themeFill="accent2" w:themeFillTint="99"/>
             <w:vAlign w:val="center"/>
           </w:tcPr>
@@ -3787,161 +4812,287 @@
         </w:trPr>
         <w:tc>
           <w:tcPr>
-            <w:tcW w:w="1274" w:type="dxa"/>
-          </w:tcPr>
-          <w:p>
-            <w:pPr>
-              <w:jc w:val="center"/>
-              <w:rPr>
-                <w:sz w:val="6"/>
-                <w:szCs w:val="8"/>
-              </w:rPr>
-            </w:pPr>
-            <w:r>
-              <w:rPr>
-                <w:rFonts w:ascii="Times New Roman"/>
-                <w:sz w:val="6"/>
-                <w:szCs w:val="8"/>
-              </w:rPr>
-              <w:t>${fri_check_column}</w:t>
-            </w:r>
-          </w:p>
-        </w:tc>
-        <w:tc>
-          <w:tcPr>
-            <w:tcW w:w="1305" w:type="dxa"/>
-          </w:tcPr>
-          <w:p>
-            <w:pPr>
-              <w:jc w:val="center"/>
-              <w:rPr>
-                <w:sz w:val="6"/>
-                <w:szCs w:val="8"/>
-              </w:rPr>
-            </w:pPr>
-            <w:r>
-              <w:rPr>
-                <w:rFonts w:ascii="Times New Roman"/>
-                <w:sz w:val="6"/>
-                <w:szCs w:val="8"/>
-              </w:rPr>
-              <w:t>${thu_check_column}</w:t>
-            </w:r>
-          </w:p>
-        </w:tc>
-        <w:tc>
-          <w:tcPr>
-            <w:tcW w:w="1351" w:type="dxa"/>
-          </w:tcPr>
-          <w:p>
-            <w:pPr>
-              <w:jc w:val="center"/>
-              <w:rPr>
-                <w:sz w:val="6"/>
-                <w:szCs w:val="8"/>
-              </w:rPr>
-            </w:pPr>
-            <w:r>
-              <w:rPr>
-                <w:rFonts w:ascii="Times New Roman"/>
-                <w:sz w:val="6"/>
-                <w:szCs w:val="8"/>
-              </w:rPr>
-              <w:t>${wed_check_column}</w:t>
-            </w:r>
-          </w:p>
-        </w:tc>
-        <w:tc>
-          <w:tcPr>
-            <w:tcW w:w="1118" w:type="dxa"/>
-          </w:tcPr>
-          <w:p>
-            <w:pPr>
-              <w:jc w:val="center"/>
-              <w:rPr>
-                <w:sz w:val="6"/>
-                <w:szCs w:val="8"/>
-              </w:rPr>
-            </w:pPr>
-            <w:r>
-              <w:rPr>
-                <w:rFonts w:ascii="Times New Roman"/>
-                <w:sz w:val="6"/>
-                <w:szCs w:val="8"/>
-              </w:rPr>
-              <w:t>${tue_check_column}</w:t>
-            </w:r>
-          </w:p>
-        </w:tc>
-        <w:tc>
-          <w:tcPr>
-            <w:tcW w:w="1173" w:type="dxa"/>
-          </w:tcPr>
-          <w:p>
-            <w:pPr>
-              <w:jc w:val="center"/>
-              <w:rPr>
-                <w:sz w:val="6"/>
-                <w:szCs w:val="8"/>
-              </w:rPr>
-            </w:pPr>
-            <w:r>
-              <w:rPr>
-                <w:rFonts w:ascii="Times New Roman"/>
-                <w:sz w:val="6"/>
-                <w:szCs w:val="8"/>
-              </w:rPr>
-              <w:t>${mon_check_column}</w:t>
-            </w:r>
-          </w:p>
-        </w:tc>
-        <w:tc>
-          <w:tcPr>
-            <w:tcW w:w="1318" w:type="dxa"/>
-          </w:tcPr>
-          <w:p>
-            <w:pPr>
-              <w:jc w:val="center"/>
-              <w:rPr>
-                <w:sz w:val="6"/>
-                <w:szCs w:val="8"/>
-              </w:rPr>
-            </w:pPr>
-            <w:r>
-              <w:rPr>
-                <w:rFonts w:ascii="Times New Roman"/>
-                <w:sz w:val="6"/>
-                <w:szCs w:val="8"/>
-              </w:rPr>
-              <w:t>${sun_check_column}</w:t>
-            </w:r>
-          </w:p>
-        </w:tc>
-        <w:tc>
-          <w:tcPr>
-            <w:tcW w:w="1271" w:type="dxa"/>
-          </w:tcPr>
-          <w:p>
-            <w:pPr>
-              <w:jc w:val="center"/>
-              <w:rPr>
-                <w:sz w:val="6"/>
-                <w:szCs w:val="8"/>
-              </w:rPr>
-            </w:pPr>
-            <w:r>
-              <w:rPr>
-                <w:rFonts w:ascii="Times New Roman"/>
-                <w:sz w:val="6"/>
-                <w:szCs w:val="8"/>
-              </w:rPr>
-              <w:t>${sat_check_column}</w:t>
-            </w:r>
-          </w:p>
-        </w:tc>
-        <w:tc>
-          <w:tcPr>
-            <w:tcW w:w="2325" w:type="dxa"/>
+            <w:tcW w:w="1250" w:type="dxa"/>
+          </w:tcPr>
+          <w:p>
+            <w:pPr>
+              <w:jc w:val="center"/>
+              <w:rPr>
+                <w:sz w:val="6"/>
+                <w:szCs w:val="8"/>
+              </w:rPr>
+            </w:pPr>
+            <w:r>
+              <w:rPr>
+                <w:rFonts w:ascii="Times New Roman"/>
+                <w:sz w:val="6"/>
+                <w:szCs w:val="8"/>
+              </w:rPr>
+              <w:t>${</w:t>
+            </w:r>
+            <w:proofErr w:type="spellStart"/>
+            <w:r>
+              <w:rPr>
+                <w:rFonts w:ascii="Times New Roman"/>
+                <w:sz w:val="6"/>
+                <w:szCs w:val="8"/>
+              </w:rPr>
+              <w:t>fri_check_column</w:t>
+            </w:r>
+            <w:proofErr w:type="spellEnd"/>
+            <w:r>
+              <w:rPr>
+                <w:rFonts w:ascii="Times New Roman"/>
+                <w:sz w:val="6"/>
+                <w:szCs w:val="8"/>
+              </w:rPr>
+              <w:t>}</w:t>
+            </w:r>
+          </w:p>
+        </w:tc>
+        <w:tc>
+          <w:tcPr>
+            <w:tcW w:w="1260" w:type="dxa"/>
+          </w:tcPr>
+          <w:p>
+            <w:pPr>
+              <w:jc w:val="center"/>
+              <w:rPr>
+                <w:sz w:val="6"/>
+                <w:szCs w:val="8"/>
+              </w:rPr>
+            </w:pPr>
+            <w:r>
+              <w:rPr>
+                <w:rFonts w:ascii="Times New Roman"/>
+                <w:sz w:val="6"/>
+                <w:szCs w:val="8"/>
+              </w:rPr>
+              <w:t>${</w:t>
+            </w:r>
+            <w:proofErr w:type="spellStart"/>
+            <w:r>
+              <w:rPr>
+                <w:rFonts w:ascii="Times New Roman"/>
+                <w:sz w:val="6"/>
+                <w:szCs w:val="8"/>
+              </w:rPr>
+              <w:t>thu_check_column</w:t>
+            </w:r>
+            <w:proofErr w:type="spellEnd"/>
+            <w:r>
+              <w:rPr>
+                <w:rFonts w:ascii="Times New Roman"/>
+                <w:sz w:val="6"/>
+                <w:szCs w:val="8"/>
+              </w:rPr>
+              <w:t>}</w:t>
+            </w:r>
+          </w:p>
+        </w:tc>
+        <w:tc>
+          <w:tcPr>
+            <w:tcW w:w="1170" w:type="dxa"/>
+          </w:tcPr>
+          <w:p>
+            <w:pPr>
+              <w:jc w:val="center"/>
+              <w:rPr>
+                <w:sz w:val="6"/>
+                <w:szCs w:val="8"/>
+              </w:rPr>
+            </w:pPr>
+            <w:r>
+              <w:rPr>
+                <w:rFonts w:ascii="Times New Roman"/>
+                <w:sz w:val="6"/>
+                <w:szCs w:val="8"/>
+              </w:rPr>
+              <w:t>${</w:t>
+            </w:r>
+            <w:proofErr w:type="spellStart"/>
+            <w:r>
+              <w:rPr>
+                <w:rFonts w:ascii="Times New Roman"/>
+                <w:sz w:val="6"/>
+                <w:szCs w:val="8"/>
+              </w:rPr>
+              <w:t>wed_check_column</w:t>
+            </w:r>
+            <w:proofErr w:type="spellEnd"/>
+            <w:r>
+              <w:rPr>
+                <w:rFonts w:ascii="Times New Roman"/>
+                <w:sz w:val="6"/>
+                <w:szCs w:val="8"/>
+              </w:rPr>
+              <w:t>}</w:t>
+            </w:r>
+          </w:p>
+        </w:tc>
+        <w:tc>
+          <w:tcPr>
+            <w:tcW w:w="1260" w:type="dxa"/>
+          </w:tcPr>
+          <w:p>
+            <w:pPr>
+              <w:jc w:val="center"/>
+              <w:rPr>
+                <w:sz w:val="6"/>
+                <w:szCs w:val="8"/>
+              </w:rPr>
+            </w:pPr>
+            <w:r>
+              <w:rPr>
+                <w:rFonts w:ascii="Times New Roman"/>
+                <w:sz w:val="6"/>
+                <w:szCs w:val="8"/>
+              </w:rPr>
+              <w:t>${</w:t>
+            </w:r>
+            <w:proofErr w:type="spellStart"/>
+            <w:r>
+              <w:rPr>
+                <w:rFonts w:ascii="Times New Roman"/>
+                <w:sz w:val="6"/>
+                <w:szCs w:val="8"/>
+              </w:rPr>
+              <w:t>tue_check_column</w:t>
+            </w:r>
+            <w:proofErr w:type="spellEnd"/>
+            <w:r>
+              <w:rPr>
+                <w:rFonts w:ascii="Times New Roman"/>
+                <w:sz w:val="6"/>
+                <w:szCs w:val="8"/>
+              </w:rPr>
+              <w:t>}</w:t>
+            </w:r>
+          </w:p>
+        </w:tc>
+        <w:tc>
+          <w:tcPr>
+            <w:tcW w:w="1170" w:type="dxa"/>
+          </w:tcPr>
+          <w:p>
+            <w:pPr>
+              <w:jc w:val="center"/>
+              <w:rPr>
+                <w:sz w:val="6"/>
+                <w:szCs w:val="8"/>
+              </w:rPr>
+            </w:pPr>
+            <w:r>
+              <w:rPr>
+                <w:rFonts w:ascii="Times New Roman"/>
+                <w:sz w:val="6"/>
+                <w:szCs w:val="8"/>
+              </w:rPr>
+              <w:t>${</w:t>
+            </w:r>
+            <w:proofErr w:type="spellStart"/>
+            <w:r>
+              <w:rPr>
+                <w:rFonts w:ascii="Times New Roman"/>
+                <w:sz w:val="6"/>
+                <w:szCs w:val="8"/>
+              </w:rPr>
+              <w:t>mon_check_column</w:t>
+            </w:r>
+            <w:proofErr w:type="spellEnd"/>
+            <w:r>
+              <w:rPr>
+                <w:rFonts w:ascii="Times New Roman"/>
+                <w:sz w:val="6"/>
+                <w:szCs w:val="8"/>
+              </w:rPr>
+              <w:t>}</w:t>
+            </w:r>
+          </w:p>
+        </w:tc>
+        <w:tc>
+          <w:tcPr>
+            <w:tcW w:w="1170" w:type="dxa"/>
+          </w:tcPr>
+          <w:p>
+            <w:pPr>
+              <w:jc w:val="center"/>
+              <w:rPr>
+                <w:sz w:val="6"/>
+                <w:szCs w:val="8"/>
+              </w:rPr>
+            </w:pPr>
+            <w:r>
+              <w:rPr>
+                <w:rFonts w:ascii="Times New Roman"/>
+                <w:sz w:val="6"/>
+                <w:szCs w:val="8"/>
+              </w:rPr>
+              <w:t>${</w:t>
+            </w:r>
+            <w:proofErr w:type="spellStart"/>
+            <w:r>
+              <w:rPr>
+                <w:rFonts w:ascii="Times New Roman"/>
+                <w:sz w:val="6"/>
+                <w:szCs w:val="8"/>
+              </w:rPr>
+              <w:t>sun_check_column</w:t>
+            </w:r>
+            <w:proofErr w:type="spellEnd"/>
+            <w:r>
+              <w:rPr>
+                <w:rFonts w:ascii="Times New Roman"/>
+                <w:sz w:val="6"/>
+                <w:szCs w:val="8"/>
+              </w:rPr>
+              <w:t>}</w:t>
+            </w:r>
+          </w:p>
+        </w:tc>
+        <w:tc>
+          <w:tcPr>
+            <w:tcW w:w="1170" w:type="dxa"/>
+          </w:tcPr>
+          <w:p>
+            <w:pPr>
+              <w:jc w:val="center"/>
+              <w:rPr>
+                <w:sz w:val="6"/>
+                <w:szCs w:val="8"/>
+              </w:rPr>
+            </w:pPr>
+            <w:r>
+              <w:rPr>
+                <w:rFonts w:ascii="Times New Roman"/>
+                <w:sz w:val="6"/>
+                <w:szCs w:val="8"/>
+              </w:rPr>
+              <w:t>${</w:t>
+            </w:r>
+            <w:proofErr w:type="spellStart"/>
+            <w:r>
+              <w:rPr>
+                <w:rFonts w:ascii="Times New Roman"/>
+                <w:sz w:val="6"/>
+                <w:szCs w:val="8"/>
+              </w:rPr>
+              <w:t>sat_check_column</w:t>
+            </w:r>
+            <w:proofErr w:type="spellEnd"/>
+            <w:r>
+              <w:rPr>
+                <w:rFonts w:ascii="Times New Roman"/>
+                <w:sz w:val="6"/>
+                <w:szCs w:val="8"/>
+              </w:rPr>
+              <w:t>}</w:t>
+            </w:r>
+          </w:p>
+        </w:tc>
+        <w:tc>
+          <w:tcPr>
+            <w:tcW w:w="2685" w:type="dxa"/>
             <w:shd w:val="clear" w:color="auto" w:fill="F4B083" w:themeFill="accent2" w:themeFillTint="99"/>
             <w:vAlign w:val="center"/>
           </w:tcPr>
@@ -3996,161 +5147,287 @@
         </w:trPr>
         <w:tc>
           <w:tcPr>
-            <w:tcW w:w="1274" w:type="dxa"/>
-          </w:tcPr>
-          <w:p>
-            <w:pPr>
-              <w:jc w:val="center"/>
-              <w:rPr>
-                <w:sz w:val="6"/>
-                <w:szCs w:val="8"/>
-              </w:rPr>
-            </w:pPr>
-            <w:r>
-              <w:rPr>
-                <w:rFonts w:ascii="Times New Roman"/>
-                <w:sz w:val="6"/>
-                <w:szCs w:val="8"/>
-              </w:rPr>
-              <w:t>${fri_check_column}</w:t>
-            </w:r>
-          </w:p>
-        </w:tc>
-        <w:tc>
-          <w:tcPr>
-            <w:tcW w:w="1305" w:type="dxa"/>
-          </w:tcPr>
-          <w:p>
-            <w:pPr>
-              <w:jc w:val="center"/>
-              <w:rPr>
-                <w:sz w:val="6"/>
-                <w:szCs w:val="8"/>
-              </w:rPr>
-            </w:pPr>
-            <w:r>
-              <w:rPr>
-                <w:rFonts w:ascii="Times New Roman"/>
-                <w:sz w:val="6"/>
-                <w:szCs w:val="8"/>
-              </w:rPr>
-              <w:t>${thu_check_column}</w:t>
-            </w:r>
-          </w:p>
-        </w:tc>
-        <w:tc>
-          <w:tcPr>
-            <w:tcW w:w="1351" w:type="dxa"/>
-          </w:tcPr>
-          <w:p>
-            <w:pPr>
-              <w:jc w:val="center"/>
-              <w:rPr>
-                <w:sz w:val="6"/>
-                <w:szCs w:val="8"/>
-              </w:rPr>
-            </w:pPr>
-            <w:r>
-              <w:rPr>
-                <w:rFonts w:ascii="Times New Roman"/>
-                <w:sz w:val="6"/>
-                <w:szCs w:val="8"/>
-              </w:rPr>
-              <w:t>${wed_check_column}</w:t>
-            </w:r>
-          </w:p>
-        </w:tc>
-        <w:tc>
-          <w:tcPr>
-            <w:tcW w:w="1118" w:type="dxa"/>
-          </w:tcPr>
-          <w:p>
-            <w:pPr>
-              <w:jc w:val="center"/>
-              <w:rPr>
-                <w:sz w:val="6"/>
-                <w:szCs w:val="8"/>
-              </w:rPr>
-            </w:pPr>
-            <w:r>
-              <w:rPr>
-                <w:rFonts w:ascii="Times New Roman"/>
-                <w:sz w:val="6"/>
-                <w:szCs w:val="8"/>
-              </w:rPr>
-              <w:t>${tue_check_column}</w:t>
-            </w:r>
-          </w:p>
-        </w:tc>
-        <w:tc>
-          <w:tcPr>
-            <w:tcW w:w="1173" w:type="dxa"/>
-          </w:tcPr>
-          <w:p>
-            <w:pPr>
-              <w:jc w:val="center"/>
-              <w:rPr>
-                <w:sz w:val="6"/>
-                <w:szCs w:val="8"/>
-              </w:rPr>
-            </w:pPr>
-            <w:r>
-              <w:rPr>
-                <w:rFonts w:ascii="Times New Roman"/>
-                <w:sz w:val="6"/>
-                <w:szCs w:val="8"/>
-              </w:rPr>
-              <w:t>${mon_check_column}</w:t>
-            </w:r>
-          </w:p>
-        </w:tc>
-        <w:tc>
-          <w:tcPr>
-            <w:tcW w:w="1318" w:type="dxa"/>
-          </w:tcPr>
-          <w:p>
-            <w:pPr>
-              <w:jc w:val="center"/>
-              <w:rPr>
-                <w:sz w:val="6"/>
-                <w:szCs w:val="8"/>
-              </w:rPr>
-            </w:pPr>
-            <w:r>
-              <w:rPr>
-                <w:rFonts w:ascii="Times New Roman"/>
-                <w:sz w:val="6"/>
-                <w:szCs w:val="8"/>
-              </w:rPr>
-              <w:t>${sun_check_column}</w:t>
-            </w:r>
-          </w:p>
-        </w:tc>
-        <w:tc>
-          <w:tcPr>
-            <w:tcW w:w="1271" w:type="dxa"/>
-          </w:tcPr>
-          <w:p>
-            <w:pPr>
-              <w:jc w:val="center"/>
-              <w:rPr>
-                <w:sz w:val="6"/>
-                <w:szCs w:val="8"/>
-              </w:rPr>
-            </w:pPr>
-            <w:r>
-              <w:rPr>
-                <w:rFonts w:ascii="Times New Roman"/>
-                <w:sz w:val="6"/>
-                <w:szCs w:val="8"/>
-              </w:rPr>
-              <w:t>${sat_check_column}</w:t>
-            </w:r>
-          </w:p>
-        </w:tc>
-        <w:tc>
-          <w:tcPr>
-            <w:tcW w:w="2325" w:type="dxa"/>
+            <w:tcW w:w="1250" w:type="dxa"/>
+          </w:tcPr>
+          <w:p>
+            <w:pPr>
+              <w:jc w:val="center"/>
+              <w:rPr>
+                <w:sz w:val="6"/>
+                <w:szCs w:val="8"/>
+              </w:rPr>
+            </w:pPr>
+            <w:r>
+              <w:rPr>
+                <w:rFonts w:ascii="Times New Roman"/>
+                <w:sz w:val="6"/>
+                <w:szCs w:val="8"/>
+              </w:rPr>
+              <w:t>${</w:t>
+            </w:r>
+            <w:proofErr w:type="spellStart"/>
+            <w:r>
+              <w:rPr>
+                <w:rFonts w:ascii="Times New Roman"/>
+                <w:sz w:val="6"/>
+                <w:szCs w:val="8"/>
+              </w:rPr>
+              <w:t>fri_check_column</w:t>
+            </w:r>
+            <w:proofErr w:type="spellEnd"/>
+            <w:r>
+              <w:rPr>
+                <w:rFonts w:ascii="Times New Roman"/>
+                <w:sz w:val="6"/>
+                <w:szCs w:val="8"/>
+              </w:rPr>
+              <w:t>}</w:t>
+            </w:r>
+          </w:p>
+        </w:tc>
+        <w:tc>
+          <w:tcPr>
+            <w:tcW w:w="1260" w:type="dxa"/>
+          </w:tcPr>
+          <w:p>
+            <w:pPr>
+              <w:jc w:val="center"/>
+              <w:rPr>
+                <w:sz w:val="6"/>
+                <w:szCs w:val="8"/>
+              </w:rPr>
+            </w:pPr>
+            <w:r>
+              <w:rPr>
+                <w:rFonts w:ascii="Times New Roman"/>
+                <w:sz w:val="6"/>
+                <w:szCs w:val="8"/>
+              </w:rPr>
+              <w:t>${</w:t>
+            </w:r>
+            <w:proofErr w:type="spellStart"/>
+            <w:r>
+              <w:rPr>
+                <w:rFonts w:ascii="Times New Roman"/>
+                <w:sz w:val="6"/>
+                <w:szCs w:val="8"/>
+              </w:rPr>
+              <w:t>thu_check_column</w:t>
+            </w:r>
+            <w:proofErr w:type="spellEnd"/>
+            <w:r>
+              <w:rPr>
+                <w:rFonts w:ascii="Times New Roman"/>
+                <w:sz w:val="6"/>
+                <w:szCs w:val="8"/>
+              </w:rPr>
+              <w:t>}</w:t>
+            </w:r>
+          </w:p>
+        </w:tc>
+        <w:tc>
+          <w:tcPr>
+            <w:tcW w:w="1170" w:type="dxa"/>
+          </w:tcPr>
+          <w:p>
+            <w:pPr>
+              <w:jc w:val="center"/>
+              <w:rPr>
+                <w:sz w:val="6"/>
+                <w:szCs w:val="8"/>
+              </w:rPr>
+            </w:pPr>
+            <w:r>
+              <w:rPr>
+                <w:rFonts w:ascii="Times New Roman"/>
+                <w:sz w:val="6"/>
+                <w:szCs w:val="8"/>
+              </w:rPr>
+              <w:t>${</w:t>
+            </w:r>
+            <w:proofErr w:type="spellStart"/>
+            <w:r>
+              <w:rPr>
+                <w:rFonts w:ascii="Times New Roman"/>
+                <w:sz w:val="6"/>
+                <w:szCs w:val="8"/>
+              </w:rPr>
+              <w:t>wed_check_column</w:t>
+            </w:r>
+            <w:proofErr w:type="spellEnd"/>
+            <w:r>
+              <w:rPr>
+                <w:rFonts w:ascii="Times New Roman"/>
+                <w:sz w:val="6"/>
+                <w:szCs w:val="8"/>
+              </w:rPr>
+              <w:t>}</w:t>
+            </w:r>
+          </w:p>
+        </w:tc>
+        <w:tc>
+          <w:tcPr>
+            <w:tcW w:w="1260" w:type="dxa"/>
+          </w:tcPr>
+          <w:p>
+            <w:pPr>
+              <w:jc w:val="center"/>
+              <w:rPr>
+                <w:sz w:val="6"/>
+                <w:szCs w:val="8"/>
+              </w:rPr>
+            </w:pPr>
+            <w:r>
+              <w:rPr>
+                <w:rFonts w:ascii="Times New Roman"/>
+                <w:sz w:val="6"/>
+                <w:szCs w:val="8"/>
+              </w:rPr>
+              <w:t>${</w:t>
+            </w:r>
+            <w:proofErr w:type="spellStart"/>
+            <w:r>
+              <w:rPr>
+                <w:rFonts w:ascii="Times New Roman"/>
+                <w:sz w:val="6"/>
+                <w:szCs w:val="8"/>
+              </w:rPr>
+              <w:t>tue_check_column</w:t>
+            </w:r>
+            <w:proofErr w:type="spellEnd"/>
+            <w:r>
+              <w:rPr>
+                <w:rFonts w:ascii="Times New Roman"/>
+                <w:sz w:val="6"/>
+                <w:szCs w:val="8"/>
+              </w:rPr>
+              <w:t>}</w:t>
+            </w:r>
+          </w:p>
+        </w:tc>
+        <w:tc>
+          <w:tcPr>
+            <w:tcW w:w="1170" w:type="dxa"/>
+          </w:tcPr>
+          <w:p>
+            <w:pPr>
+              <w:jc w:val="center"/>
+              <w:rPr>
+                <w:sz w:val="6"/>
+                <w:szCs w:val="8"/>
+              </w:rPr>
+            </w:pPr>
+            <w:r>
+              <w:rPr>
+                <w:rFonts w:ascii="Times New Roman"/>
+                <w:sz w:val="6"/>
+                <w:szCs w:val="8"/>
+              </w:rPr>
+              <w:t>${</w:t>
+            </w:r>
+            <w:proofErr w:type="spellStart"/>
+            <w:r>
+              <w:rPr>
+                <w:rFonts w:ascii="Times New Roman"/>
+                <w:sz w:val="6"/>
+                <w:szCs w:val="8"/>
+              </w:rPr>
+              <w:t>mon_check_column</w:t>
+            </w:r>
+            <w:proofErr w:type="spellEnd"/>
+            <w:r>
+              <w:rPr>
+                <w:rFonts w:ascii="Times New Roman"/>
+                <w:sz w:val="6"/>
+                <w:szCs w:val="8"/>
+              </w:rPr>
+              <w:t>}</w:t>
+            </w:r>
+          </w:p>
+        </w:tc>
+        <w:tc>
+          <w:tcPr>
+            <w:tcW w:w="1170" w:type="dxa"/>
+          </w:tcPr>
+          <w:p>
+            <w:pPr>
+              <w:jc w:val="center"/>
+              <w:rPr>
+                <w:sz w:val="6"/>
+                <w:szCs w:val="8"/>
+              </w:rPr>
+            </w:pPr>
+            <w:r>
+              <w:rPr>
+                <w:rFonts w:ascii="Times New Roman"/>
+                <w:sz w:val="6"/>
+                <w:szCs w:val="8"/>
+              </w:rPr>
+              <w:t>${</w:t>
+            </w:r>
+            <w:proofErr w:type="spellStart"/>
+            <w:r>
+              <w:rPr>
+                <w:rFonts w:ascii="Times New Roman"/>
+                <w:sz w:val="6"/>
+                <w:szCs w:val="8"/>
+              </w:rPr>
+              <w:t>sun_check_column</w:t>
+            </w:r>
+            <w:proofErr w:type="spellEnd"/>
+            <w:r>
+              <w:rPr>
+                <w:rFonts w:ascii="Times New Roman"/>
+                <w:sz w:val="6"/>
+                <w:szCs w:val="8"/>
+              </w:rPr>
+              <w:t>}</w:t>
+            </w:r>
+          </w:p>
+        </w:tc>
+        <w:tc>
+          <w:tcPr>
+            <w:tcW w:w="1170" w:type="dxa"/>
+          </w:tcPr>
+          <w:p>
+            <w:pPr>
+              <w:jc w:val="center"/>
+              <w:rPr>
+                <w:sz w:val="6"/>
+                <w:szCs w:val="8"/>
+              </w:rPr>
+            </w:pPr>
+            <w:r>
+              <w:rPr>
+                <w:rFonts w:ascii="Times New Roman"/>
+                <w:sz w:val="6"/>
+                <w:szCs w:val="8"/>
+              </w:rPr>
+              <w:t>${</w:t>
+            </w:r>
+            <w:proofErr w:type="spellStart"/>
+            <w:r>
+              <w:rPr>
+                <w:rFonts w:ascii="Times New Roman"/>
+                <w:sz w:val="6"/>
+                <w:szCs w:val="8"/>
+              </w:rPr>
+              <w:t>sat_check_column</w:t>
+            </w:r>
+            <w:proofErr w:type="spellEnd"/>
+            <w:r>
+              <w:rPr>
+                <w:rFonts w:ascii="Times New Roman"/>
+                <w:sz w:val="6"/>
+                <w:szCs w:val="8"/>
+              </w:rPr>
+              <w:t>}</w:t>
+            </w:r>
+          </w:p>
+        </w:tc>
+        <w:tc>
+          <w:tcPr>
+            <w:tcW w:w="2685" w:type="dxa"/>
             <w:shd w:val="clear" w:color="auto" w:fill="F4B083" w:themeFill="accent2" w:themeFillTint="99"/>
             <w:vAlign w:val="center"/>
           </w:tcPr>
@@ -4206,161 +5483,287 @@
         </w:trPr>
         <w:tc>
           <w:tcPr>
-            <w:tcW w:w="1274" w:type="dxa"/>
-          </w:tcPr>
-          <w:p>
-            <w:pPr>
-              <w:jc w:val="center"/>
-              <w:rPr>
-                <w:sz w:val="6"/>
-                <w:szCs w:val="8"/>
-              </w:rPr>
-            </w:pPr>
-            <w:r>
-              <w:rPr>
-                <w:rFonts w:ascii="Times New Roman"/>
-                <w:sz w:val="6"/>
-                <w:szCs w:val="8"/>
-              </w:rPr>
-              <w:t>${fri_check_column}</w:t>
-            </w:r>
-          </w:p>
-        </w:tc>
-        <w:tc>
-          <w:tcPr>
-            <w:tcW w:w="1305" w:type="dxa"/>
-          </w:tcPr>
-          <w:p>
-            <w:pPr>
-              <w:jc w:val="center"/>
-              <w:rPr>
-                <w:sz w:val="6"/>
-                <w:szCs w:val="8"/>
-              </w:rPr>
-            </w:pPr>
-            <w:r>
-              <w:rPr>
-                <w:rFonts w:ascii="Times New Roman"/>
-                <w:sz w:val="6"/>
-                <w:szCs w:val="8"/>
-              </w:rPr>
-              <w:t>${thu_check_column}</w:t>
-            </w:r>
-          </w:p>
-        </w:tc>
-        <w:tc>
-          <w:tcPr>
-            <w:tcW w:w="1351" w:type="dxa"/>
-          </w:tcPr>
-          <w:p>
-            <w:pPr>
-              <w:jc w:val="center"/>
-              <w:rPr>
-                <w:sz w:val="6"/>
-                <w:szCs w:val="8"/>
-              </w:rPr>
-            </w:pPr>
-            <w:r>
-              <w:rPr>
-                <w:rFonts w:ascii="Times New Roman"/>
-                <w:sz w:val="6"/>
-                <w:szCs w:val="8"/>
-              </w:rPr>
-              <w:t>${wed_check_column}</w:t>
-            </w:r>
-          </w:p>
-        </w:tc>
-        <w:tc>
-          <w:tcPr>
-            <w:tcW w:w="1118" w:type="dxa"/>
-          </w:tcPr>
-          <w:p>
-            <w:pPr>
-              <w:jc w:val="center"/>
-              <w:rPr>
-                <w:sz w:val="6"/>
-                <w:szCs w:val="8"/>
-              </w:rPr>
-            </w:pPr>
-            <w:r>
-              <w:rPr>
-                <w:rFonts w:ascii="Times New Roman"/>
-                <w:sz w:val="6"/>
-                <w:szCs w:val="8"/>
-              </w:rPr>
-              <w:t>${tue_check_column}</w:t>
-            </w:r>
-          </w:p>
-        </w:tc>
-        <w:tc>
-          <w:tcPr>
-            <w:tcW w:w="1173" w:type="dxa"/>
-          </w:tcPr>
-          <w:p>
-            <w:pPr>
-              <w:jc w:val="center"/>
-              <w:rPr>
-                <w:sz w:val="6"/>
-                <w:szCs w:val="8"/>
-              </w:rPr>
-            </w:pPr>
-            <w:r>
-              <w:rPr>
-                <w:rFonts w:ascii="Times New Roman"/>
-                <w:sz w:val="6"/>
-                <w:szCs w:val="8"/>
-              </w:rPr>
-              <w:t>${mon_check_column}</w:t>
-            </w:r>
-          </w:p>
-        </w:tc>
-        <w:tc>
-          <w:tcPr>
-            <w:tcW w:w="1318" w:type="dxa"/>
-          </w:tcPr>
-          <w:p>
-            <w:pPr>
-              <w:jc w:val="center"/>
-              <w:rPr>
-                <w:sz w:val="6"/>
-                <w:szCs w:val="8"/>
-              </w:rPr>
-            </w:pPr>
-            <w:r>
-              <w:rPr>
-                <w:rFonts w:ascii="Times New Roman"/>
-                <w:sz w:val="6"/>
-                <w:szCs w:val="8"/>
-              </w:rPr>
-              <w:t>${sun_check_column}</w:t>
-            </w:r>
-          </w:p>
-        </w:tc>
-        <w:tc>
-          <w:tcPr>
-            <w:tcW w:w="1271" w:type="dxa"/>
-          </w:tcPr>
-          <w:p>
-            <w:pPr>
-              <w:jc w:val="center"/>
-              <w:rPr>
-                <w:sz w:val="6"/>
-                <w:szCs w:val="8"/>
-              </w:rPr>
-            </w:pPr>
-            <w:r>
-              <w:rPr>
-                <w:rFonts w:ascii="Times New Roman"/>
-                <w:sz w:val="6"/>
-                <w:szCs w:val="8"/>
-              </w:rPr>
-              <w:t>${sat_check_column}</w:t>
-            </w:r>
-          </w:p>
-        </w:tc>
-        <w:tc>
-          <w:tcPr>
-            <w:tcW w:w="2325" w:type="dxa"/>
+            <w:tcW w:w="1250" w:type="dxa"/>
+          </w:tcPr>
+          <w:p>
+            <w:pPr>
+              <w:jc w:val="center"/>
+              <w:rPr>
+                <w:sz w:val="6"/>
+                <w:szCs w:val="8"/>
+              </w:rPr>
+            </w:pPr>
+            <w:r>
+              <w:rPr>
+                <w:rFonts w:ascii="Times New Roman"/>
+                <w:sz w:val="6"/>
+                <w:szCs w:val="8"/>
+              </w:rPr>
+              <w:t>${</w:t>
+            </w:r>
+            <w:proofErr w:type="spellStart"/>
+            <w:r>
+              <w:rPr>
+                <w:rFonts w:ascii="Times New Roman"/>
+                <w:sz w:val="6"/>
+                <w:szCs w:val="8"/>
+              </w:rPr>
+              <w:t>fri_check_column</w:t>
+            </w:r>
+            <w:proofErr w:type="spellEnd"/>
+            <w:r>
+              <w:rPr>
+                <w:rFonts w:ascii="Times New Roman"/>
+                <w:sz w:val="6"/>
+                <w:szCs w:val="8"/>
+              </w:rPr>
+              <w:t>}</w:t>
+            </w:r>
+          </w:p>
+        </w:tc>
+        <w:tc>
+          <w:tcPr>
+            <w:tcW w:w="1260" w:type="dxa"/>
+          </w:tcPr>
+          <w:p>
+            <w:pPr>
+              <w:jc w:val="center"/>
+              <w:rPr>
+                <w:sz w:val="6"/>
+                <w:szCs w:val="8"/>
+              </w:rPr>
+            </w:pPr>
+            <w:r>
+              <w:rPr>
+                <w:rFonts w:ascii="Times New Roman"/>
+                <w:sz w:val="6"/>
+                <w:szCs w:val="8"/>
+              </w:rPr>
+              <w:t>${</w:t>
+            </w:r>
+            <w:proofErr w:type="spellStart"/>
+            <w:r>
+              <w:rPr>
+                <w:rFonts w:ascii="Times New Roman"/>
+                <w:sz w:val="6"/>
+                <w:szCs w:val="8"/>
+              </w:rPr>
+              <w:t>thu_check_column</w:t>
+            </w:r>
+            <w:proofErr w:type="spellEnd"/>
+            <w:r>
+              <w:rPr>
+                <w:rFonts w:ascii="Times New Roman"/>
+                <w:sz w:val="6"/>
+                <w:szCs w:val="8"/>
+              </w:rPr>
+              <w:t>}</w:t>
+            </w:r>
+          </w:p>
+        </w:tc>
+        <w:tc>
+          <w:tcPr>
+            <w:tcW w:w="1170" w:type="dxa"/>
+          </w:tcPr>
+          <w:p>
+            <w:pPr>
+              <w:jc w:val="center"/>
+              <w:rPr>
+                <w:sz w:val="6"/>
+                <w:szCs w:val="8"/>
+              </w:rPr>
+            </w:pPr>
+            <w:r>
+              <w:rPr>
+                <w:rFonts w:ascii="Times New Roman"/>
+                <w:sz w:val="6"/>
+                <w:szCs w:val="8"/>
+              </w:rPr>
+              <w:t>${</w:t>
+            </w:r>
+            <w:proofErr w:type="spellStart"/>
+            <w:r>
+              <w:rPr>
+                <w:rFonts w:ascii="Times New Roman"/>
+                <w:sz w:val="6"/>
+                <w:szCs w:val="8"/>
+              </w:rPr>
+              <w:t>wed_check_column</w:t>
+            </w:r>
+            <w:proofErr w:type="spellEnd"/>
+            <w:r>
+              <w:rPr>
+                <w:rFonts w:ascii="Times New Roman"/>
+                <w:sz w:val="6"/>
+                <w:szCs w:val="8"/>
+              </w:rPr>
+              <w:t>}</w:t>
+            </w:r>
+          </w:p>
+        </w:tc>
+        <w:tc>
+          <w:tcPr>
+            <w:tcW w:w="1260" w:type="dxa"/>
+          </w:tcPr>
+          <w:p>
+            <w:pPr>
+              <w:jc w:val="center"/>
+              <w:rPr>
+                <w:sz w:val="6"/>
+                <w:szCs w:val="8"/>
+              </w:rPr>
+            </w:pPr>
+            <w:r>
+              <w:rPr>
+                <w:rFonts w:ascii="Times New Roman"/>
+                <w:sz w:val="6"/>
+                <w:szCs w:val="8"/>
+              </w:rPr>
+              <w:t>${</w:t>
+            </w:r>
+            <w:proofErr w:type="spellStart"/>
+            <w:r>
+              <w:rPr>
+                <w:rFonts w:ascii="Times New Roman"/>
+                <w:sz w:val="6"/>
+                <w:szCs w:val="8"/>
+              </w:rPr>
+              <w:t>tue_check_column</w:t>
+            </w:r>
+            <w:proofErr w:type="spellEnd"/>
+            <w:r>
+              <w:rPr>
+                <w:rFonts w:ascii="Times New Roman"/>
+                <w:sz w:val="6"/>
+                <w:szCs w:val="8"/>
+              </w:rPr>
+              <w:t>}</w:t>
+            </w:r>
+          </w:p>
+        </w:tc>
+        <w:tc>
+          <w:tcPr>
+            <w:tcW w:w="1170" w:type="dxa"/>
+          </w:tcPr>
+          <w:p>
+            <w:pPr>
+              <w:jc w:val="center"/>
+              <w:rPr>
+                <w:sz w:val="6"/>
+                <w:szCs w:val="8"/>
+              </w:rPr>
+            </w:pPr>
+            <w:r>
+              <w:rPr>
+                <w:rFonts w:ascii="Times New Roman"/>
+                <w:sz w:val="6"/>
+                <w:szCs w:val="8"/>
+              </w:rPr>
+              <w:t>${</w:t>
+            </w:r>
+            <w:proofErr w:type="spellStart"/>
+            <w:r>
+              <w:rPr>
+                <w:rFonts w:ascii="Times New Roman"/>
+                <w:sz w:val="6"/>
+                <w:szCs w:val="8"/>
+              </w:rPr>
+              <w:t>mon_check_column</w:t>
+            </w:r>
+            <w:proofErr w:type="spellEnd"/>
+            <w:r>
+              <w:rPr>
+                <w:rFonts w:ascii="Times New Roman"/>
+                <w:sz w:val="6"/>
+                <w:szCs w:val="8"/>
+              </w:rPr>
+              <w:t>}</w:t>
+            </w:r>
+          </w:p>
+        </w:tc>
+        <w:tc>
+          <w:tcPr>
+            <w:tcW w:w="1170" w:type="dxa"/>
+          </w:tcPr>
+          <w:p>
+            <w:pPr>
+              <w:jc w:val="center"/>
+              <w:rPr>
+                <w:sz w:val="6"/>
+                <w:szCs w:val="8"/>
+              </w:rPr>
+            </w:pPr>
+            <w:r>
+              <w:rPr>
+                <w:rFonts w:ascii="Times New Roman"/>
+                <w:sz w:val="6"/>
+                <w:szCs w:val="8"/>
+              </w:rPr>
+              <w:t>${</w:t>
+            </w:r>
+            <w:proofErr w:type="spellStart"/>
+            <w:r>
+              <w:rPr>
+                <w:rFonts w:ascii="Times New Roman"/>
+                <w:sz w:val="6"/>
+                <w:szCs w:val="8"/>
+              </w:rPr>
+              <w:t>sun_check_column</w:t>
+            </w:r>
+            <w:proofErr w:type="spellEnd"/>
+            <w:r>
+              <w:rPr>
+                <w:rFonts w:ascii="Times New Roman"/>
+                <w:sz w:val="6"/>
+                <w:szCs w:val="8"/>
+              </w:rPr>
+              <w:t>}</w:t>
+            </w:r>
+          </w:p>
+        </w:tc>
+        <w:tc>
+          <w:tcPr>
+            <w:tcW w:w="1170" w:type="dxa"/>
+          </w:tcPr>
+          <w:p>
+            <w:pPr>
+              <w:jc w:val="center"/>
+              <w:rPr>
+                <w:sz w:val="6"/>
+                <w:szCs w:val="8"/>
+              </w:rPr>
+            </w:pPr>
+            <w:r>
+              <w:rPr>
+                <w:rFonts w:ascii="Times New Roman"/>
+                <w:sz w:val="6"/>
+                <w:szCs w:val="8"/>
+              </w:rPr>
+              <w:t>${</w:t>
+            </w:r>
+            <w:proofErr w:type="spellStart"/>
+            <w:r>
+              <w:rPr>
+                <w:rFonts w:ascii="Times New Roman"/>
+                <w:sz w:val="6"/>
+                <w:szCs w:val="8"/>
+              </w:rPr>
+              <w:t>sat_check_column</w:t>
+            </w:r>
+            <w:proofErr w:type="spellEnd"/>
+            <w:r>
+              <w:rPr>
+                <w:rFonts w:ascii="Times New Roman"/>
+                <w:sz w:val="6"/>
+                <w:szCs w:val="8"/>
+              </w:rPr>
+              <w:t>}</w:t>
+            </w:r>
+          </w:p>
+        </w:tc>
+        <w:tc>
+          <w:tcPr>
+            <w:tcW w:w="2685" w:type="dxa"/>
             <w:shd w:val="clear" w:color="auto" w:fill="F4B083" w:themeFill="accent2" w:themeFillTint="99"/>
             <w:vAlign w:val="center"/>
           </w:tcPr>
@@ -4426,161 +5829,287 @@
         </w:trPr>
         <w:tc>
           <w:tcPr>
-            <w:tcW w:w="1274" w:type="dxa"/>
-          </w:tcPr>
-          <w:p>
-            <w:pPr>
-              <w:jc w:val="center"/>
-              <w:rPr>
-                <w:sz w:val="6"/>
-                <w:szCs w:val="8"/>
-              </w:rPr>
-            </w:pPr>
-            <w:r>
-              <w:rPr>
-                <w:rFonts w:ascii="Times New Roman"/>
-                <w:sz w:val="6"/>
-                <w:szCs w:val="8"/>
-              </w:rPr>
-              <w:t>${fri_check_column}</w:t>
-            </w:r>
-          </w:p>
-        </w:tc>
-        <w:tc>
-          <w:tcPr>
-            <w:tcW w:w="1305" w:type="dxa"/>
-          </w:tcPr>
-          <w:p>
-            <w:pPr>
-              <w:jc w:val="center"/>
-              <w:rPr>
-                <w:sz w:val="6"/>
-                <w:szCs w:val="8"/>
-              </w:rPr>
-            </w:pPr>
-            <w:r>
-              <w:rPr>
-                <w:rFonts w:ascii="Times New Roman"/>
-                <w:sz w:val="6"/>
-                <w:szCs w:val="8"/>
-              </w:rPr>
-              <w:t>${thu_check_column}</w:t>
-            </w:r>
-          </w:p>
-        </w:tc>
-        <w:tc>
-          <w:tcPr>
-            <w:tcW w:w="1351" w:type="dxa"/>
-          </w:tcPr>
-          <w:p>
-            <w:pPr>
-              <w:jc w:val="center"/>
-              <w:rPr>
-                <w:sz w:val="6"/>
-                <w:szCs w:val="8"/>
-              </w:rPr>
-            </w:pPr>
-            <w:r>
-              <w:rPr>
-                <w:rFonts w:ascii="Times New Roman"/>
-                <w:sz w:val="6"/>
-                <w:szCs w:val="8"/>
-              </w:rPr>
-              <w:t>${wed_check_column}</w:t>
-            </w:r>
-          </w:p>
-        </w:tc>
-        <w:tc>
-          <w:tcPr>
-            <w:tcW w:w="1118" w:type="dxa"/>
-          </w:tcPr>
-          <w:p>
-            <w:pPr>
-              <w:jc w:val="center"/>
-              <w:rPr>
-                <w:sz w:val="6"/>
-                <w:szCs w:val="8"/>
-              </w:rPr>
-            </w:pPr>
-            <w:r>
-              <w:rPr>
-                <w:rFonts w:ascii="Times New Roman"/>
-                <w:sz w:val="6"/>
-                <w:szCs w:val="8"/>
-              </w:rPr>
-              <w:t>${tue_check_column}</w:t>
-            </w:r>
-          </w:p>
-        </w:tc>
-        <w:tc>
-          <w:tcPr>
-            <w:tcW w:w="1173" w:type="dxa"/>
-          </w:tcPr>
-          <w:p>
-            <w:pPr>
-              <w:jc w:val="center"/>
-              <w:rPr>
-                <w:sz w:val="6"/>
-                <w:szCs w:val="8"/>
-              </w:rPr>
-            </w:pPr>
-            <w:r>
-              <w:rPr>
-                <w:rFonts w:ascii="Times New Roman"/>
-                <w:sz w:val="6"/>
-                <w:szCs w:val="8"/>
-              </w:rPr>
-              <w:t>${mon_check_column}</w:t>
-            </w:r>
-          </w:p>
-        </w:tc>
-        <w:tc>
-          <w:tcPr>
-            <w:tcW w:w="1318" w:type="dxa"/>
-          </w:tcPr>
-          <w:p>
-            <w:pPr>
-              <w:jc w:val="center"/>
-              <w:rPr>
-                <w:sz w:val="6"/>
-                <w:szCs w:val="8"/>
-              </w:rPr>
-            </w:pPr>
-            <w:r>
-              <w:rPr>
-                <w:rFonts w:ascii="Times New Roman"/>
-                <w:sz w:val="6"/>
-                <w:szCs w:val="8"/>
-              </w:rPr>
-              <w:t>${sun_check_column}</w:t>
-            </w:r>
-          </w:p>
-        </w:tc>
-        <w:tc>
-          <w:tcPr>
-            <w:tcW w:w="1271" w:type="dxa"/>
-          </w:tcPr>
-          <w:p>
-            <w:pPr>
-              <w:jc w:val="center"/>
-              <w:rPr>
-                <w:sz w:val="6"/>
-                <w:szCs w:val="8"/>
-              </w:rPr>
-            </w:pPr>
-            <w:r>
-              <w:rPr>
-                <w:rFonts w:ascii="Times New Roman"/>
-                <w:sz w:val="6"/>
-                <w:szCs w:val="8"/>
-              </w:rPr>
-              <w:t>${sat_check_column}</w:t>
-            </w:r>
-          </w:p>
-        </w:tc>
-        <w:tc>
-          <w:tcPr>
-            <w:tcW w:w="2325" w:type="dxa"/>
+            <w:tcW w:w="1250" w:type="dxa"/>
+          </w:tcPr>
+          <w:p>
+            <w:pPr>
+              <w:jc w:val="center"/>
+              <w:rPr>
+                <w:sz w:val="6"/>
+                <w:szCs w:val="8"/>
+              </w:rPr>
+            </w:pPr>
+            <w:r>
+              <w:rPr>
+                <w:rFonts w:ascii="Times New Roman"/>
+                <w:sz w:val="6"/>
+                <w:szCs w:val="8"/>
+              </w:rPr>
+              <w:t>${</w:t>
+            </w:r>
+            <w:proofErr w:type="spellStart"/>
+            <w:r>
+              <w:rPr>
+                <w:rFonts w:ascii="Times New Roman"/>
+                <w:sz w:val="6"/>
+                <w:szCs w:val="8"/>
+              </w:rPr>
+              <w:t>fri_check_column</w:t>
+            </w:r>
+            <w:proofErr w:type="spellEnd"/>
+            <w:r>
+              <w:rPr>
+                <w:rFonts w:ascii="Times New Roman"/>
+                <w:sz w:val="6"/>
+                <w:szCs w:val="8"/>
+              </w:rPr>
+              <w:t>}</w:t>
+            </w:r>
+          </w:p>
+        </w:tc>
+        <w:tc>
+          <w:tcPr>
+            <w:tcW w:w="1260" w:type="dxa"/>
+          </w:tcPr>
+          <w:p>
+            <w:pPr>
+              <w:jc w:val="center"/>
+              <w:rPr>
+                <w:sz w:val="6"/>
+                <w:szCs w:val="8"/>
+              </w:rPr>
+            </w:pPr>
+            <w:r>
+              <w:rPr>
+                <w:rFonts w:ascii="Times New Roman"/>
+                <w:sz w:val="6"/>
+                <w:szCs w:val="8"/>
+              </w:rPr>
+              <w:t>${</w:t>
+            </w:r>
+            <w:proofErr w:type="spellStart"/>
+            <w:r>
+              <w:rPr>
+                <w:rFonts w:ascii="Times New Roman"/>
+                <w:sz w:val="6"/>
+                <w:szCs w:val="8"/>
+              </w:rPr>
+              <w:t>thu_check_column</w:t>
+            </w:r>
+            <w:proofErr w:type="spellEnd"/>
+            <w:r>
+              <w:rPr>
+                <w:rFonts w:ascii="Times New Roman"/>
+                <w:sz w:val="6"/>
+                <w:szCs w:val="8"/>
+              </w:rPr>
+              <w:t>}</w:t>
+            </w:r>
+          </w:p>
+        </w:tc>
+        <w:tc>
+          <w:tcPr>
+            <w:tcW w:w="1170" w:type="dxa"/>
+          </w:tcPr>
+          <w:p>
+            <w:pPr>
+              <w:jc w:val="center"/>
+              <w:rPr>
+                <w:sz w:val="6"/>
+                <w:szCs w:val="8"/>
+              </w:rPr>
+            </w:pPr>
+            <w:r>
+              <w:rPr>
+                <w:rFonts w:ascii="Times New Roman"/>
+                <w:sz w:val="6"/>
+                <w:szCs w:val="8"/>
+              </w:rPr>
+              <w:t>${</w:t>
+            </w:r>
+            <w:proofErr w:type="spellStart"/>
+            <w:r>
+              <w:rPr>
+                <w:rFonts w:ascii="Times New Roman"/>
+                <w:sz w:val="6"/>
+                <w:szCs w:val="8"/>
+              </w:rPr>
+              <w:t>wed_check_column</w:t>
+            </w:r>
+            <w:proofErr w:type="spellEnd"/>
+            <w:r>
+              <w:rPr>
+                <w:rFonts w:ascii="Times New Roman"/>
+                <w:sz w:val="6"/>
+                <w:szCs w:val="8"/>
+              </w:rPr>
+              <w:t>}</w:t>
+            </w:r>
+          </w:p>
+        </w:tc>
+        <w:tc>
+          <w:tcPr>
+            <w:tcW w:w="1260" w:type="dxa"/>
+          </w:tcPr>
+          <w:p>
+            <w:pPr>
+              <w:jc w:val="center"/>
+              <w:rPr>
+                <w:sz w:val="6"/>
+                <w:szCs w:val="8"/>
+              </w:rPr>
+            </w:pPr>
+            <w:r>
+              <w:rPr>
+                <w:rFonts w:ascii="Times New Roman"/>
+                <w:sz w:val="6"/>
+                <w:szCs w:val="8"/>
+              </w:rPr>
+              <w:t>${</w:t>
+            </w:r>
+            <w:proofErr w:type="spellStart"/>
+            <w:r>
+              <w:rPr>
+                <w:rFonts w:ascii="Times New Roman"/>
+                <w:sz w:val="6"/>
+                <w:szCs w:val="8"/>
+              </w:rPr>
+              <w:t>tue_check_column</w:t>
+            </w:r>
+            <w:proofErr w:type="spellEnd"/>
+            <w:r>
+              <w:rPr>
+                <w:rFonts w:ascii="Times New Roman"/>
+                <w:sz w:val="6"/>
+                <w:szCs w:val="8"/>
+              </w:rPr>
+              <w:t>}</w:t>
+            </w:r>
+          </w:p>
+        </w:tc>
+        <w:tc>
+          <w:tcPr>
+            <w:tcW w:w="1170" w:type="dxa"/>
+          </w:tcPr>
+          <w:p>
+            <w:pPr>
+              <w:jc w:val="center"/>
+              <w:rPr>
+                <w:sz w:val="6"/>
+                <w:szCs w:val="8"/>
+              </w:rPr>
+            </w:pPr>
+            <w:r>
+              <w:rPr>
+                <w:rFonts w:ascii="Times New Roman"/>
+                <w:sz w:val="6"/>
+                <w:szCs w:val="8"/>
+              </w:rPr>
+              <w:t>${</w:t>
+            </w:r>
+            <w:proofErr w:type="spellStart"/>
+            <w:r>
+              <w:rPr>
+                <w:rFonts w:ascii="Times New Roman"/>
+                <w:sz w:val="6"/>
+                <w:szCs w:val="8"/>
+              </w:rPr>
+              <w:t>mon_check_column</w:t>
+            </w:r>
+            <w:proofErr w:type="spellEnd"/>
+            <w:r>
+              <w:rPr>
+                <w:rFonts w:ascii="Times New Roman"/>
+                <w:sz w:val="6"/>
+                <w:szCs w:val="8"/>
+              </w:rPr>
+              <w:t>}</w:t>
+            </w:r>
+          </w:p>
+        </w:tc>
+        <w:tc>
+          <w:tcPr>
+            <w:tcW w:w="1170" w:type="dxa"/>
+          </w:tcPr>
+          <w:p>
+            <w:pPr>
+              <w:jc w:val="center"/>
+              <w:rPr>
+                <w:sz w:val="6"/>
+                <w:szCs w:val="8"/>
+              </w:rPr>
+            </w:pPr>
+            <w:r>
+              <w:rPr>
+                <w:rFonts w:ascii="Times New Roman"/>
+                <w:sz w:val="6"/>
+                <w:szCs w:val="8"/>
+              </w:rPr>
+              <w:t>${</w:t>
+            </w:r>
+            <w:proofErr w:type="spellStart"/>
+            <w:r>
+              <w:rPr>
+                <w:rFonts w:ascii="Times New Roman"/>
+                <w:sz w:val="6"/>
+                <w:szCs w:val="8"/>
+              </w:rPr>
+              <w:t>sun_check_column</w:t>
+            </w:r>
+            <w:proofErr w:type="spellEnd"/>
+            <w:r>
+              <w:rPr>
+                <w:rFonts w:ascii="Times New Roman"/>
+                <w:sz w:val="6"/>
+                <w:szCs w:val="8"/>
+              </w:rPr>
+              <w:t>}</w:t>
+            </w:r>
+          </w:p>
+        </w:tc>
+        <w:tc>
+          <w:tcPr>
+            <w:tcW w:w="1170" w:type="dxa"/>
+          </w:tcPr>
+          <w:p>
+            <w:pPr>
+              <w:jc w:val="center"/>
+              <w:rPr>
+                <w:sz w:val="6"/>
+                <w:szCs w:val="8"/>
+              </w:rPr>
+            </w:pPr>
+            <w:r>
+              <w:rPr>
+                <w:rFonts w:ascii="Times New Roman"/>
+                <w:sz w:val="6"/>
+                <w:szCs w:val="8"/>
+              </w:rPr>
+              <w:t>${</w:t>
+            </w:r>
+            <w:proofErr w:type="spellStart"/>
+            <w:r>
+              <w:rPr>
+                <w:rFonts w:ascii="Times New Roman"/>
+                <w:sz w:val="6"/>
+                <w:szCs w:val="8"/>
+              </w:rPr>
+              <w:t>sat_check_column</w:t>
+            </w:r>
+            <w:proofErr w:type="spellEnd"/>
+            <w:r>
+              <w:rPr>
+                <w:rFonts w:ascii="Times New Roman"/>
+                <w:sz w:val="6"/>
+                <w:szCs w:val="8"/>
+              </w:rPr>
+              <w:t>}</w:t>
+            </w:r>
+          </w:p>
+        </w:tc>
+        <w:tc>
+          <w:tcPr>
+            <w:tcW w:w="2685" w:type="dxa"/>
             <w:shd w:val="clear" w:color="auto" w:fill="F4B083" w:themeFill="accent2" w:themeFillTint="99"/>
             <w:vAlign w:val="center"/>
           </w:tcPr>
@@ -4603,7 +6132,51 @@
                 <w:szCs w:val="16"/>
                 <w:rtl/>
               </w:rPr>
-              <w:t>حزام الأمان موجوده و بحاله جيده</w:t>
+              <w:t xml:space="preserve">حزام الأمان </w:t>
+            </w:r>
+            <w:proofErr w:type="gramStart"/>
+            <w:r>
+              <w:rPr>
+                <w:b/>
+                <w:bCs/>
+                <w:sz w:val="16"/>
+                <w:szCs w:val="16"/>
+                <w:rtl/>
+              </w:rPr>
+              <w:t>موجوده</w:t>
+            </w:r>
+            <w:proofErr w:type="gramEnd"/>
+            <w:r>
+              <w:rPr>
+                <w:b/>
+                <w:bCs/>
+                <w:sz w:val="16"/>
+                <w:szCs w:val="16"/>
+                <w:rtl/>
+              </w:rPr>
+              <w:t xml:space="preserve"> </w:t>
+            </w:r>
+            <w:proofErr w:type="gramStart"/>
+            <w:r>
+              <w:rPr>
+                <w:b/>
+                <w:bCs/>
+                <w:sz w:val="16"/>
+                <w:szCs w:val="16"/>
+                <w:rtl/>
+              </w:rPr>
+              <w:t>و بحاله</w:t>
+            </w:r>
+            <w:proofErr w:type="gramEnd"/>
+            <w:r>
+              <w:rPr>
+                <w:b/>
+                <w:bCs/>
+                <w:sz w:val="16"/>
+                <w:szCs w:val="16"/>
+                <w:rtl/>
+              </w:rPr>
+              <w:t xml:space="preserve"> جيده</w:t>
             </w:r>
             <w:r>
               <w:rPr>
@@ -4644,161 +6217,287 @@
         </w:trPr>
         <w:tc>
           <w:tcPr>
-            <w:tcW w:w="1274" w:type="dxa"/>
-          </w:tcPr>
-          <w:p>
-            <w:pPr>
-              <w:jc w:val="center"/>
-              <w:rPr>
-                <w:sz w:val="6"/>
-                <w:szCs w:val="8"/>
-              </w:rPr>
-            </w:pPr>
-            <w:r>
-              <w:rPr>
-                <w:rFonts w:ascii="Times New Roman"/>
-                <w:sz w:val="6"/>
-                <w:szCs w:val="8"/>
-              </w:rPr>
-              <w:t>${fri_check_column}</w:t>
-            </w:r>
-          </w:p>
-        </w:tc>
-        <w:tc>
-          <w:tcPr>
-            <w:tcW w:w="1305" w:type="dxa"/>
-          </w:tcPr>
-          <w:p>
-            <w:pPr>
-              <w:jc w:val="center"/>
-              <w:rPr>
-                <w:sz w:val="6"/>
-                <w:szCs w:val="8"/>
-              </w:rPr>
-            </w:pPr>
-            <w:r>
-              <w:rPr>
-                <w:rFonts w:ascii="Times New Roman"/>
-                <w:sz w:val="6"/>
-                <w:szCs w:val="8"/>
-              </w:rPr>
-              <w:t>${thu_check_column}</w:t>
-            </w:r>
-          </w:p>
-        </w:tc>
-        <w:tc>
-          <w:tcPr>
-            <w:tcW w:w="1351" w:type="dxa"/>
-          </w:tcPr>
-          <w:p>
-            <w:pPr>
-              <w:jc w:val="center"/>
-              <w:rPr>
-                <w:sz w:val="6"/>
-                <w:szCs w:val="8"/>
-              </w:rPr>
-            </w:pPr>
-            <w:r>
-              <w:rPr>
-                <w:rFonts w:ascii="Times New Roman"/>
-                <w:sz w:val="6"/>
-                <w:szCs w:val="8"/>
-              </w:rPr>
-              <w:t>${wed_check_column}</w:t>
-            </w:r>
-          </w:p>
-        </w:tc>
-        <w:tc>
-          <w:tcPr>
-            <w:tcW w:w="1118" w:type="dxa"/>
-          </w:tcPr>
-          <w:p>
-            <w:pPr>
-              <w:jc w:val="center"/>
-              <w:rPr>
-                <w:sz w:val="6"/>
-                <w:szCs w:val="8"/>
-              </w:rPr>
-            </w:pPr>
-            <w:r>
-              <w:rPr>
-                <w:rFonts w:ascii="Times New Roman"/>
-                <w:sz w:val="6"/>
-                <w:szCs w:val="8"/>
-              </w:rPr>
-              <w:t>${tue_check_column}</w:t>
-            </w:r>
-          </w:p>
-        </w:tc>
-        <w:tc>
-          <w:tcPr>
-            <w:tcW w:w="1173" w:type="dxa"/>
-          </w:tcPr>
-          <w:p>
-            <w:pPr>
-              <w:jc w:val="center"/>
-              <w:rPr>
-                <w:sz w:val="6"/>
-                <w:szCs w:val="8"/>
-              </w:rPr>
-            </w:pPr>
-            <w:r>
-              <w:rPr>
-                <w:rFonts w:ascii="Times New Roman"/>
-                <w:sz w:val="6"/>
-                <w:szCs w:val="8"/>
-              </w:rPr>
-              <w:t>${mon_check_column}</w:t>
-            </w:r>
-          </w:p>
-        </w:tc>
-        <w:tc>
-          <w:tcPr>
-            <w:tcW w:w="1318" w:type="dxa"/>
-          </w:tcPr>
-          <w:p>
-            <w:pPr>
-              <w:jc w:val="center"/>
-              <w:rPr>
-                <w:sz w:val="6"/>
-                <w:szCs w:val="8"/>
-              </w:rPr>
-            </w:pPr>
-            <w:r>
-              <w:rPr>
-                <w:rFonts w:ascii="Times New Roman"/>
-                <w:sz w:val="6"/>
-                <w:szCs w:val="8"/>
-              </w:rPr>
-              <w:t>${sun_check_column}</w:t>
-            </w:r>
-          </w:p>
-        </w:tc>
-        <w:tc>
-          <w:tcPr>
-            <w:tcW w:w="1271" w:type="dxa"/>
-          </w:tcPr>
-          <w:p>
-            <w:pPr>
-              <w:jc w:val="center"/>
-              <w:rPr>
-                <w:sz w:val="6"/>
-                <w:szCs w:val="8"/>
-              </w:rPr>
-            </w:pPr>
-            <w:r>
-              <w:rPr>
-                <w:rFonts w:ascii="Times New Roman"/>
-                <w:sz w:val="6"/>
-                <w:szCs w:val="8"/>
-              </w:rPr>
-              <w:t>${sat_check_column}</w:t>
-            </w:r>
-          </w:p>
-        </w:tc>
-        <w:tc>
-          <w:tcPr>
-            <w:tcW w:w="2325" w:type="dxa"/>
+            <w:tcW w:w="1250" w:type="dxa"/>
+          </w:tcPr>
+          <w:p>
+            <w:pPr>
+              <w:jc w:val="center"/>
+              <w:rPr>
+                <w:sz w:val="6"/>
+                <w:szCs w:val="8"/>
+              </w:rPr>
+            </w:pPr>
+            <w:r>
+              <w:rPr>
+                <w:rFonts w:ascii="Times New Roman"/>
+                <w:sz w:val="6"/>
+                <w:szCs w:val="8"/>
+              </w:rPr>
+              <w:t>${</w:t>
+            </w:r>
+            <w:proofErr w:type="spellStart"/>
+            <w:r>
+              <w:rPr>
+                <w:rFonts w:ascii="Times New Roman"/>
+                <w:sz w:val="6"/>
+                <w:szCs w:val="8"/>
+              </w:rPr>
+              <w:t>fri_check_column</w:t>
+            </w:r>
+            <w:proofErr w:type="spellEnd"/>
+            <w:r>
+              <w:rPr>
+                <w:rFonts w:ascii="Times New Roman"/>
+                <w:sz w:val="6"/>
+                <w:szCs w:val="8"/>
+              </w:rPr>
+              <w:t>}</w:t>
+            </w:r>
+          </w:p>
+        </w:tc>
+        <w:tc>
+          <w:tcPr>
+            <w:tcW w:w="1260" w:type="dxa"/>
+          </w:tcPr>
+          <w:p>
+            <w:pPr>
+              <w:jc w:val="center"/>
+              <w:rPr>
+                <w:sz w:val="6"/>
+                <w:szCs w:val="8"/>
+              </w:rPr>
+            </w:pPr>
+            <w:r>
+              <w:rPr>
+                <w:rFonts w:ascii="Times New Roman"/>
+                <w:sz w:val="6"/>
+                <w:szCs w:val="8"/>
+              </w:rPr>
+              <w:t>${</w:t>
+            </w:r>
+            <w:proofErr w:type="spellStart"/>
+            <w:r>
+              <w:rPr>
+                <w:rFonts w:ascii="Times New Roman"/>
+                <w:sz w:val="6"/>
+                <w:szCs w:val="8"/>
+              </w:rPr>
+              <w:t>thu_check_column</w:t>
+            </w:r>
+            <w:proofErr w:type="spellEnd"/>
+            <w:r>
+              <w:rPr>
+                <w:rFonts w:ascii="Times New Roman"/>
+                <w:sz w:val="6"/>
+                <w:szCs w:val="8"/>
+              </w:rPr>
+              <w:t>}</w:t>
+            </w:r>
+          </w:p>
+        </w:tc>
+        <w:tc>
+          <w:tcPr>
+            <w:tcW w:w="1170" w:type="dxa"/>
+          </w:tcPr>
+          <w:p>
+            <w:pPr>
+              <w:jc w:val="center"/>
+              <w:rPr>
+                <w:sz w:val="6"/>
+                <w:szCs w:val="8"/>
+              </w:rPr>
+            </w:pPr>
+            <w:r>
+              <w:rPr>
+                <w:rFonts w:ascii="Times New Roman"/>
+                <w:sz w:val="6"/>
+                <w:szCs w:val="8"/>
+              </w:rPr>
+              <w:t>${</w:t>
+            </w:r>
+            <w:proofErr w:type="spellStart"/>
+            <w:r>
+              <w:rPr>
+                <w:rFonts w:ascii="Times New Roman"/>
+                <w:sz w:val="6"/>
+                <w:szCs w:val="8"/>
+              </w:rPr>
+              <w:t>wed_check_column</w:t>
+            </w:r>
+            <w:proofErr w:type="spellEnd"/>
+            <w:r>
+              <w:rPr>
+                <w:rFonts w:ascii="Times New Roman"/>
+                <w:sz w:val="6"/>
+                <w:szCs w:val="8"/>
+              </w:rPr>
+              <w:t>}</w:t>
+            </w:r>
+          </w:p>
+        </w:tc>
+        <w:tc>
+          <w:tcPr>
+            <w:tcW w:w="1260" w:type="dxa"/>
+          </w:tcPr>
+          <w:p>
+            <w:pPr>
+              <w:jc w:val="center"/>
+              <w:rPr>
+                <w:sz w:val="6"/>
+                <w:szCs w:val="8"/>
+              </w:rPr>
+            </w:pPr>
+            <w:r>
+              <w:rPr>
+                <w:rFonts w:ascii="Times New Roman"/>
+                <w:sz w:val="6"/>
+                <w:szCs w:val="8"/>
+              </w:rPr>
+              <w:t>${</w:t>
+            </w:r>
+            <w:proofErr w:type="spellStart"/>
+            <w:r>
+              <w:rPr>
+                <w:rFonts w:ascii="Times New Roman"/>
+                <w:sz w:val="6"/>
+                <w:szCs w:val="8"/>
+              </w:rPr>
+              <w:t>tue_check_column</w:t>
+            </w:r>
+            <w:proofErr w:type="spellEnd"/>
+            <w:r>
+              <w:rPr>
+                <w:rFonts w:ascii="Times New Roman"/>
+                <w:sz w:val="6"/>
+                <w:szCs w:val="8"/>
+              </w:rPr>
+              <w:t>}</w:t>
+            </w:r>
+          </w:p>
+        </w:tc>
+        <w:tc>
+          <w:tcPr>
+            <w:tcW w:w="1170" w:type="dxa"/>
+          </w:tcPr>
+          <w:p>
+            <w:pPr>
+              <w:jc w:val="center"/>
+              <w:rPr>
+                <w:sz w:val="6"/>
+                <w:szCs w:val="8"/>
+              </w:rPr>
+            </w:pPr>
+            <w:r>
+              <w:rPr>
+                <w:rFonts w:ascii="Times New Roman"/>
+                <w:sz w:val="6"/>
+                <w:szCs w:val="8"/>
+              </w:rPr>
+              <w:t>${</w:t>
+            </w:r>
+            <w:proofErr w:type="spellStart"/>
+            <w:r>
+              <w:rPr>
+                <w:rFonts w:ascii="Times New Roman"/>
+                <w:sz w:val="6"/>
+                <w:szCs w:val="8"/>
+              </w:rPr>
+              <w:t>mon_check_column</w:t>
+            </w:r>
+            <w:proofErr w:type="spellEnd"/>
+            <w:r>
+              <w:rPr>
+                <w:rFonts w:ascii="Times New Roman"/>
+                <w:sz w:val="6"/>
+                <w:szCs w:val="8"/>
+              </w:rPr>
+              <w:t>}</w:t>
+            </w:r>
+          </w:p>
+        </w:tc>
+        <w:tc>
+          <w:tcPr>
+            <w:tcW w:w="1170" w:type="dxa"/>
+          </w:tcPr>
+          <w:p>
+            <w:pPr>
+              <w:jc w:val="center"/>
+              <w:rPr>
+                <w:sz w:val="6"/>
+                <w:szCs w:val="8"/>
+              </w:rPr>
+            </w:pPr>
+            <w:r>
+              <w:rPr>
+                <w:rFonts w:ascii="Times New Roman"/>
+                <w:sz w:val="6"/>
+                <w:szCs w:val="8"/>
+              </w:rPr>
+              <w:t>${</w:t>
+            </w:r>
+            <w:proofErr w:type="spellStart"/>
+            <w:r>
+              <w:rPr>
+                <w:rFonts w:ascii="Times New Roman"/>
+                <w:sz w:val="6"/>
+                <w:szCs w:val="8"/>
+              </w:rPr>
+              <w:t>sun_check_column</w:t>
+            </w:r>
+            <w:proofErr w:type="spellEnd"/>
+            <w:r>
+              <w:rPr>
+                <w:rFonts w:ascii="Times New Roman"/>
+                <w:sz w:val="6"/>
+                <w:szCs w:val="8"/>
+              </w:rPr>
+              <w:t>}</w:t>
+            </w:r>
+          </w:p>
+        </w:tc>
+        <w:tc>
+          <w:tcPr>
+            <w:tcW w:w="1170" w:type="dxa"/>
+          </w:tcPr>
+          <w:p>
+            <w:pPr>
+              <w:jc w:val="center"/>
+              <w:rPr>
+                <w:sz w:val="6"/>
+                <w:szCs w:val="8"/>
+              </w:rPr>
+            </w:pPr>
+            <w:r>
+              <w:rPr>
+                <w:rFonts w:ascii="Times New Roman"/>
+                <w:sz w:val="6"/>
+                <w:szCs w:val="8"/>
+              </w:rPr>
+              <w:t>${</w:t>
+            </w:r>
+            <w:proofErr w:type="spellStart"/>
+            <w:r>
+              <w:rPr>
+                <w:rFonts w:ascii="Times New Roman"/>
+                <w:sz w:val="6"/>
+                <w:szCs w:val="8"/>
+              </w:rPr>
+              <w:t>sat_check_column</w:t>
+            </w:r>
+            <w:proofErr w:type="spellEnd"/>
+            <w:r>
+              <w:rPr>
+                <w:rFonts w:ascii="Times New Roman"/>
+                <w:sz w:val="6"/>
+                <w:szCs w:val="8"/>
+              </w:rPr>
+              <w:t>}</w:t>
+            </w:r>
+          </w:p>
+        </w:tc>
+        <w:tc>
+          <w:tcPr>
+            <w:tcW w:w="2685" w:type="dxa"/>
             <w:shd w:val="clear" w:color="auto" w:fill="F4B083" w:themeFill="accent2" w:themeFillTint="99"/>
             <w:vAlign w:val="center"/>
           </w:tcPr>
@@ -4870,161 +6569,287 @@
         </w:trPr>
         <w:tc>
           <w:tcPr>
-            <w:tcW w:w="1274" w:type="dxa"/>
-          </w:tcPr>
-          <w:p>
-            <w:pPr>
-              <w:jc w:val="center"/>
-              <w:rPr>
-                <w:sz w:val="6"/>
-                <w:szCs w:val="8"/>
-              </w:rPr>
-            </w:pPr>
-            <w:r>
-              <w:rPr>
-                <w:rFonts w:ascii="Times New Roman"/>
-                <w:sz w:val="6"/>
-                <w:szCs w:val="8"/>
-              </w:rPr>
-              <w:t>${fri_check_column}</w:t>
-            </w:r>
-          </w:p>
-        </w:tc>
-        <w:tc>
-          <w:tcPr>
-            <w:tcW w:w="1305" w:type="dxa"/>
-          </w:tcPr>
-          <w:p>
-            <w:pPr>
-              <w:jc w:val="center"/>
-              <w:rPr>
-                <w:sz w:val="6"/>
-                <w:szCs w:val="8"/>
-              </w:rPr>
-            </w:pPr>
-            <w:r>
-              <w:rPr>
-                <w:rFonts w:ascii="Times New Roman"/>
-                <w:sz w:val="6"/>
-                <w:szCs w:val="8"/>
-              </w:rPr>
-              <w:t>${thu_check_column}</w:t>
-            </w:r>
-          </w:p>
-        </w:tc>
-        <w:tc>
-          <w:tcPr>
-            <w:tcW w:w="1351" w:type="dxa"/>
-          </w:tcPr>
-          <w:p>
-            <w:pPr>
-              <w:jc w:val="center"/>
-              <w:rPr>
-                <w:sz w:val="6"/>
-                <w:szCs w:val="8"/>
-              </w:rPr>
-            </w:pPr>
-            <w:r>
-              <w:rPr>
-                <w:rFonts w:ascii="Times New Roman"/>
-                <w:sz w:val="6"/>
-                <w:szCs w:val="8"/>
-              </w:rPr>
-              <w:t>${wed_check_column}</w:t>
-            </w:r>
-          </w:p>
-        </w:tc>
-        <w:tc>
-          <w:tcPr>
-            <w:tcW w:w="1118" w:type="dxa"/>
-          </w:tcPr>
-          <w:p>
-            <w:pPr>
-              <w:jc w:val="center"/>
-              <w:rPr>
-                <w:sz w:val="6"/>
-                <w:szCs w:val="8"/>
-              </w:rPr>
-            </w:pPr>
-            <w:r>
-              <w:rPr>
-                <w:rFonts w:ascii="Times New Roman"/>
-                <w:sz w:val="6"/>
-                <w:szCs w:val="8"/>
-              </w:rPr>
-              <w:t>${tue_check_column}</w:t>
-            </w:r>
-          </w:p>
-        </w:tc>
-        <w:tc>
-          <w:tcPr>
-            <w:tcW w:w="1173" w:type="dxa"/>
-          </w:tcPr>
-          <w:p>
-            <w:pPr>
-              <w:jc w:val="center"/>
-              <w:rPr>
-                <w:sz w:val="6"/>
-                <w:szCs w:val="8"/>
-              </w:rPr>
-            </w:pPr>
-            <w:r>
-              <w:rPr>
-                <w:rFonts w:ascii="Times New Roman"/>
-                <w:sz w:val="6"/>
-                <w:szCs w:val="8"/>
-              </w:rPr>
-              <w:t>${mon_check_column}</w:t>
-            </w:r>
-          </w:p>
-        </w:tc>
-        <w:tc>
-          <w:tcPr>
-            <w:tcW w:w="1318" w:type="dxa"/>
-          </w:tcPr>
-          <w:p>
-            <w:pPr>
-              <w:jc w:val="center"/>
-              <w:rPr>
-                <w:sz w:val="6"/>
-                <w:szCs w:val="8"/>
-              </w:rPr>
-            </w:pPr>
-            <w:r>
-              <w:rPr>
-                <w:rFonts w:ascii="Times New Roman"/>
-                <w:sz w:val="6"/>
-                <w:szCs w:val="8"/>
-              </w:rPr>
-              <w:t>${sun_check_column}</w:t>
-            </w:r>
-          </w:p>
-        </w:tc>
-        <w:tc>
-          <w:tcPr>
-            <w:tcW w:w="1271" w:type="dxa"/>
-          </w:tcPr>
-          <w:p>
-            <w:pPr>
-              <w:jc w:val="center"/>
-              <w:rPr>
-                <w:sz w:val="6"/>
-                <w:szCs w:val="8"/>
-              </w:rPr>
-            </w:pPr>
-            <w:r>
-              <w:rPr>
-                <w:rFonts w:ascii="Times New Roman"/>
-                <w:sz w:val="6"/>
-                <w:szCs w:val="8"/>
-              </w:rPr>
-              <w:t>${sat_check_column}</w:t>
-            </w:r>
-          </w:p>
-        </w:tc>
-        <w:tc>
-          <w:tcPr>
-            <w:tcW w:w="2325" w:type="dxa"/>
+            <w:tcW w:w="1250" w:type="dxa"/>
+          </w:tcPr>
+          <w:p>
+            <w:pPr>
+              <w:jc w:val="center"/>
+              <w:rPr>
+                <w:sz w:val="6"/>
+                <w:szCs w:val="8"/>
+              </w:rPr>
+            </w:pPr>
+            <w:r>
+              <w:rPr>
+                <w:rFonts w:ascii="Times New Roman"/>
+                <w:sz w:val="6"/>
+                <w:szCs w:val="8"/>
+              </w:rPr>
+              <w:t>${</w:t>
+            </w:r>
+            <w:proofErr w:type="spellStart"/>
+            <w:r>
+              <w:rPr>
+                <w:rFonts w:ascii="Times New Roman"/>
+                <w:sz w:val="6"/>
+                <w:szCs w:val="8"/>
+              </w:rPr>
+              <w:t>fri_check_column</w:t>
+            </w:r>
+            <w:proofErr w:type="spellEnd"/>
+            <w:r>
+              <w:rPr>
+                <w:rFonts w:ascii="Times New Roman"/>
+                <w:sz w:val="6"/>
+                <w:szCs w:val="8"/>
+              </w:rPr>
+              <w:t>}</w:t>
+            </w:r>
+          </w:p>
+        </w:tc>
+        <w:tc>
+          <w:tcPr>
+            <w:tcW w:w="1260" w:type="dxa"/>
+          </w:tcPr>
+          <w:p>
+            <w:pPr>
+              <w:jc w:val="center"/>
+              <w:rPr>
+                <w:sz w:val="6"/>
+                <w:szCs w:val="8"/>
+              </w:rPr>
+            </w:pPr>
+            <w:r>
+              <w:rPr>
+                <w:rFonts w:ascii="Times New Roman"/>
+                <w:sz w:val="6"/>
+                <w:szCs w:val="8"/>
+              </w:rPr>
+              <w:t>${</w:t>
+            </w:r>
+            <w:proofErr w:type="spellStart"/>
+            <w:r>
+              <w:rPr>
+                <w:rFonts w:ascii="Times New Roman"/>
+                <w:sz w:val="6"/>
+                <w:szCs w:val="8"/>
+              </w:rPr>
+              <w:t>thu_check_column</w:t>
+            </w:r>
+            <w:proofErr w:type="spellEnd"/>
+            <w:r>
+              <w:rPr>
+                <w:rFonts w:ascii="Times New Roman"/>
+                <w:sz w:val="6"/>
+                <w:szCs w:val="8"/>
+              </w:rPr>
+              <w:t>}</w:t>
+            </w:r>
+          </w:p>
+        </w:tc>
+        <w:tc>
+          <w:tcPr>
+            <w:tcW w:w="1170" w:type="dxa"/>
+          </w:tcPr>
+          <w:p>
+            <w:pPr>
+              <w:jc w:val="center"/>
+              <w:rPr>
+                <w:sz w:val="6"/>
+                <w:szCs w:val="8"/>
+              </w:rPr>
+            </w:pPr>
+            <w:r>
+              <w:rPr>
+                <w:rFonts w:ascii="Times New Roman"/>
+                <w:sz w:val="6"/>
+                <w:szCs w:val="8"/>
+              </w:rPr>
+              <w:t>${</w:t>
+            </w:r>
+            <w:proofErr w:type="spellStart"/>
+            <w:r>
+              <w:rPr>
+                <w:rFonts w:ascii="Times New Roman"/>
+                <w:sz w:val="6"/>
+                <w:szCs w:val="8"/>
+              </w:rPr>
+              <w:t>wed_check_column</w:t>
+            </w:r>
+            <w:proofErr w:type="spellEnd"/>
+            <w:r>
+              <w:rPr>
+                <w:rFonts w:ascii="Times New Roman"/>
+                <w:sz w:val="6"/>
+                <w:szCs w:val="8"/>
+              </w:rPr>
+              <w:t>}</w:t>
+            </w:r>
+          </w:p>
+        </w:tc>
+        <w:tc>
+          <w:tcPr>
+            <w:tcW w:w="1260" w:type="dxa"/>
+          </w:tcPr>
+          <w:p>
+            <w:pPr>
+              <w:jc w:val="center"/>
+              <w:rPr>
+                <w:sz w:val="6"/>
+                <w:szCs w:val="8"/>
+              </w:rPr>
+            </w:pPr>
+            <w:r>
+              <w:rPr>
+                <w:rFonts w:ascii="Times New Roman"/>
+                <w:sz w:val="6"/>
+                <w:szCs w:val="8"/>
+              </w:rPr>
+              <w:t>${</w:t>
+            </w:r>
+            <w:proofErr w:type="spellStart"/>
+            <w:r>
+              <w:rPr>
+                <w:rFonts w:ascii="Times New Roman"/>
+                <w:sz w:val="6"/>
+                <w:szCs w:val="8"/>
+              </w:rPr>
+              <w:t>tue_check_column</w:t>
+            </w:r>
+            <w:proofErr w:type="spellEnd"/>
+            <w:r>
+              <w:rPr>
+                <w:rFonts w:ascii="Times New Roman"/>
+                <w:sz w:val="6"/>
+                <w:szCs w:val="8"/>
+              </w:rPr>
+              <w:t>}</w:t>
+            </w:r>
+          </w:p>
+        </w:tc>
+        <w:tc>
+          <w:tcPr>
+            <w:tcW w:w="1170" w:type="dxa"/>
+          </w:tcPr>
+          <w:p>
+            <w:pPr>
+              <w:jc w:val="center"/>
+              <w:rPr>
+                <w:sz w:val="6"/>
+                <w:szCs w:val="8"/>
+              </w:rPr>
+            </w:pPr>
+            <w:r>
+              <w:rPr>
+                <w:rFonts w:ascii="Times New Roman"/>
+                <w:sz w:val="6"/>
+                <w:szCs w:val="8"/>
+              </w:rPr>
+              <w:t>${</w:t>
+            </w:r>
+            <w:proofErr w:type="spellStart"/>
+            <w:r>
+              <w:rPr>
+                <w:rFonts w:ascii="Times New Roman"/>
+                <w:sz w:val="6"/>
+                <w:szCs w:val="8"/>
+              </w:rPr>
+              <w:t>mon_check_column</w:t>
+            </w:r>
+            <w:proofErr w:type="spellEnd"/>
+            <w:r>
+              <w:rPr>
+                <w:rFonts w:ascii="Times New Roman"/>
+                <w:sz w:val="6"/>
+                <w:szCs w:val="8"/>
+              </w:rPr>
+              <w:t>}</w:t>
+            </w:r>
+          </w:p>
+        </w:tc>
+        <w:tc>
+          <w:tcPr>
+            <w:tcW w:w="1170" w:type="dxa"/>
+          </w:tcPr>
+          <w:p>
+            <w:pPr>
+              <w:jc w:val="center"/>
+              <w:rPr>
+                <w:sz w:val="6"/>
+                <w:szCs w:val="8"/>
+              </w:rPr>
+            </w:pPr>
+            <w:r>
+              <w:rPr>
+                <w:rFonts w:ascii="Times New Roman"/>
+                <w:sz w:val="6"/>
+                <w:szCs w:val="8"/>
+              </w:rPr>
+              <w:t>${</w:t>
+            </w:r>
+            <w:proofErr w:type="spellStart"/>
+            <w:r>
+              <w:rPr>
+                <w:rFonts w:ascii="Times New Roman"/>
+                <w:sz w:val="6"/>
+                <w:szCs w:val="8"/>
+              </w:rPr>
+              <w:t>sun_check_column</w:t>
+            </w:r>
+            <w:proofErr w:type="spellEnd"/>
+            <w:r>
+              <w:rPr>
+                <w:rFonts w:ascii="Times New Roman"/>
+                <w:sz w:val="6"/>
+                <w:szCs w:val="8"/>
+              </w:rPr>
+              <w:t>}</w:t>
+            </w:r>
+          </w:p>
+        </w:tc>
+        <w:tc>
+          <w:tcPr>
+            <w:tcW w:w="1170" w:type="dxa"/>
+          </w:tcPr>
+          <w:p>
+            <w:pPr>
+              <w:jc w:val="center"/>
+              <w:rPr>
+                <w:sz w:val="6"/>
+                <w:szCs w:val="8"/>
+              </w:rPr>
+            </w:pPr>
+            <w:r>
+              <w:rPr>
+                <w:rFonts w:ascii="Times New Roman"/>
+                <w:sz w:val="6"/>
+                <w:szCs w:val="8"/>
+              </w:rPr>
+              <w:t>${</w:t>
+            </w:r>
+            <w:proofErr w:type="spellStart"/>
+            <w:r>
+              <w:rPr>
+                <w:rFonts w:ascii="Times New Roman"/>
+                <w:sz w:val="6"/>
+                <w:szCs w:val="8"/>
+              </w:rPr>
+              <w:t>sat_check_column</w:t>
+            </w:r>
+            <w:proofErr w:type="spellEnd"/>
+            <w:r>
+              <w:rPr>
+                <w:rFonts w:ascii="Times New Roman"/>
+                <w:sz w:val="6"/>
+                <w:szCs w:val="8"/>
+              </w:rPr>
+              <w:t>}</w:t>
+            </w:r>
+          </w:p>
+        </w:tc>
+        <w:tc>
+          <w:tcPr>
+            <w:tcW w:w="2685" w:type="dxa"/>
             <w:shd w:val="clear" w:color="auto" w:fill="F4B083" w:themeFill="accent2" w:themeFillTint="99"/>
             <w:vAlign w:val="center"/>
           </w:tcPr>
@@ -5080,161 +6905,287 @@
         </w:trPr>
         <w:tc>
           <w:tcPr>
-            <w:tcW w:w="1274" w:type="dxa"/>
-          </w:tcPr>
-          <w:p>
-            <w:pPr>
-              <w:jc w:val="center"/>
-              <w:rPr>
-                <w:sz w:val="6"/>
-                <w:szCs w:val="8"/>
-              </w:rPr>
-            </w:pPr>
-            <w:r>
-              <w:rPr>
-                <w:rFonts w:ascii="Times New Roman"/>
-                <w:sz w:val="6"/>
-                <w:szCs w:val="8"/>
-              </w:rPr>
-              <w:t>${fri_check_column}</w:t>
-            </w:r>
-          </w:p>
-        </w:tc>
-        <w:tc>
-          <w:tcPr>
-            <w:tcW w:w="1305" w:type="dxa"/>
-          </w:tcPr>
-          <w:p>
-            <w:pPr>
-              <w:jc w:val="center"/>
-              <w:rPr>
-                <w:sz w:val="6"/>
-                <w:szCs w:val="8"/>
-              </w:rPr>
-            </w:pPr>
-            <w:r>
-              <w:rPr>
-                <w:rFonts w:ascii="Times New Roman"/>
-                <w:sz w:val="6"/>
-                <w:szCs w:val="8"/>
-              </w:rPr>
-              <w:t>${thu_check_column}</w:t>
-            </w:r>
-          </w:p>
-        </w:tc>
-        <w:tc>
-          <w:tcPr>
-            <w:tcW w:w="1351" w:type="dxa"/>
-          </w:tcPr>
-          <w:p>
-            <w:pPr>
-              <w:jc w:val="center"/>
-              <w:rPr>
-                <w:sz w:val="6"/>
-                <w:szCs w:val="8"/>
-              </w:rPr>
-            </w:pPr>
-            <w:r>
-              <w:rPr>
-                <w:rFonts w:ascii="Times New Roman"/>
-                <w:sz w:val="6"/>
-                <w:szCs w:val="8"/>
-              </w:rPr>
-              <w:t>${wed_check_column}</w:t>
-            </w:r>
-          </w:p>
-        </w:tc>
-        <w:tc>
-          <w:tcPr>
-            <w:tcW w:w="1118" w:type="dxa"/>
-          </w:tcPr>
-          <w:p>
-            <w:pPr>
-              <w:jc w:val="center"/>
-              <w:rPr>
-                <w:sz w:val="6"/>
-                <w:szCs w:val="8"/>
-              </w:rPr>
-            </w:pPr>
-            <w:r>
-              <w:rPr>
-                <w:rFonts w:ascii="Times New Roman"/>
-                <w:sz w:val="6"/>
-                <w:szCs w:val="8"/>
-              </w:rPr>
-              <w:t>${tue_check_column}</w:t>
-            </w:r>
-          </w:p>
-        </w:tc>
-        <w:tc>
-          <w:tcPr>
-            <w:tcW w:w="1173" w:type="dxa"/>
-          </w:tcPr>
-          <w:p>
-            <w:pPr>
-              <w:jc w:val="center"/>
-              <w:rPr>
-                <w:sz w:val="6"/>
-                <w:szCs w:val="8"/>
-              </w:rPr>
-            </w:pPr>
-            <w:r>
-              <w:rPr>
-                <w:rFonts w:ascii="Times New Roman"/>
-                <w:sz w:val="6"/>
-                <w:szCs w:val="8"/>
-              </w:rPr>
-              <w:t>${mon_check_column}</w:t>
-            </w:r>
-          </w:p>
-        </w:tc>
-        <w:tc>
-          <w:tcPr>
-            <w:tcW w:w="1318" w:type="dxa"/>
-          </w:tcPr>
-          <w:p>
-            <w:pPr>
-              <w:jc w:val="center"/>
-              <w:rPr>
-                <w:sz w:val="6"/>
-                <w:szCs w:val="8"/>
-              </w:rPr>
-            </w:pPr>
-            <w:r>
-              <w:rPr>
-                <w:rFonts w:ascii="Times New Roman"/>
-                <w:sz w:val="6"/>
-                <w:szCs w:val="8"/>
-              </w:rPr>
-              <w:t>${sun_check_column}</w:t>
-            </w:r>
-          </w:p>
-        </w:tc>
-        <w:tc>
-          <w:tcPr>
-            <w:tcW w:w="1271" w:type="dxa"/>
-          </w:tcPr>
-          <w:p>
-            <w:pPr>
-              <w:jc w:val="center"/>
-              <w:rPr>
-                <w:sz w:val="6"/>
-                <w:szCs w:val="8"/>
-              </w:rPr>
-            </w:pPr>
-            <w:r>
-              <w:rPr>
-                <w:rFonts w:ascii="Times New Roman"/>
-                <w:sz w:val="6"/>
-                <w:szCs w:val="8"/>
-              </w:rPr>
-              <w:t>${sat_check_column}</w:t>
-            </w:r>
-          </w:p>
-        </w:tc>
-        <w:tc>
-          <w:tcPr>
-            <w:tcW w:w="2325" w:type="dxa"/>
+            <w:tcW w:w="1250" w:type="dxa"/>
+          </w:tcPr>
+          <w:p>
+            <w:pPr>
+              <w:jc w:val="center"/>
+              <w:rPr>
+                <w:sz w:val="6"/>
+                <w:szCs w:val="8"/>
+              </w:rPr>
+            </w:pPr>
+            <w:r>
+              <w:rPr>
+                <w:rFonts w:ascii="Times New Roman"/>
+                <w:sz w:val="6"/>
+                <w:szCs w:val="8"/>
+              </w:rPr>
+              <w:t>${</w:t>
+            </w:r>
+            <w:proofErr w:type="spellStart"/>
+            <w:r>
+              <w:rPr>
+                <w:rFonts w:ascii="Times New Roman"/>
+                <w:sz w:val="6"/>
+                <w:szCs w:val="8"/>
+              </w:rPr>
+              <w:t>fri_check_column</w:t>
+            </w:r>
+            <w:proofErr w:type="spellEnd"/>
+            <w:r>
+              <w:rPr>
+                <w:rFonts w:ascii="Times New Roman"/>
+                <w:sz w:val="6"/>
+                <w:szCs w:val="8"/>
+              </w:rPr>
+              <w:t>}</w:t>
+            </w:r>
+          </w:p>
+        </w:tc>
+        <w:tc>
+          <w:tcPr>
+            <w:tcW w:w="1260" w:type="dxa"/>
+          </w:tcPr>
+          <w:p>
+            <w:pPr>
+              <w:jc w:val="center"/>
+              <w:rPr>
+                <w:sz w:val="6"/>
+                <w:szCs w:val="8"/>
+              </w:rPr>
+            </w:pPr>
+            <w:r>
+              <w:rPr>
+                <w:rFonts w:ascii="Times New Roman"/>
+                <w:sz w:val="6"/>
+                <w:szCs w:val="8"/>
+              </w:rPr>
+              <w:t>${</w:t>
+            </w:r>
+            <w:proofErr w:type="spellStart"/>
+            <w:r>
+              <w:rPr>
+                <w:rFonts w:ascii="Times New Roman"/>
+                <w:sz w:val="6"/>
+                <w:szCs w:val="8"/>
+              </w:rPr>
+              <w:t>thu_check_column</w:t>
+            </w:r>
+            <w:proofErr w:type="spellEnd"/>
+            <w:r>
+              <w:rPr>
+                <w:rFonts w:ascii="Times New Roman"/>
+                <w:sz w:val="6"/>
+                <w:szCs w:val="8"/>
+              </w:rPr>
+              <w:t>}</w:t>
+            </w:r>
+          </w:p>
+        </w:tc>
+        <w:tc>
+          <w:tcPr>
+            <w:tcW w:w="1170" w:type="dxa"/>
+          </w:tcPr>
+          <w:p>
+            <w:pPr>
+              <w:jc w:val="center"/>
+              <w:rPr>
+                <w:sz w:val="6"/>
+                <w:szCs w:val="8"/>
+              </w:rPr>
+            </w:pPr>
+            <w:r>
+              <w:rPr>
+                <w:rFonts w:ascii="Times New Roman"/>
+                <w:sz w:val="6"/>
+                <w:szCs w:val="8"/>
+              </w:rPr>
+              <w:t>${</w:t>
+            </w:r>
+            <w:proofErr w:type="spellStart"/>
+            <w:r>
+              <w:rPr>
+                <w:rFonts w:ascii="Times New Roman"/>
+                <w:sz w:val="6"/>
+                <w:szCs w:val="8"/>
+              </w:rPr>
+              <w:t>wed_check_column</w:t>
+            </w:r>
+            <w:proofErr w:type="spellEnd"/>
+            <w:r>
+              <w:rPr>
+                <w:rFonts w:ascii="Times New Roman"/>
+                <w:sz w:val="6"/>
+                <w:szCs w:val="8"/>
+              </w:rPr>
+              <w:t>}</w:t>
+            </w:r>
+          </w:p>
+        </w:tc>
+        <w:tc>
+          <w:tcPr>
+            <w:tcW w:w="1260" w:type="dxa"/>
+          </w:tcPr>
+          <w:p>
+            <w:pPr>
+              <w:jc w:val="center"/>
+              <w:rPr>
+                <w:sz w:val="6"/>
+                <w:szCs w:val="8"/>
+              </w:rPr>
+            </w:pPr>
+            <w:r>
+              <w:rPr>
+                <w:rFonts w:ascii="Times New Roman"/>
+                <w:sz w:val="6"/>
+                <w:szCs w:val="8"/>
+              </w:rPr>
+              <w:t>${</w:t>
+            </w:r>
+            <w:proofErr w:type="spellStart"/>
+            <w:r>
+              <w:rPr>
+                <w:rFonts w:ascii="Times New Roman"/>
+                <w:sz w:val="6"/>
+                <w:szCs w:val="8"/>
+              </w:rPr>
+              <w:t>tue_check_column</w:t>
+            </w:r>
+            <w:proofErr w:type="spellEnd"/>
+            <w:r>
+              <w:rPr>
+                <w:rFonts w:ascii="Times New Roman"/>
+                <w:sz w:val="6"/>
+                <w:szCs w:val="8"/>
+              </w:rPr>
+              <w:t>}</w:t>
+            </w:r>
+          </w:p>
+        </w:tc>
+        <w:tc>
+          <w:tcPr>
+            <w:tcW w:w="1170" w:type="dxa"/>
+          </w:tcPr>
+          <w:p>
+            <w:pPr>
+              <w:jc w:val="center"/>
+              <w:rPr>
+                <w:sz w:val="6"/>
+                <w:szCs w:val="8"/>
+              </w:rPr>
+            </w:pPr>
+            <w:r>
+              <w:rPr>
+                <w:rFonts w:ascii="Times New Roman"/>
+                <w:sz w:val="6"/>
+                <w:szCs w:val="8"/>
+              </w:rPr>
+              <w:t>${</w:t>
+            </w:r>
+            <w:proofErr w:type="spellStart"/>
+            <w:r>
+              <w:rPr>
+                <w:rFonts w:ascii="Times New Roman"/>
+                <w:sz w:val="6"/>
+                <w:szCs w:val="8"/>
+              </w:rPr>
+              <w:t>mon_check_column</w:t>
+            </w:r>
+            <w:proofErr w:type="spellEnd"/>
+            <w:r>
+              <w:rPr>
+                <w:rFonts w:ascii="Times New Roman"/>
+                <w:sz w:val="6"/>
+                <w:szCs w:val="8"/>
+              </w:rPr>
+              <w:t>}</w:t>
+            </w:r>
+          </w:p>
+        </w:tc>
+        <w:tc>
+          <w:tcPr>
+            <w:tcW w:w="1170" w:type="dxa"/>
+          </w:tcPr>
+          <w:p>
+            <w:pPr>
+              <w:jc w:val="center"/>
+              <w:rPr>
+                <w:sz w:val="6"/>
+                <w:szCs w:val="8"/>
+              </w:rPr>
+            </w:pPr>
+            <w:r>
+              <w:rPr>
+                <w:rFonts w:ascii="Times New Roman"/>
+                <w:sz w:val="6"/>
+                <w:szCs w:val="8"/>
+              </w:rPr>
+              <w:t>${</w:t>
+            </w:r>
+            <w:proofErr w:type="spellStart"/>
+            <w:r>
+              <w:rPr>
+                <w:rFonts w:ascii="Times New Roman"/>
+                <w:sz w:val="6"/>
+                <w:szCs w:val="8"/>
+              </w:rPr>
+              <w:t>sun_check_column</w:t>
+            </w:r>
+            <w:proofErr w:type="spellEnd"/>
+            <w:r>
+              <w:rPr>
+                <w:rFonts w:ascii="Times New Roman"/>
+                <w:sz w:val="6"/>
+                <w:szCs w:val="8"/>
+              </w:rPr>
+              <w:t>}</w:t>
+            </w:r>
+          </w:p>
+        </w:tc>
+        <w:tc>
+          <w:tcPr>
+            <w:tcW w:w="1170" w:type="dxa"/>
+          </w:tcPr>
+          <w:p>
+            <w:pPr>
+              <w:jc w:val="center"/>
+              <w:rPr>
+                <w:sz w:val="6"/>
+                <w:szCs w:val="8"/>
+              </w:rPr>
+            </w:pPr>
+            <w:r>
+              <w:rPr>
+                <w:rFonts w:ascii="Times New Roman"/>
+                <w:sz w:val="6"/>
+                <w:szCs w:val="8"/>
+              </w:rPr>
+              <w:t>${</w:t>
+            </w:r>
+            <w:proofErr w:type="spellStart"/>
+            <w:r>
+              <w:rPr>
+                <w:rFonts w:ascii="Times New Roman"/>
+                <w:sz w:val="6"/>
+                <w:szCs w:val="8"/>
+              </w:rPr>
+              <w:t>sat_check_column</w:t>
+            </w:r>
+            <w:proofErr w:type="spellEnd"/>
+            <w:r>
+              <w:rPr>
+                <w:rFonts w:ascii="Times New Roman"/>
+                <w:sz w:val="6"/>
+                <w:szCs w:val="8"/>
+              </w:rPr>
+              <w:t>}</w:t>
+            </w:r>
+          </w:p>
+        </w:tc>
+        <w:tc>
+          <w:tcPr>
+            <w:tcW w:w="2685" w:type="dxa"/>
             <w:shd w:val="clear" w:color="auto" w:fill="F4B083" w:themeFill="accent2" w:themeFillTint="99"/>
             <w:vAlign w:val="center"/>
           </w:tcPr>
@@ -5249,6 +7200,7 @@
                 <w:szCs w:val="16"/>
               </w:rPr>
             </w:pPr>
+            <w:proofErr w:type="spellStart"/>
             <w:r>
               <w:rPr>
                 <w:b/>
@@ -5257,19 +7209,20 @@
                 <w:szCs w:val="16"/>
                 <w:rtl/>
               </w:rPr>
-              <w:t>الاسطوانه في حالة جيدة و م</w:t>
-            </w:r>
-            <w:r>
-              <w:rPr>
-                <w:rFonts w:hint="cs"/>
+              <w:t>الاسطوانه</w:t>
+            </w:r>
+            <w:proofErr w:type="spellEnd"/>
+            <w:r>
+              <w:rPr>
                 <w:b/>
                 <w:bCs/>
                 <w:sz w:val="16"/>
                 <w:szCs w:val="16"/>
                 <w:rtl/>
               </w:rPr>
-              <w:t>ُ</w:t>
-            </w:r>
+              <w:t xml:space="preserve"> في حالة جيدة </w:t>
+            </w:r>
+            <w:proofErr w:type="gramStart"/>
             <w:r>
               <w:rPr>
                 <w:b/>
@@ -5278,8 +7231,30 @@
                 <w:szCs w:val="16"/>
                 <w:rtl/>
               </w:rPr>
+              <w:t>و م</w:t>
+            </w:r>
+            <w:r>
+              <w:rPr>
+                <w:rFonts w:hint="cs"/>
+                <w:b/>
+                <w:bCs/>
+                <w:sz w:val="16"/>
+                <w:szCs w:val="16"/>
+                <w:rtl/>
+              </w:rPr>
+              <w:t>ُ</w:t>
+            </w:r>
+            <w:r>
+              <w:rPr>
+                <w:b/>
+                <w:bCs/>
+                <w:sz w:val="16"/>
+                <w:szCs w:val="16"/>
+                <w:rtl/>
+              </w:rPr>
               <w:t>حكمه</w:t>
             </w:r>
+            <w:proofErr w:type="gramEnd"/>
             <w:r>
               <w:rPr>
                 <w:b/>
@@ -5316,161 +7291,287 @@
         </w:trPr>
         <w:tc>
           <w:tcPr>
-            <w:tcW w:w="1274" w:type="dxa"/>
-          </w:tcPr>
-          <w:p>
-            <w:pPr>
-              <w:jc w:val="center"/>
-              <w:rPr>
-                <w:sz w:val="6"/>
-                <w:szCs w:val="8"/>
-              </w:rPr>
-            </w:pPr>
-            <w:r>
-              <w:rPr>
-                <w:rFonts w:ascii="Times New Roman"/>
-                <w:sz w:val="6"/>
-                <w:szCs w:val="8"/>
-              </w:rPr>
-              <w:t>${fri_check_column}</w:t>
-            </w:r>
-          </w:p>
-        </w:tc>
-        <w:tc>
-          <w:tcPr>
-            <w:tcW w:w="1305" w:type="dxa"/>
-          </w:tcPr>
-          <w:p>
-            <w:pPr>
-              <w:jc w:val="center"/>
-              <w:rPr>
-                <w:sz w:val="6"/>
-                <w:szCs w:val="8"/>
-              </w:rPr>
-            </w:pPr>
-            <w:r>
-              <w:rPr>
-                <w:rFonts w:ascii="Times New Roman"/>
-                <w:sz w:val="6"/>
-                <w:szCs w:val="8"/>
-              </w:rPr>
-              <w:t>${thu_check_column}</w:t>
-            </w:r>
-          </w:p>
-        </w:tc>
-        <w:tc>
-          <w:tcPr>
-            <w:tcW w:w="1351" w:type="dxa"/>
-          </w:tcPr>
-          <w:p>
-            <w:pPr>
-              <w:jc w:val="center"/>
-              <w:rPr>
-                <w:sz w:val="6"/>
-                <w:szCs w:val="8"/>
-              </w:rPr>
-            </w:pPr>
-            <w:r>
-              <w:rPr>
-                <w:rFonts w:ascii="Times New Roman"/>
-                <w:sz w:val="6"/>
-                <w:szCs w:val="8"/>
-              </w:rPr>
-              <w:t>${wed_check_column}</w:t>
-            </w:r>
-          </w:p>
-        </w:tc>
-        <w:tc>
-          <w:tcPr>
-            <w:tcW w:w="1118" w:type="dxa"/>
-          </w:tcPr>
-          <w:p>
-            <w:pPr>
-              <w:jc w:val="center"/>
-              <w:rPr>
-                <w:sz w:val="6"/>
-                <w:szCs w:val="8"/>
-              </w:rPr>
-            </w:pPr>
-            <w:r>
-              <w:rPr>
-                <w:rFonts w:ascii="Times New Roman"/>
-                <w:sz w:val="6"/>
-                <w:szCs w:val="8"/>
-              </w:rPr>
-              <w:t>${tue_check_column}</w:t>
-            </w:r>
-          </w:p>
-        </w:tc>
-        <w:tc>
-          <w:tcPr>
-            <w:tcW w:w="1173" w:type="dxa"/>
-          </w:tcPr>
-          <w:p>
-            <w:pPr>
-              <w:jc w:val="center"/>
-              <w:rPr>
-                <w:sz w:val="6"/>
-                <w:szCs w:val="8"/>
-              </w:rPr>
-            </w:pPr>
-            <w:r>
-              <w:rPr>
-                <w:rFonts w:ascii="Times New Roman"/>
-                <w:sz w:val="6"/>
-                <w:szCs w:val="8"/>
-              </w:rPr>
-              <w:t>${mon_check_column}</w:t>
-            </w:r>
-          </w:p>
-        </w:tc>
-        <w:tc>
-          <w:tcPr>
-            <w:tcW w:w="1318" w:type="dxa"/>
-          </w:tcPr>
-          <w:p>
-            <w:pPr>
-              <w:jc w:val="center"/>
-              <w:rPr>
-                <w:sz w:val="6"/>
-                <w:szCs w:val="8"/>
-              </w:rPr>
-            </w:pPr>
-            <w:r>
-              <w:rPr>
-                <w:rFonts w:ascii="Times New Roman"/>
-                <w:sz w:val="6"/>
-                <w:szCs w:val="8"/>
-              </w:rPr>
-              <w:t>${sun_check_column}</w:t>
-            </w:r>
-          </w:p>
-        </w:tc>
-        <w:tc>
-          <w:tcPr>
-            <w:tcW w:w="1271" w:type="dxa"/>
-          </w:tcPr>
-          <w:p>
-            <w:pPr>
-              <w:jc w:val="center"/>
-              <w:rPr>
-                <w:sz w:val="6"/>
-                <w:szCs w:val="8"/>
-              </w:rPr>
-            </w:pPr>
-            <w:r>
-              <w:rPr>
-                <w:rFonts w:ascii="Times New Roman"/>
-                <w:sz w:val="6"/>
-                <w:szCs w:val="8"/>
-              </w:rPr>
-              <w:t>${sat_check_column}</w:t>
-            </w:r>
-          </w:p>
-        </w:tc>
-        <w:tc>
-          <w:tcPr>
-            <w:tcW w:w="2325" w:type="dxa"/>
+            <w:tcW w:w="1250" w:type="dxa"/>
+          </w:tcPr>
+          <w:p>
+            <w:pPr>
+              <w:jc w:val="center"/>
+              <w:rPr>
+                <w:sz w:val="6"/>
+                <w:szCs w:val="8"/>
+              </w:rPr>
+            </w:pPr>
+            <w:r>
+              <w:rPr>
+                <w:rFonts w:ascii="Times New Roman"/>
+                <w:sz w:val="6"/>
+                <w:szCs w:val="8"/>
+              </w:rPr>
+              <w:t>${</w:t>
+            </w:r>
+            <w:proofErr w:type="spellStart"/>
+            <w:r>
+              <w:rPr>
+                <w:rFonts w:ascii="Times New Roman"/>
+                <w:sz w:val="6"/>
+                <w:szCs w:val="8"/>
+              </w:rPr>
+              <w:t>fri_check_column</w:t>
+            </w:r>
+            <w:proofErr w:type="spellEnd"/>
+            <w:r>
+              <w:rPr>
+                <w:rFonts w:ascii="Times New Roman"/>
+                <w:sz w:val="6"/>
+                <w:szCs w:val="8"/>
+              </w:rPr>
+              <w:t>}</w:t>
+            </w:r>
+          </w:p>
+        </w:tc>
+        <w:tc>
+          <w:tcPr>
+            <w:tcW w:w="1260" w:type="dxa"/>
+          </w:tcPr>
+          <w:p>
+            <w:pPr>
+              <w:jc w:val="center"/>
+              <w:rPr>
+                <w:sz w:val="6"/>
+                <w:szCs w:val="8"/>
+              </w:rPr>
+            </w:pPr>
+            <w:r>
+              <w:rPr>
+                <w:rFonts w:ascii="Times New Roman"/>
+                <w:sz w:val="6"/>
+                <w:szCs w:val="8"/>
+              </w:rPr>
+              <w:t>${</w:t>
+            </w:r>
+            <w:proofErr w:type="spellStart"/>
+            <w:r>
+              <w:rPr>
+                <w:rFonts w:ascii="Times New Roman"/>
+                <w:sz w:val="6"/>
+                <w:szCs w:val="8"/>
+              </w:rPr>
+              <w:t>thu_check_column</w:t>
+            </w:r>
+            <w:proofErr w:type="spellEnd"/>
+            <w:r>
+              <w:rPr>
+                <w:rFonts w:ascii="Times New Roman"/>
+                <w:sz w:val="6"/>
+                <w:szCs w:val="8"/>
+              </w:rPr>
+              <w:t>}</w:t>
+            </w:r>
+          </w:p>
+        </w:tc>
+        <w:tc>
+          <w:tcPr>
+            <w:tcW w:w="1170" w:type="dxa"/>
+          </w:tcPr>
+          <w:p>
+            <w:pPr>
+              <w:jc w:val="center"/>
+              <w:rPr>
+                <w:sz w:val="6"/>
+                <w:szCs w:val="8"/>
+              </w:rPr>
+            </w:pPr>
+            <w:r>
+              <w:rPr>
+                <w:rFonts w:ascii="Times New Roman"/>
+                <w:sz w:val="6"/>
+                <w:szCs w:val="8"/>
+              </w:rPr>
+              <w:t>${</w:t>
+            </w:r>
+            <w:proofErr w:type="spellStart"/>
+            <w:r>
+              <w:rPr>
+                <w:rFonts w:ascii="Times New Roman"/>
+                <w:sz w:val="6"/>
+                <w:szCs w:val="8"/>
+              </w:rPr>
+              <w:t>wed_check_column</w:t>
+            </w:r>
+            <w:proofErr w:type="spellEnd"/>
+            <w:r>
+              <w:rPr>
+                <w:rFonts w:ascii="Times New Roman"/>
+                <w:sz w:val="6"/>
+                <w:szCs w:val="8"/>
+              </w:rPr>
+              <w:t>}</w:t>
+            </w:r>
+          </w:p>
+        </w:tc>
+        <w:tc>
+          <w:tcPr>
+            <w:tcW w:w="1260" w:type="dxa"/>
+          </w:tcPr>
+          <w:p>
+            <w:pPr>
+              <w:jc w:val="center"/>
+              <w:rPr>
+                <w:sz w:val="6"/>
+                <w:szCs w:val="8"/>
+              </w:rPr>
+            </w:pPr>
+            <w:r>
+              <w:rPr>
+                <w:rFonts w:ascii="Times New Roman"/>
+                <w:sz w:val="6"/>
+                <w:szCs w:val="8"/>
+              </w:rPr>
+              <w:t>${</w:t>
+            </w:r>
+            <w:proofErr w:type="spellStart"/>
+            <w:r>
+              <w:rPr>
+                <w:rFonts w:ascii="Times New Roman"/>
+                <w:sz w:val="6"/>
+                <w:szCs w:val="8"/>
+              </w:rPr>
+              <w:t>tue_check_column</w:t>
+            </w:r>
+            <w:proofErr w:type="spellEnd"/>
+            <w:r>
+              <w:rPr>
+                <w:rFonts w:ascii="Times New Roman"/>
+                <w:sz w:val="6"/>
+                <w:szCs w:val="8"/>
+              </w:rPr>
+              <w:t>}</w:t>
+            </w:r>
+          </w:p>
+        </w:tc>
+        <w:tc>
+          <w:tcPr>
+            <w:tcW w:w="1170" w:type="dxa"/>
+          </w:tcPr>
+          <w:p>
+            <w:pPr>
+              <w:jc w:val="center"/>
+              <w:rPr>
+                <w:sz w:val="6"/>
+                <w:szCs w:val="8"/>
+              </w:rPr>
+            </w:pPr>
+            <w:r>
+              <w:rPr>
+                <w:rFonts w:ascii="Times New Roman"/>
+                <w:sz w:val="6"/>
+                <w:szCs w:val="8"/>
+              </w:rPr>
+              <w:t>${</w:t>
+            </w:r>
+            <w:proofErr w:type="spellStart"/>
+            <w:r>
+              <w:rPr>
+                <w:rFonts w:ascii="Times New Roman"/>
+                <w:sz w:val="6"/>
+                <w:szCs w:val="8"/>
+              </w:rPr>
+              <w:t>mon_check_column</w:t>
+            </w:r>
+            <w:proofErr w:type="spellEnd"/>
+            <w:r>
+              <w:rPr>
+                <w:rFonts w:ascii="Times New Roman"/>
+                <w:sz w:val="6"/>
+                <w:szCs w:val="8"/>
+              </w:rPr>
+              <w:t>}</w:t>
+            </w:r>
+          </w:p>
+        </w:tc>
+        <w:tc>
+          <w:tcPr>
+            <w:tcW w:w="1170" w:type="dxa"/>
+          </w:tcPr>
+          <w:p>
+            <w:pPr>
+              <w:jc w:val="center"/>
+              <w:rPr>
+                <w:sz w:val="6"/>
+                <w:szCs w:val="8"/>
+              </w:rPr>
+            </w:pPr>
+            <w:r>
+              <w:rPr>
+                <w:rFonts w:ascii="Times New Roman"/>
+                <w:sz w:val="6"/>
+                <w:szCs w:val="8"/>
+              </w:rPr>
+              <w:t>${</w:t>
+            </w:r>
+            <w:proofErr w:type="spellStart"/>
+            <w:r>
+              <w:rPr>
+                <w:rFonts w:ascii="Times New Roman"/>
+                <w:sz w:val="6"/>
+                <w:szCs w:val="8"/>
+              </w:rPr>
+              <w:t>sun_check_column</w:t>
+            </w:r>
+            <w:proofErr w:type="spellEnd"/>
+            <w:r>
+              <w:rPr>
+                <w:rFonts w:ascii="Times New Roman"/>
+                <w:sz w:val="6"/>
+                <w:szCs w:val="8"/>
+              </w:rPr>
+              <w:t>}</w:t>
+            </w:r>
+          </w:p>
+        </w:tc>
+        <w:tc>
+          <w:tcPr>
+            <w:tcW w:w="1170" w:type="dxa"/>
+          </w:tcPr>
+          <w:p>
+            <w:pPr>
+              <w:jc w:val="center"/>
+              <w:rPr>
+                <w:sz w:val="6"/>
+                <w:szCs w:val="8"/>
+              </w:rPr>
+            </w:pPr>
+            <w:r>
+              <w:rPr>
+                <w:rFonts w:ascii="Times New Roman"/>
+                <w:sz w:val="6"/>
+                <w:szCs w:val="8"/>
+              </w:rPr>
+              <w:t>${</w:t>
+            </w:r>
+            <w:proofErr w:type="spellStart"/>
+            <w:r>
+              <w:rPr>
+                <w:rFonts w:ascii="Times New Roman"/>
+                <w:sz w:val="6"/>
+                <w:szCs w:val="8"/>
+              </w:rPr>
+              <w:t>sat_check_column</w:t>
+            </w:r>
+            <w:proofErr w:type="spellEnd"/>
+            <w:r>
+              <w:rPr>
+                <w:rFonts w:ascii="Times New Roman"/>
+                <w:sz w:val="6"/>
+                <w:szCs w:val="8"/>
+              </w:rPr>
+              <w:t>}</w:t>
+            </w:r>
+          </w:p>
+        </w:tc>
+        <w:tc>
+          <w:tcPr>
+            <w:tcW w:w="2685" w:type="dxa"/>
             <w:shd w:val="clear" w:color="auto" w:fill="F4B083" w:themeFill="accent2" w:themeFillTint="99"/>
             <w:vAlign w:val="center"/>
           </w:tcPr>
@@ -5536,161 +7637,287 @@
         </w:trPr>
         <w:tc>
           <w:tcPr>
-            <w:tcW w:w="1274" w:type="dxa"/>
-          </w:tcPr>
-          <w:p>
-            <w:pPr>
-              <w:jc w:val="center"/>
-              <w:rPr>
-                <w:sz w:val="6"/>
-                <w:szCs w:val="8"/>
-              </w:rPr>
-            </w:pPr>
-            <w:r>
-              <w:rPr>
-                <w:rFonts w:ascii="Times New Roman"/>
-                <w:sz w:val="6"/>
-                <w:szCs w:val="8"/>
-              </w:rPr>
-              <w:t>${fri_check_column}</w:t>
-            </w:r>
-          </w:p>
-        </w:tc>
-        <w:tc>
-          <w:tcPr>
-            <w:tcW w:w="1305" w:type="dxa"/>
-          </w:tcPr>
-          <w:p>
-            <w:pPr>
-              <w:jc w:val="center"/>
-              <w:rPr>
-                <w:sz w:val="6"/>
-                <w:szCs w:val="8"/>
-              </w:rPr>
-            </w:pPr>
-            <w:r>
-              <w:rPr>
-                <w:rFonts w:ascii="Times New Roman"/>
-                <w:sz w:val="6"/>
-                <w:szCs w:val="8"/>
-              </w:rPr>
-              <w:t>${thu_check_column}</w:t>
-            </w:r>
-          </w:p>
-        </w:tc>
-        <w:tc>
-          <w:tcPr>
-            <w:tcW w:w="1351" w:type="dxa"/>
-          </w:tcPr>
-          <w:p>
-            <w:pPr>
-              <w:jc w:val="center"/>
-              <w:rPr>
-                <w:sz w:val="6"/>
-                <w:szCs w:val="8"/>
-              </w:rPr>
-            </w:pPr>
-            <w:r>
-              <w:rPr>
-                <w:rFonts w:ascii="Times New Roman"/>
-                <w:sz w:val="6"/>
-                <w:szCs w:val="8"/>
-              </w:rPr>
-              <w:t>${wed_check_column}</w:t>
-            </w:r>
-          </w:p>
-        </w:tc>
-        <w:tc>
-          <w:tcPr>
-            <w:tcW w:w="1118" w:type="dxa"/>
-          </w:tcPr>
-          <w:p>
-            <w:pPr>
-              <w:jc w:val="center"/>
-              <w:rPr>
-                <w:sz w:val="6"/>
-                <w:szCs w:val="8"/>
-              </w:rPr>
-            </w:pPr>
-            <w:r>
-              <w:rPr>
-                <w:rFonts w:ascii="Times New Roman"/>
-                <w:sz w:val="6"/>
-                <w:szCs w:val="8"/>
-              </w:rPr>
-              <w:t>${tue_check_column}</w:t>
-            </w:r>
-          </w:p>
-        </w:tc>
-        <w:tc>
-          <w:tcPr>
-            <w:tcW w:w="1173" w:type="dxa"/>
-          </w:tcPr>
-          <w:p>
-            <w:pPr>
-              <w:jc w:val="center"/>
-              <w:rPr>
-                <w:sz w:val="6"/>
-                <w:szCs w:val="8"/>
-              </w:rPr>
-            </w:pPr>
-            <w:r>
-              <w:rPr>
-                <w:rFonts w:ascii="Times New Roman"/>
-                <w:sz w:val="6"/>
-                <w:szCs w:val="8"/>
-              </w:rPr>
-              <w:t>${mon_check_column}</w:t>
-            </w:r>
-          </w:p>
-        </w:tc>
-        <w:tc>
-          <w:tcPr>
-            <w:tcW w:w="1318" w:type="dxa"/>
-          </w:tcPr>
-          <w:p>
-            <w:pPr>
-              <w:jc w:val="center"/>
-              <w:rPr>
-                <w:sz w:val="6"/>
-                <w:szCs w:val="8"/>
-              </w:rPr>
-            </w:pPr>
-            <w:r>
-              <w:rPr>
-                <w:rFonts w:ascii="Times New Roman"/>
-                <w:sz w:val="6"/>
-                <w:szCs w:val="8"/>
-              </w:rPr>
-              <w:t>${sun_check_column}</w:t>
-            </w:r>
-          </w:p>
-        </w:tc>
-        <w:tc>
-          <w:tcPr>
-            <w:tcW w:w="1271" w:type="dxa"/>
-          </w:tcPr>
-          <w:p>
-            <w:pPr>
-              <w:jc w:val="center"/>
-              <w:rPr>
-                <w:sz w:val="6"/>
-                <w:szCs w:val="8"/>
-              </w:rPr>
-            </w:pPr>
-            <w:r>
-              <w:rPr>
-                <w:rFonts w:ascii="Times New Roman"/>
-                <w:sz w:val="6"/>
-                <w:szCs w:val="8"/>
-              </w:rPr>
-              <w:t>${sat_check_column}</w:t>
-            </w:r>
-          </w:p>
-        </w:tc>
-        <w:tc>
-          <w:tcPr>
-            <w:tcW w:w="2325" w:type="dxa"/>
+            <w:tcW w:w="1250" w:type="dxa"/>
+          </w:tcPr>
+          <w:p>
+            <w:pPr>
+              <w:jc w:val="center"/>
+              <w:rPr>
+                <w:sz w:val="6"/>
+                <w:szCs w:val="8"/>
+              </w:rPr>
+            </w:pPr>
+            <w:r>
+              <w:rPr>
+                <w:rFonts w:ascii="Times New Roman"/>
+                <w:sz w:val="6"/>
+                <w:szCs w:val="8"/>
+              </w:rPr>
+              <w:t>${</w:t>
+            </w:r>
+            <w:proofErr w:type="spellStart"/>
+            <w:r>
+              <w:rPr>
+                <w:rFonts w:ascii="Times New Roman"/>
+                <w:sz w:val="6"/>
+                <w:szCs w:val="8"/>
+              </w:rPr>
+              <w:t>fri_check_column</w:t>
+            </w:r>
+            <w:proofErr w:type="spellEnd"/>
+            <w:r>
+              <w:rPr>
+                <w:rFonts w:ascii="Times New Roman"/>
+                <w:sz w:val="6"/>
+                <w:szCs w:val="8"/>
+              </w:rPr>
+              <w:t>}</w:t>
+            </w:r>
+          </w:p>
+        </w:tc>
+        <w:tc>
+          <w:tcPr>
+            <w:tcW w:w="1260" w:type="dxa"/>
+          </w:tcPr>
+          <w:p>
+            <w:pPr>
+              <w:jc w:val="center"/>
+              <w:rPr>
+                <w:sz w:val="6"/>
+                <w:szCs w:val="8"/>
+              </w:rPr>
+            </w:pPr>
+            <w:r>
+              <w:rPr>
+                <w:rFonts w:ascii="Times New Roman"/>
+                <w:sz w:val="6"/>
+                <w:szCs w:val="8"/>
+              </w:rPr>
+              <w:t>${</w:t>
+            </w:r>
+            <w:proofErr w:type="spellStart"/>
+            <w:r>
+              <w:rPr>
+                <w:rFonts w:ascii="Times New Roman"/>
+                <w:sz w:val="6"/>
+                <w:szCs w:val="8"/>
+              </w:rPr>
+              <w:t>thu_check_column</w:t>
+            </w:r>
+            <w:proofErr w:type="spellEnd"/>
+            <w:r>
+              <w:rPr>
+                <w:rFonts w:ascii="Times New Roman"/>
+                <w:sz w:val="6"/>
+                <w:szCs w:val="8"/>
+              </w:rPr>
+              <w:t>}</w:t>
+            </w:r>
+          </w:p>
+        </w:tc>
+        <w:tc>
+          <w:tcPr>
+            <w:tcW w:w="1170" w:type="dxa"/>
+          </w:tcPr>
+          <w:p>
+            <w:pPr>
+              <w:jc w:val="center"/>
+              <w:rPr>
+                <w:sz w:val="6"/>
+                <w:szCs w:val="8"/>
+              </w:rPr>
+            </w:pPr>
+            <w:r>
+              <w:rPr>
+                <w:rFonts w:ascii="Times New Roman"/>
+                <w:sz w:val="6"/>
+                <w:szCs w:val="8"/>
+              </w:rPr>
+              <w:t>${</w:t>
+            </w:r>
+            <w:proofErr w:type="spellStart"/>
+            <w:r>
+              <w:rPr>
+                <w:rFonts w:ascii="Times New Roman"/>
+                <w:sz w:val="6"/>
+                <w:szCs w:val="8"/>
+              </w:rPr>
+              <w:t>wed_check_column</w:t>
+            </w:r>
+            <w:proofErr w:type="spellEnd"/>
+            <w:r>
+              <w:rPr>
+                <w:rFonts w:ascii="Times New Roman"/>
+                <w:sz w:val="6"/>
+                <w:szCs w:val="8"/>
+              </w:rPr>
+              <w:t>}</w:t>
+            </w:r>
+          </w:p>
+        </w:tc>
+        <w:tc>
+          <w:tcPr>
+            <w:tcW w:w="1260" w:type="dxa"/>
+          </w:tcPr>
+          <w:p>
+            <w:pPr>
+              <w:jc w:val="center"/>
+              <w:rPr>
+                <w:sz w:val="6"/>
+                <w:szCs w:val="8"/>
+              </w:rPr>
+            </w:pPr>
+            <w:r>
+              <w:rPr>
+                <w:rFonts w:ascii="Times New Roman"/>
+                <w:sz w:val="6"/>
+                <w:szCs w:val="8"/>
+              </w:rPr>
+              <w:t>${</w:t>
+            </w:r>
+            <w:proofErr w:type="spellStart"/>
+            <w:r>
+              <w:rPr>
+                <w:rFonts w:ascii="Times New Roman"/>
+                <w:sz w:val="6"/>
+                <w:szCs w:val="8"/>
+              </w:rPr>
+              <w:t>tue_check_column</w:t>
+            </w:r>
+            <w:proofErr w:type="spellEnd"/>
+            <w:r>
+              <w:rPr>
+                <w:rFonts w:ascii="Times New Roman"/>
+                <w:sz w:val="6"/>
+                <w:szCs w:val="8"/>
+              </w:rPr>
+              <w:t>}</w:t>
+            </w:r>
+          </w:p>
+        </w:tc>
+        <w:tc>
+          <w:tcPr>
+            <w:tcW w:w="1170" w:type="dxa"/>
+          </w:tcPr>
+          <w:p>
+            <w:pPr>
+              <w:jc w:val="center"/>
+              <w:rPr>
+                <w:sz w:val="6"/>
+                <w:szCs w:val="8"/>
+              </w:rPr>
+            </w:pPr>
+            <w:r>
+              <w:rPr>
+                <w:rFonts w:ascii="Times New Roman"/>
+                <w:sz w:val="6"/>
+                <w:szCs w:val="8"/>
+              </w:rPr>
+              <w:t>${</w:t>
+            </w:r>
+            <w:proofErr w:type="spellStart"/>
+            <w:r>
+              <w:rPr>
+                <w:rFonts w:ascii="Times New Roman"/>
+                <w:sz w:val="6"/>
+                <w:szCs w:val="8"/>
+              </w:rPr>
+              <w:t>mon_check_column</w:t>
+            </w:r>
+            <w:proofErr w:type="spellEnd"/>
+            <w:r>
+              <w:rPr>
+                <w:rFonts w:ascii="Times New Roman"/>
+                <w:sz w:val="6"/>
+                <w:szCs w:val="8"/>
+              </w:rPr>
+              <w:t>}</w:t>
+            </w:r>
+          </w:p>
+        </w:tc>
+        <w:tc>
+          <w:tcPr>
+            <w:tcW w:w="1170" w:type="dxa"/>
+          </w:tcPr>
+          <w:p>
+            <w:pPr>
+              <w:jc w:val="center"/>
+              <w:rPr>
+                <w:sz w:val="6"/>
+                <w:szCs w:val="8"/>
+              </w:rPr>
+            </w:pPr>
+            <w:r>
+              <w:rPr>
+                <w:rFonts w:ascii="Times New Roman"/>
+                <w:sz w:val="6"/>
+                <w:szCs w:val="8"/>
+              </w:rPr>
+              <w:t>${</w:t>
+            </w:r>
+            <w:proofErr w:type="spellStart"/>
+            <w:r>
+              <w:rPr>
+                <w:rFonts w:ascii="Times New Roman"/>
+                <w:sz w:val="6"/>
+                <w:szCs w:val="8"/>
+              </w:rPr>
+              <w:t>sun_check_column</w:t>
+            </w:r>
+            <w:proofErr w:type="spellEnd"/>
+            <w:r>
+              <w:rPr>
+                <w:rFonts w:ascii="Times New Roman"/>
+                <w:sz w:val="6"/>
+                <w:szCs w:val="8"/>
+              </w:rPr>
+              <w:t>}</w:t>
+            </w:r>
+          </w:p>
+        </w:tc>
+        <w:tc>
+          <w:tcPr>
+            <w:tcW w:w="1170" w:type="dxa"/>
+          </w:tcPr>
+          <w:p>
+            <w:pPr>
+              <w:jc w:val="center"/>
+              <w:rPr>
+                <w:sz w:val="6"/>
+                <w:szCs w:val="8"/>
+              </w:rPr>
+            </w:pPr>
+            <w:r>
+              <w:rPr>
+                <w:rFonts w:ascii="Times New Roman"/>
+                <w:sz w:val="6"/>
+                <w:szCs w:val="8"/>
+              </w:rPr>
+              <w:t>${</w:t>
+            </w:r>
+            <w:proofErr w:type="spellStart"/>
+            <w:r>
+              <w:rPr>
+                <w:rFonts w:ascii="Times New Roman"/>
+                <w:sz w:val="6"/>
+                <w:szCs w:val="8"/>
+              </w:rPr>
+              <w:t>sat_check_column</w:t>
+            </w:r>
+            <w:proofErr w:type="spellEnd"/>
+            <w:r>
+              <w:rPr>
+                <w:rFonts w:ascii="Times New Roman"/>
+                <w:sz w:val="6"/>
+                <w:szCs w:val="8"/>
+              </w:rPr>
+              <w:t>}</w:t>
+            </w:r>
+          </w:p>
+        </w:tc>
+        <w:tc>
+          <w:tcPr>
+            <w:tcW w:w="2685" w:type="dxa"/>
             <w:shd w:val="clear" w:color="auto" w:fill="F4B083" w:themeFill="accent2" w:themeFillTint="99"/>
             <w:vAlign w:val="center"/>
           </w:tcPr>
@@ -5746,56 +7973,238 @@
         </w:trPr>
         <w:tc>
           <w:tcPr>
-            <w:tcW w:w="1274" w:type="dxa"/>
-            <w:shd w:val="clear" w:color="auto" w:fill="FBE4D5" w:themeFill="accent2" w:themeFillTint="33"/>
-          </w:tcPr>
-          <w:p/>
-        </w:tc>
-        <w:tc>
-          <w:tcPr>
-            <w:tcW w:w="1305" w:type="dxa"/>
-            <w:shd w:val="clear" w:color="auto" w:fill="FBE4D5" w:themeFill="accent2" w:themeFillTint="33"/>
-          </w:tcPr>
-          <w:p/>
-        </w:tc>
-        <w:tc>
-          <w:tcPr>
-            <w:tcW w:w="1351" w:type="dxa"/>
-            <w:shd w:val="clear" w:color="auto" w:fill="FBE4D5" w:themeFill="accent2" w:themeFillTint="33"/>
-          </w:tcPr>
-          <w:p/>
-        </w:tc>
-        <w:tc>
-          <w:tcPr>
-            <w:tcW w:w="1118" w:type="dxa"/>
-            <w:shd w:val="clear" w:color="auto" w:fill="FBE4D5" w:themeFill="accent2" w:themeFillTint="33"/>
-          </w:tcPr>
-          <w:p/>
-        </w:tc>
-        <w:tc>
-          <w:tcPr>
-            <w:tcW w:w="1173" w:type="dxa"/>
-            <w:shd w:val="clear" w:color="auto" w:fill="FBE4D5" w:themeFill="accent2" w:themeFillTint="33"/>
-          </w:tcPr>
-          <w:p/>
-        </w:tc>
-        <w:tc>
-          <w:tcPr>
-            <w:tcW w:w="1318" w:type="dxa"/>
-            <w:shd w:val="clear" w:color="auto" w:fill="FBE4D5" w:themeFill="accent2" w:themeFillTint="33"/>
-          </w:tcPr>
-          <w:p/>
-        </w:tc>
-        <w:tc>
-          <w:tcPr>
-            <w:tcW w:w="1271" w:type="dxa"/>
-            <w:shd w:val="clear" w:color="auto" w:fill="FBE4D5" w:themeFill="accent2" w:themeFillTint="33"/>
-          </w:tcPr>
-          <w:p/>
-        </w:tc>
-        <w:tc>
-          <w:tcPr>
-            <w:tcW w:w="2325" w:type="dxa"/>
+            <w:tcW w:w="1250" w:type="dxa"/>
+          </w:tcPr>
+          <w:p>
+            <w:r>
+              <w:rPr>
+                <w:rFonts w:ascii="Times New Roman"/>
+                <w:sz w:val="6"/>
+                <w:szCs w:val="8"/>
+              </w:rPr>
+              <w:t>${</w:t>
+            </w:r>
+            <w:proofErr w:type="spellStart"/>
+            <w:r>
+              <w:rPr>
+                <w:rFonts w:ascii="Times New Roman"/>
+                <w:sz w:val="6"/>
+                <w:szCs w:val="8"/>
+              </w:rPr>
+              <w:t>fri_check_column</w:t>
+            </w:r>
+            <w:proofErr w:type="spellEnd"/>
+            <w:r>
+              <w:rPr>
+                <w:rFonts w:ascii="Times New Roman"/>
+                <w:sz w:val="6"/>
+                <w:szCs w:val="8"/>
+              </w:rPr>
+              <w:t>}</w:t>
+            </w:r>
+          </w:p>
+        </w:tc>
+        <w:tc>
+          <w:tcPr>
+            <w:tcW w:w="1260" w:type="dxa"/>
+          </w:tcPr>
+          <w:p>
+            <w:r>
+              <w:rPr>
+                <w:rFonts w:ascii="Times New Roman"/>
+                <w:sz w:val="6"/>
+                <w:szCs w:val="8"/>
+              </w:rPr>
+              <w:t>${</w:t>
+            </w:r>
+            <w:proofErr w:type="spellStart"/>
+            <w:r>
+              <w:rPr>
+                <w:rFonts w:ascii="Times New Roman"/>
+                <w:sz w:val="6"/>
+                <w:szCs w:val="8"/>
+              </w:rPr>
+              <w:t>thu_check_column</w:t>
+            </w:r>
+            <w:proofErr w:type="spellEnd"/>
+            <w:r>
+              <w:rPr>
+                <w:rFonts w:ascii="Times New Roman"/>
+                <w:sz w:val="6"/>
+                <w:szCs w:val="8"/>
+              </w:rPr>
+              <w:t>}</w:t>
+            </w:r>
+          </w:p>
+        </w:tc>
+        <w:tc>
+          <w:tcPr>
+            <w:tcW w:w="1170" w:type="dxa"/>
+          </w:tcPr>
+          <w:p>
+            <w:r>
+              <w:rPr>
+                <w:rFonts w:ascii="Times New Roman"/>
+                <w:sz w:val="6"/>
+                <w:szCs w:val="8"/>
+              </w:rPr>
+              <w:t>${</w:t>
+            </w:r>
+            <w:proofErr w:type="spellStart"/>
+            <w:r>
+              <w:rPr>
+                <w:rFonts w:ascii="Times New Roman"/>
+                <w:sz w:val="6"/>
+                <w:szCs w:val="8"/>
+              </w:rPr>
+              <w:t>wed_check_column</w:t>
+            </w:r>
+            <w:proofErr w:type="spellEnd"/>
+            <w:r>
+              <w:rPr>
+                <w:rFonts w:ascii="Times New Roman"/>
+                <w:sz w:val="6"/>
+                <w:szCs w:val="8"/>
+              </w:rPr>
+              <w:t>}</w:t>
+            </w:r>
+          </w:p>
+        </w:tc>
+        <w:tc>
+          <w:tcPr>
+            <w:tcW w:w="1260" w:type="dxa"/>
+          </w:tcPr>
+          <w:p>
+            <w:r>
+              <w:rPr>
+                <w:rFonts w:ascii="Times New Roman"/>
+                <w:sz w:val="6"/>
+                <w:szCs w:val="8"/>
+              </w:rPr>
+              <w:t>${</w:t>
+            </w:r>
+            <w:proofErr w:type="spellStart"/>
+            <w:r>
+              <w:rPr>
+                <w:rFonts w:ascii="Times New Roman"/>
+                <w:sz w:val="6"/>
+                <w:szCs w:val="8"/>
+              </w:rPr>
+              <w:t>tue_check_column</w:t>
+            </w:r>
+            <w:proofErr w:type="spellEnd"/>
+            <w:r>
+              <w:rPr>
+                <w:rFonts w:ascii="Times New Roman"/>
+                <w:sz w:val="6"/>
+                <w:szCs w:val="8"/>
+              </w:rPr>
+              <w:t>}</w:t>
+            </w:r>
+          </w:p>
+        </w:tc>
+        <w:tc>
+          <w:tcPr>
+            <w:tcW w:w="1170" w:type="dxa"/>
+          </w:tcPr>
+          <w:p>
+            <w:r>
+              <w:rPr>
+                <w:rFonts w:ascii="Times New Roman"/>
+                <w:sz w:val="6"/>
+                <w:szCs w:val="8"/>
+              </w:rPr>
+              <w:t>${</w:t>
+            </w:r>
+            <w:proofErr w:type="spellStart"/>
+            <w:r>
+              <w:rPr>
+                <w:rFonts w:ascii="Times New Roman"/>
+                <w:sz w:val="6"/>
+                <w:szCs w:val="8"/>
+              </w:rPr>
+              <w:t>mon_check_column</w:t>
+            </w:r>
+            <w:proofErr w:type="spellEnd"/>
+            <w:r>
+              <w:rPr>
+                <w:rFonts w:ascii="Times New Roman"/>
+                <w:sz w:val="6"/>
+                <w:szCs w:val="8"/>
+              </w:rPr>
+              <w:t>}</w:t>
+            </w:r>
+          </w:p>
+        </w:tc>
+        <w:tc>
+          <w:tcPr>
+            <w:tcW w:w="1170" w:type="dxa"/>
+          </w:tcPr>
+          <w:p>
+            <w:r>
+              <w:rPr>
+                <w:rFonts w:ascii="Times New Roman"/>
+                <w:sz w:val="6"/>
+                <w:szCs w:val="8"/>
+              </w:rPr>
+              <w:t>${</w:t>
+            </w:r>
+            <w:proofErr w:type="spellStart"/>
+            <w:r>
+              <w:rPr>
+                <w:rFonts w:ascii="Times New Roman"/>
+                <w:sz w:val="6"/>
+                <w:szCs w:val="8"/>
+              </w:rPr>
+              <w:t>sun_check_column</w:t>
+            </w:r>
+            <w:proofErr w:type="spellEnd"/>
+            <w:r>
+              <w:rPr>
+                <w:rFonts w:ascii="Times New Roman"/>
+                <w:sz w:val="6"/>
+                <w:szCs w:val="8"/>
+              </w:rPr>
+              <w:t>}</w:t>
+            </w:r>
+          </w:p>
+        </w:tc>
+        <w:tc>
+          <w:tcPr>
+            <w:tcW w:w="1170" w:type="dxa"/>
+          </w:tcPr>
+          <w:p>
+            <w:r>
+              <w:rPr>
+                <w:rFonts w:ascii="Times New Roman"/>
+                <w:sz w:val="6"/>
+                <w:szCs w:val="8"/>
+              </w:rPr>
+              <w:t>${</w:t>
+            </w:r>
+            <w:proofErr w:type="spellStart"/>
+            <w:r>
+              <w:rPr>
+                <w:rFonts w:ascii="Times New Roman"/>
+                <w:sz w:val="6"/>
+                <w:szCs w:val="8"/>
+              </w:rPr>
+              <w:t>sat_check_column</w:t>
+            </w:r>
+            <w:proofErr w:type="spellEnd"/>
+            <w:r>
+              <w:rPr>
+                <w:rFonts w:ascii="Times New Roman"/>
+                <w:sz w:val="6"/>
+                <w:szCs w:val="8"/>
+              </w:rPr>
+              <w:t>}</w:t>
+            </w:r>
+          </w:p>
+        </w:tc>
+        <w:tc>
+          <w:tcPr>
+            <w:tcW w:w="2685" w:type="dxa"/>
             <w:shd w:val="clear" w:color="auto" w:fill="F4B083" w:themeFill="accent2" w:themeFillTint="99"/>
             <w:vAlign w:val="center"/>
           </w:tcPr>
@@ -5840,6 +8249,7 @@
                 <w:sz w:val="16"/>
                 <w:szCs w:val="16"/>
               </w:rPr>
+              <w:lastRenderedPageBreak/>
               <w:t>Operator signature</w:t>
             </w:r>
           </w:p>
